--- a/Bodareva_Sofya_lb1/Bodareva_Sofya_lb1.docx
+++ b/Bodareva_Sofya_lb1/Bodareva_Sofya_lb1.docx
@@ -1724,6 +1724,7 @@
       <w:r>
         <w:rPr>
           <w:iCs/>
+          <w:noProof/>
           <w:color w:val="222222"/>
           <w:sz w:val="29"/>
           <w:szCs w:val="29"/>
@@ -1960,9 +1961,6 @@
         </w:tabs>
       </w:pPr>
       <w:r>
-        <w:rPr>
-          <w:lang w:val="en-US"/>
-        </w:rPr>
         <w:t xml:space="preserve">        </w:t>
       </w:r>
       <w:r>
@@ -2033,11 +2031,11 @@
         <w:tabs>
           <w:tab w:val="left" w:pos="3972"/>
         </w:tabs>
-        <w:rPr>
-          <w:lang w:val="en-US"/>
-        </w:rPr>
-      </w:pPr>
-      <w:r>
+      </w:pPr>
+      <w:r>
+        <w:rPr>
+          <w:noProof/>
+        </w:rPr>
         <w:lastRenderedPageBreak/>
         <w:drawing>
           <wp:anchor distT="0" distB="0" distL="114300" distR="114300" simplePos="0" relativeHeight="251665408" behindDoc="0" locked="0" layoutInCell="1" allowOverlap="1" wp14:anchorId="2F63998A" wp14:editId="6BF1EA99">
@@ -2322,13 +2320,11 @@
         <w:tabs>
           <w:tab w:val="left" w:pos="3216"/>
         </w:tabs>
-        <w:rPr>
-          <w:lang w:val="en-US"/>
-        </w:rPr>
-      </w:pPr>
-      <w:r>
-        <w:rPr>
-          <w:iCs/>
+      </w:pPr>
+      <w:r>
+        <w:rPr>
+          <w:iCs/>
+          <w:noProof/>
         </w:rPr>
         <w:lastRenderedPageBreak/>
         <w:drawing>
@@ -5397,40 +5393,1784 @@
         <w:ind w:firstLine="0"/>
         <w:rPr>
           <w:iCs/>
-        </w:rPr>
-      </w:pPr>
-      <w:r>
-        <w:rPr>
-          <w:iCs/>
-          <w:noProof/>
-          <w14:ligatures w14:val="standardContextual"/>
+          <w:lang w:val="en-US"/>
+        </w:rPr>
+      </w:pPr>
+      <w:r>
+        <w:rPr>
+          <w:iCs/>
         </w:rPr>
         <w:lastRenderedPageBreak/>
         <w:drawing>
-          <wp:anchor distT="0" distB="0" distL="114300" distR="114300" simplePos="0" relativeHeight="251668480" behindDoc="1" locked="0" layoutInCell="1" allowOverlap="1" wp14:anchorId="5D2176D4" wp14:editId="4767089F">
+          <wp:anchor distT="0" distB="0" distL="114300" distR="114300" simplePos="0" relativeHeight="251667456" behindDoc="0" locked="0" layoutInCell="1" allowOverlap="1" wp14:anchorId="2CDCF3AB" wp14:editId="10D9F87E">
             <wp:simplePos x="0" y="0"/>
             <wp:positionH relativeFrom="column">
-              <wp:posOffset>381000</wp:posOffset>
+              <wp:posOffset>603885</wp:posOffset>
             </wp:positionH>
             <wp:positionV relativeFrom="paragraph">
-              <wp:posOffset>582295</wp:posOffset>
+              <wp:posOffset>613410</wp:posOffset>
             </wp:positionV>
-            <wp:extent cx="5151120" cy="2788920"/>
-            <wp:effectExtent l="0" t="0" r="11430" b="11430"/>
-            <wp:wrapThrough wrapText="bothSides">
-              <wp:wrapPolygon edited="0">
-                <wp:start x="0" y="0"/>
-                <wp:lineTo x="0" y="21541"/>
-                <wp:lineTo x="21568" y="21541"/>
-                <wp:lineTo x="21568" y="0"/>
-                <wp:lineTo x="0" y="0"/>
-              </wp:wrapPolygon>
-            </wp:wrapThrough>
-            <wp:docPr id="1162069167" name="Диаграмма 1"/>
-            <wp:cNvGraphicFramePr/>
+            <wp:extent cx="4930140" cy="3110865"/>
+            <wp:effectExtent l="0" t="0" r="3810" b="0"/>
+            <wp:wrapTopAndBottom/>
+            <wp:docPr id="1891811711" name="Рисунок 1"/>
+            <wp:cNvGraphicFramePr>
+              <a:graphicFrameLocks xmlns:a="http://schemas.openxmlformats.org/drawingml/2006/main" noChangeAspect="1"/>
+            </wp:cNvGraphicFramePr>
             <a:graphic xmlns:a="http://schemas.openxmlformats.org/drawingml/2006/main">
-              <a:graphicData uri="http://schemas.openxmlformats.org/drawingml/2006/chart">
-                <c:chart xmlns:c="http://schemas.openxmlformats.org/drawingml/2006/chart" xmlns:r="http://schemas.openxmlformats.org/officeDocument/2006/relationships" r:id="rId10"/>
+              <a:graphicData uri="http://schemas.openxmlformats.org/drawingml/2006/picture">
+                <pic:pic xmlns:pic="http://schemas.openxmlformats.org/drawingml/2006/picture">
+                  <pic:nvPicPr>
+                    <pic:cNvPr id="1891811711" name=""/>
+                    <pic:cNvPicPr/>
+                  </pic:nvPicPr>
+                  <pic:blipFill>
+                    <a:blip r:embed="rId10">
+                      <a:extLst>
+                        <a:ext uri="{28A0092B-C50C-407E-A947-70E740481C1C}">
+                          <a14:useLocalDpi xmlns:a14="http://schemas.microsoft.com/office/drawing/2010/main" val="0"/>
+                        </a:ext>
+                      </a:extLst>
+                    </a:blip>
+                    <a:stretch>
+                      <a:fillRect/>
+                    </a:stretch>
+                  </pic:blipFill>
+                  <pic:spPr>
+                    <a:xfrm>
+                      <a:off x="0" y="0"/>
+                      <a:ext cx="4930140" cy="3110865"/>
+                    </a:xfrm>
+                    <a:prstGeom prst="rect">
+                      <a:avLst/>
+                    </a:prstGeom>
+                  </pic:spPr>
+                </pic:pic>
+              </a:graphicData>
+            </a:graphic>
+            <wp14:sizeRelH relativeFrom="margin">
+              <wp14:pctWidth>0</wp14:pctWidth>
+            </wp14:sizeRelH>
+            <wp14:sizeRelV relativeFrom="margin">
+              <wp14:pctHeight>0</wp14:pctHeight>
+            </wp14:sizeRelV>
+          </wp:anchor>
+        </w:drawing>
+      </w:r>
+      <w:r>
+        <w:rPr>
+          <w:iCs/>
+        </w:rPr>
+        <w:t xml:space="preserve">         График зависимости количества итераций от размера квадрата см. на Рис.5.</w:t>
+      </w:r>
+    </w:p>
+    <w:p>
+      <w:pPr>
+        <w:tabs>
+          <w:tab w:val="left" w:pos="3216"/>
+        </w:tabs>
+        <w:ind w:firstLine="0"/>
+        <w:jc w:val="center"/>
+        <w:rPr>
+          <w:iCs/>
+        </w:rPr>
+      </w:pPr>
+      <w:r>
+        <w:rPr>
+          <w:iCs/>
+        </w:rPr>
+        <w:t>Рисунок 5. График зависи</w:t>
+      </w:r>
+      <w:r>
+        <w:rPr>
+          <w:iCs/>
+        </w:rPr>
+        <w:t>мости количества итераций от размера квадрата.</w:t>
+      </w:r>
+    </w:p>
+    <w:p>
+      <w:pPr>
+        <w:tabs>
+          <w:tab w:val="left" w:pos="3216"/>
+        </w:tabs>
+        <w:ind w:firstLine="0"/>
+        <w:rPr>
+          <w:iCs/>
+        </w:rPr>
+      </w:pPr>
+      <w:r>
+        <w:rPr>
+          <w:iCs/>
+        </w:rPr>
+        <w:t xml:space="preserve">         Для чётных чисел алгоритм поиска с возвратом не вызывается, количество итераций равно 0</w:t>
+      </w:r>
+      <w:r>
+        <w:rPr>
+          <w:iCs/>
+        </w:rPr>
+        <w:t>, поэтому они не включены в диаграмму</w:t>
+      </w:r>
+      <w:r>
+        <w:rPr>
+          <w:iCs/>
+        </w:rPr>
+        <w:t xml:space="preserve">. </w:t>
+      </w:r>
+      <w:r>
+        <w:rPr>
+          <w:iCs/>
+        </w:rPr>
+        <w:t xml:space="preserve">Использование </w:t>
+      </w:r>
+      <w:r>
+        <w:rPr>
+          <w:iCs/>
+        </w:rPr>
+        <w:t>масштабирования значительно сокращает количество итераций для нечётных составных чисел.</w:t>
+      </w:r>
+    </w:p>
+    <w:p>
+      <w:pPr>
+        <w:tabs>
+          <w:tab w:val="left" w:pos="3216"/>
+        </w:tabs>
+        <w:ind w:firstLine="0"/>
+        <w:rPr>
+          <w:iCs/>
+        </w:rPr>
+      </w:pPr>
+      <w:r>
+        <w:rPr>
+          <w:iCs/>
+        </w:rPr>
+        <w:drawing>
+          <wp:anchor distT="0" distB="0" distL="114300" distR="114300" simplePos="0" relativeHeight="251668480" behindDoc="0" locked="0" layoutInCell="1" allowOverlap="1" wp14:anchorId="1D2B510E" wp14:editId="149A79ED">
+            <wp:simplePos x="0" y="0"/>
+            <wp:positionH relativeFrom="column">
+              <wp:posOffset>1266825</wp:posOffset>
+            </wp:positionH>
+            <wp:positionV relativeFrom="paragraph">
+              <wp:posOffset>598170</wp:posOffset>
+            </wp:positionV>
+            <wp:extent cx="3885565" cy="2499360"/>
+            <wp:effectExtent l="0" t="0" r="635" b="0"/>
+            <wp:wrapTopAndBottom/>
+            <wp:docPr id="2106567599" name="Рисунок 1"/>
+            <wp:cNvGraphicFramePr>
+              <a:graphicFrameLocks xmlns:a="http://schemas.openxmlformats.org/drawingml/2006/main" noChangeAspect="1"/>
+            </wp:cNvGraphicFramePr>
+            <a:graphic xmlns:a="http://schemas.openxmlformats.org/drawingml/2006/main">
+              <a:graphicData uri="http://schemas.openxmlformats.org/drawingml/2006/picture">
+                <pic:pic xmlns:pic="http://schemas.openxmlformats.org/drawingml/2006/picture">
+                  <pic:nvPicPr>
+                    <pic:cNvPr id="2106567599" name=""/>
+                    <pic:cNvPicPr/>
+                  </pic:nvPicPr>
+                  <pic:blipFill>
+                    <a:blip r:embed="rId11" cstate="print">
+                      <a:extLst>
+                        <a:ext uri="{28A0092B-C50C-407E-A947-70E740481C1C}">
+                          <a14:useLocalDpi xmlns:a14="http://schemas.microsoft.com/office/drawing/2010/main" val="0"/>
+                        </a:ext>
+                      </a:extLst>
+                    </a:blip>
+                    <a:stretch>
+                      <a:fillRect/>
+                    </a:stretch>
+                  </pic:blipFill>
+                  <pic:spPr>
+                    <a:xfrm>
+                      <a:off x="0" y="0"/>
+                      <a:ext cx="3885565" cy="2499360"/>
+                    </a:xfrm>
+                    <a:prstGeom prst="rect">
+                      <a:avLst/>
+                    </a:prstGeom>
+                  </pic:spPr>
+                </pic:pic>
+              </a:graphicData>
+            </a:graphic>
+            <wp14:sizeRelH relativeFrom="page">
+              <wp14:pctWidth>0</wp14:pctWidth>
+            </wp14:sizeRelH>
+            <wp14:sizeRelV relativeFrom="page">
+              <wp14:pctHeight>0</wp14:pctHeight>
+            </wp14:sizeRelV>
+          </wp:anchor>
+        </w:drawing>
+      </w:r>
+      <w:r>
+        <w:rPr>
+          <w:iCs/>
+        </w:rPr>
+        <w:t xml:space="preserve">Изучим изменение количества операций на размерах квадратов, которые являются простыми числами. Результаты см. </w:t>
+      </w:r>
+      <w:r>
+        <w:rPr>
+          <w:iCs/>
+        </w:rPr>
+        <w:t>на Рис. 6.</w:t>
+      </w:r>
+    </w:p>
+    <w:p>
+      <w:pPr>
+        <w:tabs>
+          <w:tab w:val="left" w:pos="3216"/>
+        </w:tabs>
+        <w:ind w:firstLine="0"/>
+        <w:jc w:val="center"/>
+        <w:rPr>
+          <w:iCs/>
+        </w:rPr>
+      </w:pPr>
+      <w:r>
+        <w:rPr>
+          <w:iCs/>
+        </w:rPr>
+        <w:t>Рисунок 6. График зависимости количества итераций от размера квадрата, являющегося простым числом</w:t>
+      </w:r>
+      <w:r>
+        <w:rPr>
+          <w:iCs/>
+        </w:rPr>
+        <w:t>.</w:t>
+      </w:r>
+    </w:p>
+    <w:p>
+      <w:pPr>
+        <w:tabs>
+          <w:tab w:val="left" w:pos="3216"/>
+        </w:tabs>
+        <w:ind w:firstLine="0"/>
+        <w:rPr>
+          <w:iCs/>
+          <w:lang w:val="en-US"/>
+        </w:rPr>
+      </w:pPr>
+      <w:r>
+        <w:rPr>
+          <w:iCs/>
+        </w:rPr>
+        <w:t xml:space="preserve">        </w:t>
+      </w:r>
+      <w:r>
+        <w:rPr>
+          <w:iCs/>
+        </w:rPr>
+        <w:t>Для</w:t>
+      </w:r>
+      <w:r>
+        <w:rPr>
+          <w:iCs/>
+        </w:rPr>
+        <w:t xml:space="preserve"> простых чисел сложность алгоритма </w:t>
+      </w:r>
+      <w:r>
+        <w:rPr>
+          <w:iCs/>
+        </w:rPr>
+        <w:t>экспоненциальная.</w:t>
+      </w:r>
+    </w:p>
+    <w:p>
+      <w:pPr>
+        <w:tabs>
+          <w:tab w:val="left" w:pos="3216"/>
+        </w:tabs>
+        <w:ind w:firstLine="0"/>
+        <w:rPr>
+          <w:color w:val="222222"/>
+          <w:shd w:val="clear" w:color="auto" w:fill="FFFFFF"/>
+        </w:rPr>
+      </w:pPr>
+      <w:r>
+        <w:rPr>
+          <w:iCs/>
+        </w:rPr>
+        <w:lastRenderedPageBreak/>
+        <w:t xml:space="preserve">Проведено исследование </w:t>
+      </w:r>
+      <w:r>
+        <w:rPr>
+          <w:color w:val="222222"/>
+          <w:shd w:val="clear" w:color="auto" w:fill="FFFFFF"/>
+        </w:rPr>
+        <w:t>времени</w:t>
+      </w:r>
+      <w:r>
+        <w:rPr>
+          <w:color w:val="222222"/>
+          <w:shd w:val="clear" w:color="auto" w:fill="FFFFFF"/>
+        </w:rPr>
+        <w:t xml:space="preserve"> поиска решения выполнения в зависимости от размера квадрата.</w:t>
+      </w:r>
+    </w:p>
+    <w:p>
+      <w:pPr>
+        <w:tabs>
+          <w:tab w:val="left" w:pos="3216"/>
+        </w:tabs>
+        <w:ind w:firstLine="0"/>
+        <w:rPr>
+          <w:color w:val="222222"/>
+          <w:shd w:val="clear" w:color="auto" w:fill="FFFFFF"/>
+        </w:rPr>
+      </w:pPr>
+      <w:r>
+        <w:rPr>
+          <w:color w:val="222222"/>
+          <w:shd w:val="clear" w:color="auto" w:fill="FFFFFF"/>
+        </w:rPr>
+        <w:t xml:space="preserve">        Результаты исследования см. в Таблице </w:t>
+      </w:r>
+      <w:r>
+        <w:rPr>
+          <w:color w:val="222222"/>
+          <w:shd w:val="clear" w:color="auto" w:fill="FFFFFF"/>
+        </w:rPr>
+        <w:t>2</w:t>
+      </w:r>
+      <w:r>
+        <w:rPr>
+          <w:color w:val="222222"/>
+          <w:shd w:val="clear" w:color="auto" w:fill="FFFFFF"/>
+        </w:rPr>
+        <w:t>.</w:t>
+      </w:r>
+    </w:p>
+    <w:tbl>
+      <w:tblPr>
+        <w:tblStyle w:val="a6"/>
+        <w:tblW w:w="0" w:type="auto"/>
+        <w:tblInd w:w="599" w:type="dxa"/>
+        <w:tblLook w:val="04A0" w:firstRow="1" w:lastRow="0" w:firstColumn="1" w:lastColumn="0" w:noHBand="0" w:noVBand="1"/>
+      </w:tblPr>
+      <w:tblGrid>
+        <w:gridCol w:w="1575"/>
+        <w:gridCol w:w="2528"/>
+        <w:gridCol w:w="1737"/>
+        <w:gridCol w:w="2371"/>
+      </w:tblGrid>
+      <w:tr>
+        <w:trPr>
+          <w:trHeight w:val="227"/>
+        </w:trPr>
+        <w:tc>
+          <w:tcPr>
+            <w:tcW w:w="1575" w:type="dxa"/>
+          </w:tcPr>
+          <w:p>
+            <w:pPr>
+              <w:tabs>
+                <w:tab w:val="left" w:pos="3216"/>
+              </w:tabs>
+              <w:spacing w:line="240" w:lineRule="auto"/>
+              <w:ind w:firstLine="0"/>
+              <w:jc w:val="center"/>
+              <w:rPr>
+                <w:iCs/>
+                <w:sz w:val="24"/>
+                <w:szCs w:val="24"/>
+              </w:rPr>
+            </w:pPr>
+            <w:r>
+              <w:rPr>
+                <w:iCs/>
+                <w:sz w:val="24"/>
+                <w:szCs w:val="24"/>
+              </w:rPr>
+              <w:t>Размер квадрата</w:t>
+            </w:r>
+          </w:p>
+        </w:tc>
+        <w:tc>
+          <w:tcPr>
+            <w:tcW w:w="2528" w:type="dxa"/>
+          </w:tcPr>
+          <w:p>
+            <w:pPr>
+              <w:tabs>
+                <w:tab w:val="left" w:pos="3216"/>
+              </w:tabs>
+              <w:spacing w:line="240" w:lineRule="auto"/>
+              <w:ind w:firstLine="0"/>
+              <w:jc w:val="center"/>
+              <w:rPr>
+                <w:iCs/>
+                <w:sz w:val="24"/>
+                <w:szCs w:val="24"/>
+              </w:rPr>
+            </w:pPr>
+            <w:r>
+              <w:rPr>
+                <w:iCs/>
+                <w:sz w:val="24"/>
+                <w:szCs w:val="24"/>
+              </w:rPr>
+              <w:t>Время, с</w:t>
+            </w:r>
+          </w:p>
+        </w:tc>
+        <w:tc>
+          <w:tcPr>
+            <w:tcW w:w="1737" w:type="dxa"/>
+          </w:tcPr>
+          <w:p>
+            <w:pPr>
+              <w:tabs>
+                <w:tab w:val="left" w:pos="3216"/>
+              </w:tabs>
+              <w:spacing w:line="240" w:lineRule="auto"/>
+              <w:ind w:firstLine="0"/>
+              <w:jc w:val="center"/>
+              <w:rPr>
+                <w:iCs/>
+                <w:sz w:val="24"/>
+                <w:szCs w:val="24"/>
+              </w:rPr>
+            </w:pPr>
+            <w:r>
+              <w:rPr>
+                <w:iCs/>
+                <w:sz w:val="24"/>
+                <w:szCs w:val="24"/>
+              </w:rPr>
+              <w:t>Размер квадрата</w:t>
+            </w:r>
+          </w:p>
+        </w:tc>
+        <w:tc>
+          <w:tcPr>
+            <w:tcW w:w="2371" w:type="dxa"/>
+          </w:tcPr>
+          <w:p>
+            <w:pPr>
+              <w:tabs>
+                <w:tab w:val="left" w:pos="3216"/>
+              </w:tabs>
+              <w:spacing w:line="240" w:lineRule="auto"/>
+              <w:ind w:firstLine="0"/>
+              <w:jc w:val="center"/>
+              <w:rPr>
+                <w:iCs/>
+                <w:sz w:val="24"/>
+                <w:szCs w:val="24"/>
+              </w:rPr>
+            </w:pPr>
+            <w:r>
+              <w:rPr>
+                <w:iCs/>
+                <w:sz w:val="24"/>
+                <w:szCs w:val="24"/>
+              </w:rPr>
+              <w:t>Время, с</w:t>
+            </w:r>
+          </w:p>
+        </w:tc>
+      </w:tr>
+      <w:tr>
+        <w:trPr>
+          <w:trHeight w:val="227"/>
+        </w:trPr>
+        <w:tc>
+          <w:tcPr>
+            <w:tcW w:w="1575" w:type="dxa"/>
+          </w:tcPr>
+          <w:p>
+            <w:pPr>
+              <w:tabs>
+                <w:tab w:val="left" w:pos="3216"/>
+              </w:tabs>
+              <w:spacing w:line="240" w:lineRule="auto"/>
+              <w:ind w:firstLine="0"/>
+              <w:jc w:val="center"/>
+              <w:rPr>
+                <w:iCs/>
+                <w:sz w:val="24"/>
+                <w:szCs w:val="24"/>
+              </w:rPr>
+            </w:pPr>
+            <w:r>
+              <w:rPr>
+                <w:iCs/>
+                <w:sz w:val="24"/>
+                <w:szCs w:val="24"/>
+              </w:rPr>
+              <w:t>3</w:t>
+            </w:r>
+          </w:p>
+        </w:tc>
+        <w:tc>
+          <w:tcPr>
+            <w:tcW w:w="2528" w:type="dxa"/>
+          </w:tcPr>
+          <w:p>
+            <w:pPr>
+              <w:tabs>
+                <w:tab w:val="left" w:pos="3216"/>
+              </w:tabs>
+              <w:spacing w:line="240" w:lineRule="auto"/>
+              <w:ind w:firstLine="0"/>
+              <w:jc w:val="center"/>
+              <w:rPr>
+                <w:iCs/>
+                <w:sz w:val="24"/>
+                <w:szCs w:val="24"/>
+              </w:rPr>
+            </w:pPr>
+            <w:r>
+              <w:rPr>
+                <w:iCs/>
+                <w:sz w:val="24"/>
+                <w:szCs w:val="24"/>
+              </w:rPr>
+              <w:t>0.00</w:t>
+            </w:r>
+            <w:r>
+              <w:rPr>
+                <w:iCs/>
+                <w:sz w:val="24"/>
+                <w:szCs w:val="24"/>
+              </w:rPr>
+              <w:t>0009</w:t>
+            </w:r>
+          </w:p>
+        </w:tc>
+        <w:tc>
+          <w:tcPr>
+            <w:tcW w:w="1737" w:type="dxa"/>
+          </w:tcPr>
+          <w:p>
+            <w:pPr>
+              <w:tabs>
+                <w:tab w:val="left" w:pos="3216"/>
+              </w:tabs>
+              <w:spacing w:line="240" w:lineRule="auto"/>
+              <w:ind w:firstLine="0"/>
+              <w:jc w:val="center"/>
+              <w:rPr>
+                <w:iCs/>
+                <w:sz w:val="24"/>
+                <w:szCs w:val="24"/>
+              </w:rPr>
+            </w:pPr>
+            <w:r>
+              <w:rPr>
+                <w:iCs/>
+                <w:sz w:val="24"/>
+                <w:szCs w:val="24"/>
+              </w:rPr>
+              <w:t>23</w:t>
+            </w:r>
+          </w:p>
+        </w:tc>
+        <w:tc>
+          <w:tcPr>
+            <w:tcW w:w="2371" w:type="dxa"/>
+          </w:tcPr>
+          <w:p>
+            <w:pPr>
+              <w:tabs>
+                <w:tab w:val="left" w:pos="3216"/>
+              </w:tabs>
+              <w:spacing w:line="240" w:lineRule="auto"/>
+              <w:ind w:firstLine="0"/>
+              <w:jc w:val="center"/>
+              <w:rPr>
+                <w:iCs/>
+                <w:sz w:val="24"/>
+                <w:szCs w:val="24"/>
+              </w:rPr>
+            </w:pPr>
+            <w:r>
+              <w:rPr>
+                <w:iCs/>
+                <w:sz w:val="24"/>
+                <w:szCs w:val="24"/>
+                <w:lang w:val="en-US"/>
+              </w:rPr>
+              <w:t>0.0064</w:t>
+            </w:r>
+          </w:p>
+        </w:tc>
+      </w:tr>
+      <w:tr>
+        <w:trPr>
+          <w:trHeight w:val="227"/>
+        </w:trPr>
+        <w:tc>
+          <w:tcPr>
+            <w:tcW w:w="1575" w:type="dxa"/>
+          </w:tcPr>
+          <w:p>
+            <w:pPr>
+              <w:tabs>
+                <w:tab w:val="left" w:pos="3216"/>
+              </w:tabs>
+              <w:spacing w:line="240" w:lineRule="auto"/>
+              <w:ind w:firstLine="0"/>
+              <w:jc w:val="center"/>
+              <w:rPr>
+                <w:iCs/>
+                <w:sz w:val="24"/>
+                <w:szCs w:val="24"/>
+              </w:rPr>
+            </w:pPr>
+            <w:r>
+              <w:rPr>
+                <w:iCs/>
+                <w:sz w:val="24"/>
+                <w:szCs w:val="24"/>
+              </w:rPr>
+              <w:t>5</w:t>
+            </w:r>
+          </w:p>
+        </w:tc>
+        <w:tc>
+          <w:tcPr>
+            <w:tcW w:w="2528" w:type="dxa"/>
+          </w:tcPr>
+          <w:p>
+            <w:pPr>
+              <w:tabs>
+                <w:tab w:val="left" w:pos="3216"/>
+              </w:tabs>
+              <w:spacing w:line="240" w:lineRule="auto"/>
+              <w:ind w:firstLine="0"/>
+              <w:jc w:val="center"/>
+              <w:rPr>
+                <w:iCs/>
+                <w:sz w:val="24"/>
+                <w:szCs w:val="24"/>
+              </w:rPr>
+            </w:pPr>
+            <w:r>
+              <w:rPr>
+                <w:iCs/>
+                <w:sz w:val="24"/>
+                <w:szCs w:val="24"/>
+                <w:lang w:val="en-US"/>
+              </w:rPr>
+              <w:t>0.</w:t>
+            </w:r>
+            <w:r>
+              <w:rPr>
+                <w:iCs/>
+                <w:sz w:val="24"/>
+                <w:szCs w:val="24"/>
+              </w:rPr>
+              <w:t>000011</w:t>
+            </w:r>
+          </w:p>
+        </w:tc>
+        <w:tc>
+          <w:tcPr>
+            <w:tcW w:w="1737" w:type="dxa"/>
+          </w:tcPr>
+          <w:p>
+            <w:pPr>
+              <w:tabs>
+                <w:tab w:val="left" w:pos="3216"/>
+              </w:tabs>
+              <w:spacing w:line="240" w:lineRule="auto"/>
+              <w:ind w:firstLine="0"/>
+              <w:jc w:val="center"/>
+              <w:rPr>
+                <w:iCs/>
+                <w:sz w:val="24"/>
+                <w:szCs w:val="24"/>
+              </w:rPr>
+            </w:pPr>
+            <w:r>
+              <w:rPr>
+                <w:iCs/>
+                <w:sz w:val="24"/>
+                <w:szCs w:val="24"/>
+              </w:rPr>
+              <w:t>25</w:t>
+            </w:r>
+          </w:p>
+        </w:tc>
+        <w:tc>
+          <w:tcPr>
+            <w:tcW w:w="2371" w:type="dxa"/>
+          </w:tcPr>
+          <w:p>
+            <w:pPr>
+              <w:tabs>
+                <w:tab w:val="left" w:pos="3216"/>
+              </w:tabs>
+              <w:spacing w:line="240" w:lineRule="auto"/>
+              <w:ind w:firstLine="0"/>
+              <w:jc w:val="center"/>
+              <w:rPr>
+                <w:iCs/>
+                <w:sz w:val="24"/>
+                <w:szCs w:val="24"/>
+                <w:lang w:val="en-US"/>
+              </w:rPr>
+            </w:pPr>
+            <w:r>
+              <w:rPr>
+                <w:iCs/>
+                <w:sz w:val="24"/>
+                <w:szCs w:val="24"/>
+                <w:lang w:val="en-US"/>
+              </w:rPr>
+              <w:t>0.</w:t>
+            </w:r>
+            <w:r>
+              <w:rPr>
+                <w:iCs/>
+                <w:sz w:val="24"/>
+                <w:szCs w:val="24"/>
+              </w:rPr>
+              <w:t>000011</w:t>
+            </w:r>
+          </w:p>
+        </w:tc>
+      </w:tr>
+      <w:tr>
+        <w:trPr>
+          <w:trHeight w:val="233"/>
+        </w:trPr>
+        <w:tc>
+          <w:tcPr>
+            <w:tcW w:w="1575" w:type="dxa"/>
+          </w:tcPr>
+          <w:p>
+            <w:pPr>
+              <w:tabs>
+                <w:tab w:val="left" w:pos="3216"/>
+              </w:tabs>
+              <w:spacing w:line="240" w:lineRule="auto"/>
+              <w:ind w:firstLine="0"/>
+              <w:jc w:val="center"/>
+              <w:rPr>
+                <w:iCs/>
+                <w:sz w:val="24"/>
+                <w:szCs w:val="24"/>
+              </w:rPr>
+            </w:pPr>
+            <w:r>
+              <w:rPr>
+                <w:iCs/>
+                <w:sz w:val="24"/>
+                <w:szCs w:val="24"/>
+              </w:rPr>
+              <w:t>7</w:t>
+            </w:r>
+          </w:p>
+        </w:tc>
+        <w:tc>
+          <w:tcPr>
+            <w:tcW w:w="2528" w:type="dxa"/>
+          </w:tcPr>
+          <w:p>
+            <w:pPr>
+              <w:tabs>
+                <w:tab w:val="left" w:pos="3216"/>
+              </w:tabs>
+              <w:spacing w:line="240" w:lineRule="auto"/>
+              <w:ind w:firstLine="0"/>
+              <w:jc w:val="center"/>
+              <w:rPr>
+                <w:iCs/>
+                <w:sz w:val="24"/>
+                <w:szCs w:val="24"/>
+              </w:rPr>
+            </w:pPr>
+            <w:r>
+              <w:rPr>
+                <w:iCs/>
+                <w:sz w:val="24"/>
+                <w:szCs w:val="24"/>
+                <w:lang w:val="en-US"/>
+              </w:rPr>
+              <w:t>0.0</w:t>
+            </w:r>
+            <w:r>
+              <w:rPr>
+                <w:iCs/>
+                <w:sz w:val="24"/>
+                <w:szCs w:val="24"/>
+              </w:rPr>
+              <w:t>00018</w:t>
+            </w:r>
+          </w:p>
+        </w:tc>
+        <w:tc>
+          <w:tcPr>
+            <w:tcW w:w="1737" w:type="dxa"/>
+          </w:tcPr>
+          <w:p>
+            <w:pPr>
+              <w:tabs>
+                <w:tab w:val="left" w:pos="3216"/>
+              </w:tabs>
+              <w:spacing w:line="240" w:lineRule="auto"/>
+              <w:ind w:firstLine="0"/>
+              <w:jc w:val="center"/>
+              <w:rPr>
+                <w:iCs/>
+                <w:sz w:val="24"/>
+                <w:szCs w:val="24"/>
+              </w:rPr>
+            </w:pPr>
+            <w:r>
+              <w:rPr>
+                <w:iCs/>
+                <w:sz w:val="24"/>
+                <w:szCs w:val="24"/>
+              </w:rPr>
+              <w:t>27</w:t>
+            </w:r>
+          </w:p>
+        </w:tc>
+        <w:tc>
+          <w:tcPr>
+            <w:tcW w:w="2371" w:type="dxa"/>
+          </w:tcPr>
+          <w:p>
+            <w:pPr>
+              <w:tabs>
+                <w:tab w:val="left" w:pos="3216"/>
+              </w:tabs>
+              <w:spacing w:line="240" w:lineRule="auto"/>
+              <w:ind w:firstLine="0"/>
+              <w:jc w:val="center"/>
+              <w:rPr>
+                <w:iCs/>
+                <w:sz w:val="24"/>
+                <w:szCs w:val="24"/>
+                <w:lang w:val="en-US"/>
+              </w:rPr>
+            </w:pPr>
+            <w:r>
+              <w:rPr>
+                <w:iCs/>
+                <w:sz w:val="24"/>
+                <w:szCs w:val="24"/>
+              </w:rPr>
+              <w:t>0.000009</w:t>
+            </w:r>
+          </w:p>
+        </w:tc>
+      </w:tr>
+      <w:tr>
+        <w:trPr>
+          <w:trHeight w:val="227"/>
+        </w:trPr>
+        <w:tc>
+          <w:tcPr>
+            <w:tcW w:w="1575" w:type="dxa"/>
+          </w:tcPr>
+          <w:p>
+            <w:pPr>
+              <w:tabs>
+                <w:tab w:val="left" w:pos="3216"/>
+              </w:tabs>
+              <w:spacing w:line="240" w:lineRule="auto"/>
+              <w:ind w:firstLine="0"/>
+              <w:jc w:val="center"/>
+              <w:rPr>
+                <w:iCs/>
+                <w:sz w:val="24"/>
+                <w:szCs w:val="24"/>
+              </w:rPr>
+            </w:pPr>
+            <w:r>
+              <w:rPr>
+                <w:iCs/>
+                <w:sz w:val="24"/>
+                <w:szCs w:val="24"/>
+              </w:rPr>
+              <w:t>9</w:t>
+            </w:r>
+          </w:p>
+        </w:tc>
+        <w:tc>
+          <w:tcPr>
+            <w:tcW w:w="2528" w:type="dxa"/>
+          </w:tcPr>
+          <w:p>
+            <w:pPr>
+              <w:tabs>
+                <w:tab w:val="left" w:pos="3216"/>
+              </w:tabs>
+              <w:spacing w:line="240" w:lineRule="auto"/>
+              <w:ind w:firstLine="0"/>
+              <w:jc w:val="center"/>
+              <w:rPr>
+                <w:iCs/>
+                <w:sz w:val="24"/>
+                <w:szCs w:val="24"/>
+                <w:lang w:val="en-US"/>
+              </w:rPr>
+            </w:pPr>
+            <w:r>
+              <w:rPr>
+                <w:iCs/>
+                <w:sz w:val="24"/>
+                <w:szCs w:val="24"/>
+              </w:rPr>
+              <w:t>0.000009</w:t>
+            </w:r>
+          </w:p>
+        </w:tc>
+        <w:tc>
+          <w:tcPr>
+            <w:tcW w:w="1737" w:type="dxa"/>
+          </w:tcPr>
+          <w:p>
+            <w:pPr>
+              <w:tabs>
+                <w:tab w:val="left" w:pos="3216"/>
+              </w:tabs>
+              <w:spacing w:line="240" w:lineRule="auto"/>
+              <w:ind w:firstLine="0"/>
+              <w:jc w:val="center"/>
+              <w:rPr>
+                <w:iCs/>
+                <w:sz w:val="24"/>
+                <w:szCs w:val="24"/>
+              </w:rPr>
+            </w:pPr>
+            <w:r>
+              <w:rPr>
+                <w:iCs/>
+                <w:sz w:val="24"/>
+                <w:szCs w:val="24"/>
+              </w:rPr>
+              <w:t>29</w:t>
+            </w:r>
+          </w:p>
+        </w:tc>
+        <w:tc>
+          <w:tcPr>
+            <w:tcW w:w="2371" w:type="dxa"/>
+          </w:tcPr>
+          <w:p>
+            <w:pPr>
+              <w:tabs>
+                <w:tab w:val="left" w:pos="3216"/>
+              </w:tabs>
+              <w:spacing w:line="240" w:lineRule="auto"/>
+              <w:ind w:firstLine="0"/>
+              <w:jc w:val="center"/>
+              <w:rPr>
+                <w:iCs/>
+                <w:sz w:val="24"/>
+                <w:szCs w:val="24"/>
+              </w:rPr>
+            </w:pPr>
+            <w:r>
+              <w:rPr>
+                <w:iCs/>
+                <w:sz w:val="24"/>
+                <w:szCs w:val="24"/>
+              </w:rPr>
+              <w:t>0.0484</w:t>
+            </w:r>
+          </w:p>
+        </w:tc>
+      </w:tr>
+      <w:tr>
+        <w:trPr>
+          <w:trHeight w:val="227"/>
+        </w:trPr>
+        <w:tc>
+          <w:tcPr>
+            <w:tcW w:w="1575" w:type="dxa"/>
+          </w:tcPr>
+          <w:p>
+            <w:pPr>
+              <w:tabs>
+                <w:tab w:val="left" w:pos="3216"/>
+              </w:tabs>
+              <w:spacing w:line="240" w:lineRule="auto"/>
+              <w:ind w:firstLine="0"/>
+              <w:jc w:val="center"/>
+              <w:rPr>
+                <w:iCs/>
+                <w:sz w:val="24"/>
+                <w:szCs w:val="24"/>
+              </w:rPr>
+            </w:pPr>
+            <w:r>
+              <w:rPr>
+                <w:iCs/>
+                <w:sz w:val="24"/>
+                <w:szCs w:val="24"/>
+              </w:rPr>
+              <w:t>11</w:t>
+            </w:r>
+          </w:p>
+        </w:tc>
+        <w:tc>
+          <w:tcPr>
+            <w:tcW w:w="2528" w:type="dxa"/>
+          </w:tcPr>
+          <w:p>
+            <w:pPr>
+              <w:tabs>
+                <w:tab w:val="left" w:pos="3216"/>
+              </w:tabs>
+              <w:spacing w:line="240" w:lineRule="auto"/>
+              <w:ind w:firstLine="0"/>
+              <w:jc w:val="center"/>
+              <w:rPr>
+                <w:iCs/>
+                <w:sz w:val="24"/>
+                <w:szCs w:val="24"/>
+              </w:rPr>
+            </w:pPr>
+            <w:r>
+              <w:rPr>
+                <w:iCs/>
+                <w:sz w:val="24"/>
+                <w:szCs w:val="24"/>
+                <w:lang w:val="en-US"/>
+              </w:rPr>
+              <w:t>0.</w:t>
+            </w:r>
+            <w:r>
+              <w:rPr>
+                <w:iCs/>
+                <w:sz w:val="24"/>
+                <w:szCs w:val="24"/>
+              </w:rPr>
+              <w:t>000082</w:t>
+            </w:r>
+          </w:p>
+        </w:tc>
+        <w:tc>
+          <w:tcPr>
+            <w:tcW w:w="1737" w:type="dxa"/>
+          </w:tcPr>
+          <w:p>
+            <w:pPr>
+              <w:tabs>
+                <w:tab w:val="left" w:pos="3216"/>
+              </w:tabs>
+              <w:spacing w:line="240" w:lineRule="auto"/>
+              <w:ind w:firstLine="0"/>
+              <w:jc w:val="center"/>
+              <w:rPr>
+                <w:iCs/>
+                <w:sz w:val="24"/>
+                <w:szCs w:val="24"/>
+              </w:rPr>
+            </w:pPr>
+            <w:r>
+              <w:rPr>
+                <w:iCs/>
+                <w:sz w:val="24"/>
+                <w:szCs w:val="24"/>
+              </w:rPr>
+              <w:t>31</w:t>
+            </w:r>
+          </w:p>
+        </w:tc>
+        <w:tc>
+          <w:tcPr>
+            <w:tcW w:w="2371" w:type="dxa"/>
+          </w:tcPr>
+          <w:p>
+            <w:pPr>
+              <w:tabs>
+                <w:tab w:val="left" w:pos="3216"/>
+              </w:tabs>
+              <w:spacing w:line="240" w:lineRule="auto"/>
+              <w:ind w:firstLine="0"/>
+              <w:jc w:val="center"/>
+              <w:rPr>
+                <w:iCs/>
+                <w:sz w:val="24"/>
+                <w:szCs w:val="24"/>
+              </w:rPr>
+            </w:pPr>
+            <w:r>
+              <w:rPr>
+                <w:iCs/>
+                <w:sz w:val="24"/>
+                <w:szCs w:val="24"/>
+              </w:rPr>
+              <w:t>0.090</w:t>
+            </w:r>
+            <w:r>
+              <w:rPr>
+                <w:iCs/>
+                <w:sz w:val="24"/>
+                <w:szCs w:val="24"/>
+              </w:rPr>
+              <w:t>5</w:t>
+            </w:r>
+          </w:p>
+        </w:tc>
+      </w:tr>
+      <w:tr>
+        <w:trPr>
+          <w:trHeight w:val="227"/>
+        </w:trPr>
+        <w:tc>
+          <w:tcPr>
+            <w:tcW w:w="1575" w:type="dxa"/>
+          </w:tcPr>
+          <w:p>
+            <w:pPr>
+              <w:tabs>
+                <w:tab w:val="left" w:pos="3216"/>
+              </w:tabs>
+              <w:spacing w:line="240" w:lineRule="auto"/>
+              <w:ind w:firstLine="0"/>
+              <w:jc w:val="center"/>
+              <w:rPr>
+                <w:iCs/>
+                <w:sz w:val="24"/>
+                <w:szCs w:val="24"/>
+              </w:rPr>
+            </w:pPr>
+            <w:r>
+              <w:rPr>
+                <w:iCs/>
+                <w:sz w:val="24"/>
+                <w:szCs w:val="24"/>
+              </w:rPr>
+              <w:t>13</w:t>
+            </w:r>
+          </w:p>
+        </w:tc>
+        <w:tc>
+          <w:tcPr>
+            <w:tcW w:w="2528" w:type="dxa"/>
+          </w:tcPr>
+          <w:p>
+            <w:pPr>
+              <w:tabs>
+                <w:tab w:val="left" w:pos="3216"/>
+              </w:tabs>
+              <w:spacing w:line="240" w:lineRule="auto"/>
+              <w:ind w:firstLine="0"/>
+              <w:jc w:val="center"/>
+              <w:rPr>
+                <w:iCs/>
+                <w:sz w:val="24"/>
+                <w:szCs w:val="24"/>
+              </w:rPr>
+            </w:pPr>
+            <w:r>
+              <w:rPr>
+                <w:iCs/>
+                <w:sz w:val="24"/>
+                <w:szCs w:val="24"/>
+                <w:lang w:val="en-US"/>
+              </w:rPr>
+              <w:t>0.000118</w:t>
+            </w:r>
+          </w:p>
+        </w:tc>
+        <w:tc>
+          <w:tcPr>
+            <w:tcW w:w="1737" w:type="dxa"/>
+          </w:tcPr>
+          <w:p>
+            <w:pPr>
+              <w:tabs>
+                <w:tab w:val="left" w:pos="3216"/>
+              </w:tabs>
+              <w:spacing w:line="240" w:lineRule="auto"/>
+              <w:ind w:firstLine="0"/>
+              <w:jc w:val="center"/>
+              <w:rPr>
+                <w:iCs/>
+                <w:sz w:val="24"/>
+                <w:szCs w:val="24"/>
+              </w:rPr>
+            </w:pPr>
+            <w:r>
+              <w:rPr>
+                <w:iCs/>
+                <w:sz w:val="24"/>
+                <w:szCs w:val="24"/>
+              </w:rPr>
+              <w:t>33</w:t>
+            </w:r>
+          </w:p>
+        </w:tc>
+        <w:tc>
+          <w:tcPr>
+            <w:tcW w:w="2371" w:type="dxa"/>
+          </w:tcPr>
+          <w:p>
+            <w:pPr>
+              <w:tabs>
+                <w:tab w:val="left" w:pos="3216"/>
+              </w:tabs>
+              <w:spacing w:line="240" w:lineRule="auto"/>
+              <w:ind w:firstLine="0"/>
+              <w:jc w:val="center"/>
+              <w:rPr>
+                <w:iCs/>
+                <w:sz w:val="24"/>
+                <w:szCs w:val="24"/>
+              </w:rPr>
+            </w:pPr>
+            <w:r>
+              <w:rPr>
+                <w:iCs/>
+                <w:sz w:val="24"/>
+                <w:szCs w:val="24"/>
+              </w:rPr>
+              <w:t>0.000009</w:t>
+            </w:r>
+          </w:p>
+        </w:tc>
+      </w:tr>
+      <w:tr>
+        <w:trPr>
+          <w:trHeight w:val="227"/>
+        </w:trPr>
+        <w:tc>
+          <w:tcPr>
+            <w:tcW w:w="1575" w:type="dxa"/>
+          </w:tcPr>
+          <w:p>
+            <w:pPr>
+              <w:tabs>
+                <w:tab w:val="left" w:pos="3216"/>
+              </w:tabs>
+              <w:spacing w:line="240" w:lineRule="auto"/>
+              <w:ind w:firstLine="0"/>
+              <w:jc w:val="center"/>
+              <w:rPr>
+                <w:iCs/>
+                <w:sz w:val="24"/>
+                <w:szCs w:val="24"/>
+              </w:rPr>
+            </w:pPr>
+            <w:r>
+              <w:rPr>
+                <w:iCs/>
+                <w:sz w:val="24"/>
+                <w:szCs w:val="24"/>
+              </w:rPr>
+              <w:t>15</w:t>
+            </w:r>
+          </w:p>
+        </w:tc>
+        <w:tc>
+          <w:tcPr>
+            <w:tcW w:w="2528" w:type="dxa"/>
+          </w:tcPr>
+          <w:p>
+            <w:pPr>
+              <w:tabs>
+                <w:tab w:val="left" w:pos="3216"/>
+              </w:tabs>
+              <w:spacing w:line="240" w:lineRule="auto"/>
+              <w:ind w:firstLine="0"/>
+              <w:jc w:val="center"/>
+              <w:rPr>
+                <w:iCs/>
+                <w:sz w:val="24"/>
+                <w:szCs w:val="24"/>
+                <w:lang w:val="en-US"/>
+              </w:rPr>
+            </w:pPr>
+            <w:r>
+              <w:rPr>
+                <w:iCs/>
+                <w:sz w:val="24"/>
+                <w:szCs w:val="24"/>
+              </w:rPr>
+              <w:t>0.00000</w:t>
+            </w:r>
+            <w:r>
+              <w:rPr>
+                <w:iCs/>
+                <w:sz w:val="24"/>
+                <w:szCs w:val="24"/>
+              </w:rPr>
+              <w:t>9</w:t>
+            </w:r>
+          </w:p>
+        </w:tc>
+        <w:tc>
+          <w:tcPr>
+            <w:tcW w:w="1737" w:type="dxa"/>
+          </w:tcPr>
+          <w:p>
+            <w:pPr>
+              <w:tabs>
+                <w:tab w:val="left" w:pos="3216"/>
+              </w:tabs>
+              <w:spacing w:line="240" w:lineRule="auto"/>
+              <w:ind w:firstLine="0"/>
+              <w:jc w:val="center"/>
+              <w:rPr>
+                <w:iCs/>
+                <w:sz w:val="24"/>
+                <w:szCs w:val="24"/>
+              </w:rPr>
+            </w:pPr>
+            <w:r>
+              <w:rPr>
+                <w:iCs/>
+                <w:sz w:val="24"/>
+                <w:szCs w:val="24"/>
+              </w:rPr>
+              <w:t>35</w:t>
+            </w:r>
+          </w:p>
+        </w:tc>
+        <w:tc>
+          <w:tcPr>
+            <w:tcW w:w="2371" w:type="dxa"/>
+          </w:tcPr>
+          <w:p>
+            <w:pPr>
+              <w:tabs>
+                <w:tab w:val="left" w:pos="3216"/>
+              </w:tabs>
+              <w:spacing w:line="240" w:lineRule="auto"/>
+              <w:ind w:firstLine="0"/>
+              <w:jc w:val="center"/>
+              <w:rPr>
+                <w:iCs/>
+                <w:sz w:val="24"/>
+                <w:szCs w:val="24"/>
+              </w:rPr>
+            </w:pPr>
+            <w:r>
+              <w:rPr>
+                <w:iCs/>
+                <w:sz w:val="24"/>
+                <w:szCs w:val="24"/>
+              </w:rPr>
+              <w:t>0.00005</w:t>
+            </w:r>
+          </w:p>
+        </w:tc>
+      </w:tr>
+      <w:tr>
+        <w:trPr>
+          <w:trHeight w:val="227"/>
+        </w:trPr>
+        <w:tc>
+          <w:tcPr>
+            <w:tcW w:w="1575" w:type="dxa"/>
+          </w:tcPr>
+          <w:p>
+            <w:pPr>
+              <w:tabs>
+                <w:tab w:val="left" w:pos="3216"/>
+              </w:tabs>
+              <w:spacing w:line="240" w:lineRule="auto"/>
+              <w:ind w:firstLine="0"/>
+              <w:jc w:val="center"/>
+              <w:rPr>
+                <w:iCs/>
+                <w:sz w:val="24"/>
+                <w:szCs w:val="24"/>
+              </w:rPr>
+            </w:pPr>
+            <w:r>
+              <w:rPr>
+                <w:iCs/>
+                <w:sz w:val="24"/>
+                <w:szCs w:val="24"/>
+              </w:rPr>
+              <w:t>17</w:t>
+            </w:r>
+          </w:p>
+        </w:tc>
+        <w:tc>
+          <w:tcPr>
+            <w:tcW w:w="2528" w:type="dxa"/>
+          </w:tcPr>
+          <w:p>
+            <w:pPr>
+              <w:tabs>
+                <w:tab w:val="left" w:pos="3216"/>
+              </w:tabs>
+              <w:spacing w:line="240" w:lineRule="auto"/>
+              <w:ind w:firstLine="0"/>
+              <w:jc w:val="center"/>
+              <w:rPr>
+                <w:iCs/>
+                <w:sz w:val="24"/>
+                <w:szCs w:val="24"/>
+              </w:rPr>
+            </w:pPr>
+            <w:r>
+              <w:rPr>
+                <w:iCs/>
+                <w:sz w:val="24"/>
+                <w:szCs w:val="24"/>
+                <w:lang w:val="en-US"/>
+              </w:rPr>
+              <w:t>0.00065</w:t>
+            </w:r>
+            <w:r>
+              <w:rPr>
+                <w:iCs/>
+                <w:sz w:val="24"/>
+                <w:szCs w:val="24"/>
+              </w:rPr>
+              <w:t>5</w:t>
+            </w:r>
+          </w:p>
+        </w:tc>
+        <w:tc>
+          <w:tcPr>
+            <w:tcW w:w="1737" w:type="dxa"/>
+          </w:tcPr>
+          <w:p>
+            <w:pPr>
+              <w:tabs>
+                <w:tab w:val="left" w:pos="3216"/>
+              </w:tabs>
+              <w:spacing w:line="240" w:lineRule="auto"/>
+              <w:ind w:firstLine="0"/>
+              <w:jc w:val="center"/>
+              <w:rPr>
+                <w:iCs/>
+                <w:sz w:val="24"/>
+                <w:szCs w:val="24"/>
+              </w:rPr>
+            </w:pPr>
+            <w:r>
+              <w:rPr>
+                <w:iCs/>
+                <w:sz w:val="24"/>
+                <w:szCs w:val="24"/>
+              </w:rPr>
+              <w:t>37</w:t>
+            </w:r>
+          </w:p>
+        </w:tc>
+        <w:tc>
+          <w:tcPr>
+            <w:tcW w:w="2371" w:type="dxa"/>
+          </w:tcPr>
+          <w:p>
+            <w:pPr>
+              <w:tabs>
+                <w:tab w:val="left" w:pos="3216"/>
+              </w:tabs>
+              <w:spacing w:line="240" w:lineRule="auto"/>
+              <w:ind w:firstLine="0"/>
+              <w:jc w:val="center"/>
+              <w:rPr>
+                <w:iCs/>
+                <w:sz w:val="24"/>
+                <w:szCs w:val="24"/>
+              </w:rPr>
+            </w:pPr>
+            <w:r>
+              <w:rPr>
+                <w:iCs/>
+                <w:sz w:val="24"/>
+                <w:szCs w:val="24"/>
+                <w:lang w:val="en-US"/>
+              </w:rPr>
+              <w:t>0.4424</w:t>
+            </w:r>
+          </w:p>
+        </w:tc>
+      </w:tr>
+      <w:tr>
+        <w:trPr>
+          <w:trHeight w:val="227"/>
+        </w:trPr>
+        <w:tc>
+          <w:tcPr>
+            <w:tcW w:w="1575" w:type="dxa"/>
+          </w:tcPr>
+          <w:p>
+            <w:pPr>
+              <w:tabs>
+                <w:tab w:val="left" w:pos="3216"/>
+              </w:tabs>
+              <w:spacing w:line="240" w:lineRule="auto"/>
+              <w:ind w:firstLine="0"/>
+              <w:jc w:val="center"/>
+              <w:rPr>
+                <w:iCs/>
+                <w:sz w:val="24"/>
+                <w:szCs w:val="24"/>
+              </w:rPr>
+            </w:pPr>
+            <w:r>
+              <w:rPr>
+                <w:iCs/>
+                <w:sz w:val="24"/>
+                <w:szCs w:val="24"/>
+              </w:rPr>
+              <w:t>19</w:t>
+            </w:r>
+          </w:p>
+        </w:tc>
+        <w:tc>
+          <w:tcPr>
+            <w:tcW w:w="2528" w:type="dxa"/>
+          </w:tcPr>
+          <w:p>
+            <w:pPr>
+              <w:tabs>
+                <w:tab w:val="left" w:pos="3216"/>
+              </w:tabs>
+              <w:spacing w:line="240" w:lineRule="auto"/>
+              <w:ind w:firstLine="0"/>
+              <w:jc w:val="center"/>
+              <w:rPr>
+                <w:iCs/>
+                <w:sz w:val="24"/>
+                <w:szCs w:val="24"/>
+              </w:rPr>
+            </w:pPr>
+            <w:r>
+              <w:rPr>
+                <w:iCs/>
+                <w:sz w:val="24"/>
+                <w:szCs w:val="24"/>
+                <w:lang w:val="en-US"/>
+              </w:rPr>
+              <w:t>0.001837</w:t>
+            </w:r>
+          </w:p>
+        </w:tc>
+        <w:tc>
+          <w:tcPr>
+            <w:tcW w:w="1737" w:type="dxa"/>
+          </w:tcPr>
+          <w:p>
+            <w:pPr>
+              <w:tabs>
+                <w:tab w:val="left" w:pos="3216"/>
+              </w:tabs>
+              <w:spacing w:line="240" w:lineRule="auto"/>
+              <w:ind w:firstLine="0"/>
+              <w:jc w:val="center"/>
+              <w:rPr>
+                <w:iCs/>
+                <w:sz w:val="24"/>
+                <w:szCs w:val="24"/>
+              </w:rPr>
+            </w:pPr>
+            <w:r>
+              <w:rPr>
+                <w:iCs/>
+                <w:sz w:val="24"/>
+                <w:szCs w:val="24"/>
+              </w:rPr>
+              <w:t>39</w:t>
+            </w:r>
+          </w:p>
+        </w:tc>
+        <w:tc>
+          <w:tcPr>
+            <w:tcW w:w="2371" w:type="dxa"/>
+          </w:tcPr>
+          <w:p>
+            <w:pPr>
+              <w:tabs>
+                <w:tab w:val="left" w:pos="3216"/>
+              </w:tabs>
+              <w:spacing w:line="240" w:lineRule="auto"/>
+              <w:ind w:firstLine="0"/>
+              <w:jc w:val="center"/>
+              <w:rPr>
+                <w:iCs/>
+                <w:sz w:val="24"/>
+                <w:szCs w:val="24"/>
+              </w:rPr>
+            </w:pPr>
+            <w:r>
+              <w:rPr>
+                <w:iCs/>
+                <w:sz w:val="24"/>
+                <w:szCs w:val="24"/>
+              </w:rPr>
+              <w:t>0.000009</w:t>
+            </w:r>
+          </w:p>
+        </w:tc>
+      </w:tr>
+      <w:tr>
+        <w:trPr>
+          <w:trHeight w:val="227"/>
+        </w:trPr>
+        <w:tc>
+          <w:tcPr>
+            <w:tcW w:w="1575" w:type="dxa"/>
+          </w:tcPr>
+          <w:p>
+            <w:pPr>
+              <w:tabs>
+                <w:tab w:val="left" w:pos="3216"/>
+              </w:tabs>
+              <w:spacing w:line="240" w:lineRule="auto"/>
+              <w:ind w:firstLine="0"/>
+              <w:jc w:val="center"/>
+              <w:rPr>
+                <w:iCs/>
+                <w:sz w:val="24"/>
+                <w:szCs w:val="24"/>
+              </w:rPr>
+            </w:pPr>
+            <w:r>
+              <w:rPr>
+                <w:iCs/>
+                <w:sz w:val="24"/>
+                <w:szCs w:val="24"/>
+              </w:rPr>
+              <w:t>21</w:t>
+            </w:r>
+          </w:p>
+        </w:tc>
+        <w:tc>
+          <w:tcPr>
+            <w:tcW w:w="2528" w:type="dxa"/>
+          </w:tcPr>
+          <w:p>
+            <w:pPr>
+              <w:tabs>
+                <w:tab w:val="left" w:pos="3216"/>
+              </w:tabs>
+              <w:spacing w:line="240" w:lineRule="auto"/>
+              <w:ind w:firstLine="0"/>
+              <w:jc w:val="center"/>
+              <w:rPr>
+                <w:iCs/>
+                <w:sz w:val="24"/>
+                <w:szCs w:val="24"/>
+                <w:lang w:val="en-US"/>
+              </w:rPr>
+            </w:pPr>
+            <w:r>
+              <w:rPr>
+                <w:iCs/>
+                <w:sz w:val="24"/>
+                <w:szCs w:val="24"/>
+              </w:rPr>
+              <w:t>0.000009</w:t>
+            </w:r>
+          </w:p>
+        </w:tc>
+        <w:tc>
+          <w:tcPr>
+            <w:tcW w:w="1737" w:type="dxa"/>
+          </w:tcPr>
+          <w:p>
+            <w:pPr>
+              <w:tabs>
+                <w:tab w:val="left" w:pos="3216"/>
+              </w:tabs>
+              <w:spacing w:line="240" w:lineRule="auto"/>
+              <w:ind w:firstLine="0"/>
+              <w:jc w:val="center"/>
+              <w:rPr>
+                <w:iCs/>
+                <w:sz w:val="24"/>
+                <w:szCs w:val="24"/>
+              </w:rPr>
+            </w:pPr>
+          </w:p>
+        </w:tc>
+        <w:tc>
+          <w:tcPr>
+            <w:tcW w:w="2371" w:type="dxa"/>
+          </w:tcPr>
+          <w:p>
+            <w:pPr>
+              <w:tabs>
+                <w:tab w:val="left" w:pos="3216"/>
+              </w:tabs>
+              <w:spacing w:line="240" w:lineRule="auto"/>
+              <w:ind w:firstLine="0"/>
+              <w:jc w:val="center"/>
+              <w:rPr>
+                <w:iCs/>
+                <w:sz w:val="24"/>
+                <w:szCs w:val="24"/>
+              </w:rPr>
+            </w:pPr>
+          </w:p>
+        </w:tc>
+      </w:tr>
+    </w:tbl>
+    <w:p>
+      <w:pPr>
+        <w:tabs>
+          <w:tab w:val="left" w:pos="3216"/>
+        </w:tabs>
+        <w:ind w:firstLine="0"/>
+        <w:rPr>
+          <w:iCs/>
+        </w:rPr>
+      </w:pPr>
+    </w:p>
+    <w:p>
+      <w:pPr>
+        <w:tabs>
+          <w:tab w:val="left" w:pos="3216"/>
+        </w:tabs>
+        <w:ind w:firstLine="0"/>
+        <w:rPr>
+          <w:iCs/>
+        </w:rPr>
+      </w:pPr>
+      <w:r>
+        <w:rPr>
+          <w:iCs/>
+        </w:rPr>
+        <w:drawing>
+          <wp:anchor distT="0" distB="0" distL="114300" distR="114300" simplePos="0" relativeHeight="251669504" behindDoc="0" locked="0" layoutInCell="1" allowOverlap="1" wp14:anchorId="49C447AD" wp14:editId="3B18B89D">
+            <wp:simplePos x="0" y="0"/>
+            <wp:positionH relativeFrom="column">
+              <wp:posOffset>333375</wp:posOffset>
+            </wp:positionH>
+            <wp:positionV relativeFrom="paragraph">
+              <wp:posOffset>309880</wp:posOffset>
+            </wp:positionV>
+            <wp:extent cx="5223934" cy="3120400"/>
+            <wp:effectExtent l="0" t="0" r="0" b="3810"/>
+            <wp:wrapTopAndBottom/>
+            <wp:docPr id="1890793836" name="Рисунок 1"/>
+            <wp:cNvGraphicFramePr>
+              <a:graphicFrameLocks xmlns:a="http://schemas.openxmlformats.org/drawingml/2006/main" noChangeAspect="1"/>
+            </wp:cNvGraphicFramePr>
+            <a:graphic xmlns:a="http://schemas.openxmlformats.org/drawingml/2006/main">
+              <a:graphicData uri="http://schemas.openxmlformats.org/drawingml/2006/picture">
+                <pic:pic xmlns:pic="http://schemas.openxmlformats.org/drawingml/2006/picture">
+                  <pic:nvPicPr>
+                    <pic:cNvPr id="1890793836" name=""/>
+                    <pic:cNvPicPr/>
+                  </pic:nvPicPr>
+                  <pic:blipFill>
+                    <a:blip r:embed="rId12">
+                      <a:extLst>
+                        <a:ext uri="{28A0092B-C50C-407E-A947-70E740481C1C}">
+                          <a14:useLocalDpi xmlns:a14="http://schemas.microsoft.com/office/drawing/2010/main" val="0"/>
+                        </a:ext>
+                      </a:extLst>
+                    </a:blip>
+                    <a:stretch>
+                      <a:fillRect/>
+                    </a:stretch>
+                  </pic:blipFill>
+                  <pic:spPr>
+                    <a:xfrm>
+                      <a:off x="0" y="0"/>
+                      <a:ext cx="5223934" cy="3120400"/>
+                    </a:xfrm>
+                    <a:prstGeom prst="rect">
+                      <a:avLst/>
+                    </a:prstGeom>
+                  </pic:spPr>
+                </pic:pic>
               </a:graphicData>
             </a:graphic>
           </wp:anchor>
@@ -5440,7 +7180,7 @@
         <w:rPr>
           <w:iCs/>
         </w:rPr>
-        <w:t xml:space="preserve">         График зависимости количества итераций от размера квадрата см. на Рис.5.</w:t>
+        <w:t>График зависимости времени разбиения от размера квадрата см. на Рис. 7.</w:t>
       </w:r>
     </w:p>
     <w:p>
@@ -5453,6 +7193,12 @@
           <w:iCs/>
         </w:rPr>
       </w:pPr>
+      <w:r>
+        <w:rPr>
+          <w:iCs/>
+        </w:rPr>
+        <w:t xml:space="preserve">        Рисунок 7 – Зависимость времени выполнения от размера квадрата</w:t>
+      </w:r>
     </w:p>
     <w:p>
       <w:pPr>
@@ -5460,22 +7206,103 @@
           <w:tab w:val="left" w:pos="3216"/>
         </w:tabs>
         <w:ind w:firstLine="0"/>
-        <w:jc w:val="center"/>
-        <w:rPr>
-          <w:iCs/>
-        </w:rPr>
-      </w:pPr>
-      <w:r>
-        <w:rPr>
-          <w:iCs/>
-        </w:rPr>
-        <w:t>Рисунок 5. График зависи</w:t>
-      </w:r>
-      <w:r>
-        <w:rPr>
-          <w:iCs/>
-        </w:rPr>
-        <w:t>мости количества итераций от размера квадрата.</w:t>
+        <w:rPr>
+          <w:iCs/>
+        </w:rPr>
+      </w:pPr>
+      <w:r>
+        <w:rPr>
+          <w:iCs/>
+        </w:rPr>
+        <w:t xml:space="preserve">Сложность алгоритма по времени </w:t>
+      </w:r>
+      <m:oMath>
+        <m:r>
+          <w:rPr>
+            <w:rFonts w:ascii="Cambria Math" w:hAnsi="Cambria Math"/>
+          </w:rPr>
+          <m:t>O</m:t>
+        </m:r>
+        <m:d>
+          <m:dPr>
+            <m:ctrlPr>
+              <w:rPr>
+                <w:rFonts w:ascii="Cambria Math" w:hAnsi="Cambria Math"/>
+                <w:i/>
+                <w:iCs/>
+              </w:rPr>
+            </m:ctrlPr>
+          </m:dPr>
+          <m:e>
+            <m:sSup>
+              <m:sSupPr>
+                <m:ctrlPr>
+                  <w:rPr>
+                    <w:rFonts w:ascii="Cambria Math" w:hAnsi="Cambria Math"/>
+                    <w:i/>
+                    <w:iCs/>
+                    <w:lang w:val="en-US"/>
+                  </w:rPr>
+                </m:ctrlPr>
+              </m:sSupPr>
+              <m:e>
+                <m:r>
+                  <w:rPr>
+                    <w:rFonts w:ascii="Cambria Math" w:hAnsi="Cambria Math"/>
+                  </w:rPr>
+                  <m:t>c</m:t>
+                </m:r>
+                <m:ctrlPr>
+                  <w:rPr>
+                    <w:rFonts w:ascii="Cambria Math" w:hAnsi="Cambria Math"/>
+                    <w:i/>
+                    <w:iCs/>
+                  </w:rPr>
+                </m:ctrlPr>
+              </m:e>
+              <m:sup>
+                <m:r>
+                  <w:rPr>
+                    <w:rFonts w:ascii="Cambria Math" w:hAnsi="Cambria Math"/>
+                    <w:lang w:val="en-US"/>
+                  </w:rPr>
+                  <m:t>N</m:t>
+                </m:r>
+                <m:r>
+                  <w:rPr>
+                    <w:rFonts w:ascii="Cambria Math" w:hAnsi="Cambria Math"/>
+                  </w:rPr>
+                  <m:t>/4</m:t>
+                </m:r>
+              </m:sup>
+            </m:sSup>
+          </m:e>
+        </m:d>
+        <m:r>
+          <w:rPr>
+            <w:rFonts w:ascii="Cambria Math" w:hAnsi="Cambria Math"/>
+          </w:rPr>
+          <m:t xml:space="preserve">, </m:t>
+        </m:r>
+        <m:r>
+          <w:rPr>
+            <w:rFonts w:ascii="Cambria Math" w:hAnsi="Cambria Math"/>
+            <w:lang w:val="en-US"/>
+          </w:rPr>
+          <m:t>c</m:t>
+        </m:r>
+        <m:r>
+          <w:rPr>
+            <w:rFonts w:ascii="Cambria Math" w:hAnsi="Cambria Math"/>
+          </w:rPr>
+          <m:t>&gt;1</m:t>
+        </m:r>
+      </m:oMath>
+      <w:r>
+        <w:rPr>
+          <w:iCs/>
+        </w:rPr>
+        <w:t xml:space="preserve"> – экспоненциальная</w:t>
       </w:r>
     </w:p>
     <w:p>
@@ -5485,38 +7312,136 @@
         </w:tabs>
         <w:ind w:firstLine="0"/>
         <w:rPr>
-          <w:iCs/>
-        </w:rPr>
-      </w:pPr>
-      <w:r>
-        <w:rPr>
-          <w:iCs/>
-        </w:rPr>
-        <w:t xml:space="preserve">         Для чётных чисел алгоритм поиска с возвратом не вызывается, количество итераций равно 0</w:t>
-      </w:r>
-      <w:r>
-        <w:rPr>
-          <w:iCs/>
-        </w:rPr>
-        <w:t>, поэтому они не включены в диаграмму</w:t>
-      </w:r>
-      <w:r>
-        <w:rPr>
-          <w:iCs/>
-        </w:rPr>
-        <w:t xml:space="preserve">. </w:t>
-      </w:r>
-      <w:r>
-        <w:rPr>
-          <w:iCs/>
-        </w:rPr>
-        <w:t xml:space="preserve">Использование </w:t>
-      </w:r>
-      <w:r>
-        <w:rPr>
-          <w:iCs/>
-        </w:rPr>
-        <w:t>масштабирования значительно сокращает количество итераций для нечётных составных чисел.</w:t>
+          <w:i/>
+          <w:iCs/>
+        </w:rPr>
+      </w:pPr>
+      <w:r>
+        <w:rPr>
+          <w:iCs/>
+        </w:rPr>
+        <w:t xml:space="preserve">Сложность алгоритма по памяти: </w:t>
+      </w:r>
+      <m:oMath>
+        <m:r>
+          <w:rPr>
+            <w:rFonts w:ascii="Cambria Math" w:hAnsi="Cambria Math"/>
+          </w:rPr>
+          <m:t>O</m:t>
+        </m:r>
+        <m:r>
+          <w:rPr>
+            <w:rFonts w:ascii="Cambria Math" w:hAnsi="Cambria Math"/>
+          </w:rPr>
+          <m:t>(</m:t>
+        </m:r>
+        <m:r>
+          <w:rPr>
+            <w:rFonts w:ascii="Cambria Math" w:hAnsi="Cambria Math"/>
+          </w:rPr>
+          <m:t>1)</m:t>
+        </m:r>
+      </m:oMath>
+      <w:r>
+        <w:rPr>
+          <w:iCs/>
+        </w:rPr>
+        <w:t xml:space="preserve"> </w:t>
+      </w:r>
+      <w:r>
+        <w:rPr>
+          <w:iCs/>
+        </w:rPr>
+        <w:t xml:space="preserve">для чётных </w:t>
+      </w:r>
+      <m:oMath>
+        <m:r>
+          <w:rPr>
+            <w:rFonts w:ascii="Cambria Math" w:hAnsi="Cambria Math"/>
+          </w:rPr>
+          <m:t>N</m:t>
+        </m:r>
+      </m:oMath>
+      <w:r>
+        <w:rPr>
+          <w:iCs/>
+        </w:rPr>
+        <w:t xml:space="preserve">, </w:t>
+      </w:r>
+      <m:oMath>
+        <m:r>
+          <w:rPr>
+            <w:rFonts w:ascii="Cambria Math" w:hAnsi="Cambria Math"/>
+          </w:rPr>
+          <m:t>O(</m:t>
+        </m:r>
+        <m:sSup>
+          <m:sSupPr>
+            <m:ctrlPr>
+              <w:rPr>
+                <w:rFonts w:ascii="Cambria Math" w:hAnsi="Cambria Math"/>
+                <w:i/>
+                <w:iCs/>
+                <w:lang w:val="en-US"/>
+              </w:rPr>
+            </m:ctrlPr>
+          </m:sSupPr>
+          <m:e>
+            <m:r>
+              <w:rPr>
+                <w:rFonts w:ascii="Cambria Math" w:hAnsi="Cambria Math"/>
+              </w:rPr>
+              <m:t>N</m:t>
+            </m:r>
+            <m:ctrlPr>
+              <w:rPr>
+                <w:rFonts w:ascii="Cambria Math" w:hAnsi="Cambria Math"/>
+                <w:i/>
+                <w:iCs/>
+              </w:rPr>
+            </m:ctrlPr>
+          </m:e>
+          <m:sup>
+            <m:r>
+              <w:rPr>
+                <w:rFonts w:ascii="Cambria Math" w:hAnsi="Cambria Math"/>
+              </w:rPr>
+              <m:t>2</m:t>
+            </m:r>
+          </m:sup>
+        </m:sSup>
+        <m:r>
+          <w:rPr>
+            <w:rFonts w:ascii="Cambria Math" w:hAnsi="Cambria Math"/>
+          </w:rPr>
+          <m:t>)</m:t>
+        </m:r>
+      </m:oMath>
+      <w:r>
+        <w:rPr>
+          <w:iCs/>
+        </w:rPr>
+        <w:t xml:space="preserve"> </w:t>
+      </w:r>
+      <w:r>
+        <w:rPr>
+          <w:iCs/>
+        </w:rPr>
+        <w:t xml:space="preserve">для нечётных </w:t>
+      </w:r>
+      <m:oMath>
+        <m:r>
+          <w:rPr>
+            <w:rFonts w:ascii="Cambria Math" w:hAnsi="Cambria Math"/>
+          </w:rPr>
+          <m:t>N</m:t>
+        </m:r>
+      </m:oMath>
+      <w:r>
+        <w:rPr>
+          <w:iCs/>
+        </w:rPr>
+        <w:t xml:space="preserve"> – квадратичная</w:t>
       </w:r>
     </w:p>
     <w:p>
@@ -5533,13 +7458,7 @@
         <w:rPr>
           <w:iCs/>
         </w:rPr>
-        <w:t xml:space="preserve">Изучим изменение количества операций на размерах квадратов, которые являются простыми числами. Результаты см. </w:t>
-      </w:r>
-      <w:r>
-        <w:rPr>
-          <w:iCs/>
-        </w:rPr>
-        <w:t>на Рис. 6.</w:t>
+        <w:t>Исходный код программы см. в Приложении А.</w:t>
       </w:r>
     </w:p>
     <w:p>
@@ -5555,38 +7474,38 @@
       <w:r>
         <w:rPr>
           <w:iCs/>
-          <w:noProof/>
-          <w14:ligatures w14:val="standardContextual"/>
-        </w:rPr>
-        <w:drawing>
-          <wp:anchor distT="0" distB="0" distL="114300" distR="114300" simplePos="0" relativeHeight="251662336" behindDoc="1" locked="0" layoutInCell="1" allowOverlap="1" wp14:anchorId="3490D6CC" wp14:editId="77747DED">
-            <wp:simplePos x="0" y="0"/>
-            <wp:positionH relativeFrom="column">
-              <wp:posOffset>527685</wp:posOffset>
-            </wp:positionH>
-            <wp:positionV relativeFrom="paragraph">
-              <wp:posOffset>10160</wp:posOffset>
-            </wp:positionV>
-            <wp:extent cx="5151120" cy="2788920"/>
-            <wp:effectExtent l="0" t="0" r="11430" b="11430"/>
-            <wp:wrapThrough wrapText="bothSides">
-              <wp:wrapPolygon edited="0">
-                <wp:start x="0" y="0"/>
-                <wp:lineTo x="0" y="21541"/>
-                <wp:lineTo x="21568" y="21541"/>
-                <wp:lineTo x="21568" y="0"/>
-                <wp:lineTo x="0" y="0"/>
-              </wp:wrapPolygon>
-            </wp:wrapThrough>
-            <wp:docPr id="1947117090" name="Диаграмма 1"/>
-            <wp:cNvGraphicFramePr/>
-            <a:graphic xmlns:a="http://schemas.openxmlformats.org/drawingml/2006/main">
-              <a:graphicData uri="http://schemas.openxmlformats.org/drawingml/2006/chart">
-                <c:chart xmlns:c="http://schemas.openxmlformats.org/drawingml/2006/chart" xmlns:r="http://schemas.openxmlformats.org/officeDocument/2006/relationships" r:id="rId11"/>
-              </a:graphicData>
-            </a:graphic>
-          </wp:anchor>
-        </w:drawing>
+        </w:rPr>
+        <w:t xml:space="preserve">Результаты тестирования см. в </w:t>
+      </w:r>
+      <w:r>
+        <w:rPr>
+          <w:iCs/>
+        </w:rPr>
+        <w:t>т</w:t>
+      </w:r>
+      <w:r>
+        <w:rPr>
+          <w:iCs/>
+        </w:rPr>
+        <w:t>аблице</w:t>
+      </w:r>
+      <w:r>
+        <w:rPr>
+          <w:iCs/>
+        </w:rPr>
+        <w:t xml:space="preserve"> </w:t>
+      </w:r>
+      <w:r>
+        <w:rPr>
+          <w:iCs/>
+        </w:rPr>
+        <w:t>2</w:t>
+      </w:r>
+      <w:r>
+        <w:rPr>
+          <w:iCs/>
+        </w:rPr>
+        <w:t>.</w:t>
       </w:r>
     </w:p>
     <w:p>
@@ -5595,23 +7514,10 @@
           <w:tab w:val="left" w:pos="3216"/>
         </w:tabs>
         <w:ind w:firstLine="0"/>
-        <w:jc w:val="center"/>
-        <w:rPr>
-          <w:iCs/>
-        </w:rPr>
-      </w:pPr>
-      <w:r>
-        <w:rPr>
-          <w:iCs/>
-        </w:rPr>
-        <w:t>Рисунок 6. График зависимости количества итераций от размера квадрата, являющегося простым числом</w:t>
-      </w:r>
-      <w:r>
-        <w:rPr>
-          <w:iCs/>
-        </w:rPr>
-        <w:t>.</w:t>
-      </w:r>
+        <w:rPr>
+          <w:iCs/>
+        </w:rPr>
+      </w:pPr>
     </w:p>
     <w:p>
       <w:pPr>
@@ -5620,7 +7526,17 @@
         </w:tabs>
         <w:ind w:firstLine="0"/>
         <w:rPr>
-          <w:i/>
+          <w:iCs/>
+        </w:rPr>
+      </w:pPr>
+    </w:p>
+    <w:p>
+      <w:pPr>
+        <w:tabs>
+          <w:tab w:val="left" w:pos="3216"/>
+        </w:tabs>
+        <w:ind w:firstLine="0"/>
+        <w:rPr>
           <w:iCs/>
         </w:rPr>
       </w:pPr>
@@ -5629,124 +7545,6 @@
           <w:iCs/>
         </w:rPr>
         <w:lastRenderedPageBreak/>
-        <w:t xml:space="preserve">        </w:t>
-      </w:r>
-      <w:proofErr w:type="gramStart"/>
-      <w:r>
-        <w:rPr>
-          <w:iCs/>
-        </w:rPr>
-        <w:t xml:space="preserve">Для </w:t>
-      </w:r>
-      <w:r>
-        <w:rPr>
-          <w:iCs/>
-        </w:rPr>
-        <w:t xml:space="preserve"> простых</w:t>
-      </w:r>
-      <w:proofErr w:type="gramEnd"/>
-      <w:r>
-        <w:rPr>
-          <w:iCs/>
-        </w:rPr>
-        <w:t xml:space="preserve"> чисел сложность алгоритма </w:t>
-      </w:r>
-      <w:r>
-        <w:rPr>
-          <w:iCs/>
-        </w:rPr>
-        <w:t>экспоненциальная.</w:t>
-      </w:r>
-    </w:p>
-    <w:p>
-      <w:pPr>
-        <w:tabs>
-          <w:tab w:val="left" w:pos="3216"/>
-        </w:tabs>
-        <w:ind w:firstLine="0"/>
-        <w:rPr>
-          <w:iCs/>
-        </w:rPr>
-      </w:pPr>
-    </w:p>
-    <w:p>
-      <w:pPr>
-        <w:tabs>
-          <w:tab w:val="left" w:pos="3216"/>
-        </w:tabs>
-        <w:ind w:firstLine="0"/>
-        <w:rPr>
-          <w:iCs/>
-        </w:rPr>
-      </w:pPr>
-      <w:r>
-        <w:rPr>
-          <w:iCs/>
-        </w:rPr>
-        <w:t>Исходный код программы см. в Приложении А.</w:t>
-      </w:r>
-    </w:p>
-    <w:p>
-      <w:pPr>
-        <w:tabs>
-          <w:tab w:val="left" w:pos="3216"/>
-        </w:tabs>
-        <w:ind w:firstLine="0"/>
-        <w:rPr>
-          <w:iCs/>
-        </w:rPr>
-      </w:pPr>
-      <w:r>
-        <w:rPr>
-          <w:iCs/>
-        </w:rPr>
-        <w:t xml:space="preserve">Результаты тестирования см. в </w:t>
-      </w:r>
-      <w:r>
-        <w:rPr>
-          <w:iCs/>
-        </w:rPr>
-        <w:t>т</w:t>
-      </w:r>
-      <w:r>
-        <w:rPr>
-          <w:iCs/>
-        </w:rPr>
-        <w:t>аблице</w:t>
-      </w:r>
-      <w:r>
-        <w:rPr>
-          <w:iCs/>
-        </w:rPr>
-        <w:t xml:space="preserve"> </w:t>
-      </w:r>
-      <w:r>
-        <w:rPr>
-          <w:iCs/>
-        </w:rPr>
-        <w:t>2</w:t>
-      </w:r>
-      <w:r>
-        <w:rPr>
-          <w:iCs/>
-        </w:rPr>
-        <w:t>.</w:t>
-      </w:r>
-    </w:p>
-    <w:p>
-      <w:pPr>
-        <w:tabs>
-          <w:tab w:val="left" w:pos="3216"/>
-        </w:tabs>
-        <w:ind w:firstLine="0"/>
-        <w:rPr>
-          <w:iCs/>
-        </w:rPr>
-      </w:pPr>
-      <w:r>
-        <w:rPr>
-          <w:iCs/>
-        </w:rPr>
         <w:t xml:space="preserve">Таблица </w:t>
       </w:r>
       <w:r>
@@ -14117,7 +15915,6 @@
   <w:style w:type="character" w:default="1" w:styleId="a0">
     <w:name w:val="Default Paragraph Font"/>
     <w:uiPriority w:val="1"/>
-    <w:semiHidden/>
     <w:unhideWhenUsed/>
   </w:style>
   <w:style w:type="table" w:default="1" w:styleId="a1">
@@ -14243,1998 +16040,6 @@
     </w:tblPr>
   </w:style>
 </w:styles>
-</file>
-
-<file path=word/charts/chart1.xml><?xml version="1.0" encoding="utf-8"?>
-<c:chartSpace xmlns:c="http://schemas.openxmlformats.org/drawingml/2006/chart" xmlns:a="http://schemas.openxmlformats.org/drawingml/2006/main" xmlns:r="http://schemas.openxmlformats.org/officeDocument/2006/relationships" xmlns:c16r2="http://schemas.microsoft.com/office/drawing/2015/06/chart">
-  <c:date1904 val="0"/>
-  <c:lang val="ru-RU"/>
-  <c:roundedCorners val="0"/>
-  <mc:AlternateContent xmlns:mc="http://schemas.openxmlformats.org/markup-compatibility/2006">
-    <mc:Choice xmlns:c14="http://schemas.microsoft.com/office/drawing/2007/8/2/chart" Requires="c14">
-      <c14:style val="102"/>
-    </mc:Choice>
-    <mc:Fallback>
-      <c:style val="2"/>
-    </mc:Fallback>
-  </mc:AlternateContent>
-  <c:chart>
-    <c:title>
-      <c:tx>
-        <c:rich>
-          <a:bodyPr rot="0" spcFirstLastPara="1" vertOverflow="ellipsis" vert="horz" wrap="square" anchor="ctr" anchorCtr="1"/>
-          <a:lstStyle/>
-          <a:p>
-            <a:pPr>
-              <a:defRPr sz="1400" b="0" i="0" u="none" strike="noStrike" kern="1200" spc="0" baseline="0">
-                <a:solidFill>
-                  <a:schemeClr val="tx1">
-                    <a:lumMod val="65000"/>
-                    <a:lumOff val="35000"/>
-                  </a:schemeClr>
-                </a:solidFill>
-                <a:latin typeface="+mn-lt"/>
-                <a:ea typeface="+mn-ea"/>
-                <a:cs typeface="+mn-cs"/>
-              </a:defRPr>
-            </a:pPr>
-            <a:r>
-              <a:rPr lang="ru-RU"/>
-              <a:t>Количество итераций</a:t>
-            </a:r>
-            <a:r>
-              <a:rPr lang="en-US"/>
-              <a:t> </a:t>
-            </a:r>
-            <a:r>
-              <a:rPr lang="ru-RU"/>
-              <a:t>в</a:t>
-            </a:r>
-            <a:r>
-              <a:rPr lang="ru-RU" baseline="0"/>
-              <a:t> зависимости от размера квадрата</a:t>
-            </a:r>
-            <a:endParaRPr lang="ru-RU"/>
-          </a:p>
-        </c:rich>
-      </c:tx>
-      <c:layout>
-        <c:manualLayout>
-          <c:xMode val="edge"/>
-          <c:yMode val="edge"/>
-          <c:x val="0.15381528677258538"/>
-          <c:y val="4.0983606557377046E-2"/>
-        </c:manualLayout>
-      </c:layout>
-      <c:overlay val="0"/>
-      <c:spPr>
-        <a:noFill/>
-        <a:ln>
-          <a:noFill/>
-        </a:ln>
-        <a:effectLst/>
-      </c:spPr>
-      <c:txPr>
-        <a:bodyPr rot="0" spcFirstLastPara="1" vertOverflow="ellipsis" vert="horz" wrap="square" anchor="ctr" anchorCtr="1"/>
-        <a:lstStyle/>
-        <a:p>
-          <a:pPr>
-            <a:defRPr sz="1400" b="0" i="0" u="none" strike="noStrike" kern="1200" spc="0" baseline="0">
-              <a:solidFill>
-                <a:schemeClr val="tx1">
-                  <a:lumMod val="65000"/>
-                  <a:lumOff val="35000"/>
-                </a:schemeClr>
-              </a:solidFill>
-              <a:latin typeface="+mn-lt"/>
-              <a:ea typeface="+mn-ea"/>
-              <a:cs typeface="+mn-cs"/>
-            </a:defRPr>
-          </a:pPr>
-          <a:endParaRPr lang="ru-RU"/>
-        </a:p>
-      </c:txPr>
-    </c:title>
-    <c:autoTitleDeleted val="0"/>
-    <c:plotArea>
-      <c:layout/>
-      <c:lineChart>
-        <c:grouping val="standard"/>
-        <c:varyColors val="0"/>
-        <c:ser>
-          <c:idx val="0"/>
-          <c:order val="0"/>
-          <c:tx>
-            <c:strRef>
-              <c:f>Лист1!$B$1</c:f>
-              <c:strCache>
-                <c:ptCount val="1"/>
-                <c:pt idx="0">
-                  <c:v>Количество итераций</c:v>
-                </c:pt>
-              </c:strCache>
-            </c:strRef>
-          </c:tx>
-          <c:spPr>
-            <a:ln w="28575" cap="rnd">
-              <a:solidFill>
-                <a:schemeClr val="accent1"/>
-              </a:solidFill>
-              <a:round/>
-            </a:ln>
-            <a:effectLst/>
-          </c:spPr>
-          <c:marker>
-            <c:symbol val="circle"/>
-            <c:size val="5"/>
-            <c:spPr>
-              <a:solidFill>
-                <a:schemeClr val="accent1"/>
-              </a:solidFill>
-              <a:ln w="9525">
-                <a:solidFill>
-                  <a:schemeClr val="accent1"/>
-                </a:solidFill>
-              </a:ln>
-              <a:effectLst/>
-            </c:spPr>
-          </c:marker>
-          <c:cat>
-            <c:numRef>
-              <c:f>Лист1!$A$2:$A$23</c:f>
-              <c:numCache>
-                <c:formatCode>General</c:formatCode>
-                <c:ptCount val="22"/>
-                <c:pt idx="0">
-                  <c:v>3</c:v>
-                </c:pt>
-                <c:pt idx="1">
-                  <c:v>5</c:v>
-                </c:pt>
-                <c:pt idx="2">
-                  <c:v>7</c:v>
-                </c:pt>
-                <c:pt idx="3">
-                  <c:v>9</c:v>
-                </c:pt>
-                <c:pt idx="4">
-                  <c:v>11</c:v>
-                </c:pt>
-                <c:pt idx="5">
-                  <c:v>13</c:v>
-                </c:pt>
-                <c:pt idx="6">
-                  <c:v>15</c:v>
-                </c:pt>
-                <c:pt idx="7">
-                  <c:v>17</c:v>
-                </c:pt>
-                <c:pt idx="8">
-                  <c:v>19</c:v>
-                </c:pt>
-                <c:pt idx="9">
-                  <c:v>21</c:v>
-                </c:pt>
-                <c:pt idx="10">
-                  <c:v>23</c:v>
-                </c:pt>
-                <c:pt idx="11">
-                  <c:v>25</c:v>
-                </c:pt>
-                <c:pt idx="12">
-                  <c:v>27</c:v>
-                </c:pt>
-                <c:pt idx="13">
-                  <c:v>29</c:v>
-                </c:pt>
-                <c:pt idx="14">
-                  <c:v>31</c:v>
-                </c:pt>
-                <c:pt idx="15">
-                  <c:v>33</c:v>
-                </c:pt>
-                <c:pt idx="16">
-                  <c:v>35</c:v>
-                </c:pt>
-                <c:pt idx="17">
-                  <c:v>37</c:v>
-                </c:pt>
-                <c:pt idx="18">
-                  <c:v>39</c:v>
-                </c:pt>
-              </c:numCache>
-            </c:numRef>
-          </c:cat>
-          <c:val>
-            <c:numRef>
-              <c:f>Лист1!$B$2:$B$23</c:f>
-              <c:numCache>
-                <c:formatCode>General</c:formatCode>
-                <c:ptCount val="22"/>
-                <c:pt idx="0">
-                  <c:v>3</c:v>
-                </c:pt>
-                <c:pt idx="1">
-                  <c:v>9</c:v>
-                </c:pt>
-                <c:pt idx="2">
-                  <c:v>24</c:v>
-                </c:pt>
-                <c:pt idx="3">
-                  <c:v>3</c:v>
-                </c:pt>
-                <c:pt idx="4">
-                  <c:v>204</c:v>
-                </c:pt>
-                <c:pt idx="5">
-                  <c:v>424</c:v>
-                </c:pt>
-                <c:pt idx="6">
-                  <c:v>3</c:v>
-                </c:pt>
-                <c:pt idx="7">
-                  <c:v>2199</c:v>
-                </c:pt>
-                <c:pt idx="8">
-                  <c:v>5446</c:v>
-                </c:pt>
-                <c:pt idx="9">
-                  <c:v>3</c:v>
-                </c:pt>
-                <c:pt idx="10">
-                  <c:v>20112</c:v>
-                </c:pt>
-                <c:pt idx="11">
-                  <c:v>9</c:v>
-                </c:pt>
-                <c:pt idx="12">
-                  <c:v>3</c:v>
-                </c:pt>
-                <c:pt idx="13">
-                  <c:v>136384</c:v>
-                </c:pt>
-                <c:pt idx="14">
-                  <c:v>297125</c:v>
-                </c:pt>
-                <c:pt idx="15">
-                  <c:v>3</c:v>
-                </c:pt>
-                <c:pt idx="16">
-                  <c:v>9</c:v>
-                </c:pt>
-                <c:pt idx="17">
-                  <c:v>1560203</c:v>
-                </c:pt>
-                <c:pt idx="18">
-                  <c:v>3</c:v>
-                </c:pt>
-              </c:numCache>
-            </c:numRef>
-          </c:val>
-          <c:smooth val="0"/>
-          <c:extLst>
-            <c:ext xmlns:c16="http://schemas.microsoft.com/office/drawing/2014/chart" uri="{C3380CC4-5D6E-409C-BE32-E72D297353CC}">
-              <c16:uniqueId val="{00000000-7748-4FD4-A0E0-32DA386B6D30}"/>
-            </c:ext>
-          </c:extLst>
-        </c:ser>
-        <c:dLbls>
-          <c:showLegendKey val="0"/>
-          <c:showVal val="0"/>
-          <c:showCatName val="0"/>
-          <c:showSerName val="0"/>
-          <c:showPercent val="0"/>
-          <c:showBubbleSize val="0"/>
-        </c:dLbls>
-        <c:marker val="1"/>
-        <c:smooth val="0"/>
-        <c:axId val="1474380207"/>
-        <c:axId val="1474384527"/>
-      </c:lineChart>
-      <c:catAx>
-        <c:axId val="1474380207"/>
-        <c:scaling>
-          <c:orientation val="minMax"/>
-        </c:scaling>
-        <c:delete val="0"/>
-        <c:axPos val="b"/>
-        <c:numFmt formatCode="General" sourceLinked="1"/>
-        <c:majorTickMark val="none"/>
-        <c:minorTickMark val="none"/>
-        <c:tickLblPos val="nextTo"/>
-        <c:spPr>
-          <a:noFill/>
-          <a:ln w="9525" cap="flat" cmpd="sng" algn="ctr">
-            <a:solidFill>
-              <a:schemeClr val="tx1">
-                <a:lumMod val="15000"/>
-                <a:lumOff val="85000"/>
-              </a:schemeClr>
-            </a:solidFill>
-            <a:round/>
-          </a:ln>
-          <a:effectLst/>
-        </c:spPr>
-        <c:txPr>
-          <a:bodyPr rot="-60000000" spcFirstLastPara="1" vertOverflow="ellipsis" vert="horz" wrap="square" anchor="ctr" anchorCtr="1"/>
-          <a:lstStyle/>
-          <a:p>
-            <a:pPr>
-              <a:defRPr sz="900" b="0" i="0" u="none" strike="noStrike" kern="1200" baseline="0">
-                <a:solidFill>
-                  <a:schemeClr val="tx1">
-                    <a:lumMod val="65000"/>
-                    <a:lumOff val="35000"/>
-                  </a:schemeClr>
-                </a:solidFill>
-                <a:latin typeface="+mn-lt"/>
-                <a:ea typeface="+mn-ea"/>
-                <a:cs typeface="+mn-cs"/>
-              </a:defRPr>
-            </a:pPr>
-            <a:endParaRPr lang="ru-RU"/>
-          </a:p>
-        </c:txPr>
-        <c:crossAx val="1474384527"/>
-        <c:crosses val="autoZero"/>
-        <c:auto val="1"/>
-        <c:lblAlgn val="ctr"/>
-        <c:lblOffset val="100"/>
-        <c:noMultiLvlLbl val="0"/>
-      </c:catAx>
-      <c:valAx>
-        <c:axId val="1474384527"/>
-        <c:scaling>
-          <c:orientation val="minMax"/>
-        </c:scaling>
-        <c:delete val="0"/>
-        <c:axPos val="l"/>
-        <c:majorGridlines>
-          <c:spPr>
-            <a:ln w="9525" cap="flat" cmpd="sng" algn="ctr">
-              <a:solidFill>
-                <a:schemeClr val="tx1">
-                  <a:lumMod val="15000"/>
-                  <a:lumOff val="85000"/>
-                </a:schemeClr>
-              </a:solidFill>
-              <a:round/>
-            </a:ln>
-            <a:effectLst/>
-          </c:spPr>
-        </c:majorGridlines>
-        <c:numFmt formatCode="General" sourceLinked="1"/>
-        <c:majorTickMark val="none"/>
-        <c:minorTickMark val="none"/>
-        <c:tickLblPos val="nextTo"/>
-        <c:spPr>
-          <a:noFill/>
-          <a:ln>
-            <a:noFill/>
-          </a:ln>
-          <a:effectLst/>
-        </c:spPr>
-        <c:txPr>
-          <a:bodyPr rot="-60000000" spcFirstLastPara="1" vertOverflow="ellipsis" vert="horz" wrap="square" anchor="ctr" anchorCtr="1"/>
-          <a:lstStyle/>
-          <a:p>
-            <a:pPr>
-              <a:defRPr sz="900" b="0" i="0" u="none" strike="noStrike" kern="1200" baseline="0">
-                <a:solidFill>
-                  <a:schemeClr val="tx1">
-                    <a:lumMod val="65000"/>
-                    <a:lumOff val="35000"/>
-                  </a:schemeClr>
-                </a:solidFill>
-                <a:latin typeface="+mn-lt"/>
-                <a:ea typeface="+mn-ea"/>
-                <a:cs typeface="+mn-cs"/>
-              </a:defRPr>
-            </a:pPr>
-            <a:endParaRPr lang="ru-RU"/>
-          </a:p>
-        </c:txPr>
-        <c:crossAx val="1474380207"/>
-        <c:crosses val="autoZero"/>
-        <c:crossBetween val="between"/>
-      </c:valAx>
-      <c:spPr>
-        <a:noFill/>
-        <a:ln>
-          <a:noFill/>
-        </a:ln>
-        <a:effectLst/>
-      </c:spPr>
-    </c:plotArea>
-    <c:legend>
-      <c:legendPos val="b"/>
-      <c:overlay val="0"/>
-      <c:spPr>
-        <a:noFill/>
-        <a:ln>
-          <a:noFill/>
-        </a:ln>
-        <a:effectLst/>
-      </c:spPr>
-      <c:txPr>
-        <a:bodyPr rot="0" spcFirstLastPara="1" vertOverflow="ellipsis" vert="horz" wrap="square" anchor="ctr" anchorCtr="1"/>
-        <a:lstStyle/>
-        <a:p>
-          <a:pPr>
-            <a:defRPr sz="900" b="0" i="0" u="none" strike="noStrike" kern="1200" baseline="0">
-              <a:solidFill>
-                <a:schemeClr val="tx1">
-                  <a:lumMod val="65000"/>
-                  <a:lumOff val="35000"/>
-                </a:schemeClr>
-              </a:solidFill>
-              <a:latin typeface="+mn-lt"/>
-              <a:ea typeface="+mn-ea"/>
-              <a:cs typeface="+mn-cs"/>
-            </a:defRPr>
-          </a:pPr>
-          <a:endParaRPr lang="ru-RU"/>
-        </a:p>
-      </c:txPr>
-    </c:legend>
-    <c:plotVisOnly val="1"/>
-    <c:dispBlanksAs val="gap"/>
-    <c:showDLblsOverMax val="0"/>
-    <c:extLst>
-      <c:ext xmlns:c16r3="http://schemas.microsoft.com/office/drawing/2017/03/chart" uri="{56B9EC1D-385E-4148-901F-78D8002777C0}">
-        <c16r3:dataDisplayOptions16>
-          <c16r3:dispNaAsBlank val="1"/>
-        </c16r3:dataDisplayOptions16>
-      </c:ext>
-    </c:extLst>
-  </c:chart>
-  <c:spPr>
-    <a:solidFill>
-      <a:schemeClr val="bg1"/>
-    </a:solidFill>
-    <a:ln w="9525" cap="flat" cmpd="sng" algn="ctr">
-      <a:solidFill>
-        <a:schemeClr val="tx1">
-          <a:lumMod val="15000"/>
-          <a:lumOff val="85000"/>
-        </a:schemeClr>
-      </a:solidFill>
-      <a:round/>
-    </a:ln>
-    <a:effectLst/>
-  </c:spPr>
-  <c:txPr>
-    <a:bodyPr/>
-    <a:lstStyle/>
-    <a:p>
-      <a:pPr>
-        <a:defRPr/>
-      </a:pPr>
-      <a:endParaRPr lang="ru-RU"/>
-    </a:p>
-  </c:txPr>
-  <c:externalData r:id="rId3">
-    <c:autoUpdate val="0"/>
-  </c:externalData>
-</c:chartSpace>
-</file>
-
-<file path=word/charts/chart2.xml><?xml version="1.0" encoding="utf-8"?>
-<c:chartSpace xmlns:c="http://schemas.openxmlformats.org/drawingml/2006/chart" xmlns:a="http://schemas.openxmlformats.org/drawingml/2006/main" xmlns:r="http://schemas.openxmlformats.org/officeDocument/2006/relationships" xmlns:c16r2="http://schemas.microsoft.com/office/drawing/2015/06/chart">
-  <c:date1904 val="0"/>
-  <c:lang val="ru-RU"/>
-  <c:roundedCorners val="0"/>
-  <mc:AlternateContent xmlns:mc="http://schemas.openxmlformats.org/markup-compatibility/2006">
-    <mc:Choice xmlns:c14="http://schemas.microsoft.com/office/drawing/2007/8/2/chart" Requires="c14">
-      <c14:style val="102"/>
-    </mc:Choice>
-    <mc:Fallback>
-      <c:style val="2"/>
-    </mc:Fallback>
-  </mc:AlternateContent>
-  <c:chart>
-    <c:title>
-      <c:tx>
-        <c:rich>
-          <a:bodyPr rot="0" spcFirstLastPara="1" vertOverflow="ellipsis" vert="horz" wrap="square" anchor="ctr" anchorCtr="1"/>
-          <a:lstStyle/>
-          <a:p>
-            <a:pPr>
-              <a:defRPr sz="1400" b="0" i="0" u="none" strike="noStrike" kern="1200" spc="0" baseline="0">
-                <a:solidFill>
-                  <a:schemeClr val="tx1">
-                    <a:lumMod val="65000"/>
-                    <a:lumOff val="35000"/>
-                  </a:schemeClr>
-                </a:solidFill>
-                <a:latin typeface="+mn-lt"/>
-                <a:ea typeface="+mn-ea"/>
-                <a:cs typeface="+mn-cs"/>
-              </a:defRPr>
-            </a:pPr>
-            <a:r>
-              <a:rPr lang="ru-RU"/>
-              <a:t>Количество итераций</a:t>
-            </a:r>
-            <a:r>
-              <a:rPr lang="en-US"/>
-              <a:t> </a:t>
-            </a:r>
-            <a:r>
-              <a:rPr lang="ru-RU"/>
-              <a:t>в</a:t>
-            </a:r>
-            <a:r>
-              <a:rPr lang="ru-RU" baseline="0"/>
-              <a:t> зависимости от простого размера квадрата</a:t>
-            </a:r>
-            <a:endParaRPr lang="ru-RU"/>
-          </a:p>
-        </c:rich>
-      </c:tx>
-      <c:layout>
-        <c:manualLayout>
-          <c:xMode val="edge"/>
-          <c:yMode val="edge"/>
-          <c:x val="0.15381528677258538"/>
-          <c:y val="4.0983606557377046E-2"/>
-        </c:manualLayout>
-      </c:layout>
-      <c:overlay val="0"/>
-      <c:spPr>
-        <a:noFill/>
-        <a:ln>
-          <a:noFill/>
-        </a:ln>
-        <a:effectLst/>
-      </c:spPr>
-      <c:txPr>
-        <a:bodyPr rot="0" spcFirstLastPara="1" vertOverflow="ellipsis" vert="horz" wrap="square" anchor="ctr" anchorCtr="1"/>
-        <a:lstStyle/>
-        <a:p>
-          <a:pPr>
-            <a:defRPr sz="1400" b="0" i="0" u="none" strike="noStrike" kern="1200" spc="0" baseline="0">
-              <a:solidFill>
-                <a:schemeClr val="tx1">
-                  <a:lumMod val="65000"/>
-                  <a:lumOff val="35000"/>
-                </a:schemeClr>
-              </a:solidFill>
-              <a:latin typeface="+mn-lt"/>
-              <a:ea typeface="+mn-ea"/>
-              <a:cs typeface="+mn-cs"/>
-            </a:defRPr>
-          </a:pPr>
-          <a:endParaRPr lang="ru-RU"/>
-        </a:p>
-      </c:txPr>
-    </c:title>
-    <c:autoTitleDeleted val="0"/>
-    <c:plotArea>
-      <c:layout/>
-      <c:lineChart>
-        <c:grouping val="standard"/>
-        <c:varyColors val="0"/>
-        <c:ser>
-          <c:idx val="0"/>
-          <c:order val="0"/>
-          <c:tx>
-            <c:strRef>
-              <c:f>Лист1!$B$1</c:f>
-              <c:strCache>
-                <c:ptCount val="1"/>
-                <c:pt idx="0">
-                  <c:v>Количество итераций</c:v>
-                </c:pt>
-              </c:strCache>
-            </c:strRef>
-          </c:tx>
-          <c:spPr>
-            <a:ln w="28575" cap="rnd">
-              <a:solidFill>
-                <a:schemeClr val="accent1"/>
-              </a:solidFill>
-              <a:round/>
-            </a:ln>
-            <a:effectLst/>
-          </c:spPr>
-          <c:marker>
-            <c:symbol val="circle"/>
-            <c:size val="5"/>
-            <c:spPr>
-              <a:solidFill>
-                <a:schemeClr val="accent1"/>
-              </a:solidFill>
-              <a:ln w="9525">
-                <a:solidFill>
-                  <a:schemeClr val="accent1"/>
-                </a:solidFill>
-              </a:ln>
-              <a:effectLst/>
-            </c:spPr>
-          </c:marker>
-          <c:cat>
-            <c:numRef>
-              <c:f>Лист1!$A$2:$A$13</c:f>
-              <c:numCache>
-                <c:formatCode>General</c:formatCode>
-                <c:ptCount val="12"/>
-                <c:pt idx="0">
-                  <c:v>2</c:v>
-                </c:pt>
-                <c:pt idx="1">
-                  <c:v>3</c:v>
-                </c:pt>
-                <c:pt idx="2">
-                  <c:v>5</c:v>
-                </c:pt>
-                <c:pt idx="3">
-                  <c:v>7</c:v>
-                </c:pt>
-                <c:pt idx="4">
-                  <c:v>11</c:v>
-                </c:pt>
-                <c:pt idx="5">
-                  <c:v>13</c:v>
-                </c:pt>
-                <c:pt idx="6">
-                  <c:v>17</c:v>
-                </c:pt>
-                <c:pt idx="7">
-                  <c:v>19</c:v>
-                </c:pt>
-                <c:pt idx="8">
-                  <c:v>23</c:v>
-                </c:pt>
-                <c:pt idx="9">
-                  <c:v>29</c:v>
-                </c:pt>
-                <c:pt idx="10">
-                  <c:v>31</c:v>
-                </c:pt>
-                <c:pt idx="11">
-                  <c:v>37</c:v>
-                </c:pt>
-              </c:numCache>
-            </c:numRef>
-          </c:cat>
-          <c:val>
-            <c:numRef>
-              <c:f>Лист1!$B$2:$B$13</c:f>
-              <c:numCache>
-                <c:formatCode>General</c:formatCode>
-                <c:ptCount val="12"/>
-                <c:pt idx="0">
-                  <c:v>0</c:v>
-                </c:pt>
-                <c:pt idx="1">
-                  <c:v>3</c:v>
-                </c:pt>
-                <c:pt idx="2">
-                  <c:v>9</c:v>
-                </c:pt>
-                <c:pt idx="3">
-                  <c:v>24</c:v>
-                </c:pt>
-                <c:pt idx="4">
-                  <c:v>204</c:v>
-                </c:pt>
-                <c:pt idx="5">
-                  <c:v>424</c:v>
-                </c:pt>
-                <c:pt idx="6">
-                  <c:v>2199</c:v>
-                </c:pt>
-                <c:pt idx="7">
-                  <c:v>5446</c:v>
-                </c:pt>
-                <c:pt idx="8">
-                  <c:v>20112</c:v>
-                </c:pt>
-                <c:pt idx="9">
-                  <c:v>136384</c:v>
-                </c:pt>
-                <c:pt idx="10">
-                  <c:v>297125</c:v>
-                </c:pt>
-                <c:pt idx="11">
-                  <c:v>1560203</c:v>
-                </c:pt>
-              </c:numCache>
-            </c:numRef>
-          </c:val>
-          <c:smooth val="0"/>
-          <c:extLst>
-            <c:ext xmlns:c16="http://schemas.microsoft.com/office/drawing/2014/chart" uri="{C3380CC4-5D6E-409C-BE32-E72D297353CC}">
-              <c16:uniqueId val="{00000000-97AA-4D70-8F55-03989EA17404}"/>
-            </c:ext>
-          </c:extLst>
-        </c:ser>
-        <c:dLbls>
-          <c:showLegendKey val="0"/>
-          <c:showVal val="0"/>
-          <c:showCatName val="0"/>
-          <c:showSerName val="0"/>
-          <c:showPercent val="0"/>
-          <c:showBubbleSize val="0"/>
-        </c:dLbls>
-        <c:marker val="1"/>
-        <c:smooth val="0"/>
-        <c:axId val="1474380207"/>
-        <c:axId val="1474384527"/>
-      </c:lineChart>
-      <c:catAx>
-        <c:axId val="1474380207"/>
-        <c:scaling>
-          <c:orientation val="minMax"/>
-        </c:scaling>
-        <c:delete val="0"/>
-        <c:axPos val="b"/>
-        <c:numFmt formatCode="General" sourceLinked="1"/>
-        <c:majorTickMark val="none"/>
-        <c:minorTickMark val="none"/>
-        <c:tickLblPos val="nextTo"/>
-        <c:spPr>
-          <a:noFill/>
-          <a:ln w="9525" cap="flat" cmpd="sng" algn="ctr">
-            <a:solidFill>
-              <a:schemeClr val="tx1">
-                <a:lumMod val="15000"/>
-                <a:lumOff val="85000"/>
-              </a:schemeClr>
-            </a:solidFill>
-            <a:round/>
-          </a:ln>
-          <a:effectLst/>
-        </c:spPr>
-        <c:txPr>
-          <a:bodyPr rot="-60000000" spcFirstLastPara="1" vertOverflow="ellipsis" vert="horz" wrap="square" anchor="ctr" anchorCtr="1"/>
-          <a:lstStyle/>
-          <a:p>
-            <a:pPr>
-              <a:defRPr sz="900" b="0" i="0" u="none" strike="noStrike" kern="1200" baseline="0">
-                <a:solidFill>
-                  <a:schemeClr val="tx1">
-                    <a:lumMod val="65000"/>
-                    <a:lumOff val="35000"/>
-                  </a:schemeClr>
-                </a:solidFill>
-                <a:latin typeface="+mn-lt"/>
-                <a:ea typeface="+mn-ea"/>
-                <a:cs typeface="+mn-cs"/>
-              </a:defRPr>
-            </a:pPr>
-            <a:endParaRPr lang="ru-RU"/>
-          </a:p>
-        </c:txPr>
-        <c:crossAx val="1474384527"/>
-        <c:crosses val="autoZero"/>
-        <c:auto val="1"/>
-        <c:lblAlgn val="ctr"/>
-        <c:lblOffset val="100"/>
-        <c:noMultiLvlLbl val="0"/>
-      </c:catAx>
-      <c:valAx>
-        <c:axId val="1474384527"/>
-        <c:scaling>
-          <c:orientation val="minMax"/>
-        </c:scaling>
-        <c:delete val="0"/>
-        <c:axPos val="l"/>
-        <c:majorGridlines>
-          <c:spPr>
-            <a:ln w="9525" cap="flat" cmpd="sng" algn="ctr">
-              <a:solidFill>
-                <a:schemeClr val="tx1">
-                  <a:lumMod val="15000"/>
-                  <a:lumOff val="85000"/>
-                </a:schemeClr>
-              </a:solidFill>
-              <a:round/>
-            </a:ln>
-            <a:effectLst/>
-          </c:spPr>
-        </c:majorGridlines>
-        <c:numFmt formatCode="General" sourceLinked="1"/>
-        <c:majorTickMark val="none"/>
-        <c:minorTickMark val="none"/>
-        <c:tickLblPos val="nextTo"/>
-        <c:spPr>
-          <a:noFill/>
-          <a:ln>
-            <a:noFill/>
-          </a:ln>
-          <a:effectLst/>
-        </c:spPr>
-        <c:txPr>
-          <a:bodyPr rot="-60000000" spcFirstLastPara="1" vertOverflow="ellipsis" vert="horz" wrap="square" anchor="ctr" anchorCtr="1"/>
-          <a:lstStyle/>
-          <a:p>
-            <a:pPr>
-              <a:defRPr sz="900" b="0" i="0" u="none" strike="noStrike" kern="1200" baseline="0">
-                <a:solidFill>
-                  <a:schemeClr val="tx1">
-                    <a:lumMod val="65000"/>
-                    <a:lumOff val="35000"/>
-                  </a:schemeClr>
-                </a:solidFill>
-                <a:latin typeface="+mn-lt"/>
-                <a:ea typeface="+mn-ea"/>
-                <a:cs typeface="+mn-cs"/>
-              </a:defRPr>
-            </a:pPr>
-            <a:endParaRPr lang="ru-RU"/>
-          </a:p>
-        </c:txPr>
-        <c:crossAx val="1474380207"/>
-        <c:crosses val="autoZero"/>
-        <c:crossBetween val="between"/>
-      </c:valAx>
-      <c:spPr>
-        <a:noFill/>
-        <a:ln>
-          <a:noFill/>
-        </a:ln>
-        <a:effectLst/>
-      </c:spPr>
-    </c:plotArea>
-    <c:legend>
-      <c:legendPos val="b"/>
-      <c:overlay val="0"/>
-      <c:spPr>
-        <a:noFill/>
-        <a:ln>
-          <a:noFill/>
-        </a:ln>
-        <a:effectLst/>
-      </c:spPr>
-      <c:txPr>
-        <a:bodyPr rot="0" spcFirstLastPara="1" vertOverflow="ellipsis" vert="horz" wrap="square" anchor="ctr" anchorCtr="1"/>
-        <a:lstStyle/>
-        <a:p>
-          <a:pPr>
-            <a:defRPr sz="900" b="0" i="0" u="none" strike="noStrike" kern="1200" baseline="0">
-              <a:solidFill>
-                <a:schemeClr val="tx1">
-                  <a:lumMod val="65000"/>
-                  <a:lumOff val="35000"/>
-                </a:schemeClr>
-              </a:solidFill>
-              <a:latin typeface="+mn-lt"/>
-              <a:ea typeface="+mn-ea"/>
-              <a:cs typeface="+mn-cs"/>
-            </a:defRPr>
-          </a:pPr>
-          <a:endParaRPr lang="ru-RU"/>
-        </a:p>
-      </c:txPr>
-    </c:legend>
-    <c:plotVisOnly val="1"/>
-    <c:dispBlanksAs val="gap"/>
-    <c:showDLblsOverMax val="0"/>
-    <c:extLst>
-      <c:ext xmlns:c16r3="http://schemas.microsoft.com/office/drawing/2017/03/chart" uri="{56B9EC1D-385E-4148-901F-78D8002777C0}">
-        <c16r3:dataDisplayOptions16>
-          <c16r3:dispNaAsBlank val="1"/>
-        </c16r3:dataDisplayOptions16>
-      </c:ext>
-    </c:extLst>
-  </c:chart>
-  <c:spPr>
-    <a:solidFill>
-      <a:schemeClr val="bg1"/>
-    </a:solidFill>
-    <a:ln w="9525" cap="flat" cmpd="sng" algn="ctr">
-      <a:solidFill>
-        <a:schemeClr val="tx1">
-          <a:lumMod val="15000"/>
-          <a:lumOff val="85000"/>
-        </a:schemeClr>
-      </a:solidFill>
-      <a:round/>
-    </a:ln>
-    <a:effectLst/>
-  </c:spPr>
-  <c:txPr>
-    <a:bodyPr/>
-    <a:lstStyle/>
-    <a:p>
-      <a:pPr>
-        <a:defRPr/>
-      </a:pPr>
-      <a:endParaRPr lang="ru-RU"/>
-    </a:p>
-  </c:txPr>
-  <c:externalData r:id="rId3">
-    <c:autoUpdate val="0"/>
-  </c:externalData>
-</c:chartSpace>
-</file>
-
-<file path=word/charts/colors1.xml><?xml version="1.0" encoding="utf-8"?>
-<cs:colorStyle xmlns:cs="http://schemas.microsoft.com/office/drawing/2012/chartStyle" xmlns:a="http://schemas.openxmlformats.org/drawingml/2006/main" meth="cycle" id="10">
-  <a:schemeClr val="accent1"/>
-  <a:schemeClr val="accent2"/>
-  <a:schemeClr val="accent3"/>
-  <a:schemeClr val="accent4"/>
-  <a:schemeClr val="accent5"/>
-  <a:schemeClr val="accent6"/>
-  <cs:variation/>
-  <cs:variation>
-    <a:lumMod val="60000"/>
-  </cs:variation>
-  <cs:variation>
-    <a:lumMod val="80000"/>
-    <a:lumOff val="20000"/>
-  </cs:variation>
-  <cs:variation>
-    <a:lumMod val="80000"/>
-  </cs:variation>
-  <cs:variation>
-    <a:lumMod val="60000"/>
-    <a:lumOff val="40000"/>
-  </cs:variation>
-  <cs:variation>
-    <a:lumMod val="50000"/>
-  </cs:variation>
-  <cs:variation>
-    <a:lumMod val="70000"/>
-    <a:lumOff val="30000"/>
-  </cs:variation>
-  <cs:variation>
-    <a:lumMod val="70000"/>
-  </cs:variation>
-  <cs:variation>
-    <a:lumMod val="50000"/>
-    <a:lumOff val="50000"/>
-  </cs:variation>
-</cs:colorStyle>
-</file>
-
-<file path=word/charts/colors2.xml><?xml version="1.0" encoding="utf-8"?>
-<cs:colorStyle xmlns:cs="http://schemas.microsoft.com/office/drawing/2012/chartStyle" xmlns:a="http://schemas.openxmlformats.org/drawingml/2006/main" meth="cycle" id="10">
-  <a:schemeClr val="accent1"/>
-  <a:schemeClr val="accent2"/>
-  <a:schemeClr val="accent3"/>
-  <a:schemeClr val="accent4"/>
-  <a:schemeClr val="accent5"/>
-  <a:schemeClr val="accent6"/>
-  <cs:variation/>
-  <cs:variation>
-    <a:lumMod val="60000"/>
-  </cs:variation>
-  <cs:variation>
-    <a:lumMod val="80000"/>
-    <a:lumOff val="20000"/>
-  </cs:variation>
-  <cs:variation>
-    <a:lumMod val="80000"/>
-  </cs:variation>
-  <cs:variation>
-    <a:lumMod val="60000"/>
-    <a:lumOff val="40000"/>
-  </cs:variation>
-  <cs:variation>
-    <a:lumMod val="50000"/>
-  </cs:variation>
-  <cs:variation>
-    <a:lumMod val="70000"/>
-    <a:lumOff val="30000"/>
-  </cs:variation>
-  <cs:variation>
-    <a:lumMod val="70000"/>
-  </cs:variation>
-  <cs:variation>
-    <a:lumMod val="50000"/>
-    <a:lumOff val="50000"/>
-  </cs:variation>
-</cs:colorStyle>
-</file>
-
-<file path=word/charts/style1.xml><?xml version="1.0" encoding="utf-8"?>
-<cs:chartStyle xmlns:cs="http://schemas.microsoft.com/office/drawing/2012/chartStyle" xmlns:a="http://schemas.openxmlformats.org/drawingml/2006/main" id="332">
-  <cs:axisTitle>
-    <cs:lnRef idx="0"/>
-    <cs:fillRef idx="0"/>
-    <cs:effectRef idx="0"/>
-    <cs:fontRef idx="minor">
-      <a:schemeClr val="tx1">
-        <a:lumMod val="65000"/>
-        <a:lumOff val="35000"/>
-      </a:schemeClr>
-    </cs:fontRef>
-    <cs:defRPr sz="1000" kern="1200"/>
-  </cs:axisTitle>
-  <cs:categoryAxis>
-    <cs:lnRef idx="0"/>
-    <cs:fillRef idx="0"/>
-    <cs:effectRef idx="0"/>
-    <cs:fontRef idx="minor">
-      <a:schemeClr val="tx1">
-        <a:lumMod val="65000"/>
-        <a:lumOff val="35000"/>
-      </a:schemeClr>
-    </cs:fontRef>
-    <cs:spPr>
-      <a:ln w="9525" cap="flat" cmpd="sng" algn="ctr">
-        <a:solidFill>
-          <a:schemeClr val="tx1">
-            <a:lumMod val="15000"/>
-            <a:lumOff val="85000"/>
-          </a:schemeClr>
-        </a:solidFill>
-        <a:round/>
-      </a:ln>
-    </cs:spPr>
-    <cs:defRPr sz="900" kern="1200"/>
-  </cs:categoryAxis>
-  <cs:chartArea mods="allowNoFillOverride allowNoLineOverride">
-    <cs:lnRef idx="0"/>
-    <cs:fillRef idx="0"/>
-    <cs:effectRef idx="0"/>
-    <cs:fontRef idx="minor">
-      <a:schemeClr val="tx1"/>
-    </cs:fontRef>
-    <cs:spPr>
-      <a:solidFill>
-        <a:schemeClr val="bg1"/>
-      </a:solidFill>
-      <a:ln w="9525" cap="flat" cmpd="sng" algn="ctr">
-        <a:solidFill>
-          <a:schemeClr val="tx1">
-            <a:lumMod val="15000"/>
-            <a:lumOff val="85000"/>
-          </a:schemeClr>
-        </a:solidFill>
-        <a:round/>
-      </a:ln>
-    </cs:spPr>
-    <cs:defRPr sz="1000" kern="1200"/>
-  </cs:chartArea>
-  <cs:dataLabel>
-    <cs:lnRef idx="0"/>
-    <cs:fillRef idx="0"/>
-    <cs:effectRef idx="0"/>
-    <cs:fontRef idx="minor">
-      <a:schemeClr val="tx1">
-        <a:lumMod val="75000"/>
-        <a:lumOff val="25000"/>
-      </a:schemeClr>
-    </cs:fontRef>
-    <cs:defRPr sz="900" kern="1200"/>
-  </cs:dataLabel>
-  <cs:dataLabelCallout>
-    <cs:lnRef idx="0"/>
-    <cs:fillRef idx="0"/>
-    <cs:effectRef idx="0"/>
-    <cs:fontRef idx="minor">
-      <a:schemeClr val="dk1">
-        <a:lumMod val="65000"/>
-        <a:lumOff val="35000"/>
-      </a:schemeClr>
-    </cs:fontRef>
-    <cs:spPr>
-      <a:solidFill>
-        <a:schemeClr val="lt1"/>
-      </a:solidFill>
-      <a:ln>
-        <a:solidFill>
-          <a:schemeClr val="dk1">
-            <a:lumMod val="25000"/>
-            <a:lumOff val="75000"/>
-          </a:schemeClr>
-        </a:solidFill>
-      </a:ln>
-    </cs:spPr>
-    <cs:defRPr sz="900" kern="1200"/>
-    <cs:bodyPr rot="0" spcFirstLastPara="1" vertOverflow="clip" horzOverflow="clip" vert="horz" wrap="square" lIns="36576" tIns="18288" rIns="36576" bIns="18288" anchor="ctr" anchorCtr="1">
-      <a:spAutoFit/>
-    </cs:bodyPr>
-  </cs:dataLabelCallout>
-  <cs:dataPoint>
-    <cs:lnRef idx="0"/>
-    <cs:fillRef idx="1">
-      <cs:styleClr val="auto"/>
-    </cs:fillRef>
-    <cs:effectRef idx="0"/>
-    <cs:fontRef idx="minor">
-      <a:schemeClr val="tx1"/>
-    </cs:fontRef>
-  </cs:dataPoint>
-  <cs:dataPoint3D>
-    <cs:lnRef idx="0"/>
-    <cs:fillRef idx="1">
-      <cs:styleClr val="auto"/>
-    </cs:fillRef>
-    <cs:effectRef idx="0"/>
-    <cs:fontRef idx="minor">
-      <a:schemeClr val="tx1"/>
-    </cs:fontRef>
-  </cs:dataPoint3D>
-  <cs:dataPointLine>
-    <cs:lnRef idx="0">
-      <cs:styleClr val="auto"/>
-    </cs:lnRef>
-    <cs:fillRef idx="1"/>
-    <cs:effectRef idx="0"/>
-    <cs:fontRef idx="minor">
-      <a:schemeClr val="tx1"/>
-    </cs:fontRef>
-    <cs:spPr>
-      <a:ln w="28575" cap="rnd">
-        <a:solidFill>
-          <a:schemeClr val="phClr"/>
-        </a:solidFill>
-        <a:round/>
-      </a:ln>
-    </cs:spPr>
-  </cs:dataPointLine>
-  <cs:dataPointMarker>
-    <cs:lnRef idx="0">
-      <cs:styleClr val="auto"/>
-    </cs:lnRef>
-    <cs:fillRef idx="1">
-      <cs:styleClr val="auto"/>
-    </cs:fillRef>
-    <cs:effectRef idx="0"/>
-    <cs:fontRef idx="minor">
-      <a:schemeClr val="tx1"/>
-    </cs:fontRef>
-    <cs:spPr>
-      <a:ln w="9525">
-        <a:solidFill>
-          <a:schemeClr val="phClr"/>
-        </a:solidFill>
-      </a:ln>
-    </cs:spPr>
-  </cs:dataPointMarker>
-  <cs:dataPointMarkerLayout symbol="circle" size="5"/>
-  <cs:dataPointWireframe>
-    <cs:lnRef idx="0">
-      <cs:styleClr val="auto"/>
-    </cs:lnRef>
-    <cs:fillRef idx="1"/>
-    <cs:effectRef idx="0"/>
-    <cs:fontRef idx="minor">
-      <a:schemeClr val="tx1"/>
-    </cs:fontRef>
-    <cs:spPr>
-      <a:ln w="9525" cap="rnd">
-        <a:solidFill>
-          <a:schemeClr val="phClr"/>
-        </a:solidFill>
-        <a:round/>
-      </a:ln>
-    </cs:spPr>
-  </cs:dataPointWireframe>
-  <cs:dataTable>
-    <cs:lnRef idx="0"/>
-    <cs:fillRef idx="0"/>
-    <cs:effectRef idx="0"/>
-    <cs:fontRef idx="minor">
-      <a:schemeClr val="tx1">
-        <a:lumMod val="65000"/>
-        <a:lumOff val="35000"/>
-      </a:schemeClr>
-    </cs:fontRef>
-    <cs:spPr>
-      <a:noFill/>
-      <a:ln w="9525" cap="flat" cmpd="sng" algn="ctr">
-        <a:solidFill>
-          <a:schemeClr val="tx1">
-            <a:lumMod val="15000"/>
-            <a:lumOff val="85000"/>
-          </a:schemeClr>
-        </a:solidFill>
-        <a:round/>
-      </a:ln>
-    </cs:spPr>
-    <cs:defRPr sz="900" kern="1200"/>
-  </cs:dataTable>
-  <cs:downBar>
-    <cs:lnRef idx="0"/>
-    <cs:fillRef idx="0"/>
-    <cs:effectRef idx="0"/>
-    <cs:fontRef idx="minor">
-      <a:schemeClr val="dk1"/>
-    </cs:fontRef>
-    <cs:spPr>
-      <a:solidFill>
-        <a:schemeClr val="dk1">
-          <a:lumMod val="65000"/>
-          <a:lumOff val="35000"/>
-        </a:schemeClr>
-      </a:solidFill>
-      <a:ln w="9525">
-        <a:solidFill>
-          <a:schemeClr val="tx1">
-            <a:lumMod val="65000"/>
-            <a:lumOff val="35000"/>
-          </a:schemeClr>
-        </a:solidFill>
-      </a:ln>
-    </cs:spPr>
-  </cs:downBar>
-  <cs:dropLine>
-    <cs:lnRef idx="0"/>
-    <cs:fillRef idx="0"/>
-    <cs:effectRef idx="0"/>
-    <cs:fontRef idx="minor">
-      <a:schemeClr val="tx1"/>
-    </cs:fontRef>
-    <cs:spPr>
-      <a:ln w="9525" cap="flat" cmpd="sng" algn="ctr">
-        <a:solidFill>
-          <a:schemeClr val="tx1">
-            <a:lumMod val="35000"/>
-            <a:lumOff val="65000"/>
-          </a:schemeClr>
-        </a:solidFill>
-        <a:round/>
-      </a:ln>
-    </cs:spPr>
-  </cs:dropLine>
-  <cs:errorBar>
-    <cs:lnRef idx="0"/>
-    <cs:fillRef idx="0"/>
-    <cs:effectRef idx="0"/>
-    <cs:fontRef idx="minor">
-      <a:schemeClr val="tx1"/>
-    </cs:fontRef>
-    <cs:spPr>
-      <a:ln w="9525" cap="flat" cmpd="sng" algn="ctr">
-        <a:solidFill>
-          <a:schemeClr val="tx1">
-            <a:lumMod val="65000"/>
-            <a:lumOff val="35000"/>
-          </a:schemeClr>
-        </a:solidFill>
-        <a:round/>
-      </a:ln>
-    </cs:spPr>
-  </cs:errorBar>
-  <cs:floor>
-    <cs:lnRef idx="0"/>
-    <cs:fillRef idx="0"/>
-    <cs:effectRef idx="0"/>
-    <cs:fontRef idx="minor">
-      <a:schemeClr val="tx1"/>
-    </cs:fontRef>
-    <cs:spPr>
-      <a:noFill/>
-      <a:ln>
-        <a:noFill/>
-      </a:ln>
-    </cs:spPr>
-  </cs:floor>
-  <cs:gridlineMajor>
-    <cs:lnRef idx="0"/>
-    <cs:fillRef idx="0"/>
-    <cs:effectRef idx="0"/>
-    <cs:fontRef idx="minor">
-      <a:schemeClr val="tx1"/>
-    </cs:fontRef>
-    <cs:spPr>
-      <a:ln w="9525" cap="flat" cmpd="sng" algn="ctr">
-        <a:solidFill>
-          <a:schemeClr val="tx1">
-            <a:lumMod val="15000"/>
-            <a:lumOff val="85000"/>
-          </a:schemeClr>
-        </a:solidFill>
-        <a:round/>
-      </a:ln>
-    </cs:spPr>
-  </cs:gridlineMajor>
-  <cs:gridlineMinor>
-    <cs:lnRef idx="0"/>
-    <cs:fillRef idx="0"/>
-    <cs:effectRef idx="0"/>
-    <cs:fontRef idx="minor">
-      <a:schemeClr val="tx1"/>
-    </cs:fontRef>
-    <cs:spPr>
-      <a:ln w="9525" cap="flat" cmpd="sng" algn="ctr">
-        <a:solidFill>
-          <a:schemeClr val="tx1">
-            <a:lumMod val="5000"/>
-            <a:lumOff val="95000"/>
-          </a:schemeClr>
-        </a:solidFill>
-        <a:round/>
-      </a:ln>
-    </cs:spPr>
-  </cs:gridlineMinor>
-  <cs:hiLoLine>
-    <cs:lnRef idx="0"/>
-    <cs:fillRef idx="0"/>
-    <cs:effectRef idx="0"/>
-    <cs:fontRef idx="minor">
-      <a:schemeClr val="tx1"/>
-    </cs:fontRef>
-    <cs:spPr>
-      <a:ln w="9525" cap="flat" cmpd="sng" algn="ctr">
-        <a:solidFill>
-          <a:schemeClr val="tx1">
-            <a:lumMod val="75000"/>
-            <a:lumOff val="25000"/>
-          </a:schemeClr>
-        </a:solidFill>
-        <a:round/>
-      </a:ln>
-    </cs:spPr>
-  </cs:hiLoLine>
-  <cs:leaderLine>
-    <cs:lnRef idx="0"/>
-    <cs:fillRef idx="0"/>
-    <cs:effectRef idx="0"/>
-    <cs:fontRef idx="minor">
-      <a:schemeClr val="tx1"/>
-    </cs:fontRef>
-    <cs:spPr>
-      <a:ln w="9525" cap="flat" cmpd="sng" algn="ctr">
-        <a:solidFill>
-          <a:schemeClr val="tx1">
-            <a:lumMod val="35000"/>
-            <a:lumOff val="65000"/>
-          </a:schemeClr>
-        </a:solidFill>
-        <a:round/>
-      </a:ln>
-    </cs:spPr>
-  </cs:leaderLine>
-  <cs:legend>
-    <cs:lnRef idx="0"/>
-    <cs:fillRef idx="0"/>
-    <cs:effectRef idx="0"/>
-    <cs:fontRef idx="minor">
-      <a:schemeClr val="tx1">
-        <a:lumMod val="65000"/>
-        <a:lumOff val="35000"/>
-      </a:schemeClr>
-    </cs:fontRef>
-    <cs:defRPr sz="900" kern="1200"/>
-  </cs:legend>
-  <cs:plotArea mods="allowNoFillOverride allowNoLineOverride">
-    <cs:lnRef idx="0"/>
-    <cs:fillRef idx="0"/>
-    <cs:effectRef idx="0"/>
-    <cs:fontRef idx="minor">
-      <a:schemeClr val="tx1"/>
-    </cs:fontRef>
-  </cs:plotArea>
-  <cs:plotArea3D mods="allowNoFillOverride allowNoLineOverride">
-    <cs:lnRef idx="0"/>
-    <cs:fillRef idx="0"/>
-    <cs:effectRef idx="0"/>
-    <cs:fontRef idx="minor">
-      <a:schemeClr val="tx1"/>
-    </cs:fontRef>
-  </cs:plotArea3D>
-  <cs:seriesAxis>
-    <cs:lnRef idx="0"/>
-    <cs:fillRef idx="0"/>
-    <cs:effectRef idx="0"/>
-    <cs:fontRef idx="minor">
-      <a:schemeClr val="tx1">
-        <a:lumMod val="65000"/>
-        <a:lumOff val="35000"/>
-      </a:schemeClr>
-    </cs:fontRef>
-    <cs:defRPr sz="900" kern="1200"/>
-  </cs:seriesAxis>
-  <cs:seriesLine>
-    <cs:lnRef idx="0"/>
-    <cs:fillRef idx="0"/>
-    <cs:effectRef idx="0"/>
-    <cs:fontRef idx="minor">
-      <a:schemeClr val="tx1"/>
-    </cs:fontRef>
-    <cs:spPr>
-      <a:ln w="9525" cap="flat" cmpd="sng" algn="ctr">
-        <a:solidFill>
-          <a:schemeClr val="tx1">
-            <a:lumMod val="35000"/>
-            <a:lumOff val="65000"/>
-          </a:schemeClr>
-        </a:solidFill>
-        <a:round/>
-      </a:ln>
-    </cs:spPr>
-  </cs:seriesLine>
-  <cs:title>
-    <cs:lnRef idx="0"/>
-    <cs:fillRef idx="0"/>
-    <cs:effectRef idx="0"/>
-    <cs:fontRef idx="minor">
-      <a:schemeClr val="tx1">
-        <a:lumMod val="65000"/>
-        <a:lumOff val="35000"/>
-      </a:schemeClr>
-    </cs:fontRef>
-    <cs:defRPr sz="1400" b="0" kern="1200" spc="0" baseline="0"/>
-  </cs:title>
-  <cs:trendline>
-    <cs:lnRef idx="0">
-      <cs:styleClr val="auto"/>
-    </cs:lnRef>
-    <cs:fillRef idx="0"/>
-    <cs:effectRef idx="0"/>
-    <cs:fontRef idx="minor">
-      <a:schemeClr val="tx1"/>
-    </cs:fontRef>
-    <cs:spPr>
-      <a:ln w="19050" cap="rnd">
-        <a:solidFill>
-          <a:schemeClr val="phClr"/>
-        </a:solidFill>
-        <a:prstDash val="sysDot"/>
-      </a:ln>
-    </cs:spPr>
-  </cs:trendline>
-  <cs:trendlineLabel>
-    <cs:lnRef idx="0"/>
-    <cs:fillRef idx="0"/>
-    <cs:effectRef idx="0"/>
-    <cs:fontRef idx="minor">
-      <a:schemeClr val="tx1">
-        <a:lumMod val="65000"/>
-        <a:lumOff val="35000"/>
-      </a:schemeClr>
-    </cs:fontRef>
-    <cs:defRPr sz="900" kern="1200"/>
-  </cs:trendlineLabel>
-  <cs:upBar>
-    <cs:lnRef idx="0"/>
-    <cs:fillRef idx="0"/>
-    <cs:effectRef idx="0"/>
-    <cs:fontRef idx="minor">
-      <a:schemeClr val="dk1"/>
-    </cs:fontRef>
-    <cs:spPr>
-      <a:solidFill>
-        <a:schemeClr val="lt1"/>
-      </a:solidFill>
-      <a:ln w="9525">
-        <a:solidFill>
-          <a:schemeClr val="tx1">
-            <a:lumMod val="15000"/>
-            <a:lumOff val="85000"/>
-          </a:schemeClr>
-        </a:solidFill>
-      </a:ln>
-    </cs:spPr>
-  </cs:upBar>
-  <cs:valueAxis>
-    <cs:lnRef idx="0"/>
-    <cs:fillRef idx="0"/>
-    <cs:effectRef idx="0"/>
-    <cs:fontRef idx="minor">
-      <a:schemeClr val="tx1">
-        <a:lumMod val="65000"/>
-        <a:lumOff val="35000"/>
-      </a:schemeClr>
-    </cs:fontRef>
-    <cs:defRPr sz="900" kern="1200"/>
-  </cs:valueAxis>
-  <cs:wall>
-    <cs:lnRef idx="0"/>
-    <cs:fillRef idx="0"/>
-    <cs:effectRef idx="0"/>
-    <cs:fontRef idx="minor">
-      <a:schemeClr val="tx1"/>
-    </cs:fontRef>
-    <cs:spPr>
-      <a:noFill/>
-      <a:ln>
-        <a:noFill/>
-      </a:ln>
-    </cs:spPr>
-  </cs:wall>
-</cs:chartStyle>
-</file>
-
-<file path=word/charts/style2.xml><?xml version="1.0" encoding="utf-8"?>
-<cs:chartStyle xmlns:cs="http://schemas.microsoft.com/office/drawing/2012/chartStyle" xmlns:a="http://schemas.openxmlformats.org/drawingml/2006/main" id="332">
-  <cs:axisTitle>
-    <cs:lnRef idx="0"/>
-    <cs:fillRef idx="0"/>
-    <cs:effectRef idx="0"/>
-    <cs:fontRef idx="minor">
-      <a:schemeClr val="tx1">
-        <a:lumMod val="65000"/>
-        <a:lumOff val="35000"/>
-      </a:schemeClr>
-    </cs:fontRef>
-    <cs:defRPr sz="1000" kern="1200"/>
-  </cs:axisTitle>
-  <cs:categoryAxis>
-    <cs:lnRef idx="0"/>
-    <cs:fillRef idx="0"/>
-    <cs:effectRef idx="0"/>
-    <cs:fontRef idx="minor">
-      <a:schemeClr val="tx1">
-        <a:lumMod val="65000"/>
-        <a:lumOff val="35000"/>
-      </a:schemeClr>
-    </cs:fontRef>
-    <cs:spPr>
-      <a:ln w="9525" cap="flat" cmpd="sng" algn="ctr">
-        <a:solidFill>
-          <a:schemeClr val="tx1">
-            <a:lumMod val="15000"/>
-            <a:lumOff val="85000"/>
-          </a:schemeClr>
-        </a:solidFill>
-        <a:round/>
-      </a:ln>
-    </cs:spPr>
-    <cs:defRPr sz="900" kern="1200"/>
-  </cs:categoryAxis>
-  <cs:chartArea mods="allowNoFillOverride allowNoLineOverride">
-    <cs:lnRef idx="0"/>
-    <cs:fillRef idx="0"/>
-    <cs:effectRef idx="0"/>
-    <cs:fontRef idx="minor">
-      <a:schemeClr val="tx1"/>
-    </cs:fontRef>
-    <cs:spPr>
-      <a:solidFill>
-        <a:schemeClr val="bg1"/>
-      </a:solidFill>
-      <a:ln w="9525" cap="flat" cmpd="sng" algn="ctr">
-        <a:solidFill>
-          <a:schemeClr val="tx1">
-            <a:lumMod val="15000"/>
-            <a:lumOff val="85000"/>
-          </a:schemeClr>
-        </a:solidFill>
-        <a:round/>
-      </a:ln>
-    </cs:spPr>
-    <cs:defRPr sz="1000" kern="1200"/>
-  </cs:chartArea>
-  <cs:dataLabel>
-    <cs:lnRef idx="0"/>
-    <cs:fillRef idx="0"/>
-    <cs:effectRef idx="0"/>
-    <cs:fontRef idx="minor">
-      <a:schemeClr val="tx1">
-        <a:lumMod val="75000"/>
-        <a:lumOff val="25000"/>
-      </a:schemeClr>
-    </cs:fontRef>
-    <cs:defRPr sz="900" kern="1200"/>
-  </cs:dataLabel>
-  <cs:dataLabelCallout>
-    <cs:lnRef idx="0"/>
-    <cs:fillRef idx="0"/>
-    <cs:effectRef idx="0"/>
-    <cs:fontRef idx="minor">
-      <a:schemeClr val="dk1">
-        <a:lumMod val="65000"/>
-        <a:lumOff val="35000"/>
-      </a:schemeClr>
-    </cs:fontRef>
-    <cs:spPr>
-      <a:solidFill>
-        <a:schemeClr val="lt1"/>
-      </a:solidFill>
-      <a:ln>
-        <a:solidFill>
-          <a:schemeClr val="dk1">
-            <a:lumMod val="25000"/>
-            <a:lumOff val="75000"/>
-          </a:schemeClr>
-        </a:solidFill>
-      </a:ln>
-    </cs:spPr>
-    <cs:defRPr sz="900" kern="1200"/>
-    <cs:bodyPr rot="0" spcFirstLastPara="1" vertOverflow="clip" horzOverflow="clip" vert="horz" wrap="square" lIns="36576" tIns="18288" rIns="36576" bIns="18288" anchor="ctr" anchorCtr="1">
-      <a:spAutoFit/>
-    </cs:bodyPr>
-  </cs:dataLabelCallout>
-  <cs:dataPoint>
-    <cs:lnRef idx="0"/>
-    <cs:fillRef idx="1">
-      <cs:styleClr val="auto"/>
-    </cs:fillRef>
-    <cs:effectRef idx="0"/>
-    <cs:fontRef idx="minor">
-      <a:schemeClr val="tx1"/>
-    </cs:fontRef>
-  </cs:dataPoint>
-  <cs:dataPoint3D>
-    <cs:lnRef idx="0"/>
-    <cs:fillRef idx="1">
-      <cs:styleClr val="auto"/>
-    </cs:fillRef>
-    <cs:effectRef idx="0"/>
-    <cs:fontRef idx="minor">
-      <a:schemeClr val="tx1"/>
-    </cs:fontRef>
-  </cs:dataPoint3D>
-  <cs:dataPointLine>
-    <cs:lnRef idx="0">
-      <cs:styleClr val="auto"/>
-    </cs:lnRef>
-    <cs:fillRef idx="1"/>
-    <cs:effectRef idx="0"/>
-    <cs:fontRef idx="minor">
-      <a:schemeClr val="tx1"/>
-    </cs:fontRef>
-    <cs:spPr>
-      <a:ln w="28575" cap="rnd">
-        <a:solidFill>
-          <a:schemeClr val="phClr"/>
-        </a:solidFill>
-        <a:round/>
-      </a:ln>
-    </cs:spPr>
-  </cs:dataPointLine>
-  <cs:dataPointMarker>
-    <cs:lnRef idx="0">
-      <cs:styleClr val="auto"/>
-    </cs:lnRef>
-    <cs:fillRef idx="1">
-      <cs:styleClr val="auto"/>
-    </cs:fillRef>
-    <cs:effectRef idx="0"/>
-    <cs:fontRef idx="minor">
-      <a:schemeClr val="tx1"/>
-    </cs:fontRef>
-    <cs:spPr>
-      <a:ln w="9525">
-        <a:solidFill>
-          <a:schemeClr val="phClr"/>
-        </a:solidFill>
-      </a:ln>
-    </cs:spPr>
-  </cs:dataPointMarker>
-  <cs:dataPointMarkerLayout symbol="circle" size="5"/>
-  <cs:dataPointWireframe>
-    <cs:lnRef idx="0">
-      <cs:styleClr val="auto"/>
-    </cs:lnRef>
-    <cs:fillRef idx="1"/>
-    <cs:effectRef idx="0"/>
-    <cs:fontRef idx="minor">
-      <a:schemeClr val="tx1"/>
-    </cs:fontRef>
-    <cs:spPr>
-      <a:ln w="9525" cap="rnd">
-        <a:solidFill>
-          <a:schemeClr val="phClr"/>
-        </a:solidFill>
-        <a:round/>
-      </a:ln>
-    </cs:spPr>
-  </cs:dataPointWireframe>
-  <cs:dataTable>
-    <cs:lnRef idx="0"/>
-    <cs:fillRef idx="0"/>
-    <cs:effectRef idx="0"/>
-    <cs:fontRef idx="minor">
-      <a:schemeClr val="tx1">
-        <a:lumMod val="65000"/>
-        <a:lumOff val="35000"/>
-      </a:schemeClr>
-    </cs:fontRef>
-    <cs:spPr>
-      <a:noFill/>
-      <a:ln w="9525" cap="flat" cmpd="sng" algn="ctr">
-        <a:solidFill>
-          <a:schemeClr val="tx1">
-            <a:lumMod val="15000"/>
-            <a:lumOff val="85000"/>
-          </a:schemeClr>
-        </a:solidFill>
-        <a:round/>
-      </a:ln>
-    </cs:spPr>
-    <cs:defRPr sz="900" kern="1200"/>
-  </cs:dataTable>
-  <cs:downBar>
-    <cs:lnRef idx="0"/>
-    <cs:fillRef idx="0"/>
-    <cs:effectRef idx="0"/>
-    <cs:fontRef idx="minor">
-      <a:schemeClr val="dk1"/>
-    </cs:fontRef>
-    <cs:spPr>
-      <a:solidFill>
-        <a:schemeClr val="dk1">
-          <a:lumMod val="65000"/>
-          <a:lumOff val="35000"/>
-        </a:schemeClr>
-      </a:solidFill>
-      <a:ln w="9525">
-        <a:solidFill>
-          <a:schemeClr val="tx1">
-            <a:lumMod val="65000"/>
-            <a:lumOff val="35000"/>
-          </a:schemeClr>
-        </a:solidFill>
-      </a:ln>
-    </cs:spPr>
-  </cs:downBar>
-  <cs:dropLine>
-    <cs:lnRef idx="0"/>
-    <cs:fillRef idx="0"/>
-    <cs:effectRef idx="0"/>
-    <cs:fontRef idx="minor">
-      <a:schemeClr val="tx1"/>
-    </cs:fontRef>
-    <cs:spPr>
-      <a:ln w="9525" cap="flat" cmpd="sng" algn="ctr">
-        <a:solidFill>
-          <a:schemeClr val="tx1">
-            <a:lumMod val="35000"/>
-            <a:lumOff val="65000"/>
-          </a:schemeClr>
-        </a:solidFill>
-        <a:round/>
-      </a:ln>
-    </cs:spPr>
-  </cs:dropLine>
-  <cs:errorBar>
-    <cs:lnRef idx="0"/>
-    <cs:fillRef idx="0"/>
-    <cs:effectRef idx="0"/>
-    <cs:fontRef idx="minor">
-      <a:schemeClr val="tx1"/>
-    </cs:fontRef>
-    <cs:spPr>
-      <a:ln w="9525" cap="flat" cmpd="sng" algn="ctr">
-        <a:solidFill>
-          <a:schemeClr val="tx1">
-            <a:lumMod val="65000"/>
-            <a:lumOff val="35000"/>
-          </a:schemeClr>
-        </a:solidFill>
-        <a:round/>
-      </a:ln>
-    </cs:spPr>
-  </cs:errorBar>
-  <cs:floor>
-    <cs:lnRef idx="0"/>
-    <cs:fillRef idx="0"/>
-    <cs:effectRef idx="0"/>
-    <cs:fontRef idx="minor">
-      <a:schemeClr val="tx1"/>
-    </cs:fontRef>
-    <cs:spPr>
-      <a:noFill/>
-      <a:ln>
-        <a:noFill/>
-      </a:ln>
-    </cs:spPr>
-  </cs:floor>
-  <cs:gridlineMajor>
-    <cs:lnRef idx="0"/>
-    <cs:fillRef idx="0"/>
-    <cs:effectRef idx="0"/>
-    <cs:fontRef idx="minor">
-      <a:schemeClr val="tx1"/>
-    </cs:fontRef>
-    <cs:spPr>
-      <a:ln w="9525" cap="flat" cmpd="sng" algn="ctr">
-        <a:solidFill>
-          <a:schemeClr val="tx1">
-            <a:lumMod val="15000"/>
-            <a:lumOff val="85000"/>
-          </a:schemeClr>
-        </a:solidFill>
-        <a:round/>
-      </a:ln>
-    </cs:spPr>
-  </cs:gridlineMajor>
-  <cs:gridlineMinor>
-    <cs:lnRef idx="0"/>
-    <cs:fillRef idx="0"/>
-    <cs:effectRef idx="0"/>
-    <cs:fontRef idx="minor">
-      <a:schemeClr val="tx1"/>
-    </cs:fontRef>
-    <cs:spPr>
-      <a:ln w="9525" cap="flat" cmpd="sng" algn="ctr">
-        <a:solidFill>
-          <a:schemeClr val="tx1">
-            <a:lumMod val="5000"/>
-            <a:lumOff val="95000"/>
-          </a:schemeClr>
-        </a:solidFill>
-        <a:round/>
-      </a:ln>
-    </cs:spPr>
-  </cs:gridlineMinor>
-  <cs:hiLoLine>
-    <cs:lnRef idx="0"/>
-    <cs:fillRef idx="0"/>
-    <cs:effectRef idx="0"/>
-    <cs:fontRef idx="minor">
-      <a:schemeClr val="tx1"/>
-    </cs:fontRef>
-    <cs:spPr>
-      <a:ln w="9525" cap="flat" cmpd="sng" algn="ctr">
-        <a:solidFill>
-          <a:schemeClr val="tx1">
-            <a:lumMod val="75000"/>
-            <a:lumOff val="25000"/>
-          </a:schemeClr>
-        </a:solidFill>
-        <a:round/>
-      </a:ln>
-    </cs:spPr>
-  </cs:hiLoLine>
-  <cs:leaderLine>
-    <cs:lnRef idx="0"/>
-    <cs:fillRef idx="0"/>
-    <cs:effectRef idx="0"/>
-    <cs:fontRef idx="minor">
-      <a:schemeClr val="tx1"/>
-    </cs:fontRef>
-    <cs:spPr>
-      <a:ln w="9525" cap="flat" cmpd="sng" algn="ctr">
-        <a:solidFill>
-          <a:schemeClr val="tx1">
-            <a:lumMod val="35000"/>
-            <a:lumOff val="65000"/>
-          </a:schemeClr>
-        </a:solidFill>
-        <a:round/>
-      </a:ln>
-    </cs:spPr>
-  </cs:leaderLine>
-  <cs:legend>
-    <cs:lnRef idx="0"/>
-    <cs:fillRef idx="0"/>
-    <cs:effectRef idx="0"/>
-    <cs:fontRef idx="minor">
-      <a:schemeClr val="tx1">
-        <a:lumMod val="65000"/>
-        <a:lumOff val="35000"/>
-      </a:schemeClr>
-    </cs:fontRef>
-    <cs:defRPr sz="900" kern="1200"/>
-  </cs:legend>
-  <cs:plotArea mods="allowNoFillOverride allowNoLineOverride">
-    <cs:lnRef idx="0"/>
-    <cs:fillRef idx="0"/>
-    <cs:effectRef idx="0"/>
-    <cs:fontRef idx="minor">
-      <a:schemeClr val="tx1"/>
-    </cs:fontRef>
-  </cs:plotArea>
-  <cs:plotArea3D mods="allowNoFillOverride allowNoLineOverride">
-    <cs:lnRef idx="0"/>
-    <cs:fillRef idx="0"/>
-    <cs:effectRef idx="0"/>
-    <cs:fontRef idx="minor">
-      <a:schemeClr val="tx1"/>
-    </cs:fontRef>
-  </cs:plotArea3D>
-  <cs:seriesAxis>
-    <cs:lnRef idx="0"/>
-    <cs:fillRef idx="0"/>
-    <cs:effectRef idx="0"/>
-    <cs:fontRef idx="minor">
-      <a:schemeClr val="tx1">
-        <a:lumMod val="65000"/>
-        <a:lumOff val="35000"/>
-      </a:schemeClr>
-    </cs:fontRef>
-    <cs:defRPr sz="900" kern="1200"/>
-  </cs:seriesAxis>
-  <cs:seriesLine>
-    <cs:lnRef idx="0"/>
-    <cs:fillRef idx="0"/>
-    <cs:effectRef idx="0"/>
-    <cs:fontRef idx="minor">
-      <a:schemeClr val="tx1"/>
-    </cs:fontRef>
-    <cs:spPr>
-      <a:ln w="9525" cap="flat" cmpd="sng" algn="ctr">
-        <a:solidFill>
-          <a:schemeClr val="tx1">
-            <a:lumMod val="35000"/>
-            <a:lumOff val="65000"/>
-          </a:schemeClr>
-        </a:solidFill>
-        <a:round/>
-      </a:ln>
-    </cs:spPr>
-  </cs:seriesLine>
-  <cs:title>
-    <cs:lnRef idx="0"/>
-    <cs:fillRef idx="0"/>
-    <cs:effectRef idx="0"/>
-    <cs:fontRef idx="minor">
-      <a:schemeClr val="tx1">
-        <a:lumMod val="65000"/>
-        <a:lumOff val="35000"/>
-      </a:schemeClr>
-    </cs:fontRef>
-    <cs:defRPr sz="1400" b="0" kern="1200" spc="0" baseline="0"/>
-  </cs:title>
-  <cs:trendline>
-    <cs:lnRef idx="0">
-      <cs:styleClr val="auto"/>
-    </cs:lnRef>
-    <cs:fillRef idx="0"/>
-    <cs:effectRef idx="0"/>
-    <cs:fontRef idx="minor">
-      <a:schemeClr val="tx1"/>
-    </cs:fontRef>
-    <cs:spPr>
-      <a:ln w="19050" cap="rnd">
-        <a:solidFill>
-          <a:schemeClr val="phClr"/>
-        </a:solidFill>
-        <a:prstDash val="sysDot"/>
-      </a:ln>
-    </cs:spPr>
-  </cs:trendline>
-  <cs:trendlineLabel>
-    <cs:lnRef idx="0"/>
-    <cs:fillRef idx="0"/>
-    <cs:effectRef idx="0"/>
-    <cs:fontRef idx="minor">
-      <a:schemeClr val="tx1">
-        <a:lumMod val="65000"/>
-        <a:lumOff val="35000"/>
-      </a:schemeClr>
-    </cs:fontRef>
-    <cs:defRPr sz="900" kern="1200"/>
-  </cs:trendlineLabel>
-  <cs:upBar>
-    <cs:lnRef idx="0"/>
-    <cs:fillRef idx="0"/>
-    <cs:effectRef idx="0"/>
-    <cs:fontRef idx="minor">
-      <a:schemeClr val="dk1"/>
-    </cs:fontRef>
-    <cs:spPr>
-      <a:solidFill>
-        <a:schemeClr val="lt1"/>
-      </a:solidFill>
-      <a:ln w="9525">
-        <a:solidFill>
-          <a:schemeClr val="tx1">
-            <a:lumMod val="15000"/>
-            <a:lumOff val="85000"/>
-          </a:schemeClr>
-        </a:solidFill>
-      </a:ln>
-    </cs:spPr>
-  </cs:upBar>
-  <cs:valueAxis>
-    <cs:lnRef idx="0"/>
-    <cs:fillRef idx="0"/>
-    <cs:effectRef idx="0"/>
-    <cs:fontRef idx="minor">
-      <a:schemeClr val="tx1">
-        <a:lumMod val="65000"/>
-        <a:lumOff val="35000"/>
-      </a:schemeClr>
-    </cs:fontRef>
-    <cs:defRPr sz="900" kern="1200"/>
-  </cs:valueAxis>
-  <cs:wall>
-    <cs:lnRef idx="0"/>
-    <cs:fillRef idx="0"/>
-    <cs:effectRef idx="0"/>
-    <cs:fontRef idx="minor">
-      <a:schemeClr val="tx1"/>
-    </cs:fontRef>
-    <cs:spPr>
-      <a:noFill/>
-      <a:ln>
-        <a:noFill/>
-      </a:ln>
-    </cs:spPr>
-  </cs:wall>
-</cs:chartStyle>
 </file>
 
 <file path=word/theme/theme1.xml><?xml version="1.0" encoding="utf-8"?>

--- a/Bodareva_Sofya_lb1/Bodareva_Sofya_lb1.docx
+++ b/Bodareva_Sofya_lb1/Bodareva_Sofya_lb1.docx
@@ -520,21 +520,12 @@
                 <w:szCs w:val="28"/>
               </w:rPr>
             </w:pPr>
-            <w:proofErr w:type="spellStart"/>
             <w:r>
               <w:rPr>
                 <w:color w:val="000000"/>
                 <w:szCs w:val="28"/>
               </w:rPr>
-              <w:t>Жангиров</w:t>
-            </w:r>
-            <w:proofErr w:type="spellEnd"/>
-            <w:r>
-              <w:rPr>
-                <w:color w:val="000000"/>
-                <w:szCs w:val="28"/>
-              </w:rPr>
-              <w:t xml:space="preserve"> Т.Р.</w:t>
+              <w:t>Жангиров Т.Р.</w:t>
             </w:r>
           </w:p>
         </w:tc>
@@ -1450,23 +1441,7 @@
           <w:color w:val="222222"/>
           <w:shd w:val="clear" w:color="auto" w:fill="FFFFFF"/>
         </w:rPr>
-        <w:t xml:space="preserve">Рекурсивный </w:t>
-      </w:r>
-      <w:proofErr w:type="spellStart"/>
-      <w:r>
-        <w:rPr>
-          <w:color w:val="222222"/>
-          <w:shd w:val="clear" w:color="auto" w:fill="FFFFFF"/>
-        </w:rPr>
-        <w:t>бэктрекинг</w:t>
-      </w:r>
-      <w:proofErr w:type="spellEnd"/>
-      <w:r>
-        <w:rPr>
-          <w:color w:val="222222"/>
-          <w:shd w:val="clear" w:color="auto" w:fill="FFFFFF"/>
-        </w:rPr>
-        <w:t>. Исследование кол-ва операций от размера квадрата.</w:t>
+        <w:t>Рекурсивный бэктрекинг. Исследование кол-ва операций от размера квадрата.</w:t>
       </w:r>
     </w:p>
     <w:p>
@@ -1524,23 +1499,7 @@
           <w:color w:val="222222"/>
           <w:shd w:val="clear" w:color="auto" w:fill="FFFFFF"/>
         </w:rPr>
-        <w:t>Поиск с возвратом (</w:t>
-      </w:r>
-      <w:proofErr w:type="spellStart"/>
-      <w:r>
-        <w:rPr>
-          <w:color w:val="222222"/>
-          <w:shd w:val="clear" w:color="auto" w:fill="FFFFFF"/>
-        </w:rPr>
-        <w:t>бэктрекинг</w:t>
-      </w:r>
-      <w:proofErr w:type="spellEnd"/>
-      <w:r>
-        <w:rPr>
-          <w:color w:val="222222"/>
-          <w:shd w:val="clear" w:color="auto" w:fill="FFFFFF"/>
-        </w:rPr>
-        <w:t xml:space="preserve">) – общий метод нахождения решений задачи, в которой требуется полный перебор всех возможных вариантов в некотором множестве </w:t>
+        <w:t xml:space="preserve">Поиск с возвратом (бэктрекинг) – общий метод нахождения решений задачи, в которой требуется полный перебор всех возможных вариантов в некотором множестве </w:t>
       </w:r>
       <w:r>
         <w:rPr>
@@ -2834,7 +2793,6 @@
         </w:rPr>
         <w:t xml:space="preserve">, отвечающие за координату левого верхнего угла квадратного обрезка, а также поле </w:t>
       </w:r>
-      <w:proofErr w:type="spellStart"/>
       <w:r>
         <w:rPr>
           <w:i/>
@@ -2842,7 +2800,6 @@
         </w:rPr>
         <w:t>pieceSize</w:t>
       </w:r>
-      <w:proofErr w:type="spellEnd"/>
       <w:r>
         <w:rPr>
           <w:iCs/>
@@ -2928,7 +2885,6 @@
         </w:rPr>
         <w:t xml:space="preserve">В нем содержатся поле </w:t>
       </w:r>
-      <w:proofErr w:type="spellStart"/>
       <w:r>
         <w:rPr>
           <w:i/>
@@ -2936,7 +2892,6 @@
         </w:rPr>
         <w:t>tableSize</w:t>
       </w:r>
-      <w:proofErr w:type="spellEnd"/>
       <w:r>
         <w:rPr>
           <w:iCs/>
@@ -3062,7 +3017,6 @@
         </w:rPr>
         <w:t xml:space="preserve">Для хранения лучшей и текущей расстановок есть поля </w:t>
       </w:r>
-      <w:proofErr w:type="spellStart"/>
       <w:r>
         <w:rPr>
           <w:i/>
@@ -3070,7 +3024,6 @@
         </w:rPr>
         <w:t>bestSplitting</w:t>
       </w:r>
-      <w:proofErr w:type="spellEnd"/>
       <w:r>
         <w:rPr>
           <w:iCs/>
@@ -3083,7 +3036,6 @@
         </w:rPr>
         <w:t xml:space="preserve">и </w:t>
       </w:r>
-      <w:proofErr w:type="spellStart"/>
       <w:r>
         <w:rPr>
           <w:i/>
@@ -3091,7 +3043,6 @@
         </w:rPr>
         <w:t>currentSplitting</w:t>
       </w:r>
-      <w:proofErr w:type="spellEnd"/>
       <w:r>
         <w:rPr>
           <w:iCs/>
@@ -3189,8 +3140,6 @@
         </w:rPr>
         <w:t xml:space="preserve"> </w:t>
       </w:r>
-      <w:proofErr w:type="spellStart"/>
-      <w:proofErr w:type="gramStart"/>
       <w:r>
         <w:rPr>
           <w:i/>
@@ -3198,14 +3147,12 @@
         </w:rPr>
         <w:t>findMinDivisor</w:t>
       </w:r>
-      <w:proofErr w:type="spellEnd"/>
       <w:r>
         <w:rPr>
           <w:i/>
         </w:rPr>
         <w:t>(</w:t>
       </w:r>
-      <w:proofErr w:type="gramEnd"/>
       <w:r>
         <w:rPr>
           <w:i/>
@@ -3322,8 +3269,6 @@
         </w:rPr>
         <w:t xml:space="preserve"> </w:t>
       </w:r>
-      <w:proofErr w:type="spellStart"/>
-      <w:proofErr w:type="gramStart"/>
       <w:r>
         <w:rPr>
           <w:i/>
@@ -3331,14 +3276,12 @@
         </w:rPr>
         <w:t>isUsed</w:t>
       </w:r>
-      <w:proofErr w:type="spellEnd"/>
       <w:r>
         <w:rPr>
           <w:i/>
         </w:rPr>
         <w:t>(</w:t>
       </w:r>
-      <w:proofErr w:type="gramEnd"/>
       <w:r>
         <w:rPr>
           <w:i/>
@@ -3511,7 +3454,6 @@
         </w:rPr>
         <w:t xml:space="preserve"> </w:t>
       </w:r>
-      <w:proofErr w:type="gramStart"/>
       <w:r>
         <w:rPr>
           <w:i/>
@@ -3525,7 +3467,6 @@
         </w:rPr>
         <w:t>(</w:t>
       </w:r>
-      <w:proofErr w:type="gramEnd"/>
       <w:r>
         <w:rPr>
           <w:i/>
@@ -3591,7 +3532,6 @@
         </w:rPr>
         <w:t xml:space="preserve"> </w:t>
       </w:r>
-      <w:proofErr w:type="spellStart"/>
       <w:r>
         <w:rPr>
           <w:i/>
@@ -3599,7 +3539,6 @@
         </w:rPr>
         <w:t>filledPart</w:t>
       </w:r>
-      <w:proofErr w:type="spellEnd"/>
       <w:r>
         <w:rPr>
           <w:i/>
@@ -3664,21 +3603,7 @@
         <w:rPr>
           <w:iCs/>
         </w:rPr>
-        <w:t xml:space="preserve">, на вход подаются координаты клетки, в которой начинается </w:t>
-      </w:r>
-      <w:proofErr w:type="spellStart"/>
-      <w:r>
-        <w:rPr>
-          <w:iCs/>
-        </w:rPr>
-        <w:t>бэктрекинг</w:t>
-      </w:r>
-      <w:proofErr w:type="spellEnd"/>
-      <w:r>
-        <w:rPr>
-          <w:iCs/>
-        </w:rPr>
-        <w:t xml:space="preserve"> и </w:t>
+        <w:t xml:space="preserve">, на вход подаются координаты клетки, в которой начинается бэктрекинг и </w:t>
       </w:r>
       <w:r>
         <w:rPr>
@@ -3707,41 +3632,11 @@
           <w:i/>
         </w:rPr>
       </w:pPr>
-      <w:proofErr w:type="spellStart"/>
       <w:r>
         <w:rPr>
           <w:i/>
         </w:rPr>
-        <w:t>void</w:t>
-      </w:r>
-      <w:proofErr w:type="spellEnd"/>
-      <w:r>
-        <w:rPr>
-          <w:i/>
-        </w:rPr>
-        <w:t xml:space="preserve"> </w:t>
-      </w:r>
-      <w:proofErr w:type="spellStart"/>
-      <w:proofErr w:type="gramStart"/>
-      <w:r>
-        <w:rPr>
-          <w:i/>
-        </w:rPr>
-        <w:t>scaling</w:t>
-      </w:r>
-      <w:proofErr w:type="spellEnd"/>
-      <w:r>
-        <w:rPr>
-          <w:i/>
-        </w:rPr>
-        <w:t>(</w:t>
-      </w:r>
-      <w:proofErr w:type="gramEnd"/>
-      <w:r>
-        <w:rPr>
-          <w:i/>
-        </w:rPr>
-        <w:t>)</w:t>
+        <w:t>void scaling()</w:t>
       </w:r>
       <w:r>
         <w:rPr>
@@ -3820,8 +3715,6 @@
         </w:rPr>
         <w:t xml:space="preserve"> </w:t>
       </w:r>
-      <w:proofErr w:type="spellStart"/>
-      <w:proofErr w:type="gramStart"/>
       <w:r>
         <w:rPr>
           <w:i/>
@@ -3829,19 +3722,11 @@
         </w:rPr>
         <w:t>findBestSplitting</w:t>
       </w:r>
-      <w:proofErr w:type="spellEnd"/>
       <w:r>
         <w:rPr>
           <w:i/>
         </w:rPr>
-        <w:t>(</w:t>
-      </w:r>
-      <w:proofErr w:type="gramEnd"/>
-      <w:r>
-        <w:rPr>
-          <w:i/>
-        </w:rPr>
-        <w:t xml:space="preserve">) </w:t>
+        <w:t xml:space="preserve">() </w:t>
       </w:r>
       <w:r>
         <w:rPr>
@@ -5393,12 +5278,12 @@
         <w:ind w:firstLine="0"/>
         <w:rPr>
           <w:iCs/>
-          <w:lang w:val="en-US"/>
-        </w:rPr>
-      </w:pPr>
-      <w:r>
-        <w:rPr>
-          <w:iCs/>
+        </w:rPr>
+      </w:pPr>
+      <w:r>
+        <w:rPr>
+          <w:iCs/>
+          <w:noProof/>
         </w:rPr>
         <w:lastRenderedPageBreak/>
         <w:drawing>
@@ -5542,9 +5427,10 @@
       <w:r>
         <w:rPr>
           <w:iCs/>
+          <w:noProof/>
         </w:rPr>
         <w:drawing>
-          <wp:anchor distT="0" distB="0" distL="114300" distR="114300" simplePos="0" relativeHeight="251668480" behindDoc="0" locked="0" layoutInCell="1" allowOverlap="1" wp14:anchorId="1D2B510E" wp14:editId="149A79ED">
+          <wp:anchor distT="0" distB="0" distL="114300" distR="114300" simplePos="0" relativeHeight="251668480" behindDoc="0" locked="0" layoutInCell="1" allowOverlap="1" wp14:anchorId="1D2B510E" wp14:editId="4166FAAB">
             <wp:simplePos x="0" y="0"/>
             <wp:positionH relativeFrom="column">
               <wp:posOffset>1266825</wp:posOffset>
@@ -5644,7 +5530,6 @@
         <w:ind w:firstLine="0"/>
         <w:rPr>
           <w:iCs/>
-          <w:lang w:val="en-US"/>
         </w:rPr>
       </w:pPr>
       <w:r>
@@ -5721,21 +5606,7 @@
           <w:color w:val="222222"/>
           <w:shd w:val="clear" w:color="auto" w:fill="FFFFFF"/>
         </w:rPr>
-        <w:t xml:space="preserve">        Результаты исследования см. в Таблице </w:t>
-      </w:r>
-      <w:r>
-        <w:rPr>
-          <w:color w:val="222222"/>
-          <w:shd w:val="clear" w:color="auto" w:fill="FFFFFF"/>
-        </w:rPr>
-        <w:t>2</w:t>
-      </w:r>
-      <w:r>
-        <w:rPr>
-          <w:color w:val="222222"/>
-          <w:shd w:val="clear" w:color="auto" w:fill="FFFFFF"/>
-        </w:rPr>
-        <w:t>.</w:t>
+        <w:t xml:space="preserve">        Результаты исследования см. в Таблице 2.</w:t>
       </w:r>
     </w:p>
     <w:tbl>
@@ -7125,6 +6996,7 @@
       <w:r>
         <w:rPr>
           <w:iCs/>
+          <w:noProof/>
         </w:rPr>
         <w:drawing>
           <wp:anchor distT="0" distB="0" distL="114300" distR="114300" simplePos="0" relativeHeight="251669504" behindDoc="0" locked="0" layoutInCell="1" allowOverlap="1" wp14:anchorId="49C447AD" wp14:editId="3B18B89D">
@@ -7214,7 +7086,19 @@
         <w:rPr>
           <w:iCs/>
         </w:rPr>
-        <w:t xml:space="preserve">Сложность алгоритма по времени </w:t>
+        <w:t>Сложность алгоритма по времени</w:t>
+      </w:r>
+      <w:r>
+        <w:rPr>
+          <w:iCs/>
+        </w:rPr>
+        <w:t xml:space="preserve"> экспоненциальная</w:t>
+      </w:r>
+      <w:r>
+        <w:rPr>
+          <w:iCs/>
+        </w:rPr>
+        <w:t xml:space="preserve"> </w:t>
       </w:r>
       <m:oMath>
         <m:r>
@@ -7268,12 +7152,6 @@
                   </w:rPr>
                   <m:t>N</m:t>
                 </m:r>
-                <m:r>
-                  <w:rPr>
-                    <w:rFonts w:ascii="Cambria Math" w:hAnsi="Cambria Math"/>
-                  </w:rPr>
-                  <m:t>/4</m:t>
-                </m:r>
               </m:sup>
             </m:sSup>
           </m:e>
@@ -7299,10 +7177,34 @@
         </m:r>
       </m:oMath>
       <w:r>
-        <w:rPr>
-          <w:iCs/>
-        </w:rPr>
-        <w:t xml:space="preserve"> – экспоненциальная</w:t>
+        <w:t xml:space="preserve">, </w:t>
+      </w:r>
+      <m:oMath>
+        <m:r>
+          <w:rPr>
+            <w:rFonts w:ascii="Cambria Math" w:hAnsi="Cambria Math"/>
+            <w:lang w:val="en-US"/>
+          </w:rPr>
+          <m:t>c</m:t>
+        </m:r>
+        <m:r>
+          <w:rPr>
+            <w:rFonts w:ascii="Cambria Math" w:hAnsi="Cambria Math"/>
+          </w:rPr>
+          <m:t>-</m:t>
+        </m:r>
+        <m:r>
+          <w:rPr>
+            <w:rFonts w:ascii="Cambria Math" w:hAnsi="Cambria Math"/>
+          </w:rPr>
+          <m:t>конс</m:t>
+        </m:r>
+      </m:oMath>
+      <w:r>
+        <w:rPr>
+          <w:iCs/>
+        </w:rPr>
+        <w:t>танта, зависящая от среднего числа ветвлений в поиске с возвратом.</w:t>
       </w:r>
     </w:p>
     <w:p>
@@ -7327,19 +7229,7 @@
           <w:rPr>
             <w:rFonts w:ascii="Cambria Math" w:hAnsi="Cambria Math"/>
           </w:rPr>
-          <m:t>O</m:t>
-        </m:r>
-        <m:r>
-          <w:rPr>
-            <w:rFonts w:ascii="Cambria Math" w:hAnsi="Cambria Math"/>
-          </w:rPr>
-          <m:t>(</m:t>
-        </m:r>
-        <m:r>
-          <w:rPr>
-            <w:rFonts w:ascii="Cambria Math" w:hAnsi="Cambria Math"/>
-          </w:rPr>
-          <m:t>1)</m:t>
+          <m:t>O(1)</m:t>
         </m:r>
       </m:oMath>
       <w:r>
@@ -7544,7 +7434,6 @@
         <w:rPr>
           <w:iCs/>
         </w:rPr>
-        <w:lastRenderedPageBreak/>
         <w:t xml:space="preserve">Таблица </w:t>
       </w:r>
       <w:r>
@@ -9216,20 +9105,8 @@
           <w:szCs w:val="20"/>
           <w:lang w:val="en-US"/>
         </w:rPr>
-        <w:t xml:space="preserve">class </w:t>
-      </w:r>
-      <w:proofErr w:type="gramStart"/>
-      <w:r>
-        <w:rPr>
-          <w:rFonts w:ascii="Courier New" w:hAnsi="Courier New" w:cs="Courier New"/>
-          <w:iCs/>
-          <w:sz w:val="20"/>
-          <w:szCs w:val="20"/>
-          <w:lang w:val="en-US"/>
-        </w:rPr>
-        <w:t>Piece{</w:t>
-      </w:r>
-      <w:proofErr w:type="gramEnd"/>
+        <w:t>class Piece{</w:t>
+      </w:r>
     </w:p>
     <w:p>
       <w:pPr>
@@ -9332,29 +9209,7 @@
           <w:szCs w:val="20"/>
           <w:lang w:val="en-US"/>
         </w:rPr>
-        <w:t xml:space="preserve">    int </w:t>
-      </w:r>
-      <w:proofErr w:type="spellStart"/>
-      <w:r>
-        <w:rPr>
-          <w:rFonts w:ascii="Courier New" w:hAnsi="Courier New" w:cs="Courier New"/>
-          <w:iCs/>
-          <w:sz w:val="20"/>
-          <w:szCs w:val="20"/>
-          <w:lang w:val="en-US"/>
-        </w:rPr>
-        <w:t>pieceSize</w:t>
-      </w:r>
-      <w:proofErr w:type="spellEnd"/>
-      <w:r>
-        <w:rPr>
-          <w:rFonts w:ascii="Courier New" w:hAnsi="Courier New" w:cs="Courier New"/>
-          <w:iCs/>
-          <w:sz w:val="20"/>
-          <w:szCs w:val="20"/>
-          <w:lang w:val="en-US"/>
-        </w:rPr>
-        <w:t>;</w:t>
+        <w:t xml:space="preserve">    int pieceSize;</w:t>
       </w:r>
     </w:p>
     <w:p>
@@ -9380,119 +9235,2629 @@
           <w:szCs w:val="20"/>
           <w:lang w:val="en-US"/>
         </w:rPr>
+        <w:t xml:space="preserve">    Piece(int column, int row, int pieceSize):column(column), row(row), pieceSize(pieceSize){}</w:t>
+      </w:r>
+    </w:p>
+    <w:p>
+      <w:pPr>
+        <w:tabs>
+          <w:tab w:val="left" w:pos="3216"/>
+        </w:tabs>
+        <w:spacing w:line="240" w:lineRule="auto"/>
+        <w:ind w:firstLine="0"/>
+        <w:rPr>
+          <w:rFonts w:ascii="Courier New" w:hAnsi="Courier New" w:cs="Courier New"/>
+          <w:iCs/>
+          <w:sz w:val="20"/>
+          <w:szCs w:val="20"/>
+          <w:lang w:val="en-US"/>
+        </w:rPr>
+      </w:pPr>
+    </w:p>
+    <w:p>
+      <w:pPr>
+        <w:tabs>
+          <w:tab w:val="left" w:pos="3216"/>
+        </w:tabs>
+        <w:spacing w:line="240" w:lineRule="auto"/>
+        <w:ind w:firstLine="0"/>
+        <w:rPr>
+          <w:rFonts w:ascii="Courier New" w:hAnsi="Courier New" w:cs="Courier New"/>
+          <w:iCs/>
+          <w:sz w:val="20"/>
+          <w:szCs w:val="20"/>
+          <w:lang w:val="en-US"/>
+        </w:rPr>
+      </w:pPr>
+      <w:r>
+        <w:rPr>
+          <w:rFonts w:ascii="Courier New" w:hAnsi="Courier New" w:cs="Courier New"/>
+          <w:iCs/>
+          <w:sz w:val="20"/>
+          <w:szCs w:val="20"/>
+          <w:lang w:val="en-US"/>
+        </w:rPr>
+        <w:t xml:space="preserve">    friend std::ostream&amp; operator &lt;&lt; (std::ostream&amp; out, const Piece&amp; piece){</w:t>
+      </w:r>
+    </w:p>
+    <w:p>
+      <w:pPr>
+        <w:tabs>
+          <w:tab w:val="left" w:pos="3216"/>
+        </w:tabs>
+        <w:spacing w:line="240" w:lineRule="auto"/>
+        <w:ind w:firstLine="0"/>
+        <w:rPr>
+          <w:rFonts w:ascii="Courier New" w:hAnsi="Courier New" w:cs="Courier New"/>
+          <w:iCs/>
+          <w:sz w:val="20"/>
+          <w:szCs w:val="20"/>
+          <w:lang w:val="en-US"/>
+        </w:rPr>
+      </w:pPr>
+      <w:r>
+        <w:rPr>
+          <w:rFonts w:ascii="Courier New" w:hAnsi="Courier New" w:cs="Courier New"/>
+          <w:iCs/>
+          <w:sz w:val="20"/>
+          <w:szCs w:val="20"/>
+          <w:lang w:val="en-US"/>
+        </w:rPr>
+        <w:t xml:space="preserve">        return out &lt;&lt; piece.column &lt;&lt; " " &lt;&lt; piece.row &lt;&lt; " " &lt;&lt; piece.pieceSize;</w:t>
+      </w:r>
+    </w:p>
+    <w:p>
+      <w:pPr>
+        <w:tabs>
+          <w:tab w:val="left" w:pos="3216"/>
+        </w:tabs>
+        <w:spacing w:line="240" w:lineRule="auto"/>
+        <w:ind w:firstLine="0"/>
+        <w:rPr>
+          <w:rFonts w:ascii="Courier New" w:hAnsi="Courier New" w:cs="Courier New"/>
+          <w:iCs/>
+          <w:sz w:val="20"/>
+          <w:szCs w:val="20"/>
+          <w:lang w:val="en-US"/>
+        </w:rPr>
+      </w:pPr>
+      <w:r>
+        <w:rPr>
+          <w:rFonts w:ascii="Courier New" w:hAnsi="Courier New" w:cs="Courier New"/>
+          <w:iCs/>
+          <w:sz w:val="20"/>
+          <w:szCs w:val="20"/>
+          <w:lang w:val="en-US"/>
+        </w:rPr>
+        <w:t xml:space="preserve">    }</w:t>
+      </w:r>
+    </w:p>
+    <w:p>
+      <w:pPr>
+        <w:tabs>
+          <w:tab w:val="left" w:pos="3216"/>
+        </w:tabs>
+        <w:spacing w:line="240" w:lineRule="auto"/>
+        <w:ind w:firstLine="0"/>
+        <w:rPr>
+          <w:rFonts w:ascii="Courier New" w:hAnsi="Courier New" w:cs="Courier New"/>
+          <w:iCs/>
+          <w:sz w:val="20"/>
+          <w:szCs w:val="20"/>
+          <w:lang w:val="en-US"/>
+        </w:rPr>
+      </w:pPr>
+      <w:r>
+        <w:rPr>
+          <w:rFonts w:ascii="Courier New" w:hAnsi="Courier New" w:cs="Courier New"/>
+          <w:iCs/>
+          <w:sz w:val="20"/>
+          <w:szCs w:val="20"/>
+          <w:lang w:val="en-US"/>
+        </w:rPr>
+        <w:t>};</w:t>
+      </w:r>
+    </w:p>
+    <w:p>
+      <w:pPr>
+        <w:tabs>
+          <w:tab w:val="left" w:pos="3216"/>
+        </w:tabs>
+        <w:spacing w:line="240" w:lineRule="auto"/>
+        <w:ind w:firstLine="0"/>
+        <w:rPr>
+          <w:rFonts w:ascii="Courier New" w:hAnsi="Courier New" w:cs="Courier New"/>
+          <w:iCs/>
+          <w:sz w:val="20"/>
+          <w:szCs w:val="20"/>
+          <w:lang w:val="en-US"/>
+        </w:rPr>
+      </w:pPr>
+    </w:p>
+    <w:p>
+      <w:pPr>
+        <w:tabs>
+          <w:tab w:val="left" w:pos="3216"/>
+        </w:tabs>
+        <w:spacing w:line="240" w:lineRule="auto"/>
+        <w:ind w:firstLine="0"/>
+        <w:rPr>
+          <w:rFonts w:ascii="Courier New" w:hAnsi="Courier New" w:cs="Courier New"/>
+          <w:iCs/>
+          <w:sz w:val="20"/>
+          <w:szCs w:val="20"/>
+          <w:lang w:val="en-US"/>
+        </w:rPr>
+      </w:pPr>
+    </w:p>
+    <w:p>
+      <w:pPr>
+        <w:tabs>
+          <w:tab w:val="left" w:pos="3216"/>
+        </w:tabs>
+        <w:spacing w:line="240" w:lineRule="auto"/>
+        <w:ind w:firstLine="0"/>
+        <w:rPr>
+          <w:rFonts w:ascii="Courier New" w:hAnsi="Courier New" w:cs="Courier New"/>
+          <w:iCs/>
+          <w:sz w:val="20"/>
+          <w:szCs w:val="20"/>
+          <w:lang w:val="en-US"/>
+        </w:rPr>
+      </w:pPr>
+      <w:r>
+        <w:rPr>
+          <w:rFonts w:ascii="Courier New" w:hAnsi="Courier New" w:cs="Courier New"/>
+          <w:iCs/>
+          <w:sz w:val="20"/>
+          <w:szCs w:val="20"/>
+          <w:lang w:val="en-US"/>
+        </w:rPr>
+        <w:t>class Table{</w:t>
+      </w:r>
+    </w:p>
+    <w:p>
+      <w:pPr>
+        <w:tabs>
+          <w:tab w:val="left" w:pos="3216"/>
+        </w:tabs>
+        <w:spacing w:line="240" w:lineRule="auto"/>
+        <w:ind w:firstLine="0"/>
+        <w:rPr>
+          <w:rFonts w:ascii="Courier New" w:hAnsi="Courier New" w:cs="Courier New"/>
+          <w:iCs/>
+          <w:sz w:val="20"/>
+          <w:szCs w:val="20"/>
+          <w:lang w:val="en-US"/>
+        </w:rPr>
+      </w:pPr>
+      <w:r>
+        <w:rPr>
+          <w:rFonts w:ascii="Courier New" w:hAnsi="Courier New" w:cs="Courier New"/>
+          <w:iCs/>
+          <w:sz w:val="20"/>
+          <w:szCs w:val="20"/>
+          <w:lang w:val="en-US"/>
+        </w:rPr>
+        <w:t xml:space="preserve">    int tableSize;</w:t>
+      </w:r>
+    </w:p>
+    <w:p>
+      <w:pPr>
+        <w:tabs>
+          <w:tab w:val="left" w:pos="3216"/>
+        </w:tabs>
+        <w:spacing w:line="240" w:lineRule="auto"/>
+        <w:ind w:firstLine="0"/>
+        <w:rPr>
+          <w:rFonts w:ascii="Courier New" w:hAnsi="Courier New" w:cs="Courier New"/>
+          <w:iCs/>
+          <w:sz w:val="20"/>
+          <w:szCs w:val="20"/>
+          <w:lang w:val="en-US"/>
+        </w:rPr>
+      </w:pPr>
+      <w:r>
+        <w:rPr>
+          <w:rFonts w:ascii="Courier New" w:hAnsi="Courier New" w:cs="Courier New"/>
+          <w:iCs/>
+          <w:sz w:val="20"/>
+          <w:szCs w:val="20"/>
+          <w:lang w:val="en-US"/>
+        </w:rPr>
+        <w:t xml:space="preserve">    int size;</w:t>
+      </w:r>
+    </w:p>
+    <w:p>
+      <w:pPr>
+        <w:tabs>
+          <w:tab w:val="left" w:pos="3216"/>
+        </w:tabs>
+        <w:spacing w:line="240" w:lineRule="auto"/>
+        <w:ind w:firstLine="0"/>
+        <w:rPr>
+          <w:rFonts w:ascii="Courier New" w:hAnsi="Courier New" w:cs="Courier New"/>
+          <w:iCs/>
+          <w:sz w:val="20"/>
+          <w:szCs w:val="20"/>
+          <w:lang w:val="en-US"/>
+        </w:rPr>
+      </w:pPr>
+      <w:r>
+        <w:rPr>
+          <w:rFonts w:ascii="Courier New" w:hAnsi="Courier New" w:cs="Courier New"/>
+          <w:iCs/>
+          <w:sz w:val="20"/>
+          <w:szCs w:val="20"/>
+          <w:lang w:val="en-US"/>
+        </w:rPr>
+        <w:t xml:space="preserve">    int scale;</w:t>
+      </w:r>
+    </w:p>
+    <w:p>
+      <w:pPr>
+        <w:tabs>
+          <w:tab w:val="left" w:pos="3216"/>
+        </w:tabs>
+        <w:spacing w:line="240" w:lineRule="auto"/>
+        <w:ind w:firstLine="0"/>
+        <w:rPr>
+          <w:rFonts w:ascii="Courier New" w:hAnsi="Courier New" w:cs="Courier New"/>
+          <w:iCs/>
+          <w:sz w:val="20"/>
+          <w:szCs w:val="20"/>
+          <w:lang w:val="en-US"/>
+        </w:rPr>
+      </w:pPr>
+      <w:r>
+        <w:rPr>
+          <w:rFonts w:ascii="Courier New" w:hAnsi="Courier New" w:cs="Courier New"/>
+          <w:iCs/>
+          <w:sz w:val="20"/>
+          <w:szCs w:val="20"/>
+          <w:lang w:val="en-US"/>
+        </w:rPr>
+        <w:t xml:space="preserve">    std::vector&lt;Piece&gt; bestSplitting;</w:t>
+      </w:r>
+    </w:p>
+    <w:p>
+      <w:pPr>
+        <w:tabs>
+          <w:tab w:val="left" w:pos="3216"/>
+        </w:tabs>
+        <w:spacing w:line="240" w:lineRule="auto"/>
+        <w:ind w:firstLine="0"/>
+        <w:rPr>
+          <w:rFonts w:ascii="Courier New" w:hAnsi="Courier New" w:cs="Courier New"/>
+          <w:iCs/>
+          <w:sz w:val="20"/>
+          <w:szCs w:val="20"/>
+          <w:lang w:val="en-US"/>
+        </w:rPr>
+      </w:pPr>
+      <w:r>
+        <w:rPr>
+          <w:rFonts w:ascii="Courier New" w:hAnsi="Courier New" w:cs="Courier New"/>
+          <w:iCs/>
+          <w:sz w:val="20"/>
+          <w:szCs w:val="20"/>
+          <w:lang w:val="en-US"/>
+        </w:rPr>
+        <w:t xml:space="preserve">    std::vector&lt;Piece&gt; currentSplitting;</w:t>
+      </w:r>
+    </w:p>
+    <w:p>
+      <w:pPr>
+        <w:tabs>
+          <w:tab w:val="left" w:pos="3216"/>
+        </w:tabs>
+        <w:spacing w:line="240" w:lineRule="auto"/>
+        <w:ind w:firstLine="0"/>
+        <w:rPr>
+          <w:rFonts w:ascii="Courier New" w:hAnsi="Courier New" w:cs="Courier New"/>
+          <w:iCs/>
+          <w:sz w:val="20"/>
+          <w:szCs w:val="20"/>
+          <w:lang w:val="en-US"/>
+        </w:rPr>
+      </w:pPr>
+    </w:p>
+    <w:p>
+      <w:pPr>
+        <w:tabs>
+          <w:tab w:val="left" w:pos="3216"/>
+        </w:tabs>
+        <w:spacing w:line="240" w:lineRule="auto"/>
+        <w:ind w:firstLine="0"/>
+        <w:rPr>
+          <w:rFonts w:ascii="Courier New" w:hAnsi="Courier New" w:cs="Courier New"/>
+          <w:iCs/>
+          <w:sz w:val="20"/>
+          <w:szCs w:val="20"/>
+          <w:lang w:val="en-US"/>
+        </w:rPr>
+      </w:pPr>
+      <w:r>
+        <w:rPr>
+          <w:rFonts w:ascii="Courier New" w:hAnsi="Courier New" w:cs="Courier New"/>
+          <w:iCs/>
+          <w:sz w:val="20"/>
+          <w:szCs w:val="20"/>
+          <w:lang w:val="en-US"/>
+        </w:rPr>
+        <w:t xml:space="preserve">    int findMinDivisor(int n){</w:t>
+      </w:r>
+    </w:p>
+    <w:p>
+      <w:pPr>
+        <w:tabs>
+          <w:tab w:val="left" w:pos="3216"/>
+        </w:tabs>
+        <w:spacing w:line="240" w:lineRule="auto"/>
+        <w:ind w:firstLine="0"/>
+        <w:rPr>
+          <w:rFonts w:ascii="Courier New" w:hAnsi="Courier New" w:cs="Courier New"/>
+          <w:iCs/>
+          <w:sz w:val="20"/>
+          <w:szCs w:val="20"/>
+          <w:lang w:val="en-US"/>
+        </w:rPr>
+      </w:pPr>
+      <w:r>
+        <w:rPr>
+          <w:rFonts w:ascii="Courier New" w:hAnsi="Courier New" w:cs="Courier New"/>
+          <w:iCs/>
+          <w:sz w:val="20"/>
+          <w:szCs w:val="20"/>
+          <w:lang w:val="en-US"/>
+        </w:rPr>
+        <w:t xml:space="preserve">        for(int i{2}; i&lt; n; ++i){</w:t>
+      </w:r>
+    </w:p>
+    <w:p>
+      <w:pPr>
+        <w:tabs>
+          <w:tab w:val="left" w:pos="3216"/>
+        </w:tabs>
+        <w:spacing w:line="240" w:lineRule="auto"/>
+        <w:ind w:firstLine="0"/>
+        <w:rPr>
+          <w:rFonts w:ascii="Courier New" w:hAnsi="Courier New" w:cs="Courier New"/>
+          <w:iCs/>
+          <w:sz w:val="20"/>
+          <w:szCs w:val="20"/>
+          <w:lang w:val="en-US"/>
+        </w:rPr>
+      </w:pPr>
+      <w:r>
+        <w:rPr>
+          <w:rFonts w:ascii="Courier New" w:hAnsi="Courier New" w:cs="Courier New"/>
+          <w:iCs/>
+          <w:sz w:val="20"/>
+          <w:szCs w:val="20"/>
+          <w:lang w:val="en-US"/>
+        </w:rPr>
+        <w:t xml:space="preserve">            if(n % i == 0){</w:t>
+      </w:r>
+    </w:p>
+    <w:p>
+      <w:pPr>
+        <w:tabs>
+          <w:tab w:val="left" w:pos="3216"/>
+        </w:tabs>
+        <w:spacing w:line="240" w:lineRule="auto"/>
+        <w:ind w:firstLine="0"/>
+        <w:rPr>
+          <w:rFonts w:ascii="Courier New" w:hAnsi="Courier New" w:cs="Courier New"/>
+          <w:iCs/>
+          <w:sz w:val="20"/>
+          <w:szCs w:val="20"/>
+          <w:lang w:val="en-US"/>
+        </w:rPr>
+      </w:pPr>
+      <w:r>
+        <w:rPr>
+          <w:rFonts w:ascii="Courier New" w:hAnsi="Courier New" w:cs="Courier New"/>
+          <w:iCs/>
+          <w:sz w:val="20"/>
+          <w:szCs w:val="20"/>
+          <w:lang w:val="en-US"/>
+        </w:rPr>
+        <w:t xml:space="preserve">                return i;</w:t>
+      </w:r>
+    </w:p>
+    <w:p>
+      <w:pPr>
+        <w:tabs>
+          <w:tab w:val="left" w:pos="3216"/>
+        </w:tabs>
+        <w:spacing w:line="240" w:lineRule="auto"/>
+        <w:ind w:firstLine="0"/>
+        <w:rPr>
+          <w:rFonts w:ascii="Courier New" w:hAnsi="Courier New" w:cs="Courier New"/>
+          <w:iCs/>
+          <w:sz w:val="20"/>
+          <w:szCs w:val="20"/>
+          <w:lang w:val="en-US"/>
+        </w:rPr>
+      </w:pPr>
+      <w:r>
+        <w:rPr>
+          <w:rFonts w:ascii="Courier New" w:hAnsi="Courier New" w:cs="Courier New"/>
+          <w:iCs/>
+          <w:sz w:val="20"/>
+          <w:szCs w:val="20"/>
+          <w:lang w:val="en-US"/>
+        </w:rPr>
+        <w:t xml:space="preserve">            }</w:t>
+      </w:r>
+    </w:p>
+    <w:p>
+      <w:pPr>
+        <w:tabs>
+          <w:tab w:val="left" w:pos="3216"/>
+        </w:tabs>
+        <w:spacing w:line="240" w:lineRule="auto"/>
+        <w:ind w:firstLine="0"/>
+        <w:rPr>
+          <w:rFonts w:ascii="Courier New" w:hAnsi="Courier New" w:cs="Courier New"/>
+          <w:iCs/>
+          <w:sz w:val="20"/>
+          <w:szCs w:val="20"/>
+          <w:lang w:val="en-US"/>
+        </w:rPr>
+      </w:pPr>
+      <w:r>
+        <w:rPr>
+          <w:rFonts w:ascii="Courier New" w:hAnsi="Courier New" w:cs="Courier New"/>
+          <w:iCs/>
+          <w:sz w:val="20"/>
+          <w:szCs w:val="20"/>
+          <w:lang w:val="en-US"/>
+        </w:rPr>
+        <w:t xml:space="preserve">        }</w:t>
+      </w:r>
+    </w:p>
+    <w:p>
+      <w:pPr>
+        <w:tabs>
+          <w:tab w:val="left" w:pos="3216"/>
+        </w:tabs>
+        <w:spacing w:line="240" w:lineRule="auto"/>
+        <w:ind w:firstLine="0"/>
+        <w:rPr>
+          <w:rFonts w:ascii="Courier New" w:hAnsi="Courier New" w:cs="Courier New"/>
+          <w:iCs/>
+          <w:sz w:val="20"/>
+          <w:szCs w:val="20"/>
+          <w:lang w:val="en-US"/>
+        </w:rPr>
+      </w:pPr>
+      <w:r>
+        <w:rPr>
+          <w:rFonts w:ascii="Courier New" w:hAnsi="Courier New" w:cs="Courier New"/>
+          <w:iCs/>
+          <w:sz w:val="20"/>
+          <w:szCs w:val="20"/>
+          <w:lang w:val="en-US"/>
+        </w:rPr>
+        <w:t xml:space="preserve">        return n;</w:t>
+      </w:r>
+    </w:p>
+    <w:p>
+      <w:pPr>
+        <w:tabs>
+          <w:tab w:val="left" w:pos="3216"/>
+        </w:tabs>
+        <w:spacing w:line="240" w:lineRule="auto"/>
+        <w:ind w:firstLine="0"/>
+        <w:rPr>
+          <w:rFonts w:ascii="Courier New" w:hAnsi="Courier New" w:cs="Courier New"/>
+          <w:iCs/>
+          <w:sz w:val="20"/>
+          <w:szCs w:val="20"/>
+          <w:lang w:val="en-US"/>
+        </w:rPr>
+      </w:pPr>
+      <w:r>
+        <w:rPr>
+          <w:rFonts w:ascii="Courier New" w:hAnsi="Courier New" w:cs="Courier New"/>
+          <w:iCs/>
+          <w:sz w:val="20"/>
+          <w:szCs w:val="20"/>
+          <w:lang w:val="en-US"/>
+        </w:rPr>
+        <w:t xml:space="preserve">    }</w:t>
+      </w:r>
+    </w:p>
+    <w:p>
+      <w:pPr>
+        <w:tabs>
+          <w:tab w:val="left" w:pos="3216"/>
+        </w:tabs>
+        <w:spacing w:line="240" w:lineRule="auto"/>
+        <w:ind w:firstLine="0"/>
+        <w:rPr>
+          <w:rFonts w:ascii="Courier New" w:hAnsi="Courier New" w:cs="Courier New"/>
+          <w:iCs/>
+          <w:sz w:val="20"/>
+          <w:szCs w:val="20"/>
+          <w:lang w:val="en-US"/>
+        </w:rPr>
+      </w:pPr>
+    </w:p>
+    <w:p>
+      <w:pPr>
+        <w:tabs>
+          <w:tab w:val="left" w:pos="3216"/>
+        </w:tabs>
+        <w:spacing w:line="240" w:lineRule="auto"/>
+        <w:ind w:firstLine="0"/>
+        <w:rPr>
+          <w:rFonts w:ascii="Courier New" w:hAnsi="Courier New" w:cs="Courier New"/>
+          <w:iCs/>
+          <w:sz w:val="20"/>
+          <w:szCs w:val="20"/>
+          <w:lang w:val="en-US"/>
+        </w:rPr>
+      </w:pPr>
+      <w:r>
+        <w:rPr>
+          <w:rFonts w:ascii="Courier New" w:hAnsi="Courier New" w:cs="Courier New"/>
+          <w:iCs/>
+          <w:sz w:val="20"/>
+          <w:szCs w:val="20"/>
+          <w:lang w:val="en-US"/>
+        </w:rPr>
+        <w:t xml:space="preserve">    bool isUsed(int column, int row){</w:t>
+      </w:r>
+    </w:p>
+    <w:p>
+      <w:pPr>
+        <w:tabs>
+          <w:tab w:val="left" w:pos="3216"/>
+        </w:tabs>
+        <w:spacing w:line="240" w:lineRule="auto"/>
+        <w:ind w:firstLine="0"/>
+        <w:rPr>
+          <w:rFonts w:ascii="Courier New" w:hAnsi="Courier New" w:cs="Courier New"/>
+          <w:iCs/>
+          <w:sz w:val="20"/>
+          <w:szCs w:val="20"/>
+          <w:lang w:val="en-US"/>
+        </w:rPr>
+      </w:pPr>
+      <w:r>
+        <w:rPr>
+          <w:rFonts w:ascii="Courier New" w:hAnsi="Courier New" w:cs="Courier New"/>
+          <w:iCs/>
+          <w:sz w:val="20"/>
+          <w:szCs w:val="20"/>
+          <w:lang w:val="en-US"/>
+        </w:rPr>
+        <w:t xml:space="preserve">        for(const Piece&amp; piece : currentSplitting){</w:t>
+      </w:r>
+    </w:p>
+    <w:p>
+      <w:pPr>
+        <w:tabs>
+          <w:tab w:val="left" w:pos="3216"/>
+        </w:tabs>
+        <w:spacing w:line="240" w:lineRule="auto"/>
+        <w:ind w:firstLine="0"/>
+        <w:rPr>
+          <w:rFonts w:ascii="Courier New" w:hAnsi="Courier New" w:cs="Courier New"/>
+          <w:iCs/>
+          <w:sz w:val="20"/>
+          <w:szCs w:val="20"/>
+          <w:lang w:val="en-US"/>
+        </w:rPr>
+      </w:pPr>
+      <w:r>
+        <w:rPr>
+          <w:rFonts w:ascii="Courier New" w:hAnsi="Courier New" w:cs="Courier New"/>
+          <w:iCs/>
+          <w:sz w:val="20"/>
+          <w:szCs w:val="20"/>
+          <w:lang w:val="en-US"/>
+        </w:rPr>
+        <w:t xml:space="preserve">            if((row &gt;= piece.row) &amp;&amp; (row &lt; piece.row + piece.pieceSize) &amp;&amp; (column &gt;= piece.column) &amp;&amp; (column &lt; piece.column + piece.pieceSize))</w:t>
+      </w:r>
+    </w:p>
+    <w:p>
+      <w:pPr>
+        <w:tabs>
+          <w:tab w:val="left" w:pos="3216"/>
+        </w:tabs>
+        <w:spacing w:line="240" w:lineRule="auto"/>
+        <w:ind w:firstLine="0"/>
+        <w:rPr>
+          <w:rFonts w:ascii="Courier New" w:hAnsi="Courier New" w:cs="Courier New"/>
+          <w:iCs/>
+          <w:sz w:val="20"/>
+          <w:szCs w:val="20"/>
+          <w:lang w:val="en-US"/>
+        </w:rPr>
+      </w:pPr>
+      <w:r>
+        <w:rPr>
+          <w:rFonts w:ascii="Courier New" w:hAnsi="Courier New" w:cs="Courier New"/>
+          <w:iCs/>
+          <w:sz w:val="20"/>
+          <w:szCs w:val="20"/>
+          <w:lang w:val="en-US"/>
+        </w:rPr>
+        <w:t xml:space="preserve">                return true;</w:t>
+      </w:r>
+    </w:p>
+    <w:p>
+      <w:pPr>
+        <w:tabs>
+          <w:tab w:val="left" w:pos="3216"/>
+        </w:tabs>
+        <w:spacing w:line="240" w:lineRule="auto"/>
+        <w:ind w:firstLine="0"/>
+        <w:rPr>
+          <w:rFonts w:ascii="Courier New" w:hAnsi="Courier New" w:cs="Courier New"/>
+          <w:iCs/>
+          <w:sz w:val="20"/>
+          <w:szCs w:val="20"/>
+          <w:lang w:val="en-US"/>
+        </w:rPr>
+      </w:pPr>
+      <w:r>
+        <w:rPr>
+          <w:rFonts w:ascii="Courier New" w:hAnsi="Courier New" w:cs="Courier New"/>
+          <w:iCs/>
+          <w:sz w:val="20"/>
+          <w:szCs w:val="20"/>
+          <w:lang w:val="en-US"/>
+        </w:rPr>
+        <w:t xml:space="preserve">        }</w:t>
+      </w:r>
+    </w:p>
+    <w:p>
+      <w:pPr>
+        <w:tabs>
+          <w:tab w:val="left" w:pos="3216"/>
+        </w:tabs>
+        <w:spacing w:line="240" w:lineRule="auto"/>
+        <w:ind w:firstLine="0"/>
+        <w:rPr>
+          <w:rFonts w:ascii="Courier New" w:hAnsi="Courier New" w:cs="Courier New"/>
+          <w:iCs/>
+          <w:sz w:val="20"/>
+          <w:szCs w:val="20"/>
+          <w:lang w:val="en-US"/>
+        </w:rPr>
+      </w:pPr>
+      <w:r>
+        <w:rPr>
+          <w:rFonts w:ascii="Courier New" w:hAnsi="Courier New" w:cs="Courier New"/>
+          <w:iCs/>
+          <w:sz w:val="20"/>
+          <w:szCs w:val="20"/>
+          <w:lang w:val="en-US"/>
+        </w:rPr>
+        <w:t xml:space="preserve">        return false;</w:t>
+      </w:r>
+    </w:p>
+    <w:p>
+      <w:pPr>
+        <w:tabs>
+          <w:tab w:val="left" w:pos="3216"/>
+        </w:tabs>
+        <w:spacing w:line="240" w:lineRule="auto"/>
+        <w:ind w:firstLine="0"/>
+        <w:rPr>
+          <w:rFonts w:ascii="Courier New" w:hAnsi="Courier New" w:cs="Courier New"/>
+          <w:iCs/>
+          <w:sz w:val="20"/>
+          <w:szCs w:val="20"/>
+          <w:lang w:val="en-US"/>
+        </w:rPr>
+      </w:pPr>
+      <w:r>
+        <w:rPr>
+          <w:rFonts w:ascii="Courier New" w:hAnsi="Courier New" w:cs="Courier New"/>
+          <w:iCs/>
+          <w:sz w:val="20"/>
+          <w:szCs w:val="20"/>
+          <w:lang w:val="en-US"/>
+        </w:rPr>
+        <w:t xml:space="preserve">    }</w:t>
+      </w:r>
+    </w:p>
+    <w:p>
+      <w:pPr>
+        <w:tabs>
+          <w:tab w:val="left" w:pos="3216"/>
+        </w:tabs>
+        <w:spacing w:line="240" w:lineRule="auto"/>
+        <w:ind w:firstLine="0"/>
+        <w:rPr>
+          <w:rFonts w:ascii="Courier New" w:hAnsi="Courier New" w:cs="Courier New"/>
+          <w:iCs/>
+          <w:sz w:val="20"/>
+          <w:szCs w:val="20"/>
+          <w:lang w:val="en-US"/>
+        </w:rPr>
+      </w:pPr>
+    </w:p>
+    <w:p>
+      <w:pPr>
+        <w:tabs>
+          <w:tab w:val="left" w:pos="3216"/>
+        </w:tabs>
+        <w:spacing w:line="240" w:lineRule="auto"/>
+        <w:ind w:firstLine="0"/>
+        <w:rPr>
+          <w:rFonts w:ascii="Courier New" w:hAnsi="Courier New" w:cs="Courier New"/>
+          <w:iCs/>
+          <w:sz w:val="20"/>
+          <w:szCs w:val="20"/>
+          <w:lang w:val="en-US"/>
+        </w:rPr>
+      </w:pPr>
+      <w:r>
+        <w:rPr>
+          <w:rFonts w:ascii="Courier New" w:hAnsi="Courier New" w:cs="Courier New"/>
+          <w:iCs/>
+          <w:sz w:val="20"/>
+          <w:szCs w:val="20"/>
+          <w:lang w:val="en-US"/>
+        </w:rPr>
+        <w:t xml:space="preserve">    void backtracking(int column, int row, int filledPart) {</w:t>
+      </w:r>
+    </w:p>
+    <w:p>
+      <w:pPr>
+        <w:tabs>
+          <w:tab w:val="left" w:pos="3216"/>
+        </w:tabs>
+        <w:spacing w:line="240" w:lineRule="auto"/>
+        <w:ind w:firstLine="0"/>
+        <w:rPr>
+          <w:rFonts w:ascii="Courier New" w:hAnsi="Courier New" w:cs="Courier New"/>
+          <w:iCs/>
+          <w:sz w:val="20"/>
+          <w:szCs w:val="20"/>
+          <w:lang w:val="en-US"/>
+        </w:rPr>
+      </w:pPr>
+      <w:r>
+        <w:rPr>
+          <w:rFonts w:ascii="Courier New" w:hAnsi="Courier New" w:cs="Courier New"/>
+          <w:iCs/>
+          <w:sz w:val="20"/>
+          <w:szCs w:val="20"/>
+          <w:lang w:val="en-US"/>
+        </w:rPr>
+        <w:t xml:space="preserve">        for (int y{row}; y &lt;= size; ++y) {</w:t>
+      </w:r>
+    </w:p>
+    <w:p>
+      <w:pPr>
+        <w:tabs>
+          <w:tab w:val="left" w:pos="3216"/>
+        </w:tabs>
+        <w:spacing w:line="240" w:lineRule="auto"/>
+        <w:ind w:firstLine="0"/>
+        <w:rPr>
+          <w:rFonts w:ascii="Courier New" w:hAnsi="Courier New" w:cs="Courier New"/>
+          <w:iCs/>
+          <w:sz w:val="20"/>
+          <w:szCs w:val="20"/>
+          <w:lang w:val="en-US"/>
+        </w:rPr>
+      </w:pPr>
+      <w:r>
+        <w:rPr>
+          <w:rFonts w:ascii="Courier New" w:hAnsi="Courier New" w:cs="Courier New"/>
+          <w:iCs/>
+          <w:sz w:val="20"/>
+          <w:szCs w:val="20"/>
+          <w:lang w:val="en-US"/>
+        </w:rPr>
+        <w:t xml:space="preserve">            for (int x{column}; x &lt;= size; ++x) {</w:t>
+      </w:r>
+    </w:p>
+    <w:p>
+      <w:pPr>
+        <w:tabs>
+          <w:tab w:val="left" w:pos="3216"/>
+        </w:tabs>
+        <w:spacing w:line="240" w:lineRule="auto"/>
+        <w:ind w:firstLine="0"/>
+        <w:rPr>
+          <w:rFonts w:ascii="Courier New" w:hAnsi="Courier New" w:cs="Courier New"/>
+          <w:iCs/>
+          <w:sz w:val="20"/>
+          <w:szCs w:val="20"/>
+          <w:lang w:val="en-US"/>
+        </w:rPr>
+      </w:pPr>
+      <w:r>
+        <w:rPr>
+          <w:rFonts w:ascii="Courier New" w:hAnsi="Courier New" w:cs="Courier New"/>
+          <w:iCs/>
+          <w:sz w:val="20"/>
+          <w:szCs w:val="20"/>
+          <w:lang w:val="en-US"/>
+        </w:rPr>
+        <w:t xml:space="preserve">                if (!isUsed(x, y)) {</w:t>
+      </w:r>
+    </w:p>
+    <w:p>
+      <w:pPr>
+        <w:tabs>
+          <w:tab w:val="left" w:pos="3216"/>
+        </w:tabs>
+        <w:spacing w:line="240" w:lineRule="auto"/>
+        <w:ind w:firstLine="0"/>
+        <w:rPr>
+          <w:rFonts w:ascii="Courier New" w:hAnsi="Courier New" w:cs="Courier New"/>
+          <w:iCs/>
+          <w:sz w:val="20"/>
+          <w:szCs w:val="20"/>
+          <w:lang w:val="en-US"/>
+        </w:rPr>
+      </w:pPr>
+      <w:r>
+        <w:rPr>
+          <w:rFonts w:ascii="Courier New" w:hAnsi="Courier New" w:cs="Courier New"/>
+          <w:iCs/>
+          <w:sz w:val="20"/>
+          <w:szCs w:val="20"/>
+          <w:lang w:val="en-US"/>
+        </w:rPr>
+        <w:t xml:space="preserve">                    int squareSize = std::min(size - x,  size - y) + 1;</w:t>
+      </w:r>
+    </w:p>
+    <w:p>
+      <w:pPr>
+        <w:tabs>
+          <w:tab w:val="left" w:pos="3216"/>
+        </w:tabs>
+        <w:spacing w:line="240" w:lineRule="auto"/>
+        <w:ind w:firstLine="0"/>
+        <w:rPr>
+          <w:rFonts w:ascii="Courier New" w:hAnsi="Courier New" w:cs="Courier New"/>
+          <w:iCs/>
+          <w:sz w:val="20"/>
+          <w:szCs w:val="20"/>
+          <w:lang w:val="en-US"/>
+        </w:rPr>
+      </w:pPr>
+      <w:r>
+        <w:rPr>
+          <w:rFonts w:ascii="Courier New" w:hAnsi="Courier New" w:cs="Courier New"/>
+          <w:iCs/>
+          <w:sz w:val="20"/>
+          <w:szCs w:val="20"/>
+          <w:lang w:val="en-US"/>
+        </w:rPr>
+        <w:t xml:space="preserve">                    for (const Piece&amp; piece : currentSplitting) {</w:t>
+      </w:r>
+    </w:p>
+    <w:p>
+      <w:pPr>
+        <w:tabs>
+          <w:tab w:val="left" w:pos="3216"/>
+        </w:tabs>
+        <w:spacing w:line="240" w:lineRule="auto"/>
+        <w:ind w:firstLine="0"/>
+        <w:rPr>
+          <w:rFonts w:ascii="Courier New" w:hAnsi="Courier New" w:cs="Courier New"/>
+          <w:iCs/>
+          <w:sz w:val="20"/>
+          <w:szCs w:val="20"/>
+          <w:lang w:val="en-US"/>
+        </w:rPr>
+      </w:pPr>
+      <w:r>
+        <w:rPr>
+          <w:rFonts w:ascii="Courier New" w:hAnsi="Courier New" w:cs="Courier New"/>
+          <w:iCs/>
+          <w:sz w:val="20"/>
+          <w:szCs w:val="20"/>
+          <w:lang w:val="en-US"/>
+        </w:rPr>
+        <w:t xml:space="preserve">                        if (piece.row + piece.pieceSize &gt; y &amp;&amp; piece.column &gt; x)</w:t>
+      </w:r>
+    </w:p>
+    <w:p>
+      <w:pPr>
+        <w:tabs>
+          <w:tab w:val="left" w:pos="3216"/>
+        </w:tabs>
+        <w:spacing w:line="240" w:lineRule="auto"/>
+        <w:ind w:firstLine="0"/>
+        <w:rPr>
+          <w:rFonts w:ascii="Courier New" w:hAnsi="Courier New" w:cs="Courier New"/>
+          <w:iCs/>
+          <w:sz w:val="20"/>
+          <w:szCs w:val="20"/>
+          <w:lang w:val="en-US"/>
+        </w:rPr>
+      </w:pPr>
+      <w:r>
+        <w:rPr>
+          <w:rFonts w:ascii="Courier New" w:hAnsi="Courier New" w:cs="Courier New"/>
+          <w:iCs/>
+          <w:sz w:val="20"/>
+          <w:szCs w:val="20"/>
+          <w:lang w:val="en-US"/>
+        </w:rPr>
+        <w:t xml:space="preserve">                            squareSize = std::min(squareSize, piece.column - x);</w:t>
+      </w:r>
+    </w:p>
+    <w:p>
+      <w:pPr>
+        <w:tabs>
+          <w:tab w:val="left" w:pos="3216"/>
+        </w:tabs>
+        <w:spacing w:line="240" w:lineRule="auto"/>
+        <w:ind w:firstLine="0"/>
+        <w:rPr>
+          <w:rFonts w:ascii="Courier New" w:hAnsi="Courier New" w:cs="Courier New"/>
+          <w:iCs/>
+          <w:sz w:val="20"/>
+          <w:szCs w:val="20"/>
+          <w:lang w:val="en-US"/>
+        </w:rPr>
+      </w:pPr>
+      <w:r>
+        <w:rPr>
+          <w:rFonts w:ascii="Courier New" w:hAnsi="Courier New" w:cs="Courier New"/>
+          <w:iCs/>
+          <w:sz w:val="20"/>
+          <w:szCs w:val="20"/>
+          <w:lang w:val="en-US"/>
+        </w:rPr>
+        <w:t xml:space="preserve">                    }</w:t>
+      </w:r>
+    </w:p>
+    <w:p>
+      <w:pPr>
+        <w:tabs>
+          <w:tab w:val="left" w:pos="3216"/>
+        </w:tabs>
+        <w:spacing w:line="240" w:lineRule="auto"/>
+        <w:ind w:firstLine="0"/>
+        <w:rPr>
+          <w:rFonts w:ascii="Courier New" w:hAnsi="Courier New" w:cs="Courier New"/>
+          <w:iCs/>
+          <w:sz w:val="20"/>
+          <w:szCs w:val="20"/>
+          <w:lang w:val="en-US"/>
+        </w:rPr>
+      </w:pPr>
+      <w:r>
+        <w:rPr>
+          <w:rFonts w:ascii="Courier New" w:hAnsi="Courier New" w:cs="Courier New"/>
+          <w:iCs/>
+          <w:sz w:val="20"/>
+          <w:szCs w:val="20"/>
+          <w:lang w:val="en-US"/>
+        </w:rPr>
+        <w:t xml:space="preserve">                    for (int s{squareSize}; s &gt; 0; --s) {</w:t>
+      </w:r>
+    </w:p>
+    <w:p>
+      <w:pPr>
+        <w:tabs>
+          <w:tab w:val="left" w:pos="3216"/>
+        </w:tabs>
+        <w:spacing w:line="240" w:lineRule="auto"/>
+        <w:ind w:firstLine="0"/>
+        <w:rPr>
+          <w:rFonts w:ascii="Courier New" w:hAnsi="Courier New" w:cs="Courier New"/>
+          <w:iCs/>
+          <w:sz w:val="20"/>
+          <w:szCs w:val="20"/>
+          <w:lang w:val="en-US"/>
+        </w:rPr>
+      </w:pPr>
+      <w:r>
+        <w:rPr>
+          <w:rFonts w:ascii="Courier New" w:hAnsi="Courier New" w:cs="Courier New"/>
+          <w:iCs/>
+          <w:sz w:val="20"/>
+          <w:szCs w:val="20"/>
+          <w:lang w:val="en-US"/>
+        </w:rPr>
+        <w:t xml:space="preserve">                        currentSplitting.push_back(Piece(x, y, s));</w:t>
+      </w:r>
+    </w:p>
+    <w:p>
+      <w:pPr>
+        <w:tabs>
+          <w:tab w:val="left" w:pos="3216"/>
+        </w:tabs>
+        <w:spacing w:line="240" w:lineRule="auto"/>
+        <w:ind w:firstLine="0"/>
+        <w:rPr>
+          <w:rFonts w:ascii="Courier New" w:hAnsi="Courier New" w:cs="Courier New"/>
+          <w:iCs/>
+          <w:sz w:val="20"/>
+          <w:szCs w:val="20"/>
+          <w:lang w:val="en-US"/>
+        </w:rPr>
+      </w:pPr>
+      <w:r>
+        <w:rPr>
+          <w:rFonts w:ascii="Courier New" w:hAnsi="Courier New" w:cs="Courier New"/>
+          <w:iCs/>
+          <w:sz w:val="20"/>
+          <w:szCs w:val="20"/>
+          <w:lang w:val="en-US"/>
+        </w:rPr>
+        <w:t xml:space="preserve">                        if (filledPart + s * s == size * size) {</w:t>
+      </w:r>
+    </w:p>
+    <w:p>
+      <w:pPr>
+        <w:tabs>
+          <w:tab w:val="left" w:pos="3216"/>
+        </w:tabs>
+        <w:spacing w:line="240" w:lineRule="auto"/>
+        <w:ind w:firstLine="0"/>
+        <w:rPr>
+          <w:rFonts w:ascii="Courier New" w:hAnsi="Courier New" w:cs="Courier New"/>
+          <w:iCs/>
+          <w:sz w:val="20"/>
+          <w:szCs w:val="20"/>
+          <w:lang w:val="en-US"/>
+        </w:rPr>
+      </w:pPr>
+      <w:r>
+        <w:rPr>
+          <w:rFonts w:ascii="Courier New" w:hAnsi="Courier New" w:cs="Courier New"/>
+          <w:iCs/>
+          <w:sz w:val="20"/>
+          <w:szCs w:val="20"/>
+          <w:lang w:val="en-US"/>
+        </w:rPr>
+        <w:lastRenderedPageBreak/>
+        <w:t xml:space="preserve">                            if (currentSplitting.size() &lt; bestSplitting.size() || bestSplitting.size() == 0) {</w:t>
+      </w:r>
+    </w:p>
+    <w:p>
+      <w:pPr>
+        <w:tabs>
+          <w:tab w:val="left" w:pos="3216"/>
+        </w:tabs>
+        <w:spacing w:line="240" w:lineRule="auto"/>
+        <w:ind w:firstLine="0"/>
+        <w:rPr>
+          <w:rFonts w:ascii="Courier New" w:hAnsi="Courier New" w:cs="Courier New"/>
+          <w:iCs/>
+          <w:sz w:val="20"/>
+          <w:szCs w:val="20"/>
+          <w:lang w:val="en-US"/>
+        </w:rPr>
+      </w:pPr>
+      <w:r>
+        <w:rPr>
+          <w:rFonts w:ascii="Courier New" w:hAnsi="Courier New" w:cs="Courier New"/>
+          <w:iCs/>
+          <w:sz w:val="20"/>
+          <w:szCs w:val="20"/>
+          <w:lang w:val="en-US"/>
+        </w:rPr>
+        <w:t xml:space="preserve">                                bestSplitting = currentSplitting;</w:t>
+      </w:r>
+    </w:p>
+    <w:p>
+      <w:pPr>
+        <w:tabs>
+          <w:tab w:val="left" w:pos="3216"/>
+        </w:tabs>
+        <w:spacing w:line="240" w:lineRule="auto"/>
+        <w:ind w:firstLine="0"/>
+        <w:rPr>
+          <w:rFonts w:ascii="Courier New" w:hAnsi="Courier New" w:cs="Courier New"/>
+          <w:iCs/>
+          <w:sz w:val="20"/>
+          <w:szCs w:val="20"/>
+          <w:lang w:val="en-US"/>
+        </w:rPr>
+      </w:pPr>
+      <w:r>
+        <w:rPr>
+          <w:rFonts w:ascii="Courier New" w:hAnsi="Courier New" w:cs="Courier New"/>
+          <w:iCs/>
+          <w:sz w:val="20"/>
+          <w:szCs w:val="20"/>
+          <w:lang w:val="en-US"/>
+        </w:rPr>
+        <w:t xml:space="preserve">                            }</w:t>
+      </w:r>
+    </w:p>
+    <w:p>
+      <w:pPr>
+        <w:tabs>
+          <w:tab w:val="left" w:pos="3216"/>
+        </w:tabs>
+        <w:spacing w:line="240" w:lineRule="auto"/>
+        <w:ind w:firstLine="0"/>
+        <w:rPr>
+          <w:rFonts w:ascii="Courier New" w:hAnsi="Courier New" w:cs="Courier New"/>
+          <w:iCs/>
+          <w:sz w:val="20"/>
+          <w:szCs w:val="20"/>
+          <w:lang w:val="en-US"/>
+        </w:rPr>
+      </w:pPr>
+      <w:r>
+        <w:rPr>
+          <w:rFonts w:ascii="Courier New" w:hAnsi="Courier New" w:cs="Courier New"/>
+          <w:iCs/>
+          <w:sz w:val="20"/>
+          <w:szCs w:val="20"/>
+          <w:lang w:val="en-US"/>
+        </w:rPr>
+        <w:t xml:space="preserve">                        }</w:t>
+      </w:r>
+    </w:p>
+    <w:p>
+      <w:pPr>
+        <w:tabs>
+          <w:tab w:val="left" w:pos="3216"/>
+        </w:tabs>
+        <w:spacing w:line="240" w:lineRule="auto"/>
+        <w:ind w:firstLine="0"/>
+        <w:rPr>
+          <w:rFonts w:ascii="Courier New" w:hAnsi="Courier New" w:cs="Courier New"/>
+          <w:iCs/>
+          <w:sz w:val="20"/>
+          <w:szCs w:val="20"/>
+          <w:lang w:val="en-US"/>
+        </w:rPr>
+      </w:pPr>
+      <w:r>
+        <w:rPr>
+          <w:rFonts w:ascii="Courier New" w:hAnsi="Courier New" w:cs="Courier New"/>
+          <w:iCs/>
+          <w:sz w:val="20"/>
+          <w:szCs w:val="20"/>
+          <w:lang w:val="en-US"/>
+        </w:rPr>
+        <w:t xml:space="preserve">                        else {</w:t>
+      </w:r>
+    </w:p>
+    <w:p>
+      <w:pPr>
+        <w:tabs>
+          <w:tab w:val="left" w:pos="3216"/>
+        </w:tabs>
+        <w:spacing w:line="240" w:lineRule="auto"/>
+        <w:ind w:firstLine="0"/>
+        <w:rPr>
+          <w:rFonts w:ascii="Courier New" w:hAnsi="Courier New" w:cs="Courier New"/>
+          <w:iCs/>
+          <w:sz w:val="20"/>
+          <w:szCs w:val="20"/>
+          <w:lang w:val="en-US"/>
+        </w:rPr>
+      </w:pPr>
+      <w:r>
+        <w:rPr>
+          <w:rFonts w:ascii="Courier New" w:hAnsi="Courier New" w:cs="Courier New"/>
+          <w:iCs/>
+          <w:sz w:val="20"/>
+          <w:szCs w:val="20"/>
+          <w:lang w:val="en-US"/>
+        </w:rPr>
+        <w:t xml:space="preserve">                            if (currentSplitting.size() + 1 &lt; bestSplitting.size() || bestSplitting.size() == 0) {</w:t>
+      </w:r>
+    </w:p>
+    <w:p>
+      <w:pPr>
+        <w:tabs>
+          <w:tab w:val="left" w:pos="3216"/>
+        </w:tabs>
+        <w:spacing w:line="240" w:lineRule="auto"/>
+        <w:ind w:firstLine="0"/>
+        <w:rPr>
+          <w:rFonts w:ascii="Courier New" w:hAnsi="Courier New" w:cs="Courier New"/>
+          <w:iCs/>
+          <w:sz w:val="20"/>
+          <w:szCs w:val="20"/>
+          <w:lang w:val="en-US"/>
+        </w:rPr>
+      </w:pPr>
+      <w:r>
+        <w:rPr>
+          <w:rFonts w:ascii="Courier New" w:hAnsi="Courier New" w:cs="Courier New"/>
+          <w:iCs/>
+          <w:sz w:val="20"/>
+          <w:szCs w:val="20"/>
+          <w:lang w:val="en-US"/>
+        </w:rPr>
+        <w:t xml:space="preserve">                                backtracking(x + s, y, filledPart + s * s);</w:t>
+      </w:r>
+    </w:p>
+    <w:p>
+      <w:pPr>
+        <w:tabs>
+          <w:tab w:val="left" w:pos="3216"/>
+        </w:tabs>
+        <w:spacing w:line="240" w:lineRule="auto"/>
+        <w:ind w:firstLine="0"/>
+        <w:rPr>
+          <w:rFonts w:ascii="Courier New" w:hAnsi="Courier New" w:cs="Courier New"/>
+          <w:iCs/>
+          <w:sz w:val="20"/>
+          <w:szCs w:val="20"/>
+          <w:lang w:val="en-US"/>
+        </w:rPr>
+      </w:pPr>
+      <w:r>
+        <w:rPr>
+          <w:rFonts w:ascii="Courier New" w:hAnsi="Courier New" w:cs="Courier New"/>
+          <w:iCs/>
+          <w:sz w:val="20"/>
+          <w:szCs w:val="20"/>
+          <w:lang w:val="en-US"/>
+        </w:rPr>
+        <w:t xml:space="preserve">                            }</w:t>
+      </w:r>
+    </w:p>
+    <w:p>
+      <w:pPr>
+        <w:tabs>
+          <w:tab w:val="left" w:pos="3216"/>
+        </w:tabs>
+        <w:spacing w:line="240" w:lineRule="auto"/>
+        <w:ind w:firstLine="0"/>
+        <w:rPr>
+          <w:rFonts w:ascii="Courier New" w:hAnsi="Courier New" w:cs="Courier New"/>
+          <w:iCs/>
+          <w:sz w:val="20"/>
+          <w:szCs w:val="20"/>
+          <w:lang w:val="en-US"/>
+        </w:rPr>
+      </w:pPr>
+      <w:r>
+        <w:rPr>
+          <w:rFonts w:ascii="Courier New" w:hAnsi="Courier New" w:cs="Courier New"/>
+          <w:iCs/>
+          <w:sz w:val="20"/>
+          <w:szCs w:val="20"/>
+          <w:lang w:val="en-US"/>
+        </w:rPr>
+        <w:t xml:space="preserve">                        }</w:t>
+      </w:r>
+    </w:p>
+    <w:p>
+      <w:pPr>
+        <w:tabs>
+          <w:tab w:val="left" w:pos="3216"/>
+        </w:tabs>
+        <w:spacing w:line="240" w:lineRule="auto"/>
+        <w:ind w:firstLine="0"/>
+        <w:rPr>
+          <w:rFonts w:ascii="Courier New" w:hAnsi="Courier New" w:cs="Courier New"/>
+          <w:iCs/>
+          <w:sz w:val="20"/>
+          <w:szCs w:val="20"/>
+          <w:lang w:val="en-US"/>
+        </w:rPr>
+      </w:pPr>
+      <w:r>
+        <w:rPr>
+          <w:rFonts w:ascii="Courier New" w:hAnsi="Courier New" w:cs="Courier New"/>
+          <w:iCs/>
+          <w:sz w:val="20"/>
+          <w:szCs w:val="20"/>
+          <w:lang w:val="en-US"/>
+        </w:rPr>
+        <w:t xml:space="preserve">                        currentSplitting.pop_back();</w:t>
+      </w:r>
+    </w:p>
+    <w:p>
+      <w:pPr>
+        <w:tabs>
+          <w:tab w:val="left" w:pos="3216"/>
+        </w:tabs>
+        <w:spacing w:line="240" w:lineRule="auto"/>
+        <w:ind w:firstLine="0"/>
+        <w:rPr>
+          <w:rFonts w:ascii="Courier New" w:hAnsi="Courier New" w:cs="Courier New"/>
+          <w:iCs/>
+          <w:sz w:val="20"/>
+          <w:szCs w:val="20"/>
+          <w:lang w:val="en-US"/>
+        </w:rPr>
+      </w:pPr>
+      <w:r>
+        <w:rPr>
+          <w:rFonts w:ascii="Courier New" w:hAnsi="Courier New" w:cs="Courier New"/>
+          <w:iCs/>
+          <w:sz w:val="20"/>
+          <w:szCs w:val="20"/>
+          <w:lang w:val="en-US"/>
+        </w:rPr>
+        <w:t xml:space="preserve">                    }</w:t>
+      </w:r>
+    </w:p>
+    <w:p>
+      <w:pPr>
+        <w:tabs>
+          <w:tab w:val="left" w:pos="3216"/>
+        </w:tabs>
+        <w:spacing w:line="240" w:lineRule="auto"/>
+        <w:ind w:firstLine="0"/>
+        <w:rPr>
+          <w:rFonts w:ascii="Courier New" w:hAnsi="Courier New" w:cs="Courier New"/>
+          <w:iCs/>
+          <w:sz w:val="20"/>
+          <w:szCs w:val="20"/>
+          <w:lang w:val="en-US"/>
+        </w:rPr>
+      </w:pPr>
+      <w:r>
+        <w:rPr>
+          <w:rFonts w:ascii="Courier New" w:hAnsi="Courier New" w:cs="Courier New"/>
+          <w:iCs/>
+          <w:sz w:val="20"/>
+          <w:szCs w:val="20"/>
+          <w:lang w:val="en-US"/>
+        </w:rPr>
+        <w:t xml:space="preserve">                    return;</w:t>
+      </w:r>
+    </w:p>
+    <w:p>
+      <w:pPr>
+        <w:tabs>
+          <w:tab w:val="left" w:pos="3216"/>
+        </w:tabs>
+        <w:spacing w:line="240" w:lineRule="auto"/>
+        <w:ind w:firstLine="0"/>
+        <w:rPr>
+          <w:rFonts w:ascii="Courier New" w:hAnsi="Courier New" w:cs="Courier New"/>
+          <w:iCs/>
+          <w:sz w:val="20"/>
+          <w:szCs w:val="20"/>
+          <w:lang w:val="en-US"/>
+        </w:rPr>
+      </w:pPr>
+      <w:r>
+        <w:rPr>
+          <w:rFonts w:ascii="Courier New" w:hAnsi="Courier New" w:cs="Courier New"/>
+          <w:iCs/>
+          <w:sz w:val="20"/>
+          <w:szCs w:val="20"/>
+          <w:lang w:val="en-US"/>
+        </w:rPr>
+        <w:t xml:space="preserve">                }</w:t>
+      </w:r>
+    </w:p>
+    <w:p>
+      <w:pPr>
+        <w:tabs>
+          <w:tab w:val="left" w:pos="3216"/>
+        </w:tabs>
+        <w:spacing w:line="240" w:lineRule="auto"/>
+        <w:ind w:firstLine="0"/>
+        <w:rPr>
+          <w:rFonts w:ascii="Courier New" w:hAnsi="Courier New" w:cs="Courier New"/>
+          <w:iCs/>
+          <w:sz w:val="20"/>
+          <w:szCs w:val="20"/>
+          <w:lang w:val="en-US"/>
+        </w:rPr>
+      </w:pPr>
+      <w:r>
+        <w:rPr>
+          <w:rFonts w:ascii="Courier New" w:hAnsi="Courier New" w:cs="Courier New"/>
+          <w:iCs/>
+          <w:sz w:val="20"/>
+          <w:szCs w:val="20"/>
+          <w:lang w:val="en-US"/>
+        </w:rPr>
+        <w:t xml:space="preserve">            }</w:t>
+      </w:r>
+    </w:p>
+    <w:p>
+      <w:pPr>
+        <w:tabs>
+          <w:tab w:val="left" w:pos="3216"/>
+        </w:tabs>
+        <w:spacing w:line="240" w:lineRule="auto"/>
+        <w:ind w:firstLine="0"/>
+        <w:rPr>
+          <w:rFonts w:ascii="Courier New" w:hAnsi="Courier New" w:cs="Courier New"/>
+          <w:iCs/>
+          <w:sz w:val="20"/>
+          <w:szCs w:val="20"/>
+          <w:lang w:val="en-US"/>
+        </w:rPr>
+      </w:pPr>
+      <w:r>
+        <w:rPr>
+          <w:rFonts w:ascii="Courier New" w:hAnsi="Courier New" w:cs="Courier New"/>
+          <w:iCs/>
+          <w:sz w:val="20"/>
+          <w:szCs w:val="20"/>
+          <w:lang w:val="en-US"/>
+        </w:rPr>
+        <w:t xml:space="preserve">            column = (size + 1) / 2;</w:t>
+      </w:r>
+    </w:p>
+    <w:p>
+      <w:pPr>
+        <w:tabs>
+          <w:tab w:val="left" w:pos="3216"/>
+        </w:tabs>
+        <w:spacing w:line="240" w:lineRule="auto"/>
+        <w:ind w:firstLine="0"/>
+        <w:rPr>
+          <w:rFonts w:ascii="Courier New" w:hAnsi="Courier New" w:cs="Courier New"/>
+          <w:iCs/>
+          <w:sz w:val="20"/>
+          <w:szCs w:val="20"/>
+          <w:lang w:val="en-US"/>
+        </w:rPr>
+      </w:pPr>
+      <w:r>
+        <w:rPr>
+          <w:rFonts w:ascii="Courier New" w:hAnsi="Courier New" w:cs="Courier New"/>
+          <w:iCs/>
+          <w:sz w:val="20"/>
+          <w:szCs w:val="20"/>
+          <w:lang w:val="en-US"/>
+        </w:rPr>
+        <w:t xml:space="preserve">        }</w:t>
+      </w:r>
+    </w:p>
+    <w:p>
+      <w:pPr>
+        <w:tabs>
+          <w:tab w:val="left" w:pos="3216"/>
+        </w:tabs>
+        <w:spacing w:line="240" w:lineRule="auto"/>
+        <w:ind w:firstLine="0"/>
+        <w:rPr>
+          <w:rFonts w:ascii="Courier New" w:hAnsi="Courier New" w:cs="Courier New"/>
+          <w:iCs/>
+          <w:sz w:val="20"/>
+          <w:szCs w:val="20"/>
+          <w:lang w:val="en-US"/>
+        </w:rPr>
+      </w:pPr>
+      <w:r>
+        <w:rPr>
+          <w:rFonts w:ascii="Courier New" w:hAnsi="Courier New" w:cs="Courier New"/>
+          <w:iCs/>
+          <w:sz w:val="20"/>
+          <w:szCs w:val="20"/>
+          <w:lang w:val="en-US"/>
+        </w:rPr>
+        <w:t xml:space="preserve">    }</w:t>
+      </w:r>
+    </w:p>
+    <w:p>
+      <w:pPr>
+        <w:tabs>
+          <w:tab w:val="left" w:pos="3216"/>
+        </w:tabs>
+        <w:spacing w:line="240" w:lineRule="auto"/>
+        <w:ind w:firstLine="0"/>
+        <w:rPr>
+          <w:rFonts w:ascii="Courier New" w:hAnsi="Courier New" w:cs="Courier New"/>
+          <w:iCs/>
+          <w:sz w:val="20"/>
+          <w:szCs w:val="20"/>
+          <w:lang w:val="en-US"/>
+        </w:rPr>
+      </w:pPr>
+    </w:p>
+    <w:p>
+      <w:pPr>
+        <w:tabs>
+          <w:tab w:val="left" w:pos="3216"/>
+        </w:tabs>
+        <w:spacing w:line="240" w:lineRule="auto"/>
+        <w:ind w:firstLine="0"/>
+        <w:rPr>
+          <w:rFonts w:ascii="Courier New" w:hAnsi="Courier New" w:cs="Courier New"/>
+          <w:iCs/>
+          <w:sz w:val="20"/>
+          <w:szCs w:val="20"/>
+          <w:lang w:val="en-US"/>
+        </w:rPr>
+      </w:pPr>
+      <w:r>
+        <w:rPr>
+          <w:rFonts w:ascii="Courier New" w:hAnsi="Courier New" w:cs="Courier New"/>
+          <w:iCs/>
+          <w:sz w:val="20"/>
+          <w:szCs w:val="20"/>
+          <w:lang w:val="en-US"/>
+        </w:rPr>
+        <w:t xml:space="preserve">    void scaling(){</w:t>
+      </w:r>
+    </w:p>
+    <w:p>
+      <w:pPr>
+        <w:tabs>
+          <w:tab w:val="left" w:pos="3216"/>
+        </w:tabs>
+        <w:spacing w:line="240" w:lineRule="auto"/>
+        <w:ind w:firstLine="0"/>
+        <w:rPr>
+          <w:rFonts w:ascii="Courier New" w:hAnsi="Courier New" w:cs="Courier New"/>
+          <w:iCs/>
+          <w:sz w:val="20"/>
+          <w:szCs w:val="20"/>
+          <w:lang w:val="en-US"/>
+        </w:rPr>
+      </w:pPr>
+      <w:r>
+        <w:rPr>
+          <w:rFonts w:ascii="Courier New" w:hAnsi="Courier New" w:cs="Courier New"/>
+          <w:iCs/>
+          <w:sz w:val="20"/>
+          <w:szCs w:val="20"/>
+          <w:lang w:val="en-US"/>
+        </w:rPr>
+        <w:t xml:space="preserve">        for (Piece&amp; piece : bestSplitting){</w:t>
+      </w:r>
+    </w:p>
+    <w:p>
+      <w:pPr>
+        <w:tabs>
+          <w:tab w:val="left" w:pos="3216"/>
+        </w:tabs>
+        <w:spacing w:line="240" w:lineRule="auto"/>
+        <w:ind w:firstLine="0"/>
+        <w:rPr>
+          <w:rFonts w:ascii="Courier New" w:hAnsi="Courier New" w:cs="Courier New"/>
+          <w:iCs/>
+          <w:sz w:val="20"/>
+          <w:szCs w:val="20"/>
+          <w:lang w:val="en-US"/>
+        </w:rPr>
+      </w:pPr>
+      <w:r>
+        <w:rPr>
+          <w:rFonts w:ascii="Courier New" w:hAnsi="Courier New" w:cs="Courier New"/>
+          <w:iCs/>
+          <w:sz w:val="20"/>
+          <w:szCs w:val="20"/>
+          <w:lang w:val="en-US"/>
+        </w:rPr>
+        <w:t xml:space="preserve">            piece.column = (piece.column-1) * scale + 1;</w:t>
+      </w:r>
+    </w:p>
+    <w:p>
+      <w:pPr>
+        <w:tabs>
+          <w:tab w:val="left" w:pos="3216"/>
+        </w:tabs>
+        <w:spacing w:line="240" w:lineRule="auto"/>
+        <w:ind w:firstLine="0"/>
+        <w:rPr>
+          <w:rFonts w:ascii="Courier New" w:hAnsi="Courier New" w:cs="Courier New"/>
+          <w:iCs/>
+          <w:sz w:val="20"/>
+          <w:szCs w:val="20"/>
+          <w:lang w:val="en-US"/>
+        </w:rPr>
+      </w:pPr>
+      <w:r>
+        <w:rPr>
+          <w:rFonts w:ascii="Courier New" w:hAnsi="Courier New" w:cs="Courier New"/>
+          <w:iCs/>
+          <w:sz w:val="20"/>
+          <w:szCs w:val="20"/>
+          <w:lang w:val="en-US"/>
+        </w:rPr>
+        <w:t xml:space="preserve">            piece.row = (piece.row-1) * scale + 1;</w:t>
+      </w:r>
+    </w:p>
+    <w:p>
+      <w:pPr>
+        <w:tabs>
+          <w:tab w:val="left" w:pos="3216"/>
+        </w:tabs>
+        <w:spacing w:line="240" w:lineRule="auto"/>
+        <w:ind w:firstLine="0"/>
+        <w:rPr>
+          <w:rFonts w:ascii="Courier New" w:hAnsi="Courier New" w:cs="Courier New"/>
+          <w:iCs/>
+          <w:sz w:val="20"/>
+          <w:szCs w:val="20"/>
+          <w:lang w:val="en-US"/>
+        </w:rPr>
+      </w:pPr>
+      <w:r>
+        <w:rPr>
+          <w:rFonts w:ascii="Courier New" w:hAnsi="Courier New" w:cs="Courier New"/>
+          <w:iCs/>
+          <w:sz w:val="20"/>
+          <w:szCs w:val="20"/>
+          <w:lang w:val="en-US"/>
+        </w:rPr>
+        <w:t xml:space="preserve">            piece.pieceSize = piece.pieceSize * scale;</w:t>
+      </w:r>
+    </w:p>
+    <w:p>
+      <w:pPr>
+        <w:tabs>
+          <w:tab w:val="left" w:pos="3216"/>
+        </w:tabs>
+        <w:spacing w:line="240" w:lineRule="auto"/>
+        <w:ind w:firstLine="0"/>
+        <w:rPr>
+          <w:rFonts w:ascii="Courier New" w:hAnsi="Courier New" w:cs="Courier New"/>
+          <w:iCs/>
+          <w:sz w:val="20"/>
+          <w:szCs w:val="20"/>
+          <w:lang w:val="en-US"/>
+        </w:rPr>
+      </w:pPr>
+      <w:r>
+        <w:rPr>
+          <w:rFonts w:ascii="Courier New" w:hAnsi="Courier New" w:cs="Courier New"/>
+          <w:iCs/>
+          <w:sz w:val="20"/>
+          <w:szCs w:val="20"/>
+          <w:lang w:val="en-US"/>
+        </w:rPr>
+        <w:t xml:space="preserve">        }</w:t>
+      </w:r>
+    </w:p>
+    <w:p>
+      <w:pPr>
+        <w:tabs>
+          <w:tab w:val="left" w:pos="3216"/>
+        </w:tabs>
+        <w:spacing w:line="240" w:lineRule="auto"/>
+        <w:ind w:firstLine="0"/>
+        <w:rPr>
+          <w:rFonts w:ascii="Courier New" w:hAnsi="Courier New" w:cs="Courier New"/>
+          <w:iCs/>
+          <w:sz w:val="20"/>
+          <w:szCs w:val="20"/>
+          <w:lang w:val="en-US"/>
+        </w:rPr>
+      </w:pPr>
+      <w:r>
+        <w:rPr>
+          <w:rFonts w:ascii="Courier New" w:hAnsi="Courier New" w:cs="Courier New"/>
+          <w:iCs/>
+          <w:sz w:val="20"/>
+          <w:szCs w:val="20"/>
+          <w:lang w:val="en-US"/>
+        </w:rPr>
+        <w:t xml:space="preserve">    }</w:t>
+      </w:r>
+    </w:p>
+    <w:p>
+      <w:pPr>
+        <w:tabs>
+          <w:tab w:val="left" w:pos="3216"/>
+        </w:tabs>
+        <w:spacing w:line="240" w:lineRule="auto"/>
+        <w:ind w:firstLine="0"/>
+        <w:rPr>
+          <w:rFonts w:ascii="Courier New" w:hAnsi="Courier New" w:cs="Courier New"/>
+          <w:iCs/>
+          <w:sz w:val="20"/>
+          <w:szCs w:val="20"/>
+          <w:lang w:val="en-US"/>
+        </w:rPr>
+      </w:pPr>
+    </w:p>
+    <w:p>
+      <w:pPr>
+        <w:tabs>
+          <w:tab w:val="left" w:pos="3216"/>
+        </w:tabs>
+        <w:spacing w:line="240" w:lineRule="auto"/>
+        <w:ind w:firstLine="0"/>
+        <w:rPr>
+          <w:rFonts w:ascii="Courier New" w:hAnsi="Courier New" w:cs="Courier New"/>
+          <w:iCs/>
+          <w:sz w:val="20"/>
+          <w:szCs w:val="20"/>
+          <w:lang w:val="en-US"/>
+        </w:rPr>
+      </w:pPr>
+      <w:r>
+        <w:rPr>
+          <w:rFonts w:ascii="Courier New" w:hAnsi="Courier New" w:cs="Courier New"/>
+          <w:iCs/>
+          <w:sz w:val="20"/>
+          <w:szCs w:val="20"/>
+          <w:lang w:val="en-US"/>
+        </w:rPr>
+        <w:t>public:</w:t>
+      </w:r>
+    </w:p>
+    <w:p>
+      <w:pPr>
+        <w:tabs>
+          <w:tab w:val="left" w:pos="3216"/>
+        </w:tabs>
+        <w:spacing w:line="240" w:lineRule="auto"/>
+        <w:ind w:firstLine="0"/>
+        <w:rPr>
+          <w:rFonts w:ascii="Courier New" w:hAnsi="Courier New" w:cs="Courier New"/>
+          <w:iCs/>
+          <w:sz w:val="20"/>
+          <w:szCs w:val="20"/>
+          <w:lang w:val="en-US"/>
+        </w:rPr>
+      </w:pPr>
+      <w:r>
+        <w:rPr>
+          <w:rFonts w:ascii="Courier New" w:hAnsi="Courier New" w:cs="Courier New"/>
+          <w:iCs/>
+          <w:sz w:val="20"/>
+          <w:szCs w:val="20"/>
+          <w:lang w:val="en-US"/>
+        </w:rPr>
+        <w:t xml:space="preserve">    Table(int tableSize):tableSize(tableSize), size(findMinDivisor(tableSize)), scale(tableSize/size){}</w:t>
+      </w:r>
+    </w:p>
+    <w:p>
+      <w:pPr>
+        <w:tabs>
+          <w:tab w:val="left" w:pos="3216"/>
+        </w:tabs>
+        <w:spacing w:line="240" w:lineRule="auto"/>
+        <w:ind w:firstLine="0"/>
+        <w:rPr>
+          <w:rFonts w:ascii="Courier New" w:hAnsi="Courier New" w:cs="Courier New"/>
+          <w:iCs/>
+          <w:sz w:val="20"/>
+          <w:szCs w:val="20"/>
+          <w:lang w:val="en-US"/>
+        </w:rPr>
+      </w:pPr>
+    </w:p>
+    <w:p>
+      <w:pPr>
+        <w:tabs>
+          <w:tab w:val="left" w:pos="3216"/>
+        </w:tabs>
+        <w:spacing w:line="240" w:lineRule="auto"/>
+        <w:ind w:firstLine="0"/>
+        <w:rPr>
+          <w:rFonts w:ascii="Courier New" w:hAnsi="Courier New" w:cs="Courier New"/>
+          <w:iCs/>
+          <w:sz w:val="20"/>
+          <w:szCs w:val="20"/>
+          <w:lang w:val="en-US"/>
+        </w:rPr>
+      </w:pPr>
+      <w:r>
+        <w:rPr>
+          <w:rFonts w:ascii="Courier New" w:hAnsi="Courier New" w:cs="Courier New"/>
+          <w:iCs/>
+          <w:sz w:val="20"/>
+          <w:szCs w:val="20"/>
+          <w:lang w:val="en-US"/>
+        </w:rPr>
+        <w:t xml:space="preserve">    friend std::ostream&amp; operator &lt;&lt; (std::ostream&amp; out, const Table&amp; table){</w:t>
+      </w:r>
+    </w:p>
+    <w:p>
+      <w:pPr>
+        <w:tabs>
+          <w:tab w:val="left" w:pos="3216"/>
+        </w:tabs>
+        <w:spacing w:line="240" w:lineRule="auto"/>
+        <w:ind w:firstLine="0"/>
+        <w:rPr>
+          <w:rFonts w:ascii="Courier New" w:hAnsi="Courier New" w:cs="Courier New"/>
+          <w:iCs/>
+          <w:sz w:val="20"/>
+          <w:szCs w:val="20"/>
+          <w:lang w:val="en-US"/>
+        </w:rPr>
+      </w:pPr>
+      <w:r>
+        <w:rPr>
+          <w:rFonts w:ascii="Courier New" w:hAnsi="Courier New" w:cs="Courier New"/>
+          <w:iCs/>
+          <w:sz w:val="20"/>
+          <w:szCs w:val="20"/>
+          <w:lang w:val="en-US"/>
+        </w:rPr>
+        <w:t xml:space="preserve">        out &lt;&lt; table.bestSplitting.size() &lt;&lt; "\n";</w:t>
+      </w:r>
+    </w:p>
+    <w:p>
+      <w:pPr>
+        <w:tabs>
+          <w:tab w:val="left" w:pos="3216"/>
+        </w:tabs>
+        <w:spacing w:line="240" w:lineRule="auto"/>
+        <w:ind w:firstLine="0"/>
+        <w:rPr>
+          <w:rFonts w:ascii="Courier New" w:hAnsi="Courier New" w:cs="Courier New"/>
+          <w:iCs/>
+          <w:sz w:val="20"/>
+          <w:szCs w:val="20"/>
+          <w:lang w:val="en-US"/>
+        </w:rPr>
+      </w:pPr>
+      <w:r>
+        <w:rPr>
+          <w:rFonts w:ascii="Courier New" w:hAnsi="Courier New" w:cs="Courier New"/>
+          <w:iCs/>
+          <w:sz w:val="20"/>
+          <w:szCs w:val="20"/>
+          <w:lang w:val="en-US"/>
+        </w:rPr>
+        <w:t xml:space="preserve">        for(int i{0}; i &lt; table.bestSplitting.size(); ++i){</w:t>
+      </w:r>
+    </w:p>
+    <w:p>
+      <w:pPr>
+        <w:tabs>
+          <w:tab w:val="left" w:pos="3216"/>
+        </w:tabs>
+        <w:spacing w:line="240" w:lineRule="auto"/>
+        <w:ind w:firstLine="0"/>
+        <w:rPr>
+          <w:rFonts w:ascii="Courier New" w:hAnsi="Courier New" w:cs="Courier New"/>
+          <w:iCs/>
+          <w:sz w:val="20"/>
+          <w:szCs w:val="20"/>
+          <w:lang w:val="en-US"/>
+        </w:rPr>
+      </w:pPr>
+      <w:r>
+        <w:rPr>
+          <w:rFonts w:ascii="Courier New" w:hAnsi="Courier New" w:cs="Courier New"/>
+          <w:iCs/>
+          <w:sz w:val="20"/>
+          <w:szCs w:val="20"/>
+          <w:lang w:val="en-US"/>
+        </w:rPr>
+        <w:t xml:space="preserve">            out &lt;&lt; table.bestSplitting[i] &lt;&lt; "\n";</w:t>
+      </w:r>
+    </w:p>
+    <w:p>
+      <w:pPr>
+        <w:tabs>
+          <w:tab w:val="left" w:pos="3216"/>
+        </w:tabs>
+        <w:spacing w:line="240" w:lineRule="auto"/>
+        <w:ind w:firstLine="0"/>
+        <w:rPr>
+          <w:rFonts w:ascii="Courier New" w:hAnsi="Courier New" w:cs="Courier New"/>
+          <w:iCs/>
+          <w:sz w:val="20"/>
+          <w:szCs w:val="20"/>
+          <w:lang w:val="en-US"/>
+        </w:rPr>
+      </w:pPr>
+      <w:r>
+        <w:rPr>
+          <w:rFonts w:ascii="Courier New" w:hAnsi="Courier New" w:cs="Courier New"/>
+          <w:iCs/>
+          <w:sz w:val="20"/>
+          <w:szCs w:val="20"/>
+          <w:lang w:val="en-US"/>
+        </w:rPr>
+        <w:t xml:space="preserve">        }</w:t>
+      </w:r>
+    </w:p>
+    <w:p>
+      <w:pPr>
+        <w:tabs>
+          <w:tab w:val="left" w:pos="3216"/>
+        </w:tabs>
+        <w:spacing w:line="240" w:lineRule="auto"/>
+        <w:ind w:firstLine="0"/>
+        <w:rPr>
+          <w:rFonts w:ascii="Courier New" w:hAnsi="Courier New" w:cs="Courier New"/>
+          <w:iCs/>
+          <w:sz w:val="20"/>
+          <w:szCs w:val="20"/>
+          <w:lang w:val="en-US"/>
+        </w:rPr>
+      </w:pPr>
+      <w:r>
+        <w:rPr>
+          <w:rFonts w:ascii="Courier New" w:hAnsi="Courier New" w:cs="Courier New"/>
+          <w:iCs/>
+          <w:sz w:val="20"/>
+          <w:szCs w:val="20"/>
+          <w:lang w:val="en-US"/>
+        </w:rPr>
+        <w:t xml:space="preserve">        return out;</w:t>
+      </w:r>
+    </w:p>
+    <w:p>
+      <w:pPr>
+        <w:tabs>
+          <w:tab w:val="left" w:pos="3216"/>
+        </w:tabs>
+        <w:spacing w:line="240" w:lineRule="auto"/>
+        <w:ind w:firstLine="0"/>
+        <w:rPr>
+          <w:rFonts w:ascii="Courier New" w:hAnsi="Courier New" w:cs="Courier New"/>
+          <w:iCs/>
+          <w:sz w:val="20"/>
+          <w:szCs w:val="20"/>
+          <w:lang w:val="en-US"/>
+        </w:rPr>
+      </w:pPr>
+      <w:r>
+        <w:rPr>
+          <w:rFonts w:ascii="Courier New" w:hAnsi="Courier New" w:cs="Courier New"/>
+          <w:iCs/>
+          <w:sz w:val="20"/>
+          <w:szCs w:val="20"/>
+          <w:lang w:val="en-US"/>
+        </w:rPr>
+        <w:t xml:space="preserve">    }</w:t>
+      </w:r>
+    </w:p>
+    <w:p>
+      <w:pPr>
+        <w:tabs>
+          <w:tab w:val="left" w:pos="3216"/>
+        </w:tabs>
+        <w:spacing w:line="240" w:lineRule="auto"/>
+        <w:ind w:firstLine="0"/>
+        <w:rPr>
+          <w:rFonts w:ascii="Courier New" w:hAnsi="Courier New" w:cs="Courier New"/>
+          <w:iCs/>
+          <w:sz w:val="20"/>
+          <w:szCs w:val="20"/>
+          <w:lang w:val="en-US"/>
+        </w:rPr>
+      </w:pPr>
+    </w:p>
+    <w:p>
+      <w:pPr>
+        <w:tabs>
+          <w:tab w:val="left" w:pos="3216"/>
+        </w:tabs>
+        <w:spacing w:line="240" w:lineRule="auto"/>
+        <w:ind w:firstLine="0"/>
+        <w:rPr>
+          <w:rFonts w:ascii="Courier New" w:hAnsi="Courier New" w:cs="Courier New"/>
+          <w:iCs/>
+          <w:sz w:val="20"/>
+          <w:szCs w:val="20"/>
+          <w:lang w:val="en-US"/>
+        </w:rPr>
+      </w:pPr>
+      <w:r>
+        <w:rPr>
+          <w:rFonts w:ascii="Courier New" w:hAnsi="Courier New" w:cs="Courier New"/>
+          <w:iCs/>
+          <w:sz w:val="20"/>
+          <w:szCs w:val="20"/>
+          <w:lang w:val="en-US"/>
+        </w:rPr>
+        <w:t xml:space="preserve">    void findBestSplitting(){</w:t>
+      </w:r>
+    </w:p>
+    <w:p>
+      <w:pPr>
+        <w:tabs>
+          <w:tab w:val="left" w:pos="3216"/>
+        </w:tabs>
+        <w:spacing w:line="240" w:lineRule="auto"/>
+        <w:ind w:firstLine="0"/>
+        <w:rPr>
+          <w:rFonts w:ascii="Courier New" w:hAnsi="Courier New" w:cs="Courier New"/>
+          <w:iCs/>
+          <w:sz w:val="20"/>
+          <w:szCs w:val="20"/>
+          <w:lang w:val="en-US"/>
+        </w:rPr>
+      </w:pPr>
+      <w:r>
+        <w:rPr>
+          <w:rFonts w:ascii="Courier New" w:hAnsi="Courier New" w:cs="Courier New"/>
+          <w:iCs/>
+          <w:sz w:val="20"/>
+          <w:szCs w:val="20"/>
+          <w:lang w:val="en-US"/>
+        </w:rPr>
+        <w:t xml:space="preserve">        if(tableSize % 2 == 0){</w:t>
+      </w:r>
+    </w:p>
+    <w:p>
+      <w:pPr>
+        <w:tabs>
+          <w:tab w:val="left" w:pos="3216"/>
+        </w:tabs>
+        <w:spacing w:line="240" w:lineRule="auto"/>
+        <w:ind w:firstLine="0"/>
+        <w:rPr>
+          <w:rFonts w:ascii="Courier New" w:hAnsi="Courier New" w:cs="Courier New"/>
+          <w:iCs/>
+          <w:sz w:val="20"/>
+          <w:szCs w:val="20"/>
+          <w:lang w:val="en-US"/>
+        </w:rPr>
+      </w:pPr>
+      <w:r>
+        <w:rPr>
+          <w:rFonts w:ascii="Courier New" w:hAnsi="Courier New" w:cs="Courier New"/>
+          <w:iCs/>
+          <w:sz w:val="20"/>
+          <w:szCs w:val="20"/>
+          <w:lang w:val="en-US"/>
+        </w:rPr>
+        <w:t xml:space="preserve">            bestSplitting.push_back(Piece(1, 1, tableSize/2));</w:t>
+      </w:r>
+    </w:p>
+    <w:p>
+      <w:pPr>
+        <w:tabs>
+          <w:tab w:val="left" w:pos="3216"/>
+        </w:tabs>
+        <w:spacing w:line="240" w:lineRule="auto"/>
+        <w:ind w:firstLine="0"/>
+        <w:rPr>
+          <w:rFonts w:ascii="Courier New" w:hAnsi="Courier New" w:cs="Courier New"/>
+          <w:iCs/>
+          <w:sz w:val="20"/>
+          <w:szCs w:val="20"/>
+          <w:lang w:val="en-US"/>
+        </w:rPr>
+      </w:pPr>
+      <w:r>
+        <w:rPr>
+          <w:rFonts w:ascii="Courier New" w:hAnsi="Courier New" w:cs="Courier New"/>
+          <w:iCs/>
+          <w:sz w:val="20"/>
+          <w:szCs w:val="20"/>
+          <w:lang w:val="en-US"/>
+        </w:rPr>
+        <w:t xml:space="preserve">            bestSplitting.push_back(Piece(tableSize/2+1, 1, tableSize/2));</w:t>
+      </w:r>
+    </w:p>
+    <w:p>
+      <w:pPr>
+        <w:tabs>
+          <w:tab w:val="left" w:pos="3216"/>
+        </w:tabs>
+        <w:spacing w:line="240" w:lineRule="auto"/>
+        <w:ind w:firstLine="0"/>
+        <w:rPr>
+          <w:rFonts w:ascii="Courier New" w:hAnsi="Courier New" w:cs="Courier New"/>
+          <w:iCs/>
+          <w:sz w:val="20"/>
+          <w:szCs w:val="20"/>
+          <w:lang w:val="en-US"/>
+        </w:rPr>
+      </w:pPr>
+      <w:r>
+        <w:rPr>
+          <w:rFonts w:ascii="Courier New" w:hAnsi="Courier New" w:cs="Courier New"/>
+          <w:iCs/>
+          <w:sz w:val="20"/>
+          <w:szCs w:val="20"/>
+          <w:lang w:val="en-US"/>
+        </w:rPr>
+        <w:t xml:space="preserve">            bestSplitting.push_back(Piece(1, tableSize/2+1, tableSize/2));</w:t>
+      </w:r>
+    </w:p>
+    <w:p>
+      <w:pPr>
+        <w:tabs>
+          <w:tab w:val="left" w:pos="3216"/>
+        </w:tabs>
+        <w:spacing w:line="240" w:lineRule="auto"/>
+        <w:ind w:firstLine="0"/>
+        <w:rPr>
+          <w:rFonts w:ascii="Courier New" w:hAnsi="Courier New" w:cs="Courier New"/>
+          <w:iCs/>
+          <w:sz w:val="20"/>
+          <w:szCs w:val="20"/>
+          <w:lang w:val="en-US"/>
+        </w:rPr>
+      </w:pPr>
+      <w:r>
+        <w:rPr>
+          <w:rFonts w:ascii="Courier New" w:hAnsi="Courier New" w:cs="Courier New"/>
+          <w:iCs/>
+          <w:sz w:val="20"/>
+          <w:szCs w:val="20"/>
+          <w:lang w:val="en-US"/>
+        </w:rPr>
+        <w:t xml:space="preserve">            bestSplitting.push_back(Piece(tableSize/2+1, tableSize/2+1, tableSize/2));</w:t>
+      </w:r>
+    </w:p>
+    <w:p>
+      <w:pPr>
+        <w:tabs>
+          <w:tab w:val="left" w:pos="3216"/>
+        </w:tabs>
+        <w:spacing w:line="240" w:lineRule="auto"/>
+        <w:ind w:firstLine="0"/>
+        <w:rPr>
+          <w:rFonts w:ascii="Courier New" w:hAnsi="Courier New" w:cs="Courier New"/>
+          <w:iCs/>
+          <w:sz w:val="20"/>
+          <w:szCs w:val="20"/>
+          <w:lang w:val="en-US"/>
+        </w:rPr>
+      </w:pPr>
+      <w:r>
+        <w:rPr>
+          <w:rFonts w:ascii="Courier New" w:hAnsi="Courier New" w:cs="Courier New"/>
+          <w:iCs/>
+          <w:sz w:val="20"/>
+          <w:szCs w:val="20"/>
+          <w:lang w:val="en-US"/>
+        </w:rPr>
+        <w:t xml:space="preserve">        }</w:t>
+      </w:r>
+    </w:p>
+    <w:p>
+      <w:pPr>
+        <w:tabs>
+          <w:tab w:val="left" w:pos="3216"/>
+        </w:tabs>
+        <w:spacing w:line="240" w:lineRule="auto"/>
+        <w:ind w:firstLine="0"/>
+        <w:rPr>
+          <w:rFonts w:ascii="Courier New" w:hAnsi="Courier New" w:cs="Courier New"/>
+          <w:iCs/>
+          <w:sz w:val="20"/>
+          <w:szCs w:val="20"/>
+          <w:lang w:val="en-US"/>
+        </w:rPr>
+      </w:pPr>
+      <w:r>
+        <w:rPr>
+          <w:rFonts w:ascii="Courier New" w:hAnsi="Courier New" w:cs="Courier New"/>
+          <w:iCs/>
+          <w:sz w:val="20"/>
+          <w:szCs w:val="20"/>
+          <w:lang w:val="en-US"/>
+        </w:rPr>
+        <w:t xml:space="preserve">        else{</w:t>
+      </w:r>
+    </w:p>
+    <w:p>
+      <w:pPr>
+        <w:tabs>
+          <w:tab w:val="left" w:pos="3216"/>
+        </w:tabs>
+        <w:spacing w:line="240" w:lineRule="auto"/>
+        <w:ind w:firstLine="0"/>
+        <w:rPr>
+          <w:rFonts w:ascii="Courier New" w:hAnsi="Courier New" w:cs="Courier New"/>
+          <w:iCs/>
+          <w:sz w:val="20"/>
+          <w:szCs w:val="20"/>
+          <w:lang w:val="en-US"/>
+        </w:rPr>
+      </w:pPr>
+      <w:r>
+        <w:rPr>
+          <w:rFonts w:ascii="Courier New" w:hAnsi="Courier New" w:cs="Courier New"/>
+          <w:iCs/>
+          <w:sz w:val="20"/>
+          <w:szCs w:val="20"/>
+          <w:lang w:val="en-US"/>
+        </w:rPr>
+        <w:t xml:space="preserve">            currentSplitting.push_back(Piece(1, 1, (size+1)/2));</w:t>
+      </w:r>
+    </w:p>
+    <w:p>
+      <w:pPr>
+        <w:tabs>
+          <w:tab w:val="left" w:pos="3216"/>
+        </w:tabs>
+        <w:spacing w:line="240" w:lineRule="auto"/>
+        <w:ind w:firstLine="0"/>
+        <w:rPr>
+          <w:rFonts w:ascii="Courier New" w:hAnsi="Courier New" w:cs="Courier New"/>
+          <w:iCs/>
+          <w:sz w:val="20"/>
+          <w:szCs w:val="20"/>
+          <w:lang w:val="en-US"/>
+        </w:rPr>
+      </w:pPr>
+      <w:r>
+        <w:rPr>
+          <w:rFonts w:ascii="Courier New" w:hAnsi="Courier New" w:cs="Courier New"/>
+          <w:iCs/>
+          <w:sz w:val="20"/>
+          <w:szCs w:val="20"/>
+          <w:lang w:val="en-US"/>
+        </w:rPr>
+        <w:t xml:space="preserve">            currentSplitting.push_back(Piece((size+1)/2+1, 1, (size-1)/2));</w:t>
+      </w:r>
+    </w:p>
+    <w:p>
+      <w:pPr>
+        <w:tabs>
+          <w:tab w:val="left" w:pos="3216"/>
+        </w:tabs>
+        <w:spacing w:line="240" w:lineRule="auto"/>
+        <w:ind w:firstLine="0"/>
+        <w:rPr>
+          <w:rFonts w:ascii="Courier New" w:hAnsi="Courier New" w:cs="Courier New"/>
+          <w:iCs/>
+          <w:sz w:val="20"/>
+          <w:szCs w:val="20"/>
+          <w:lang w:val="en-US"/>
+        </w:rPr>
+      </w:pPr>
+      <w:r>
+        <w:rPr>
+          <w:rFonts w:ascii="Courier New" w:hAnsi="Courier New" w:cs="Courier New"/>
+          <w:iCs/>
+          <w:sz w:val="20"/>
+          <w:szCs w:val="20"/>
+          <w:lang w:val="en-US"/>
+        </w:rPr>
+        <w:t xml:space="preserve">            currentSplitting.push_back(Piece(1, (size+1)/2+1, (size-1)/2));</w:t>
+      </w:r>
+    </w:p>
+    <w:p>
+      <w:pPr>
+        <w:tabs>
+          <w:tab w:val="left" w:pos="3216"/>
+        </w:tabs>
+        <w:spacing w:line="240" w:lineRule="auto"/>
+        <w:ind w:firstLine="0"/>
+        <w:rPr>
+          <w:rFonts w:ascii="Courier New" w:hAnsi="Courier New" w:cs="Courier New"/>
+          <w:iCs/>
+          <w:sz w:val="20"/>
+          <w:szCs w:val="20"/>
+          <w:lang w:val="en-US"/>
+        </w:rPr>
+      </w:pPr>
+      <w:r>
+        <w:rPr>
+          <w:rFonts w:ascii="Courier New" w:hAnsi="Courier New" w:cs="Courier New"/>
+          <w:iCs/>
+          <w:sz w:val="20"/>
+          <w:szCs w:val="20"/>
+          <w:lang w:val="en-US"/>
+        </w:rPr>
+        <w:t xml:space="preserve">            backtracking((size+1)/2, (size+1)/2, 0.25*(3*size*size-2*size+3));</w:t>
+      </w:r>
+    </w:p>
+    <w:p>
+      <w:pPr>
+        <w:tabs>
+          <w:tab w:val="left" w:pos="3216"/>
+        </w:tabs>
+        <w:spacing w:line="240" w:lineRule="auto"/>
+        <w:ind w:firstLine="0"/>
+        <w:rPr>
+          <w:rFonts w:ascii="Courier New" w:hAnsi="Courier New" w:cs="Courier New"/>
+          <w:iCs/>
+          <w:sz w:val="20"/>
+          <w:szCs w:val="20"/>
+          <w:lang w:val="en-US"/>
+        </w:rPr>
+      </w:pPr>
+      <w:r>
+        <w:rPr>
+          <w:rFonts w:ascii="Courier New" w:hAnsi="Courier New" w:cs="Courier New"/>
+          <w:iCs/>
+          <w:sz w:val="20"/>
+          <w:szCs w:val="20"/>
+          <w:lang w:val="en-US"/>
+        </w:rPr>
+        <w:t xml:space="preserve">            </w:t>
+      </w:r>
+      <w:r>
+        <w:rPr>
+          <w:rFonts w:ascii="Courier New" w:hAnsi="Courier New" w:cs="Courier New"/>
+          <w:iCs/>
+          <w:sz w:val="20"/>
+          <w:szCs w:val="20"/>
+          <w:lang w:val="en-US"/>
+        </w:rPr>
+        <w:t>scaling();</w:t>
+      </w:r>
+    </w:p>
+    <w:p>
+      <w:pPr>
+        <w:tabs>
+          <w:tab w:val="left" w:pos="3216"/>
+        </w:tabs>
+        <w:spacing w:line="240" w:lineRule="auto"/>
+        <w:ind w:firstLine="0"/>
+        <w:rPr>
+          <w:rFonts w:ascii="Courier New" w:hAnsi="Courier New" w:cs="Courier New"/>
+          <w:iCs/>
+          <w:sz w:val="20"/>
+          <w:szCs w:val="20"/>
+          <w:lang w:val="en-US"/>
+        </w:rPr>
+      </w:pPr>
+      <w:r>
+        <w:rPr>
+          <w:rFonts w:ascii="Courier New" w:hAnsi="Courier New" w:cs="Courier New"/>
+          <w:iCs/>
+          <w:sz w:val="20"/>
+          <w:szCs w:val="20"/>
+          <w:lang w:val="en-US"/>
+        </w:rPr>
+        <w:t xml:space="preserve">        }</w:t>
+      </w:r>
+    </w:p>
+    <w:p>
+      <w:pPr>
+        <w:tabs>
+          <w:tab w:val="left" w:pos="3216"/>
+        </w:tabs>
+        <w:spacing w:line="240" w:lineRule="auto"/>
+        <w:ind w:firstLine="0"/>
+        <w:rPr>
+          <w:rFonts w:ascii="Courier New" w:hAnsi="Courier New" w:cs="Courier New"/>
+          <w:iCs/>
+          <w:sz w:val="20"/>
+          <w:szCs w:val="20"/>
+          <w:lang w:val="en-US"/>
+        </w:rPr>
+      </w:pPr>
+      <w:r>
+        <w:rPr>
+          <w:rFonts w:ascii="Courier New" w:hAnsi="Courier New" w:cs="Courier New"/>
+          <w:iCs/>
+          <w:sz w:val="20"/>
+          <w:szCs w:val="20"/>
+          <w:lang w:val="en-US"/>
+        </w:rPr>
+        <w:t xml:space="preserve">    }</w:t>
+      </w:r>
+    </w:p>
+    <w:p>
+      <w:pPr>
+        <w:tabs>
+          <w:tab w:val="left" w:pos="3216"/>
+        </w:tabs>
+        <w:spacing w:line="240" w:lineRule="auto"/>
+        <w:ind w:firstLine="0"/>
+        <w:rPr>
+          <w:rFonts w:ascii="Courier New" w:hAnsi="Courier New" w:cs="Courier New"/>
+          <w:iCs/>
+          <w:sz w:val="20"/>
+          <w:szCs w:val="20"/>
+          <w:lang w:val="en-US"/>
+        </w:rPr>
+      </w:pPr>
+    </w:p>
+    <w:p>
+      <w:pPr>
+        <w:tabs>
+          <w:tab w:val="left" w:pos="3216"/>
+        </w:tabs>
+        <w:spacing w:line="240" w:lineRule="auto"/>
+        <w:ind w:firstLine="0"/>
+        <w:rPr>
+          <w:rFonts w:ascii="Courier New" w:hAnsi="Courier New" w:cs="Courier New"/>
+          <w:iCs/>
+          <w:sz w:val="20"/>
+          <w:szCs w:val="20"/>
+          <w:lang w:val="en-US"/>
+        </w:rPr>
+      </w:pPr>
+      <w:r>
+        <w:rPr>
+          <w:rFonts w:ascii="Courier New" w:hAnsi="Courier New" w:cs="Courier New"/>
+          <w:iCs/>
+          <w:sz w:val="20"/>
+          <w:szCs w:val="20"/>
+          <w:lang w:val="en-US"/>
+        </w:rPr>
+        <w:t>};</w:t>
+      </w:r>
+    </w:p>
+    <w:p>
+      <w:pPr>
+        <w:tabs>
+          <w:tab w:val="left" w:pos="3216"/>
+        </w:tabs>
+        <w:spacing w:line="240" w:lineRule="auto"/>
+        <w:ind w:firstLine="0"/>
+        <w:rPr>
+          <w:rFonts w:ascii="Courier New" w:hAnsi="Courier New" w:cs="Courier New"/>
+          <w:iCs/>
+          <w:sz w:val="20"/>
+          <w:szCs w:val="20"/>
+          <w:lang w:val="en-US"/>
+        </w:rPr>
+      </w:pPr>
+    </w:p>
+    <w:p>
+      <w:pPr>
+        <w:tabs>
+          <w:tab w:val="left" w:pos="3216"/>
+        </w:tabs>
+        <w:spacing w:line="240" w:lineRule="auto"/>
+        <w:ind w:firstLine="0"/>
+        <w:rPr>
+          <w:rFonts w:ascii="Courier New" w:hAnsi="Courier New" w:cs="Courier New"/>
+          <w:iCs/>
+          <w:sz w:val="20"/>
+          <w:szCs w:val="20"/>
+          <w:lang w:val="en-US"/>
+        </w:rPr>
+      </w:pPr>
+    </w:p>
+    <w:p>
+      <w:pPr>
+        <w:tabs>
+          <w:tab w:val="left" w:pos="3216"/>
+        </w:tabs>
+        <w:spacing w:line="240" w:lineRule="auto"/>
+        <w:ind w:firstLine="0"/>
+        <w:rPr>
+          <w:rFonts w:ascii="Courier New" w:hAnsi="Courier New" w:cs="Courier New"/>
+          <w:iCs/>
+          <w:sz w:val="20"/>
+          <w:szCs w:val="20"/>
+          <w:lang w:val="en-US"/>
+        </w:rPr>
+      </w:pPr>
+      <w:r>
+        <w:rPr>
+          <w:rFonts w:ascii="Courier New" w:hAnsi="Courier New" w:cs="Courier New"/>
+          <w:iCs/>
+          <w:sz w:val="20"/>
+          <w:szCs w:val="20"/>
+          <w:lang w:val="en-US"/>
+        </w:rPr>
+        <w:t>int main(){</w:t>
+      </w:r>
+    </w:p>
+    <w:p>
+      <w:pPr>
+        <w:tabs>
+          <w:tab w:val="left" w:pos="3216"/>
+        </w:tabs>
+        <w:spacing w:line="240" w:lineRule="auto"/>
+        <w:ind w:firstLine="0"/>
+        <w:rPr>
+          <w:rFonts w:ascii="Courier New" w:hAnsi="Courier New" w:cs="Courier New"/>
+          <w:iCs/>
+          <w:sz w:val="20"/>
+          <w:szCs w:val="20"/>
+          <w:lang w:val="en-US"/>
+        </w:rPr>
+      </w:pPr>
+      <w:r>
+        <w:rPr>
+          <w:rFonts w:ascii="Courier New" w:hAnsi="Courier New" w:cs="Courier New"/>
+          <w:iCs/>
+          <w:sz w:val="20"/>
+          <w:szCs w:val="20"/>
+          <w:lang w:val="en-US"/>
+        </w:rPr>
+        <w:t xml:space="preserve">    int n;</w:t>
+      </w:r>
+    </w:p>
+    <w:p>
+      <w:pPr>
+        <w:tabs>
+          <w:tab w:val="left" w:pos="3216"/>
+        </w:tabs>
+        <w:spacing w:line="240" w:lineRule="auto"/>
+        <w:ind w:firstLine="0"/>
+        <w:rPr>
+          <w:rFonts w:ascii="Courier New" w:hAnsi="Courier New" w:cs="Courier New"/>
+          <w:iCs/>
+          <w:sz w:val="20"/>
+          <w:szCs w:val="20"/>
+          <w:lang w:val="en-US"/>
+        </w:rPr>
+      </w:pPr>
+      <w:r>
+        <w:rPr>
+          <w:rFonts w:ascii="Courier New" w:hAnsi="Courier New" w:cs="Courier New"/>
+          <w:iCs/>
+          <w:sz w:val="20"/>
+          <w:szCs w:val="20"/>
+          <w:lang w:val="en-US"/>
+        </w:rPr>
+        <w:t xml:space="preserve">    std::cin &gt;&gt; n;</w:t>
+      </w:r>
+    </w:p>
+    <w:p>
+      <w:pPr>
+        <w:tabs>
+          <w:tab w:val="left" w:pos="3216"/>
+        </w:tabs>
+        <w:spacing w:line="240" w:lineRule="auto"/>
+        <w:ind w:firstLine="0"/>
+        <w:rPr>
+          <w:rFonts w:ascii="Courier New" w:hAnsi="Courier New" w:cs="Courier New"/>
+          <w:iCs/>
+          <w:sz w:val="20"/>
+          <w:szCs w:val="20"/>
+          <w:lang w:val="en-US"/>
+        </w:rPr>
+      </w:pPr>
+      <w:r>
+        <w:rPr>
+          <w:rFonts w:ascii="Courier New" w:hAnsi="Courier New" w:cs="Courier New"/>
+          <w:iCs/>
+          <w:sz w:val="20"/>
+          <w:szCs w:val="20"/>
+          <w:lang w:val="en-US"/>
+        </w:rPr>
+        <w:t xml:space="preserve">    Table t(n);</w:t>
+      </w:r>
+    </w:p>
+    <w:p>
+      <w:pPr>
+        <w:tabs>
+          <w:tab w:val="left" w:pos="3216"/>
+        </w:tabs>
+        <w:spacing w:line="240" w:lineRule="auto"/>
+        <w:ind w:firstLine="0"/>
+        <w:rPr>
+          <w:rFonts w:ascii="Courier New" w:hAnsi="Courier New" w:cs="Courier New"/>
+          <w:iCs/>
+          <w:sz w:val="20"/>
+          <w:szCs w:val="20"/>
+          <w:lang w:val="en-US"/>
+        </w:rPr>
+      </w:pPr>
+      <w:r>
+        <w:rPr>
+          <w:rFonts w:ascii="Courier New" w:hAnsi="Courier New" w:cs="Courier New"/>
+          <w:iCs/>
+          <w:sz w:val="20"/>
+          <w:szCs w:val="20"/>
+          <w:lang w:val="en-US"/>
+        </w:rPr>
+        <w:lastRenderedPageBreak/>
+        <w:t xml:space="preserve">    t.findBestSplitting();</w:t>
+      </w:r>
+    </w:p>
+    <w:p>
+      <w:pPr>
+        <w:tabs>
+          <w:tab w:val="left" w:pos="3216"/>
+        </w:tabs>
+        <w:spacing w:line="240" w:lineRule="auto"/>
+        <w:ind w:firstLine="0"/>
+        <w:rPr>
+          <w:rFonts w:ascii="Courier New" w:hAnsi="Courier New" w:cs="Courier New"/>
+          <w:iCs/>
+          <w:sz w:val="20"/>
+          <w:szCs w:val="20"/>
+          <w:lang w:val="en-US"/>
+        </w:rPr>
+      </w:pPr>
+      <w:r>
+        <w:rPr>
+          <w:rFonts w:ascii="Courier New" w:hAnsi="Courier New" w:cs="Courier New"/>
+          <w:iCs/>
+          <w:sz w:val="20"/>
+          <w:szCs w:val="20"/>
+          <w:lang w:val="en-US"/>
+        </w:rPr>
         <w:t xml:space="preserve">    </w:t>
       </w:r>
-      <w:proofErr w:type="gramStart"/>
-      <w:r>
-        <w:rPr>
-          <w:rFonts w:ascii="Courier New" w:hAnsi="Courier New" w:cs="Courier New"/>
-          <w:iCs/>
-          <w:sz w:val="20"/>
-          <w:szCs w:val="20"/>
-          <w:lang w:val="en-US"/>
-        </w:rPr>
-        <w:t>Piece(</w:t>
-      </w:r>
-      <w:proofErr w:type="gramEnd"/>
-      <w:r>
-        <w:rPr>
-          <w:rFonts w:ascii="Courier New" w:hAnsi="Courier New" w:cs="Courier New"/>
-          <w:iCs/>
-          <w:sz w:val="20"/>
-          <w:szCs w:val="20"/>
-          <w:lang w:val="en-US"/>
-        </w:rPr>
-        <w:t xml:space="preserve">int column, int row, int </w:t>
-      </w:r>
-      <w:proofErr w:type="spellStart"/>
-      <w:r>
-        <w:rPr>
-          <w:rFonts w:ascii="Courier New" w:hAnsi="Courier New" w:cs="Courier New"/>
-          <w:iCs/>
-          <w:sz w:val="20"/>
-          <w:szCs w:val="20"/>
-          <w:lang w:val="en-US"/>
-        </w:rPr>
-        <w:t>pieceSize</w:t>
-      </w:r>
-      <w:proofErr w:type="spellEnd"/>
-      <w:proofErr w:type="gramStart"/>
-      <w:r>
-        <w:rPr>
-          <w:rFonts w:ascii="Courier New" w:hAnsi="Courier New" w:cs="Courier New"/>
-          <w:iCs/>
-          <w:sz w:val="20"/>
-          <w:szCs w:val="20"/>
-          <w:lang w:val="en-US"/>
-        </w:rPr>
-        <w:t>):column</w:t>
-      </w:r>
-      <w:proofErr w:type="gramEnd"/>
-      <w:r>
-        <w:rPr>
-          <w:rFonts w:ascii="Courier New" w:hAnsi="Courier New" w:cs="Courier New"/>
-          <w:iCs/>
-          <w:sz w:val="20"/>
-          <w:szCs w:val="20"/>
-          <w:lang w:val="en-US"/>
-        </w:rPr>
-        <w:t xml:space="preserve">(column), row(row), </w:t>
-      </w:r>
-      <w:proofErr w:type="spellStart"/>
-      <w:r>
-        <w:rPr>
-          <w:rFonts w:ascii="Courier New" w:hAnsi="Courier New" w:cs="Courier New"/>
-          <w:iCs/>
-          <w:sz w:val="20"/>
-          <w:szCs w:val="20"/>
-          <w:lang w:val="en-US"/>
-        </w:rPr>
-        <w:t>pieceSize</w:t>
-      </w:r>
-      <w:proofErr w:type="spellEnd"/>
-      <w:r>
-        <w:rPr>
-          <w:rFonts w:ascii="Courier New" w:hAnsi="Courier New" w:cs="Courier New"/>
-          <w:iCs/>
-          <w:sz w:val="20"/>
-          <w:szCs w:val="20"/>
-          <w:lang w:val="en-US"/>
-        </w:rPr>
-        <w:t>(</w:t>
-      </w:r>
-      <w:proofErr w:type="spellStart"/>
-      <w:r>
-        <w:rPr>
-          <w:rFonts w:ascii="Courier New" w:hAnsi="Courier New" w:cs="Courier New"/>
-          <w:iCs/>
-          <w:sz w:val="20"/>
-          <w:szCs w:val="20"/>
-          <w:lang w:val="en-US"/>
-        </w:rPr>
-        <w:t>pieceSize</w:t>
-      </w:r>
-      <w:proofErr w:type="spellEnd"/>
-      <w:proofErr w:type="gramStart"/>
-      <w:r>
-        <w:rPr>
-          <w:rFonts w:ascii="Courier New" w:hAnsi="Courier New" w:cs="Courier New"/>
-          <w:iCs/>
-          <w:sz w:val="20"/>
-          <w:szCs w:val="20"/>
-          <w:lang w:val="en-US"/>
-        </w:rPr>
-        <w:t>){</w:t>
-      </w:r>
-      <w:proofErr w:type="gramEnd"/>
-      <w:r>
-        <w:rPr>
-          <w:rFonts w:ascii="Courier New" w:hAnsi="Courier New" w:cs="Courier New"/>
-          <w:iCs/>
-          <w:sz w:val="20"/>
-          <w:szCs w:val="20"/>
-          <w:lang w:val="en-US"/>
-        </w:rPr>
-        <w:t>}</w:t>
+      <w:r>
+        <w:rPr>
+          <w:rFonts w:ascii="Courier New" w:hAnsi="Courier New" w:cs="Courier New"/>
+          <w:iCs/>
+          <w:sz w:val="20"/>
+          <w:szCs w:val="20"/>
+          <w:lang w:val="en-US"/>
+        </w:rPr>
+        <w:t>std::cout &lt;&lt; t;</w:t>
       </w:r>
     </w:p>
     <w:p>
@@ -9507,447 +11872,6 @@
           <w:iCs/>
           <w:sz w:val="20"/>
           <w:szCs w:val="20"/>
-          <w:lang w:val="en-US"/>
-        </w:rPr>
-      </w:pPr>
-    </w:p>
-    <w:p>
-      <w:pPr>
-        <w:tabs>
-          <w:tab w:val="left" w:pos="3216"/>
-        </w:tabs>
-        <w:spacing w:line="240" w:lineRule="auto"/>
-        <w:ind w:firstLine="0"/>
-        <w:rPr>
-          <w:rFonts w:ascii="Courier New" w:hAnsi="Courier New" w:cs="Courier New"/>
-          <w:iCs/>
-          <w:sz w:val="20"/>
-          <w:szCs w:val="20"/>
-          <w:lang w:val="en-US"/>
-        </w:rPr>
-      </w:pPr>
-      <w:r>
-        <w:rPr>
-          <w:rFonts w:ascii="Courier New" w:hAnsi="Courier New" w:cs="Courier New"/>
-          <w:iCs/>
-          <w:sz w:val="20"/>
-          <w:szCs w:val="20"/>
-          <w:lang w:val="en-US"/>
-        </w:rPr>
-        <w:t xml:space="preserve">    friend </w:t>
-      </w:r>
-      <w:proofErr w:type="gramStart"/>
-      <w:r>
-        <w:rPr>
-          <w:rFonts w:ascii="Courier New" w:hAnsi="Courier New" w:cs="Courier New"/>
-          <w:iCs/>
-          <w:sz w:val="20"/>
-          <w:szCs w:val="20"/>
-          <w:lang w:val="en-US"/>
-        </w:rPr>
-        <w:t>std::</w:t>
-      </w:r>
-      <w:proofErr w:type="spellStart"/>
-      <w:proofErr w:type="gramEnd"/>
-      <w:r>
-        <w:rPr>
-          <w:rFonts w:ascii="Courier New" w:hAnsi="Courier New" w:cs="Courier New"/>
-          <w:iCs/>
-          <w:sz w:val="20"/>
-          <w:szCs w:val="20"/>
-          <w:lang w:val="en-US"/>
-        </w:rPr>
-        <w:t>ostream</w:t>
-      </w:r>
-      <w:proofErr w:type="spellEnd"/>
-      <w:r>
-        <w:rPr>
-          <w:rFonts w:ascii="Courier New" w:hAnsi="Courier New" w:cs="Courier New"/>
-          <w:iCs/>
-          <w:sz w:val="20"/>
-          <w:szCs w:val="20"/>
-          <w:lang w:val="en-US"/>
-        </w:rPr>
-        <w:t>&amp; operator &lt;&lt; (</w:t>
-      </w:r>
-      <w:proofErr w:type="gramStart"/>
-      <w:r>
-        <w:rPr>
-          <w:rFonts w:ascii="Courier New" w:hAnsi="Courier New" w:cs="Courier New"/>
-          <w:iCs/>
-          <w:sz w:val="20"/>
-          <w:szCs w:val="20"/>
-          <w:lang w:val="en-US"/>
-        </w:rPr>
-        <w:t>std::</w:t>
-      </w:r>
-      <w:proofErr w:type="spellStart"/>
-      <w:proofErr w:type="gramEnd"/>
-      <w:r>
-        <w:rPr>
-          <w:rFonts w:ascii="Courier New" w:hAnsi="Courier New" w:cs="Courier New"/>
-          <w:iCs/>
-          <w:sz w:val="20"/>
-          <w:szCs w:val="20"/>
-          <w:lang w:val="en-US"/>
-        </w:rPr>
-        <w:t>ostream</w:t>
-      </w:r>
-      <w:proofErr w:type="spellEnd"/>
-      <w:r>
-        <w:rPr>
-          <w:rFonts w:ascii="Courier New" w:hAnsi="Courier New" w:cs="Courier New"/>
-          <w:iCs/>
-          <w:sz w:val="20"/>
-          <w:szCs w:val="20"/>
-          <w:lang w:val="en-US"/>
-        </w:rPr>
-        <w:t xml:space="preserve">&amp; out, const Piece&amp; </w:t>
-      </w:r>
-      <w:proofErr w:type="gramStart"/>
-      <w:r>
-        <w:rPr>
-          <w:rFonts w:ascii="Courier New" w:hAnsi="Courier New" w:cs="Courier New"/>
-          <w:iCs/>
-          <w:sz w:val="20"/>
-          <w:szCs w:val="20"/>
-          <w:lang w:val="en-US"/>
-        </w:rPr>
-        <w:t>piece){</w:t>
-      </w:r>
-      <w:proofErr w:type="gramEnd"/>
-    </w:p>
-    <w:p>
-      <w:pPr>
-        <w:tabs>
-          <w:tab w:val="left" w:pos="3216"/>
-        </w:tabs>
-        <w:spacing w:line="240" w:lineRule="auto"/>
-        <w:ind w:firstLine="0"/>
-        <w:rPr>
-          <w:rFonts w:ascii="Courier New" w:hAnsi="Courier New" w:cs="Courier New"/>
-          <w:iCs/>
-          <w:sz w:val="20"/>
-          <w:szCs w:val="20"/>
-          <w:lang w:val="en-US"/>
-        </w:rPr>
-      </w:pPr>
-      <w:r>
-        <w:rPr>
-          <w:rFonts w:ascii="Courier New" w:hAnsi="Courier New" w:cs="Courier New"/>
-          <w:iCs/>
-          <w:sz w:val="20"/>
-          <w:szCs w:val="20"/>
-          <w:lang w:val="en-US"/>
-        </w:rPr>
-        <w:t xml:space="preserve">        return out &lt;&lt; </w:t>
-      </w:r>
-      <w:proofErr w:type="spellStart"/>
-      <w:proofErr w:type="gramStart"/>
-      <w:r>
-        <w:rPr>
-          <w:rFonts w:ascii="Courier New" w:hAnsi="Courier New" w:cs="Courier New"/>
-          <w:iCs/>
-          <w:sz w:val="20"/>
-          <w:szCs w:val="20"/>
-          <w:lang w:val="en-US"/>
-        </w:rPr>
-        <w:t>piece.column</w:t>
-      </w:r>
-      <w:proofErr w:type="spellEnd"/>
-      <w:proofErr w:type="gramEnd"/>
-      <w:r>
-        <w:rPr>
-          <w:rFonts w:ascii="Courier New" w:hAnsi="Courier New" w:cs="Courier New"/>
-          <w:iCs/>
-          <w:sz w:val="20"/>
-          <w:szCs w:val="20"/>
-          <w:lang w:val="en-US"/>
-        </w:rPr>
-        <w:t xml:space="preserve"> &lt;&lt; " " &lt;&lt; </w:t>
-      </w:r>
-      <w:proofErr w:type="spellStart"/>
-      <w:r>
-        <w:rPr>
-          <w:rFonts w:ascii="Courier New" w:hAnsi="Courier New" w:cs="Courier New"/>
-          <w:iCs/>
-          <w:sz w:val="20"/>
-          <w:szCs w:val="20"/>
-          <w:lang w:val="en-US"/>
-        </w:rPr>
-        <w:t>piece.row</w:t>
-      </w:r>
-      <w:proofErr w:type="spellEnd"/>
-      <w:r>
-        <w:rPr>
-          <w:rFonts w:ascii="Courier New" w:hAnsi="Courier New" w:cs="Courier New"/>
-          <w:iCs/>
-          <w:sz w:val="20"/>
-          <w:szCs w:val="20"/>
-          <w:lang w:val="en-US"/>
-        </w:rPr>
-        <w:t xml:space="preserve"> &lt;&lt; " " &lt;&lt; </w:t>
-      </w:r>
-      <w:proofErr w:type="spellStart"/>
-      <w:proofErr w:type="gramStart"/>
-      <w:r>
-        <w:rPr>
-          <w:rFonts w:ascii="Courier New" w:hAnsi="Courier New" w:cs="Courier New"/>
-          <w:iCs/>
-          <w:sz w:val="20"/>
-          <w:szCs w:val="20"/>
-          <w:lang w:val="en-US"/>
-        </w:rPr>
-        <w:t>piece.pieceSize</w:t>
-      </w:r>
-      <w:proofErr w:type="spellEnd"/>
-      <w:proofErr w:type="gramEnd"/>
-      <w:r>
-        <w:rPr>
-          <w:rFonts w:ascii="Courier New" w:hAnsi="Courier New" w:cs="Courier New"/>
-          <w:iCs/>
-          <w:sz w:val="20"/>
-          <w:szCs w:val="20"/>
-          <w:lang w:val="en-US"/>
-        </w:rPr>
-        <w:t>;</w:t>
-      </w:r>
-    </w:p>
-    <w:p>
-      <w:pPr>
-        <w:tabs>
-          <w:tab w:val="left" w:pos="3216"/>
-        </w:tabs>
-        <w:spacing w:line="240" w:lineRule="auto"/>
-        <w:ind w:firstLine="0"/>
-        <w:rPr>
-          <w:rFonts w:ascii="Courier New" w:hAnsi="Courier New" w:cs="Courier New"/>
-          <w:iCs/>
-          <w:sz w:val="20"/>
-          <w:szCs w:val="20"/>
-          <w:lang w:val="en-US"/>
-        </w:rPr>
-      </w:pPr>
-      <w:r>
-        <w:rPr>
-          <w:rFonts w:ascii="Courier New" w:hAnsi="Courier New" w:cs="Courier New"/>
-          <w:iCs/>
-          <w:sz w:val="20"/>
-          <w:szCs w:val="20"/>
-          <w:lang w:val="en-US"/>
-        </w:rPr>
-        <w:t xml:space="preserve">    }</w:t>
-      </w:r>
-    </w:p>
-    <w:p>
-      <w:pPr>
-        <w:tabs>
-          <w:tab w:val="left" w:pos="3216"/>
-        </w:tabs>
-        <w:spacing w:line="240" w:lineRule="auto"/>
-        <w:ind w:firstLine="0"/>
-        <w:rPr>
-          <w:rFonts w:ascii="Courier New" w:hAnsi="Courier New" w:cs="Courier New"/>
-          <w:iCs/>
-          <w:sz w:val="20"/>
-          <w:szCs w:val="20"/>
-          <w:lang w:val="en-US"/>
-        </w:rPr>
-      </w:pPr>
-      <w:r>
-        <w:rPr>
-          <w:rFonts w:ascii="Courier New" w:hAnsi="Courier New" w:cs="Courier New"/>
-          <w:iCs/>
-          <w:sz w:val="20"/>
-          <w:szCs w:val="20"/>
-          <w:lang w:val="en-US"/>
-        </w:rPr>
-        <w:t>};</w:t>
-      </w:r>
-    </w:p>
-    <w:p>
-      <w:pPr>
-        <w:tabs>
-          <w:tab w:val="left" w:pos="3216"/>
-        </w:tabs>
-        <w:spacing w:line="240" w:lineRule="auto"/>
-        <w:ind w:firstLine="0"/>
-        <w:rPr>
-          <w:rFonts w:ascii="Courier New" w:hAnsi="Courier New" w:cs="Courier New"/>
-          <w:iCs/>
-          <w:sz w:val="20"/>
-          <w:szCs w:val="20"/>
-          <w:lang w:val="en-US"/>
-        </w:rPr>
-      </w:pPr>
-    </w:p>
-    <w:p>
-      <w:pPr>
-        <w:tabs>
-          <w:tab w:val="left" w:pos="3216"/>
-        </w:tabs>
-        <w:spacing w:line="240" w:lineRule="auto"/>
-        <w:ind w:firstLine="0"/>
-        <w:rPr>
-          <w:rFonts w:ascii="Courier New" w:hAnsi="Courier New" w:cs="Courier New"/>
-          <w:iCs/>
-          <w:sz w:val="20"/>
-          <w:szCs w:val="20"/>
-          <w:lang w:val="en-US"/>
-        </w:rPr>
-      </w:pPr>
-    </w:p>
-    <w:p>
-      <w:pPr>
-        <w:tabs>
-          <w:tab w:val="left" w:pos="3216"/>
-        </w:tabs>
-        <w:spacing w:line="240" w:lineRule="auto"/>
-        <w:ind w:firstLine="0"/>
-        <w:rPr>
-          <w:rFonts w:ascii="Courier New" w:hAnsi="Courier New" w:cs="Courier New"/>
-          <w:iCs/>
-          <w:sz w:val="20"/>
-          <w:szCs w:val="20"/>
-          <w:lang w:val="en-US"/>
-        </w:rPr>
-      </w:pPr>
-      <w:r>
-        <w:rPr>
-          <w:rFonts w:ascii="Courier New" w:hAnsi="Courier New" w:cs="Courier New"/>
-          <w:iCs/>
-          <w:sz w:val="20"/>
-          <w:szCs w:val="20"/>
-          <w:lang w:val="en-US"/>
-        </w:rPr>
-        <w:t xml:space="preserve">class </w:t>
-      </w:r>
-      <w:proofErr w:type="gramStart"/>
-      <w:r>
-        <w:rPr>
-          <w:rFonts w:ascii="Courier New" w:hAnsi="Courier New" w:cs="Courier New"/>
-          <w:iCs/>
-          <w:sz w:val="20"/>
-          <w:szCs w:val="20"/>
-          <w:lang w:val="en-US"/>
-        </w:rPr>
-        <w:t>Table{</w:t>
-      </w:r>
-      <w:proofErr w:type="gramEnd"/>
-    </w:p>
-    <w:p>
-      <w:pPr>
-        <w:tabs>
-          <w:tab w:val="left" w:pos="3216"/>
-        </w:tabs>
-        <w:spacing w:line="240" w:lineRule="auto"/>
-        <w:ind w:firstLine="0"/>
-        <w:rPr>
-          <w:rFonts w:ascii="Courier New" w:hAnsi="Courier New" w:cs="Courier New"/>
-          <w:iCs/>
-          <w:sz w:val="20"/>
-          <w:szCs w:val="20"/>
-          <w:lang w:val="en-US"/>
-        </w:rPr>
-      </w:pPr>
-      <w:r>
-        <w:rPr>
-          <w:rFonts w:ascii="Courier New" w:hAnsi="Courier New" w:cs="Courier New"/>
-          <w:iCs/>
-          <w:sz w:val="20"/>
-          <w:szCs w:val="20"/>
-          <w:lang w:val="en-US"/>
-        </w:rPr>
-        <w:t xml:space="preserve">    int </w:t>
-      </w:r>
-      <w:proofErr w:type="spellStart"/>
-      <w:r>
-        <w:rPr>
-          <w:rFonts w:ascii="Courier New" w:hAnsi="Courier New" w:cs="Courier New"/>
-          <w:iCs/>
-          <w:sz w:val="20"/>
-          <w:szCs w:val="20"/>
-          <w:lang w:val="en-US"/>
-        </w:rPr>
-        <w:t>tableSize</w:t>
-      </w:r>
-      <w:proofErr w:type="spellEnd"/>
-      <w:r>
-        <w:rPr>
-          <w:rFonts w:ascii="Courier New" w:hAnsi="Courier New" w:cs="Courier New"/>
-          <w:iCs/>
-          <w:sz w:val="20"/>
-          <w:szCs w:val="20"/>
-          <w:lang w:val="en-US"/>
-        </w:rPr>
-        <w:t>;</w:t>
-      </w:r>
-    </w:p>
-    <w:p>
-      <w:pPr>
-        <w:tabs>
-          <w:tab w:val="left" w:pos="3216"/>
-        </w:tabs>
-        <w:spacing w:line="240" w:lineRule="auto"/>
-        <w:ind w:firstLine="0"/>
-        <w:rPr>
-          <w:rFonts w:ascii="Courier New" w:hAnsi="Courier New" w:cs="Courier New"/>
-          <w:iCs/>
-          <w:sz w:val="20"/>
-          <w:szCs w:val="20"/>
-          <w:lang w:val="en-US"/>
-        </w:rPr>
-      </w:pPr>
-      <w:r>
-        <w:rPr>
-          <w:rFonts w:ascii="Courier New" w:hAnsi="Courier New" w:cs="Courier New"/>
-          <w:iCs/>
-          <w:sz w:val="20"/>
-          <w:szCs w:val="20"/>
-          <w:lang w:val="en-US"/>
-        </w:rPr>
-        <w:t xml:space="preserve">    int size;</w:t>
-      </w:r>
-    </w:p>
-    <w:p>
-      <w:pPr>
-        <w:tabs>
-          <w:tab w:val="left" w:pos="3216"/>
-        </w:tabs>
-        <w:spacing w:line="240" w:lineRule="auto"/>
-        <w:ind w:firstLine="0"/>
-        <w:rPr>
-          <w:rFonts w:ascii="Courier New" w:hAnsi="Courier New" w:cs="Courier New"/>
-          <w:iCs/>
-          <w:sz w:val="20"/>
-          <w:szCs w:val="20"/>
-          <w:lang w:val="en-US"/>
-        </w:rPr>
-      </w:pPr>
-      <w:r>
-        <w:rPr>
-          <w:rFonts w:ascii="Courier New" w:hAnsi="Courier New" w:cs="Courier New"/>
-          <w:iCs/>
-          <w:sz w:val="20"/>
-          <w:szCs w:val="20"/>
-          <w:lang w:val="en-US"/>
-        </w:rPr>
-        <w:t xml:space="preserve">    int scale;</w:t>
-      </w:r>
-    </w:p>
-    <w:p>
-      <w:pPr>
-        <w:tabs>
-          <w:tab w:val="left" w:pos="3216"/>
-        </w:tabs>
-        <w:spacing w:line="240" w:lineRule="auto"/>
-        <w:ind w:firstLine="0"/>
-        <w:rPr>
-          <w:rFonts w:ascii="Courier New" w:hAnsi="Courier New" w:cs="Courier New"/>
-          <w:iCs/>
-          <w:sz w:val="20"/>
-          <w:szCs w:val="20"/>
-          <w:lang w:val="en-US"/>
         </w:rPr>
       </w:pPr>
       <w:r>
@@ -9960,4928 +11884,14 @@
         </w:rPr>
         <w:t xml:space="preserve">    </w:t>
       </w:r>
-      <w:proofErr w:type="gramStart"/>
-      <w:r>
-        <w:rPr>
-          <w:rFonts w:ascii="Courier New" w:hAnsi="Courier New" w:cs="Courier New"/>
-          <w:iCs/>
-          <w:sz w:val="20"/>
-          <w:szCs w:val="20"/>
-          <w:lang w:val="en-US"/>
-        </w:rPr>
-        <w:t>std::</w:t>
-      </w:r>
-      <w:proofErr w:type="gramEnd"/>
-      <w:r>
-        <w:rPr>
-          <w:rFonts w:ascii="Courier New" w:hAnsi="Courier New" w:cs="Courier New"/>
-          <w:iCs/>
-          <w:sz w:val="20"/>
-          <w:szCs w:val="20"/>
-          <w:lang w:val="en-US"/>
-        </w:rPr>
-        <w:t xml:space="preserve">vector&lt;Piece&gt; </w:t>
-      </w:r>
-      <w:proofErr w:type="spellStart"/>
-      <w:r>
-        <w:rPr>
-          <w:rFonts w:ascii="Courier New" w:hAnsi="Courier New" w:cs="Courier New"/>
-          <w:iCs/>
-          <w:sz w:val="20"/>
-          <w:szCs w:val="20"/>
-          <w:lang w:val="en-US"/>
-        </w:rPr>
-        <w:t>bestSplitting</w:t>
-      </w:r>
-      <w:proofErr w:type="spellEnd"/>
-      <w:r>
-        <w:rPr>
-          <w:rFonts w:ascii="Courier New" w:hAnsi="Courier New" w:cs="Courier New"/>
-          <w:iCs/>
-          <w:sz w:val="20"/>
-          <w:szCs w:val="20"/>
-          <w:lang w:val="en-US"/>
-        </w:rPr>
-        <w:t>;</w:t>
-      </w:r>
-    </w:p>
-    <w:p>
-      <w:pPr>
-        <w:tabs>
-          <w:tab w:val="left" w:pos="3216"/>
-        </w:tabs>
-        <w:spacing w:line="240" w:lineRule="auto"/>
-        <w:ind w:firstLine="0"/>
-        <w:rPr>
-          <w:rFonts w:ascii="Courier New" w:hAnsi="Courier New" w:cs="Courier New"/>
-          <w:iCs/>
-          <w:sz w:val="20"/>
-          <w:szCs w:val="20"/>
-          <w:lang w:val="en-US"/>
-        </w:rPr>
-      </w:pPr>
-      <w:r>
-        <w:rPr>
-          <w:rFonts w:ascii="Courier New" w:hAnsi="Courier New" w:cs="Courier New"/>
-          <w:iCs/>
-          <w:sz w:val="20"/>
-          <w:szCs w:val="20"/>
-          <w:lang w:val="en-US"/>
-        </w:rPr>
-        <w:t xml:space="preserve">    </w:t>
-      </w:r>
-      <w:proofErr w:type="gramStart"/>
-      <w:r>
-        <w:rPr>
-          <w:rFonts w:ascii="Courier New" w:hAnsi="Courier New" w:cs="Courier New"/>
-          <w:iCs/>
-          <w:sz w:val="20"/>
-          <w:szCs w:val="20"/>
-          <w:lang w:val="en-US"/>
-        </w:rPr>
-        <w:t>std::</w:t>
-      </w:r>
-      <w:proofErr w:type="gramEnd"/>
-      <w:r>
-        <w:rPr>
-          <w:rFonts w:ascii="Courier New" w:hAnsi="Courier New" w:cs="Courier New"/>
-          <w:iCs/>
-          <w:sz w:val="20"/>
-          <w:szCs w:val="20"/>
-          <w:lang w:val="en-US"/>
-        </w:rPr>
-        <w:t xml:space="preserve">vector&lt;Piece&gt; </w:t>
-      </w:r>
-      <w:proofErr w:type="spellStart"/>
-      <w:r>
-        <w:rPr>
-          <w:rFonts w:ascii="Courier New" w:hAnsi="Courier New" w:cs="Courier New"/>
-          <w:iCs/>
-          <w:sz w:val="20"/>
-          <w:szCs w:val="20"/>
-          <w:lang w:val="en-US"/>
-        </w:rPr>
-        <w:t>currentSplitting</w:t>
-      </w:r>
-      <w:proofErr w:type="spellEnd"/>
-      <w:r>
-        <w:rPr>
-          <w:rFonts w:ascii="Courier New" w:hAnsi="Courier New" w:cs="Courier New"/>
-          <w:iCs/>
-          <w:sz w:val="20"/>
-          <w:szCs w:val="20"/>
-          <w:lang w:val="en-US"/>
-        </w:rPr>
-        <w:t>;</w:t>
-      </w:r>
-    </w:p>
-    <w:p>
-      <w:pPr>
-        <w:tabs>
-          <w:tab w:val="left" w:pos="3216"/>
-        </w:tabs>
-        <w:spacing w:line="240" w:lineRule="auto"/>
-        <w:ind w:firstLine="0"/>
-        <w:rPr>
-          <w:rFonts w:ascii="Courier New" w:hAnsi="Courier New" w:cs="Courier New"/>
-          <w:iCs/>
-          <w:sz w:val="20"/>
-          <w:szCs w:val="20"/>
-          <w:lang w:val="en-US"/>
-        </w:rPr>
-      </w:pPr>
-    </w:p>
-    <w:p>
-      <w:pPr>
-        <w:tabs>
-          <w:tab w:val="left" w:pos="3216"/>
-        </w:tabs>
-        <w:spacing w:line="240" w:lineRule="auto"/>
-        <w:ind w:firstLine="0"/>
-        <w:rPr>
-          <w:rFonts w:ascii="Courier New" w:hAnsi="Courier New" w:cs="Courier New"/>
-          <w:iCs/>
-          <w:sz w:val="20"/>
-          <w:szCs w:val="20"/>
-          <w:lang w:val="en-US"/>
-        </w:rPr>
-      </w:pPr>
-      <w:r>
-        <w:rPr>
-          <w:rFonts w:ascii="Courier New" w:hAnsi="Courier New" w:cs="Courier New"/>
-          <w:iCs/>
-          <w:sz w:val="20"/>
-          <w:szCs w:val="20"/>
-          <w:lang w:val="en-US"/>
-        </w:rPr>
-        <w:t xml:space="preserve">    int </w:t>
-      </w:r>
-      <w:proofErr w:type="spellStart"/>
-      <w:proofErr w:type="gramStart"/>
-      <w:r>
-        <w:rPr>
-          <w:rFonts w:ascii="Courier New" w:hAnsi="Courier New" w:cs="Courier New"/>
-          <w:iCs/>
-          <w:sz w:val="20"/>
-          <w:szCs w:val="20"/>
-          <w:lang w:val="en-US"/>
-        </w:rPr>
-        <w:t>findMinDivisor</w:t>
-      </w:r>
-      <w:proofErr w:type="spellEnd"/>
-      <w:r>
-        <w:rPr>
-          <w:rFonts w:ascii="Courier New" w:hAnsi="Courier New" w:cs="Courier New"/>
-          <w:iCs/>
-          <w:sz w:val="20"/>
-          <w:szCs w:val="20"/>
-          <w:lang w:val="en-US"/>
-        </w:rPr>
-        <w:t>(</w:t>
-      </w:r>
-      <w:proofErr w:type="gramEnd"/>
-      <w:r>
-        <w:rPr>
-          <w:rFonts w:ascii="Courier New" w:hAnsi="Courier New" w:cs="Courier New"/>
-          <w:iCs/>
-          <w:sz w:val="20"/>
-          <w:szCs w:val="20"/>
-          <w:lang w:val="en-US"/>
-        </w:rPr>
-        <w:t xml:space="preserve">int </w:t>
-      </w:r>
-      <w:proofErr w:type="gramStart"/>
-      <w:r>
-        <w:rPr>
-          <w:rFonts w:ascii="Courier New" w:hAnsi="Courier New" w:cs="Courier New"/>
-          <w:iCs/>
-          <w:sz w:val="20"/>
-          <w:szCs w:val="20"/>
-          <w:lang w:val="en-US"/>
-        </w:rPr>
-        <w:t>n){</w:t>
-      </w:r>
-      <w:proofErr w:type="gramEnd"/>
-    </w:p>
-    <w:p>
-      <w:pPr>
-        <w:tabs>
-          <w:tab w:val="left" w:pos="3216"/>
-        </w:tabs>
-        <w:spacing w:line="240" w:lineRule="auto"/>
-        <w:ind w:firstLine="0"/>
-        <w:rPr>
-          <w:rFonts w:ascii="Courier New" w:hAnsi="Courier New" w:cs="Courier New"/>
-          <w:iCs/>
-          <w:sz w:val="20"/>
-          <w:szCs w:val="20"/>
-          <w:lang w:val="en-US"/>
-        </w:rPr>
-      </w:pPr>
-      <w:r>
-        <w:rPr>
-          <w:rFonts w:ascii="Courier New" w:hAnsi="Courier New" w:cs="Courier New"/>
-          <w:iCs/>
-          <w:sz w:val="20"/>
-          <w:szCs w:val="20"/>
-          <w:lang w:val="en-US"/>
-        </w:rPr>
-        <w:t xml:space="preserve">        </w:t>
-      </w:r>
-      <w:proofErr w:type="gramStart"/>
-      <w:r>
-        <w:rPr>
-          <w:rFonts w:ascii="Courier New" w:hAnsi="Courier New" w:cs="Courier New"/>
-          <w:iCs/>
-          <w:sz w:val="20"/>
-          <w:szCs w:val="20"/>
-          <w:lang w:val="en-US"/>
-        </w:rPr>
-        <w:t>for(</w:t>
-      </w:r>
-      <w:proofErr w:type="gramEnd"/>
-      <w:r>
-        <w:rPr>
-          <w:rFonts w:ascii="Courier New" w:hAnsi="Courier New" w:cs="Courier New"/>
-          <w:iCs/>
-          <w:sz w:val="20"/>
-          <w:szCs w:val="20"/>
-          <w:lang w:val="en-US"/>
-        </w:rPr>
-        <w:t xml:space="preserve">int </w:t>
-      </w:r>
-      <w:proofErr w:type="spellStart"/>
-      <w:proofErr w:type="gramStart"/>
-      <w:r>
-        <w:rPr>
-          <w:rFonts w:ascii="Courier New" w:hAnsi="Courier New" w:cs="Courier New"/>
-          <w:iCs/>
-          <w:sz w:val="20"/>
-          <w:szCs w:val="20"/>
-          <w:lang w:val="en-US"/>
-        </w:rPr>
-        <w:t>i</w:t>
-      </w:r>
-      <w:proofErr w:type="spellEnd"/>
-      <w:r>
-        <w:rPr>
-          <w:rFonts w:ascii="Courier New" w:hAnsi="Courier New" w:cs="Courier New"/>
-          <w:iCs/>
-          <w:sz w:val="20"/>
-          <w:szCs w:val="20"/>
-          <w:lang w:val="en-US"/>
-        </w:rPr>
-        <w:t>{</w:t>
-      </w:r>
-      <w:proofErr w:type="gramEnd"/>
-      <w:r>
-        <w:rPr>
-          <w:rFonts w:ascii="Courier New" w:hAnsi="Courier New" w:cs="Courier New"/>
-          <w:iCs/>
-          <w:sz w:val="20"/>
-          <w:szCs w:val="20"/>
-          <w:lang w:val="en-US"/>
-        </w:rPr>
-        <w:t>2}; i&lt; n; ++</w:t>
-      </w:r>
-      <w:proofErr w:type="spellStart"/>
-      <w:proofErr w:type="gramStart"/>
-      <w:r>
-        <w:rPr>
-          <w:rFonts w:ascii="Courier New" w:hAnsi="Courier New" w:cs="Courier New"/>
-          <w:iCs/>
-          <w:sz w:val="20"/>
-          <w:szCs w:val="20"/>
-          <w:lang w:val="en-US"/>
-        </w:rPr>
-        <w:t>i</w:t>
-      </w:r>
-      <w:proofErr w:type="spellEnd"/>
-      <w:r>
-        <w:rPr>
-          <w:rFonts w:ascii="Courier New" w:hAnsi="Courier New" w:cs="Courier New"/>
-          <w:iCs/>
-          <w:sz w:val="20"/>
-          <w:szCs w:val="20"/>
-          <w:lang w:val="en-US"/>
-        </w:rPr>
-        <w:t>){</w:t>
-      </w:r>
-      <w:proofErr w:type="gramEnd"/>
-    </w:p>
-    <w:p>
-      <w:pPr>
-        <w:tabs>
-          <w:tab w:val="left" w:pos="3216"/>
-        </w:tabs>
-        <w:spacing w:line="240" w:lineRule="auto"/>
-        <w:ind w:firstLine="0"/>
-        <w:rPr>
-          <w:rFonts w:ascii="Courier New" w:hAnsi="Courier New" w:cs="Courier New"/>
-          <w:iCs/>
-          <w:sz w:val="20"/>
-          <w:szCs w:val="20"/>
-          <w:lang w:val="en-US"/>
-        </w:rPr>
-      </w:pPr>
-      <w:r>
-        <w:rPr>
-          <w:rFonts w:ascii="Courier New" w:hAnsi="Courier New" w:cs="Courier New"/>
-          <w:iCs/>
-          <w:sz w:val="20"/>
-          <w:szCs w:val="20"/>
-          <w:lang w:val="en-US"/>
-        </w:rPr>
-        <w:t xml:space="preserve">            </w:t>
-      </w:r>
-      <w:proofErr w:type="gramStart"/>
-      <w:r>
-        <w:rPr>
-          <w:rFonts w:ascii="Courier New" w:hAnsi="Courier New" w:cs="Courier New"/>
-          <w:iCs/>
-          <w:sz w:val="20"/>
-          <w:szCs w:val="20"/>
-          <w:lang w:val="en-US"/>
-        </w:rPr>
-        <w:t>if(</w:t>
-      </w:r>
-      <w:proofErr w:type="gramEnd"/>
-      <w:r>
-        <w:rPr>
-          <w:rFonts w:ascii="Courier New" w:hAnsi="Courier New" w:cs="Courier New"/>
-          <w:iCs/>
-          <w:sz w:val="20"/>
-          <w:szCs w:val="20"/>
-          <w:lang w:val="en-US"/>
-        </w:rPr>
-        <w:t xml:space="preserve">n % </w:t>
-      </w:r>
-      <w:proofErr w:type="spellStart"/>
-      <w:r>
-        <w:rPr>
-          <w:rFonts w:ascii="Courier New" w:hAnsi="Courier New" w:cs="Courier New"/>
-          <w:iCs/>
-          <w:sz w:val="20"/>
-          <w:szCs w:val="20"/>
-          <w:lang w:val="en-US"/>
-        </w:rPr>
-        <w:t>i</w:t>
-      </w:r>
-      <w:proofErr w:type="spellEnd"/>
-      <w:r>
-        <w:rPr>
-          <w:rFonts w:ascii="Courier New" w:hAnsi="Courier New" w:cs="Courier New"/>
-          <w:iCs/>
-          <w:sz w:val="20"/>
-          <w:szCs w:val="20"/>
-          <w:lang w:val="en-US"/>
-        </w:rPr>
-        <w:t xml:space="preserve"> == </w:t>
-      </w:r>
-      <w:proofErr w:type="gramStart"/>
-      <w:r>
-        <w:rPr>
-          <w:rFonts w:ascii="Courier New" w:hAnsi="Courier New" w:cs="Courier New"/>
-          <w:iCs/>
-          <w:sz w:val="20"/>
-          <w:szCs w:val="20"/>
-          <w:lang w:val="en-US"/>
-        </w:rPr>
-        <w:t>0){</w:t>
-      </w:r>
-      <w:proofErr w:type="gramEnd"/>
-    </w:p>
-    <w:p>
-      <w:pPr>
-        <w:tabs>
-          <w:tab w:val="left" w:pos="3216"/>
-        </w:tabs>
-        <w:spacing w:line="240" w:lineRule="auto"/>
-        <w:ind w:firstLine="0"/>
-        <w:rPr>
-          <w:rFonts w:ascii="Courier New" w:hAnsi="Courier New" w:cs="Courier New"/>
-          <w:iCs/>
-          <w:sz w:val="20"/>
-          <w:szCs w:val="20"/>
-          <w:lang w:val="en-US"/>
-        </w:rPr>
-      </w:pPr>
-      <w:r>
-        <w:rPr>
-          <w:rFonts w:ascii="Courier New" w:hAnsi="Courier New" w:cs="Courier New"/>
-          <w:iCs/>
-          <w:sz w:val="20"/>
-          <w:szCs w:val="20"/>
-          <w:lang w:val="en-US"/>
-        </w:rPr>
-        <w:t xml:space="preserve">                return </w:t>
-      </w:r>
-      <w:proofErr w:type="spellStart"/>
-      <w:r>
-        <w:rPr>
-          <w:rFonts w:ascii="Courier New" w:hAnsi="Courier New" w:cs="Courier New"/>
-          <w:iCs/>
-          <w:sz w:val="20"/>
-          <w:szCs w:val="20"/>
-          <w:lang w:val="en-US"/>
-        </w:rPr>
-        <w:t>i</w:t>
-      </w:r>
-      <w:proofErr w:type="spellEnd"/>
-      <w:r>
-        <w:rPr>
-          <w:rFonts w:ascii="Courier New" w:hAnsi="Courier New" w:cs="Courier New"/>
-          <w:iCs/>
-          <w:sz w:val="20"/>
-          <w:szCs w:val="20"/>
-          <w:lang w:val="en-US"/>
-        </w:rPr>
-        <w:t>;</w:t>
-      </w:r>
-    </w:p>
-    <w:p>
-      <w:pPr>
-        <w:tabs>
-          <w:tab w:val="left" w:pos="3216"/>
-        </w:tabs>
-        <w:spacing w:line="240" w:lineRule="auto"/>
-        <w:ind w:firstLine="0"/>
-        <w:rPr>
-          <w:rFonts w:ascii="Courier New" w:hAnsi="Courier New" w:cs="Courier New"/>
-          <w:iCs/>
-          <w:sz w:val="20"/>
-          <w:szCs w:val="20"/>
-          <w:lang w:val="en-US"/>
-        </w:rPr>
-      </w:pPr>
-      <w:r>
-        <w:rPr>
-          <w:rFonts w:ascii="Courier New" w:hAnsi="Courier New" w:cs="Courier New"/>
-          <w:iCs/>
-          <w:sz w:val="20"/>
-          <w:szCs w:val="20"/>
-          <w:lang w:val="en-US"/>
-        </w:rPr>
-        <w:t xml:space="preserve">            }</w:t>
-      </w:r>
-    </w:p>
-    <w:p>
-      <w:pPr>
-        <w:tabs>
-          <w:tab w:val="left" w:pos="3216"/>
-        </w:tabs>
-        <w:spacing w:line="240" w:lineRule="auto"/>
-        <w:ind w:firstLine="0"/>
-        <w:rPr>
-          <w:rFonts w:ascii="Courier New" w:hAnsi="Courier New" w:cs="Courier New"/>
-          <w:iCs/>
-          <w:sz w:val="20"/>
-          <w:szCs w:val="20"/>
-          <w:lang w:val="en-US"/>
-        </w:rPr>
-      </w:pPr>
-      <w:r>
-        <w:rPr>
-          <w:rFonts w:ascii="Courier New" w:hAnsi="Courier New" w:cs="Courier New"/>
-          <w:iCs/>
-          <w:sz w:val="20"/>
-          <w:szCs w:val="20"/>
-          <w:lang w:val="en-US"/>
-        </w:rPr>
-        <w:t xml:space="preserve">        }</w:t>
-      </w:r>
-    </w:p>
-    <w:p>
-      <w:pPr>
-        <w:tabs>
-          <w:tab w:val="left" w:pos="3216"/>
-        </w:tabs>
-        <w:spacing w:line="240" w:lineRule="auto"/>
-        <w:ind w:firstLine="0"/>
-        <w:rPr>
-          <w:rFonts w:ascii="Courier New" w:hAnsi="Courier New" w:cs="Courier New"/>
-          <w:iCs/>
-          <w:sz w:val="20"/>
-          <w:szCs w:val="20"/>
-          <w:lang w:val="en-US"/>
-        </w:rPr>
-      </w:pPr>
-      <w:r>
-        <w:rPr>
-          <w:rFonts w:ascii="Courier New" w:hAnsi="Courier New" w:cs="Courier New"/>
-          <w:iCs/>
-          <w:sz w:val="20"/>
-          <w:szCs w:val="20"/>
-          <w:lang w:val="en-US"/>
-        </w:rPr>
-        <w:t xml:space="preserve">        return n;</w:t>
-      </w:r>
-    </w:p>
-    <w:p>
-      <w:pPr>
-        <w:tabs>
-          <w:tab w:val="left" w:pos="3216"/>
-        </w:tabs>
-        <w:spacing w:line="240" w:lineRule="auto"/>
-        <w:ind w:firstLine="0"/>
-        <w:rPr>
-          <w:rFonts w:ascii="Courier New" w:hAnsi="Courier New" w:cs="Courier New"/>
-          <w:iCs/>
-          <w:sz w:val="20"/>
-          <w:szCs w:val="20"/>
-          <w:lang w:val="en-US"/>
-        </w:rPr>
-      </w:pPr>
-      <w:r>
-        <w:rPr>
-          <w:rFonts w:ascii="Courier New" w:hAnsi="Courier New" w:cs="Courier New"/>
-          <w:iCs/>
-          <w:sz w:val="20"/>
-          <w:szCs w:val="20"/>
-          <w:lang w:val="en-US"/>
-        </w:rPr>
-        <w:t xml:space="preserve">    }</w:t>
-      </w:r>
-    </w:p>
-    <w:p>
-      <w:pPr>
-        <w:tabs>
-          <w:tab w:val="left" w:pos="3216"/>
-        </w:tabs>
-        <w:spacing w:line="240" w:lineRule="auto"/>
-        <w:ind w:firstLine="0"/>
-        <w:rPr>
-          <w:rFonts w:ascii="Courier New" w:hAnsi="Courier New" w:cs="Courier New"/>
-          <w:iCs/>
-          <w:sz w:val="20"/>
-          <w:szCs w:val="20"/>
-          <w:lang w:val="en-US"/>
-        </w:rPr>
-      </w:pPr>
-    </w:p>
-    <w:p>
-      <w:pPr>
-        <w:tabs>
-          <w:tab w:val="left" w:pos="3216"/>
-        </w:tabs>
-        <w:spacing w:line="240" w:lineRule="auto"/>
-        <w:ind w:firstLine="0"/>
-        <w:rPr>
-          <w:rFonts w:ascii="Courier New" w:hAnsi="Courier New" w:cs="Courier New"/>
-          <w:iCs/>
-          <w:sz w:val="20"/>
-          <w:szCs w:val="20"/>
-          <w:lang w:val="en-US"/>
-        </w:rPr>
-      </w:pPr>
-      <w:r>
-        <w:rPr>
-          <w:rFonts w:ascii="Courier New" w:hAnsi="Courier New" w:cs="Courier New"/>
-          <w:iCs/>
-          <w:sz w:val="20"/>
-          <w:szCs w:val="20"/>
-          <w:lang w:val="en-US"/>
-        </w:rPr>
-        <w:t xml:space="preserve">    bool </w:t>
-      </w:r>
-      <w:proofErr w:type="spellStart"/>
-      <w:proofErr w:type="gramStart"/>
-      <w:r>
-        <w:rPr>
-          <w:rFonts w:ascii="Courier New" w:hAnsi="Courier New" w:cs="Courier New"/>
-          <w:iCs/>
-          <w:sz w:val="20"/>
-          <w:szCs w:val="20"/>
-          <w:lang w:val="en-US"/>
-        </w:rPr>
-        <w:t>isUsed</w:t>
-      </w:r>
-      <w:proofErr w:type="spellEnd"/>
-      <w:r>
-        <w:rPr>
-          <w:rFonts w:ascii="Courier New" w:hAnsi="Courier New" w:cs="Courier New"/>
-          <w:iCs/>
-          <w:sz w:val="20"/>
-          <w:szCs w:val="20"/>
-          <w:lang w:val="en-US"/>
-        </w:rPr>
-        <w:t>(</w:t>
-      </w:r>
-      <w:proofErr w:type="gramEnd"/>
-      <w:r>
-        <w:rPr>
-          <w:rFonts w:ascii="Courier New" w:hAnsi="Courier New" w:cs="Courier New"/>
-          <w:iCs/>
-          <w:sz w:val="20"/>
-          <w:szCs w:val="20"/>
-          <w:lang w:val="en-US"/>
-        </w:rPr>
-        <w:t xml:space="preserve">int column, int </w:t>
-      </w:r>
-      <w:proofErr w:type="gramStart"/>
-      <w:r>
-        <w:rPr>
-          <w:rFonts w:ascii="Courier New" w:hAnsi="Courier New" w:cs="Courier New"/>
-          <w:iCs/>
-          <w:sz w:val="20"/>
-          <w:szCs w:val="20"/>
-          <w:lang w:val="en-US"/>
-        </w:rPr>
-        <w:t>row){</w:t>
-      </w:r>
-      <w:proofErr w:type="gramEnd"/>
-    </w:p>
-    <w:p>
-      <w:pPr>
-        <w:tabs>
-          <w:tab w:val="left" w:pos="3216"/>
-        </w:tabs>
-        <w:spacing w:line="240" w:lineRule="auto"/>
-        <w:ind w:firstLine="0"/>
-        <w:rPr>
-          <w:rFonts w:ascii="Courier New" w:hAnsi="Courier New" w:cs="Courier New"/>
-          <w:iCs/>
-          <w:sz w:val="20"/>
-          <w:szCs w:val="20"/>
-          <w:lang w:val="en-US"/>
-        </w:rPr>
-      </w:pPr>
-      <w:r>
-        <w:rPr>
-          <w:rFonts w:ascii="Courier New" w:hAnsi="Courier New" w:cs="Courier New"/>
-          <w:iCs/>
-          <w:sz w:val="20"/>
-          <w:szCs w:val="20"/>
-          <w:lang w:val="en-US"/>
-        </w:rPr>
-        <w:t xml:space="preserve">        </w:t>
-      </w:r>
-      <w:proofErr w:type="gramStart"/>
-      <w:r>
-        <w:rPr>
-          <w:rFonts w:ascii="Courier New" w:hAnsi="Courier New" w:cs="Courier New"/>
-          <w:iCs/>
-          <w:sz w:val="20"/>
-          <w:szCs w:val="20"/>
-          <w:lang w:val="en-US"/>
-        </w:rPr>
-        <w:t>for(</w:t>
-      </w:r>
-      <w:proofErr w:type="gramEnd"/>
-      <w:r>
-        <w:rPr>
-          <w:rFonts w:ascii="Courier New" w:hAnsi="Courier New" w:cs="Courier New"/>
-          <w:iCs/>
-          <w:sz w:val="20"/>
-          <w:szCs w:val="20"/>
-          <w:lang w:val="en-US"/>
-        </w:rPr>
-        <w:t xml:space="preserve">const Piece&amp; </w:t>
-      </w:r>
-      <w:proofErr w:type="gramStart"/>
-      <w:r>
-        <w:rPr>
-          <w:rFonts w:ascii="Courier New" w:hAnsi="Courier New" w:cs="Courier New"/>
-          <w:iCs/>
-          <w:sz w:val="20"/>
-          <w:szCs w:val="20"/>
-          <w:lang w:val="en-US"/>
-        </w:rPr>
-        <w:t>piece :</w:t>
-      </w:r>
-      <w:proofErr w:type="gramEnd"/>
-      <w:r>
-        <w:rPr>
-          <w:rFonts w:ascii="Courier New" w:hAnsi="Courier New" w:cs="Courier New"/>
-          <w:iCs/>
-          <w:sz w:val="20"/>
-          <w:szCs w:val="20"/>
-          <w:lang w:val="en-US"/>
-        </w:rPr>
-        <w:t xml:space="preserve"> </w:t>
-      </w:r>
-      <w:proofErr w:type="spellStart"/>
-      <w:proofErr w:type="gramStart"/>
-      <w:r>
-        <w:rPr>
-          <w:rFonts w:ascii="Courier New" w:hAnsi="Courier New" w:cs="Courier New"/>
-          <w:iCs/>
-          <w:sz w:val="20"/>
-          <w:szCs w:val="20"/>
-          <w:lang w:val="en-US"/>
-        </w:rPr>
-        <w:t>currentSplitting</w:t>
-      </w:r>
-      <w:proofErr w:type="spellEnd"/>
-      <w:r>
-        <w:rPr>
-          <w:rFonts w:ascii="Courier New" w:hAnsi="Courier New" w:cs="Courier New"/>
-          <w:iCs/>
-          <w:sz w:val="20"/>
-          <w:szCs w:val="20"/>
-          <w:lang w:val="en-US"/>
-        </w:rPr>
-        <w:t>){</w:t>
-      </w:r>
-      <w:proofErr w:type="gramEnd"/>
-    </w:p>
-    <w:p>
-      <w:pPr>
-        <w:tabs>
-          <w:tab w:val="left" w:pos="3216"/>
-        </w:tabs>
-        <w:spacing w:line="240" w:lineRule="auto"/>
-        <w:ind w:firstLine="0"/>
-        <w:rPr>
-          <w:rFonts w:ascii="Courier New" w:hAnsi="Courier New" w:cs="Courier New"/>
-          <w:iCs/>
-          <w:sz w:val="20"/>
-          <w:szCs w:val="20"/>
-          <w:lang w:val="en-US"/>
-        </w:rPr>
-      </w:pPr>
-      <w:r>
-        <w:rPr>
-          <w:rFonts w:ascii="Courier New" w:hAnsi="Courier New" w:cs="Courier New"/>
-          <w:iCs/>
-          <w:sz w:val="20"/>
-          <w:szCs w:val="20"/>
-          <w:lang w:val="en-US"/>
-        </w:rPr>
-        <w:t xml:space="preserve">            </w:t>
-      </w:r>
-      <w:proofErr w:type="gramStart"/>
-      <w:r>
-        <w:rPr>
-          <w:rFonts w:ascii="Courier New" w:hAnsi="Courier New" w:cs="Courier New"/>
-          <w:iCs/>
-          <w:sz w:val="20"/>
-          <w:szCs w:val="20"/>
-          <w:lang w:val="en-US"/>
-        </w:rPr>
-        <w:t>if(</w:t>
-      </w:r>
-      <w:proofErr w:type="gramEnd"/>
-      <w:r>
-        <w:rPr>
-          <w:rFonts w:ascii="Courier New" w:hAnsi="Courier New" w:cs="Courier New"/>
-          <w:iCs/>
-          <w:sz w:val="20"/>
-          <w:szCs w:val="20"/>
-          <w:lang w:val="en-US"/>
-        </w:rPr>
-        <w:t xml:space="preserve">(row &gt;= </w:t>
-      </w:r>
-      <w:proofErr w:type="spellStart"/>
-      <w:r>
-        <w:rPr>
-          <w:rFonts w:ascii="Courier New" w:hAnsi="Courier New" w:cs="Courier New"/>
-          <w:iCs/>
-          <w:sz w:val="20"/>
-          <w:szCs w:val="20"/>
-          <w:lang w:val="en-US"/>
-        </w:rPr>
-        <w:t>piece.row</w:t>
-      </w:r>
-      <w:proofErr w:type="spellEnd"/>
-      <w:r>
-        <w:rPr>
-          <w:rFonts w:ascii="Courier New" w:hAnsi="Courier New" w:cs="Courier New"/>
-          <w:iCs/>
-          <w:sz w:val="20"/>
-          <w:szCs w:val="20"/>
-          <w:lang w:val="en-US"/>
-        </w:rPr>
-        <w:t xml:space="preserve">) &amp;&amp; (row &lt; </w:t>
-      </w:r>
-      <w:proofErr w:type="spellStart"/>
-      <w:r>
-        <w:rPr>
-          <w:rFonts w:ascii="Courier New" w:hAnsi="Courier New" w:cs="Courier New"/>
-          <w:iCs/>
-          <w:sz w:val="20"/>
-          <w:szCs w:val="20"/>
-          <w:lang w:val="en-US"/>
-        </w:rPr>
-        <w:t>piece.row</w:t>
-      </w:r>
-      <w:proofErr w:type="spellEnd"/>
-      <w:r>
-        <w:rPr>
-          <w:rFonts w:ascii="Courier New" w:hAnsi="Courier New" w:cs="Courier New"/>
-          <w:iCs/>
-          <w:sz w:val="20"/>
-          <w:szCs w:val="20"/>
-          <w:lang w:val="en-US"/>
-        </w:rPr>
-        <w:t xml:space="preserve"> + </w:t>
-      </w:r>
-      <w:proofErr w:type="spellStart"/>
-      <w:proofErr w:type="gramStart"/>
-      <w:r>
-        <w:rPr>
-          <w:rFonts w:ascii="Courier New" w:hAnsi="Courier New" w:cs="Courier New"/>
-          <w:iCs/>
-          <w:sz w:val="20"/>
-          <w:szCs w:val="20"/>
-          <w:lang w:val="en-US"/>
-        </w:rPr>
-        <w:t>piece.pieceSize</w:t>
-      </w:r>
-      <w:proofErr w:type="spellEnd"/>
-      <w:proofErr w:type="gramEnd"/>
-      <w:r>
-        <w:rPr>
-          <w:rFonts w:ascii="Courier New" w:hAnsi="Courier New" w:cs="Courier New"/>
-          <w:iCs/>
-          <w:sz w:val="20"/>
-          <w:szCs w:val="20"/>
-          <w:lang w:val="en-US"/>
-        </w:rPr>
-        <w:t xml:space="preserve">) &amp;&amp; (column &gt;= </w:t>
-      </w:r>
-      <w:proofErr w:type="spellStart"/>
-      <w:proofErr w:type="gramStart"/>
-      <w:r>
-        <w:rPr>
-          <w:rFonts w:ascii="Courier New" w:hAnsi="Courier New" w:cs="Courier New"/>
-          <w:iCs/>
-          <w:sz w:val="20"/>
-          <w:szCs w:val="20"/>
-          <w:lang w:val="en-US"/>
-        </w:rPr>
-        <w:t>piece.column</w:t>
-      </w:r>
-      <w:proofErr w:type="spellEnd"/>
-      <w:proofErr w:type="gramEnd"/>
-      <w:r>
-        <w:rPr>
-          <w:rFonts w:ascii="Courier New" w:hAnsi="Courier New" w:cs="Courier New"/>
-          <w:iCs/>
-          <w:sz w:val="20"/>
-          <w:szCs w:val="20"/>
-          <w:lang w:val="en-US"/>
-        </w:rPr>
-        <w:t xml:space="preserve">) &amp;&amp; (column &lt; </w:t>
-      </w:r>
-      <w:proofErr w:type="spellStart"/>
-      <w:proofErr w:type="gramStart"/>
-      <w:r>
-        <w:rPr>
-          <w:rFonts w:ascii="Courier New" w:hAnsi="Courier New" w:cs="Courier New"/>
-          <w:iCs/>
-          <w:sz w:val="20"/>
-          <w:szCs w:val="20"/>
-          <w:lang w:val="en-US"/>
-        </w:rPr>
-        <w:t>piece.column</w:t>
-      </w:r>
-      <w:proofErr w:type="spellEnd"/>
-      <w:proofErr w:type="gramEnd"/>
-      <w:r>
-        <w:rPr>
-          <w:rFonts w:ascii="Courier New" w:hAnsi="Courier New" w:cs="Courier New"/>
-          <w:iCs/>
-          <w:sz w:val="20"/>
-          <w:szCs w:val="20"/>
-          <w:lang w:val="en-US"/>
-        </w:rPr>
-        <w:t xml:space="preserve"> + </w:t>
-      </w:r>
-      <w:proofErr w:type="spellStart"/>
-      <w:proofErr w:type="gramStart"/>
-      <w:r>
-        <w:rPr>
-          <w:rFonts w:ascii="Courier New" w:hAnsi="Courier New" w:cs="Courier New"/>
-          <w:iCs/>
-          <w:sz w:val="20"/>
-          <w:szCs w:val="20"/>
-          <w:lang w:val="en-US"/>
-        </w:rPr>
-        <w:t>piece.pieceSize</w:t>
-      </w:r>
-      <w:proofErr w:type="spellEnd"/>
-      <w:proofErr w:type="gramEnd"/>
-      <w:r>
-        <w:rPr>
-          <w:rFonts w:ascii="Courier New" w:hAnsi="Courier New" w:cs="Courier New"/>
-          <w:iCs/>
-          <w:sz w:val="20"/>
-          <w:szCs w:val="20"/>
-          <w:lang w:val="en-US"/>
-        </w:rPr>
-        <w:t>))</w:t>
-      </w:r>
-    </w:p>
-    <w:p>
-      <w:pPr>
-        <w:tabs>
-          <w:tab w:val="left" w:pos="3216"/>
-        </w:tabs>
-        <w:spacing w:line="240" w:lineRule="auto"/>
-        <w:ind w:firstLine="0"/>
-        <w:rPr>
-          <w:rFonts w:ascii="Courier New" w:hAnsi="Courier New" w:cs="Courier New"/>
-          <w:iCs/>
-          <w:sz w:val="20"/>
-          <w:szCs w:val="20"/>
-          <w:lang w:val="en-US"/>
-        </w:rPr>
-      </w:pPr>
-      <w:r>
-        <w:rPr>
-          <w:rFonts w:ascii="Courier New" w:hAnsi="Courier New" w:cs="Courier New"/>
-          <w:iCs/>
-          <w:sz w:val="20"/>
-          <w:szCs w:val="20"/>
-          <w:lang w:val="en-US"/>
-        </w:rPr>
-        <w:t xml:space="preserve">                return true;</w:t>
-      </w:r>
-    </w:p>
-    <w:p>
-      <w:pPr>
-        <w:tabs>
-          <w:tab w:val="left" w:pos="3216"/>
-        </w:tabs>
-        <w:spacing w:line="240" w:lineRule="auto"/>
-        <w:ind w:firstLine="0"/>
-        <w:rPr>
-          <w:rFonts w:ascii="Courier New" w:hAnsi="Courier New" w:cs="Courier New"/>
-          <w:iCs/>
-          <w:sz w:val="20"/>
-          <w:szCs w:val="20"/>
-          <w:lang w:val="en-US"/>
-        </w:rPr>
-      </w:pPr>
-      <w:r>
-        <w:rPr>
-          <w:rFonts w:ascii="Courier New" w:hAnsi="Courier New" w:cs="Courier New"/>
-          <w:iCs/>
-          <w:sz w:val="20"/>
-          <w:szCs w:val="20"/>
-          <w:lang w:val="en-US"/>
-        </w:rPr>
-        <w:t xml:space="preserve">        }</w:t>
-      </w:r>
-    </w:p>
-    <w:p>
-      <w:pPr>
-        <w:tabs>
-          <w:tab w:val="left" w:pos="3216"/>
-        </w:tabs>
-        <w:spacing w:line="240" w:lineRule="auto"/>
-        <w:ind w:firstLine="0"/>
-        <w:rPr>
-          <w:rFonts w:ascii="Courier New" w:hAnsi="Courier New" w:cs="Courier New"/>
-          <w:iCs/>
-          <w:sz w:val="20"/>
-          <w:szCs w:val="20"/>
-          <w:lang w:val="en-US"/>
-        </w:rPr>
-      </w:pPr>
-      <w:r>
-        <w:rPr>
-          <w:rFonts w:ascii="Courier New" w:hAnsi="Courier New" w:cs="Courier New"/>
-          <w:iCs/>
-          <w:sz w:val="20"/>
-          <w:szCs w:val="20"/>
-          <w:lang w:val="en-US"/>
-        </w:rPr>
-        <w:t xml:space="preserve">        return false;</w:t>
-      </w:r>
-    </w:p>
-    <w:p>
-      <w:pPr>
-        <w:tabs>
-          <w:tab w:val="left" w:pos="3216"/>
-        </w:tabs>
-        <w:spacing w:line="240" w:lineRule="auto"/>
-        <w:ind w:firstLine="0"/>
-        <w:rPr>
-          <w:rFonts w:ascii="Courier New" w:hAnsi="Courier New" w:cs="Courier New"/>
-          <w:iCs/>
-          <w:sz w:val="20"/>
-          <w:szCs w:val="20"/>
-          <w:lang w:val="en-US"/>
-        </w:rPr>
-      </w:pPr>
-      <w:r>
-        <w:rPr>
-          <w:rFonts w:ascii="Courier New" w:hAnsi="Courier New" w:cs="Courier New"/>
-          <w:iCs/>
-          <w:sz w:val="20"/>
-          <w:szCs w:val="20"/>
-          <w:lang w:val="en-US"/>
-        </w:rPr>
-        <w:t xml:space="preserve">    }</w:t>
-      </w:r>
-    </w:p>
-    <w:p>
-      <w:pPr>
-        <w:tabs>
-          <w:tab w:val="left" w:pos="3216"/>
-        </w:tabs>
-        <w:spacing w:line="240" w:lineRule="auto"/>
-        <w:ind w:firstLine="0"/>
-        <w:rPr>
-          <w:rFonts w:ascii="Courier New" w:hAnsi="Courier New" w:cs="Courier New"/>
-          <w:iCs/>
-          <w:sz w:val="20"/>
-          <w:szCs w:val="20"/>
-          <w:lang w:val="en-US"/>
-        </w:rPr>
-      </w:pPr>
-    </w:p>
-    <w:p>
-      <w:pPr>
-        <w:tabs>
-          <w:tab w:val="left" w:pos="3216"/>
-        </w:tabs>
-        <w:spacing w:line="240" w:lineRule="auto"/>
-        <w:ind w:firstLine="0"/>
-        <w:rPr>
-          <w:rFonts w:ascii="Courier New" w:hAnsi="Courier New" w:cs="Courier New"/>
-          <w:iCs/>
-          <w:sz w:val="20"/>
-          <w:szCs w:val="20"/>
-          <w:lang w:val="en-US"/>
-        </w:rPr>
-      </w:pPr>
-      <w:r>
-        <w:rPr>
-          <w:rFonts w:ascii="Courier New" w:hAnsi="Courier New" w:cs="Courier New"/>
-          <w:iCs/>
-          <w:sz w:val="20"/>
-          <w:szCs w:val="20"/>
-          <w:lang w:val="en-US"/>
-        </w:rPr>
-        <w:t xml:space="preserve">    void </w:t>
-      </w:r>
-      <w:proofErr w:type="gramStart"/>
-      <w:r>
-        <w:rPr>
-          <w:rFonts w:ascii="Courier New" w:hAnsi="Courier New" w:cs="Courier New"/>
-          <w:iCs/>
-          <w:sz w:val="20"/>
-          <w:szCs w:val="20"/>
-          <w:lang w:val="en-US"/>
-        </w:rPr>
-        <w:t>backtracking(</w:t>
-      </w:r>
-      <w:proofErr w:type="gramEnd"/>
-      <w:r>
-        <w:rPr>
-          <w:rFonts w:ascii="Courier New" w:hAnsi="Courier New" w:cs="Courier New"/>
-          <w:iCs/>
-          <w:sz w:val="20"/>
-          <w:szCs w:val="20"/>
-          <w:lang w:val="en-US"/>
-        </w:rPr>
-        <w:t xml:space="preserve">int column, int row, int </w:t>
-      </w:r>
-      <w:proofErr w:type="spellStart"/>
-      <w:r>
-        <w:rPr>
-          <w:rFonts w:ascii="Courier New" w:hAnsi="Courier New" w:cs="Courier New"/>
-          <w:iCs/>
-          <w:sz w:val="20"/>
-          <w:szCs w:val="20"/>
-          <w:lang w:val="en-US"/>
-        </w:rPr>
-        <w:t>filledPart</w:t>
-      </w:r>
-      <w:proofErr w:type="spellEnd"/>
-      <w:r>
-        <w:rPr>
-          <w:rFonts w:ascii="Courier New" w:hAnsi="Courier New" w:cs="Courier New"/>
-          <w:iCs/>
-          <w:sz w:val="20"/>
-          <w:szCs w:val="20"/>
-          <w:lang w:val="en-US"/>
-        </w:rPr>
-        <w:t>) {</w:t>
-      </w:r>
-    </w:p>
-    <w:p>
-      <w:pPr>
-        <w:tabs>
-          <w:tab w:val="left" w:pos="3216"/>
-        </w:tabs>
-        <w:spacing w:line="240" w:lineRule="auto"/>
-        <w:ind w:firstLine="0"/>
-        <w:rPr>
-          <w:rFonts w:ascii="Courier New" w:hAnsi="Courier New" w:cs="Courier New"/>
-          <w:iCs/>
-          <w:sz w:val="20"/>
-          <w:szCs w:val="20"/>
-          <w:lang w:val="en-US"/>
-        </w:rPr>
-      </w:pPr>
-      <w:r>
-        <w:rPr>
-          <w:rFonts w:ascii="Courier New" w:hAnsi="Courier New" w:cs="Courier New"/>
-          <w:iCs/>
-          <w:sz w:val="20"/>
-          <w:szCs w:val="20"/>
-          <w:lang w:val="en-US"/>
-        </w:rPr>
-        <w:t xml:space="preserve">        for (int y{row}; y &lt;= size; ++y) {</w:t>
-      </w:r>
-    </w:p>
-    <w:p>
-      <w:pPr>
-        <w:tabs>
-          <w:tab w:val="left" w:pos="3216"/>
-        </w:tabs>
-        <w:spacing w:line="240" w:lineRule="auto"/>
-        <w:ind w:firstLine="0"/>
-        <w:rPr>
-          <w:rFonts w:ascii="Courier New" w:hAnsi="Courier New" w:cs="Courier New"/>
-          <w:iCs/>
-          <w:sz w:val="20"/>
-          <w:szCs w:val="20"/>
-          <w:lang w:val="en-US"/>
-        </w:rPr>
-      </w:pPr>
-      <w:r>
-        <w:rPr>
-          <w:rFonts w:ascii="Courier New" w:hAnsi="Courier New" w:cs="Courier New"/>
-          <w:iCs/>
-          <w:sz w:val="20"/>
-          <w:szCs w:val="20"/>
-          <w:lang w:val="en-US"/>
-        </w:rPr>
-        <w:t xml:space="preserve">            for (int x{column}; x &lt;= size; ++x) {</w:t>
-      </w:r>
-    </w:p>
-    <w:p>
-      <w:pPr>
-        <w:tabs>
-          <w:tab w:val="left" w:pos="3216"/>
-        </w:tabs>
-        <w:spacing w:line="240" w:lineRule="auto"/>
-        <w:ind w:firstLine="0"/>
-        <w:rPr>
-          <w:rFonts w:ascii="Courier New" w:hAnsi="Courier New" w:cs="Courier New"/>
-          <w:iCs/>
-          <w:sz w:val="20"/>
-          <w:szCs w:val="20"/>
-          <w:lang w:val="en-US"/>
-        </w:rPr>
-      </w:pPr>
-      <w:r>
-        <w:rPr>
-          <w:rFonts w:ascii="Courier New" w:hAnsi="Courier New" w:cs="Courier New"/>
-          <w:iCs/>
-          <w:sz w:val="20"/>
-          <w:szCs w:val="20"/>
-          <w:lang w:val="en-US"/>
-        </w:rPr>
-        <w:t xml:space="preserve">                if </w:t>
-      </w:r>
-      <w:proofErr w:type="gramStart"/>
-      <w:r>
-        <w:rPr>
-          <w:rFonts w:ascii="Courier New" w:hAnsi="Courier New" w:cs="Courier New"/>
-          <w:iCs/>
-          <w:sz w:val="20"/>
-          <w:szCs w:val="20"/>
-          <w:lang w:val="en-US"/>
-        </w:rPr>
-        <w:t>(!</w:t>
-      </w:r>
-      <w:proofErr w:type="spellStart"/>
-      <w:r>
-        <w:rPr>
-          <w:rFonts w:ascii="Courier New" w:hAnsi="Courier New" w:cs="Courier New"/>
-          <w:iCs/>
-          <w:sz w:val="20"/>
-          <w:szCs w:val="20"/>
-          <w:lang w:val="en-US"/>
-        </w:rPr>
-        <w:t>isUsed</w:t>
-      </w:r>
-      <w:proofErr w:type="spellEnd"/>
-      <w:proofErr w:type="gramEnd"/>
-      <w:r>
-        <w:rPr>
-          <w:rFonts w:ascii="Courier New" w:hAnsi="Courier New" w:cs="Courier New"/>
-          <w:iCs/>
-          <w:sz w:val="20"/>
-          <w:szCs w:val="20"/>
-          <w:lang w:val="en-US"/>
-        </w:rPr>
-        <w:t>(x, y)) {</w:t>
-      </w:r>
-    </w:p>
-    <w:p>
-      <w:pPr>
-        <w:tabs>
-          <w:tab w:val="left" w:pos="3216"/>
-        </w:tabs>
-        <w:spacing w:line="240" w:lineRule="auto"/>
-        <w:ind w:firstLine="0"/>
-        <w:rPr>
-          <w:rFonts w:ascii="Courier New" w:hAnsi="Courier New" w:cs="Courier New"/>
-          <w:iCs/>
-          <w:sz w:val="20"/>
-          <w:szCs w:val="20"/>
-          <w:lang w:val="en-US"/>
-        </w:rPr>
-      </w:pPr>
-      <w:r>
-        <w:rPr>
-          <w:rFonts w:ascii="Courier New" w:hAnsi="Courier New" w:cs="Courier New"/>
-          <w:iCs/>
-          <w:sz w:val="20"/>
-          <w:szCs w:val="20"/>
-          <w:lang w:val="en-US"/>
-        </w:rPr>
-        <w:t xml:space="preserve">                    int </w:t>
-      </w:r>
-      <w:proofErr w:type="spellStart"/>
-      <w:r>
-        <w:rPr>
-          <w:rFonts w:ascii="Courier New" w:hAnsi="Courier New" w:cs="Courier New"/>
-          <w:iCs/>
-          <w:sz w:val="20"/>
-          <w:szCs w:val="20"/>
-          <w:lang w:val="en-US"/>
-        </w:rPr>
-        <w:t>squareSize</w:t>
-      </w:r>
-      <w:proofErr w:type="spellEnd"/>
-      <w:r>
-        <w:rPr>
-          <w:rFonts w:ascii="Courier New" w:hAnsi="Courier New" w:cs="Courier New"/>
-          <w:iCs/>
-          <w:sz w:val="20"/>
-          <w:szCs w:val="20"/>
-          <w:lang w:val="en-US"/>
-        </w:rPr>
-        <w:t xml:space="preserve"> = </w:t>
-      </w:r>
-      <w:proofErr w:type="gramStart"/>
-      <w:r>
-        <w:rPr>
-          <w:rFonts w:ascii="Courier New" w:hAnsi="Courier New" w:cs="Courier New"/>
-          <w:iCs/>
-          <w:sz w:val="20"/>
-          <w:szCs w:val="20"/>
-          <w:lang w:val="en-US"/>
-        </w:rPr>
-        <w:t>std::min(</w:t>
-      </w:r>
-      <w:proofErr w:type="gramEnd"/>
-      <w:r>
-        <w:rPr>
-          <w:rFonts w:ascii="Courier New" w:hAnsi="Courier New" w:cs="Courier New"/>
-          <w:iCs/>
-          <w:sz w:val="20"/>
-          <w:szCs w:val="20"/>
-          <w:lang w:val="en-US"/>
-        </w:rPr>
-        <w:t xml:space="preserve">size - </w:t>
-      </w:r>
-      <w:proofErr w:type="gramStart"/>
-      <w:r>
-        <w:rPr>
-          <w:rFonts w:ascii="Courier New" w:hAnsi="Courier New" w:cs="Courier New"/>
-          <w:iCs/>
-          <w:sz w:val="20"/>
-          <w:szCs w:val="20"/>
-          <w:lang w:val="en-US"/>
-        </w:rPr>
-        <w:t>x,  size</w:t>
-      </w:r>
-      <w:proofErr w:type="gramEnd"/>
-      <w:r>
-        <w:rPr>
-          <w:rFonts w:ascii="Courier New" w:hAnsi="Courier New" w:cs="Courier New"/>
-          <w:iCs/>
-          <w:sz w:val="20"/>
-          <w:szCs w:val="20"/>
-          <w:lang w:val="en-US"/>
-        </w:rPr>
-        <w:t xml:space="preserve"> - y) + 1;</w:t>
-      </w:r>
-    </w:p>
-    <w:p>
-      <w:pPr>
-        <w:tabs>
-          <w:tab w:val="left" w:pos="3216"/>
-        </w:tabs>
-        <w:spacing w:line="240" w:lineRule="auto"/>
-        <w:ind w:firstLine="0"/>
-        <w:rPr>
-          <w:rFonts w:ascii="Courier New" w:hAnsi="Courier New" w:cs="Courier New"/>
-          <w:iCs/>
-          <w:sz w:val="20"/>
-          <w:szCs w:val="20"/>
-          <w:lang w:val="en-US"/>
-        </w:rPr>
-      </w:pPr>
-      <w:r>
-        <w:rPr>
-          <w:rFonts w:ascii="Courier New" w:hAnsi="Courier New" w:cs="Courier New"/>
-          <w:iCs/>
-          <w:sz w:val="20"/>
-          <w:szCs w:val="20"/>
-          <w:lang w:val="en-US"/>
-        </w:rPr>
-        <w:t xml:space="preserve">                    for (const Piece&amp; </w:t>
-      </w:r>
-      <w:proofErr w:type="gramStart"/>
-      <w:r>
-        <w:rPr>
-          <w:rFonts w:ascii="Courier New" w:hAnsi="Courier New" w:cs="Courier New"/>
-          <w:iCs/>
-          <w:sz w:val="20"/>
-          <w:szCs w:val="20"/>
-          <w:lang w:val="en-US"/>
-        </w:rPr>
-        <w:t>piece :</w:t>
-      </w:r>
-      <w:proofErr w:type="gramEnd"/>
-      <w:r>
-        <w:rPr>
-          <w:rFonts w:ascii="Courier New" w:hAnsi="Courier New" w:cs="Courier New"/>
-          <w:iCs/>
-          <w:sz w:val="20"/>
-          <w:szCs w:val="20"/>
-          <w:lang w:val="en-US"/>
-        </w:rPr>
-        <w:t xml:space="preserve"> </w:t>
-      </w:r>
-      <w:proofErr w:type="spellStart"/>
-      <w:r>
-        <w:rPr>
-          <w:rFonts w:ascii="Courier New" w:hAnsi="Courier New" w:cs="Courier New"/>
-          <w:iCs/>
-          <w:sz w:val="20"/>
-          <w:szCs w:val="20"/>
-          <w:lang w:val="en-US"/>
-        </w:rPr>
-        <w:t>currentSplitting</w:t>
-      </w:r>
-      <w:proofErr w:type="spellEnd"/>
-      <w:r>
-        <w:rPr>
-          <w:rFonts w:ascii="Courier New" w:hAnsi="Courier New" w:cs="Courier New"/>
-          <w:iCs/>
-          <w:sz w:val="20"/>
-          <w:szCs w:val="20"/>
-          <w:lang w:val="en-US"/>
-        </w:rPr>
-        <w:t>) {</w:t>
-      </w:r>
-    </w:p>
-    <w:p>
-      <w:pPr>
-        <w:tabs>
-          <w:tab w:val="left" w:pos="3216"/>
-        </w:tabs>
-        <w:spacing w:line="240" w:lineRule="auto"/>
-        <w:ind w:firstLine="0"/>
-        <w:rPr>
-          <w:rFonts w:ascii="Courier New" w:hAnsi="Courier New" w:cs="Courier New"/>
-          <w:iCs/>
-          <w:sz w:val="20"/>
-          <w:szCs w:val="20"/>
-          <w:lang w:val="en-US"/>
-        </w:rPr>
-      </w:pPr>
-      <w:r>
-        <w:rPr>
-          <w:rFonts w:ascii="Courier New" w:hAnsi="Courier New" w:cs="Courier New"/>
-          <w:iCs/>
-          <w:sz w:val="20"/>
-          <w:szCs w:val="20"/>
-          <w:lang w:val="en-US"/>
-        </w:rPr>
-        <w:t xml:space="preserve">                        if (</w:t>
-      </w:r>
-      <w:proofErr w:type="spellStart"/>
-      <w:r>
-        <w:rPr>
-          <w:rFonts w:ascii="Courier New" w:hAnsi="Courier New" w:cs="Courier New"/>
-          <w:iCs/>
-          <w:sz w:val="20"/>
-          <w:szCs w:val="20"/>
-          <w:lang w:val="en-US"/>
-        </w:rPr>
-        <w:t>piece.row</w:t>
-      </w:r>
-      <w:proofErr w:type="spellEnd"/>
-      <w:r>
-        <w:rPr>
-          <w:rFonts w:ascii="Courier New" w:hAnsi="Courier New" w:cs="Courier New"/>
-          <w:iCs/>
-          <w:sz w:val="20"/>
-          <w:szCs w:val="20"/>
-          <w:lang w:val="en-US"/>
-        </w:rPr>
-        <w:t xml:space="preserve"> + </w:t>
-      </w:r>
-      <w:proofErr w:type="spellStart"/>
-      <w:proofErr w:type="gramStart"/>
-      <w:r>
-        <w:rPr>
-          <w:rFonts w:ascii="Courier New" w:hAnsi="Courier New" w:cs="Courier New"/>
-          <w:iCs/>
-          <w:sz w:val="20"/>
-          <w:szCs w:val="20"/>
-          <w:lang w:val="en-US"/>
-        </w:rPr>
-        <w:t>piece.pieceSize</w:t>
-      </w:r>
-      <w:proofErr w:type="spellEnd"/>
-      <w:proofErr w:type="gramEnd"/>
-      <w:r>
-        <w:rPr>
-          <w:rFonts w:ascii="Courier New" w:hAnsi="Courier New" w:cs="Courier New"/>
-          <w:iCs/>
-          <w:sz w:val="20"/>
-          <w:szCs w:val="20"/>
-          <w:lang w:val="en-US"/>
-        </w:rPr>
-        <w:t xml:space="preserve"> &gt; y &amp;&amp; </w:t>
-      </w:r>
-      <w:proofErr w:type="spellStart"/>
-      <w:proofErr w:type="gramStart"/>
-      <w:r>
-        <w:rPr>
-          <w:rFonts w:ascii="Courier New" w:hAnsi="Courier New" w:cs="Courier New"/>
-          <w:iCs/>
-          <w:sz w:val="20"/>
-          <w:szCs w:val="20"/>
-          <w:lang w:val="en-US"/>
-        </w:rPr>
-        <w:t>piece.column</w:t>
-      </w:r>
-      <w:proofErr w:type="spellEnd"/>
-      <w:proofErr w:type="gramEnd"/>
-      <w:r>
-        <w:rPr>
-          <w:rFonts w:ascii="Courier New" w:hAnsi="Courier New" w:cs="Courier New"/>
-          <w:iCs/>
-          <w:sz w:val="20"/>
-          <w:szCs w:val="20"/>
-          <w:lang w:val="en-US"/>
-        </w:rPr>
-        <w:t xml:space="preserve"> &gt; x)</w:t>
-      </w:r>
-    </w:p>
-    <w:p>
-      <w:pPr>
-        <w:tabs>
-          <w:tab w:val="left" w:pos="3216"/>
-        </w:tabs>
-        <w:spacing w:line="240" w:lineRule="auto"/>
-        <w:ind w:firstLine="0"/>
-        <w:rPr>
-          <w:rFonts w:ascii="Courier New" w:hAnsi="Courier New" w:cs="Courier New"/>
-          <w:iCs/>
-          <w:sz w:val="20"/>
-          <w:szCs w:val="20"/>
-          <w:lang w:val="en-US"/>
-        </w:rPr>
-      </w:pPr>
-      <w:r>
-        <w:rPr>
-          <w:rFonts w:ascii="Courier New" w:hAnsi="Courier New" w:cs="Courier New"/>
-          <w:iCs/>
-          <w:sz w:val="20"/>
-          <w:szCs w:val="20"/>
-          <w:lang w:val="en-US"/>
-        </w:rPr>
-        <w:t xml:space="preserve">                            </w:t>
-      </w:r>
-      <w:proofErr w:type="spellStart"/>
-      <w:r>
-        <w:rPr>
-          <w:rFonts w:ascii="Courier New" w:hAnsi="Courier New" w:cs="Courier New"/>
-          <w:iCs/>
-          <w:sz w:val="20"/>
-          <w:szCs w:val="20"/>
-          <w:lang w:val="en-US"/>
-        </w:rPr>
-        <w:t>squareSize</w:t>
-      </w:r>
-      <w:proofErr w:type="spellEnd"/>
-      <w:r>
-        <w:rPr>
-          <w:rFonts w:ascii="Courier New" w:hAnsi="Courier New" w:cs="Courier New"/>
-          <w:iCs/>
-          <w:sz w:val="20"/>
-          <w:szCs w:val="20"/>
-          <w:lang w:val="en-US"/>
-        </w:rPr>
-        <w:t xml:space="preserve"> = </w:t>
-      </w:r>
-      <w:proofErr w:type="gramStart"/>
-      <w:r>
-        <w:rPr>
-          <w:rFonts w:ascii="Courier New" w:hAnsi="Courier New" w:cs="Courier New"/>
-          <w:iCs/>
-          <w:sz w:val="20"/>
-          <w:szCs w:val="20"/>
-          <w:lang w:val="en-US"/>
-        </w:rPr>
-        <w:t>std::min(</w:t>
-      </w:r>
-      <w:proofErr w:type="spellStart"/>
-      <w:proofErr w:type="gramEnd"/>
-      <w:r>
-        <w:rPr>
-          <w:rFonts w:ascii="Courier New" w:hAnsi="Courier New" w:cs="Courier New"/>
-          <w:iCs/>
-          <w:sz w:val="20"/>
-          <w:szCs w:val="20"/>
-          <w:lang w:val="en-US"/>
-        </w:rPr>
-        <w:t>squareSize</w:t>
-      </w:r>
-      <w:proofErr w:type="spellEnd"/>
-      <w:r>
-        <w:rPr>
-          <w:rFonts w:ascii="Courier New" w:hAnsi="Courier New" w:cs="Courier New"/>
-          <w:iCs/>
-          <w:sz w:val="20"/>
-          <w:szCs w:val="20"/>
-          <w:lang w:val="en-US"/>
-        </w:rPr>
-        <w:t xml:space="preserve">, </w:t>
-      </w:r>
-      <w:proofErr w:type="spellStart"/>
-      <w:proofErr w:type="gramStart"/>
-      <w:r>
-        <w:rPr>
-          <w:rFonts w:ascii="Courier New" w:hAnsi="Courier New" w:cs="Courier New"/>
-          <w:iCs/>
-          <w:sz w:val="20"/>
-          <w:szCs w:val="20"/>
-          <w:lang w:val="en-US"/>
-        </w:rPr>
-        <w:t>piece.column</w:t>
-      </w:r>
-      <w:proofErr w:type="spellEnd"/>
-      <w:proofErr w:type="gramEnd"/>
-      <w:r>
-        <w:rPr>
-          <w:rFonts w:ascii="Courier New" w:hAnsi="Courier New" w:cs="Courier New"/>
-          <w:iCs/>
-          <w:sz w:val="20"/>
-          <w:szCs w:val="20"/>
-          <w:lang w:val="en-US"/>
-        </w:rPr>
-        <w:t xml:space="preserve"> - x);</w:t>
-      </w:r>
-    </w:p>
-    <w:p>
-      <w:pPr>
-        <w:tabs>
-          <w:tab w:val="left" w:pos="3216"/>
-        </w:tabs>
-        <w:spacing w:line="240" w:lineRule="auto"/>
-        <w:ind w:firstLine="0"/>
-        <w:rPr>
-          <w:rFonts w:ascii="Courier New" w:hAnsi="Courier New" w:cs="Courier New"/>
-          <w:iCs/>
-          <w:sz w:val="20"/>
-          <w:szCs w:val="20"/>
-          <w:lang w:val="en-US"/>
-        </w:rPr>
-      </w:pPr>
-      <w:r>
-        <w:rPr>
-          <w:rFonts w:ascii="Courier New" w:hAnsi="Courier New" w:cs="Courier New"/>
-          <w:iCs/>
-          <w:sz w:val="20"/>
-          <w:szCs w:val="20"/>
-          <w:lang w:val="en-US"/>
-        </w:rPr>
-        <w:t xml:space="preserve">                    }</w:t>
-      </w:r>
-    </w:p>
-    <w:p>
-      <w:pPr>
-        <w:tabs>
-          <w:tab w:val="left" w:pos="3216"/>
-        </w:tabs>
-        <w:spacing w:line="240" w:lineRule="auto"/>
-        <w:ind w:firstLine="0"/>
-        <w:rPr>
-          <w:rFonts w:ascii="Courier New" w:hAnsi="Courier New" w:cs="Courier New"/>
-          <w:iCs/>
-          <w:sz w:val="20"/>
-          <w:szCs w:val="20"/>
-          <w:lang w:val="en-US"/>
-        </w:rPr>
-      </w:pPr>
-      <w:r>
-        <w:rPr>
-          <w:rFonts w:ascii="Courier New" w:hAnsi="Courier New" w:cs="Courier New"/>
-          <w:iCs/>
-          <w:sz w:val="20"/>
-          <w:szCs w:val="20"/>
-          <w:lang w:val="en-US"/>
-        </w:rPr>
-        <w:t xml:space="preserve">                    for (int s{</w:t>
-      </w:r>
-      <w:proofErr w:type="spellStart"/>
-      <w:r>
-        <w:rPr>
-          <w:rFonts w:ascii="Courier New" w:hAnsi="Courier New" w:cs="Courier New"/>
-          <w:iCs/>
-          <w:sz w:val="20"/>
-          <w:szCs w:val="20"/>
-          <w:lang w:val="en-US"/>
-        </w:rPr>
-        <w:t>squareSize</w:t>
-      </w:r>
-      <w:proofErr w:type="spellEnd"/>
-      <w:r>
-        <w:rPr>
-          <w:rFonts w:ascii="Courier New" w:hAnsi="Courier New" w:cs="Courier New"/>
-          <w:iCs/>
-          <w:sz w:val="20"/>
-          <w:szCs w:val="20"/>
-          <w:lang w:val="en-US"/>
-        </w:rPr>
-        <w:t>}; s &gt; 0; --s) {</w:t>
-      </w:r>
-    </w:p>
-    <w:p>
-      <w:pPr>
-        <w:tabs>
-          <w:tab w:val="left" w:pos="3216"/>
-        </w:tabs>
-        <w:spacing w:line="240" w:lineRule="auto"/>
-        <w:ind w:firstLine="0"/>
-        <w:rPr>
-          <w:rFonts w:ascii="Courier New" w:hAnsi="Courier New" w:cs="Courier New"/>
-          <w:iCs/>
-          <w:sz w:val="20"/>
-          <w:szCs w:val="20"/>
-          <w:lang w:val="en-US"/>
-        </w:rPr>
-      </w:pPr>
-      <w:r>
-        <w:rPr>
-          <w:rFonts w:ascii="Courier New" w:hAnsi="Courier New" w:cs="Courier New"/>
-          <w:iCs/>
-          <w:sz w:val="20"/>
-          <w:szCs w:val="20"/>
-          <w:lang w:val="en-US"/>
-        </w:rPr>
-        <w:t xml:space="preserve">                        </w:t>
-      </w:r>
-      <w:proofErr w:type="spellStart"/>
-      <w:r>
-        <w:rPr>
-          <w:rFonts w:ascii="Courier New" w:hAnsi="Courier New" w:cs="Courier New"/>
-          <w:iCs/>
-          <w:sz w:val="20"/>
-          <w:szCs w:val="20"/>
-          <w:lang w:val="en-US"/>
-        </w:rPr>
-        <w:t>currentSplitting.push_</w:t>
-      </w:r>
-      <w:proofErr w:type="gramStart"/>
-      <w:r>
-        <w:rPr>
-          <w:rFonts w:ascii="Courier New" w:hAnsi="Courier New" w:cs="Courier New"/>
-          <w:iCs/>
-          <w:sz w:val="20"/>
-          <w:szCs w:val="20"/>
-          <w:lang w:val="en-US"/>
-        </w:rPr>
-        <w:t>back</w:t>
-      </w:r>
-      <w:proofErr w:type="spellEnd"/>
-      <w:r>
-        <w:rPr>
-          <w:rFonts w:ascii="Courier New" w:hAnsi="Courier New" w:cs="Courier New"/>
-          <w:iCs/>
-          <w:sz w:val="20"/>
-          <w:szCs w:val="20"/>
-          <w:lang w:val="en-US"/>
-        </w:rPr>
-        <w:t>(Piece(</w:t>
-      </w:r>
-      <w:proofErr w:type="gramEnd"/>
-      <w:r>
-        <w:rPr>
-          <w:rFonts w:ascii="Courier New" w:hAnsi="Courier New" w:cs="Courier New"/>
-          <w:iCs/>
-          <w:sz w:val="20"/>
-          <w:szCs w:val="20"/>
-          <w:lang w:val="en-US"/>
-        </w:rPr>
-        <w:t>x, y, s));</w:t>
-      </w:r>
-    </w:p>
-    <w:p>
-      <w:pPr>
-        <w:tabs>
-          <w:tab w:val="left" w:pos="3216"/>
-        </w:tabs>
-        <w:spacing w:line="240" w:lineRule="auto"/>
-        <w:ind w:firstLine="0"/>
-        <w:rPr>
-          <w:rFonts w:ascii="Courier New" w:hAnsi="Courier New" w:cs="Courier New"/>
-          <w:iCs/>
-          <w:sz w:val="20"/>
-          <w:szCs w:val="20"/>
-          <w:lang w:val="en-US"/>
-        </w:rPr>
-      </w:pPr>
-      <w:r>
-        <w:rPr>
-          <w:rFonts w:ascii="Courier New" w:hAnsi="Courier New" w:cs="Courier New"/>
-          <w:iCs/>
-          <w:sz w:val="20"/>
-          <w:szCs w:val="20"/>
-          <w:lang w:val="en-US"/>
-        </w:rPr>
-        <w:t xml:space="preserve">                        if (</w:t>
-      </w:r>
-      <w:proofErr w:type="spellStart"/>
-      <w:r>
-        <w:rPr>
-          <w:rFonts w:ascii="Courier New" w:hAnsi="Courier New" w:cs="Courier New"/>
-          <w:iCs/>
-          <w:sz w:val="20"/>
-          <w:szCs w:val="20"/>
-          <w:lang w:val="en-US"/>
-        </w:rPr>
-        <w:t>filledPart</w:t>
-      </w:r>
-      <w:proofErr w:type="spellEnd"/>
-      <w:r>
-        <w:rPr>
-          <w:rFonts w:ascii="Courier New" w:hAnsi="Courier New" w:cs="Courier New"/>
-          <w:iCs/>
-          <w:sz w:val="20"/>
-          <w:szCs w:val="20"/>
-          <w:lang w:val="en-US"/>
-        </w:rPr>
-        <w:t xml:space="preserve"> + s * s == size * size) {</w:t>
-      </w:r>
-    </w:p>
-    <w:p>
-      <w:pPr>
-        <w:tabs>
-          <w:tab w:val="left" w:pos="3216"/>
-        </w:tabs>
-        <w:spacing w:line="240" w:lineRule="auto"/>
-        <w:ind w:firstLine="0"/>
-        <w:rPr>
-          <w:rFonts w:ascii="Courier New" w:hAnsi="Courier New" w:cs="Courier New"/>
-          <w:iCs/>
-          <w:sz w:val="20"/>
-          <w:szCs w:val="20"/>
-          <w:lang w:val="en-US"/>
-        </w:rPr>
-      </w:pPr>
-      <w:r>
-        <w:rPr>
-          <w:rFonts w:ascii="Courier New" w:hAnsi="Courier New" w:cs="Courier New"/>
-          <w:iCs/>
-          <w:sz w:val="20"/>
-          <w:szCs w:val="20"/>
-          <w:lang w:val="en-US"/>
-        </w:rPr>
-        <w:lastRenderedPageBreak/>
-        <w:t xml:space="preserve">                            if (</w:t>
-      </w:r>
-      <w:proofErr w:type="spellStart"/>
-      <w:r>
-        <w:rPr>
-          <w:rFonts w:ascii="Courier New" w:hAnsi="Courier New" w:cs="Courier New"/>
-          <w:iCs/>
-          <w:sz w:val="20"/>
-          <w:szCs w:val="20"/>
-          <w:lang w:val="en-US"/>
-        </w:rPr>
-        <w:t>currentSplitting.size</w:t>
-      </w:r>
-      <w:proofErr w:type="spellEnd"/>
-      <w:r>
-        <w:rPr>
-          <w:rFonts w:ascii="Courier New" w:hAnsi="Courier New" w:cs="Courier New"/>
-          <w:iCs/>
-          <w:sz w:val="20"/>
-          <w:szCs w:val="20"/>
-          <w:lang w:val="en-US"/>
-        </w:rPr>
-        <w:t xml:space="preserve">() &lt; </w:t>
-      </w:r>
-      <w:proofErr w:type="spellStart"/>
-      <w:r>
-        <w:rPr>
-          <w:rFonts w:ascii="Courier New" w:hAnsi="Courier New" w:cs="Courier New"/>
-          <w:iCs/>
-          <w:sz w:val="20"/>
-          <w:szCs w:val="20"/>
-          <w:lang w:val="en-US"/>
-        </w:rPr>
-        <w:t>bestSplitting.size</w:t>
-      </w:r>
-      <w:proofErr w:type="spellEnd"/>
-      <w:r>
-        <w:rPr>
-          <w:rFonts w:ascii="Courier New" w:hAnsi="Courier New" w:cs="Courier New"/>
-          <w:iCs/>
-          <w:sz w:val="20"/>
-          <w:szCs w:val="20"/>
-          <w:lang w:val="en-US"/>
-        </w:rPr>
-        <w:t xml:space="preserve">() || </w:t>
-      </w:r>
-      <w:proofErr w:type="spellStart"/>
-      <w:r>
-        <w:rPr>
-          <w:rFonts w:ascii="Courier New" w:hAnsi="Courier New" w:cs="Courier New"/>
-          <w:iCs/>
-          <w:sz w:val="20"/>
-          <w:szCs w:val="20"/>
-          <w:lang w:val="en-US"/>
-        </w:rPr>
-        <w:t>bestSplitting.size</w:t>
-      </w:r>
-      <w:proofErr w:type="spellEnd"/>
-      <w:r>
-        <w:rPr>
-          <w:rFonts w:ascii="Courier New" w:hAnsi="Courier New" w:cs="Courier New"/>
-          <w:iCs/>
-          <w:sz w:val="20"/>
-          <w:szCs w:val="20"/>
-          <w:lang w:val="en-US"/>
-        </w:rPr>
-        <w:t>() == 0) {</w:t>
-      </w:r>
-    </w:p>
-    <w:p>
-      <w:pPr>
-        <w:tabs>
-          <w:tab w:val="left" w:pos="3216"/>
-        </w:tabs>
-        <w:spacing w:line="240" w:lineRule="auto"/>
-        <w:ind w:firstLine="0"/>
-        <w:rPr>
-          <w:rFonts w:ascii="Courier New" w:hAnsi="Courier New" w:cs="Courier New"/>
-          <w:iCs/>
-          <w:sz w:val="20"/>
-          <w:szCs w:val="20"/>
-          <w:lang w:val="en-US"/>
-        </w:rPr>
-      </w:pPr>
-      <w:r>
-        <w:rPr>
-          <w:rFonts w:ascii="Courier New" w:hAnsi="Courier New" w:cs="Courier New"/>
-          <w:iCs/>
-          <w:sz w:val="20"/>
-          <w:szCs w:val="20"/>
-          <w:lang w:val="en-US"/>
-        </w:rPr>
-        <w:t xml:space="preserve">                                </w:t>
-      </w:r>
-      <w:proofErr w:type="spellStart"/>
-      <w:r>
-        <w:rPr>
-          <w:rFonts w:ascii="Courier New" w:hAnsi="Courier New" w:cs="Courier New"/>
-          <w:iCs/>
-          <w:sz w:val="20"/>
-          <w:szCs w:val="20"/>
-          <w:lang w:val="en-US"/>
-        </w:rPr>
-        <w:t>bestSplitting</w:t>
-      </w:r>
-      <w:proofErr w:type="spellEnd"/>
-      <w:r>
-        <w:rPr>
-          <w:rFonts w:ascii="Courier New" w:hAnsi="Courier New" w:cs="Courier New"/>
-          <w:iCs/>
-          <w:sz w:val="20"/>
-          <w:szCs w:val="20"/>
-          <w:lang w:val="en-US"/>
-        </w:rPr>
-        <w:t xml:space="preserve"> = </w:t>
-      </w:r>
-      <w:proofErr w:type="spellStart"/>
-      <w:r>
-        <w:rPr>
-          <w:rFonts w:ascii="Courier New" w:hAnsi="Courier New" w:cs="Courier New"/>
-          <w:iCs/>
-          <w:sz w:val="20"/>
-          <w:szCs w:val="20"/>
-          <w:lang w:val="en-US"/>
-        </w:rPr>
-        <w:t>currentSplitting</w:t>
-      </w:r>
-      <w:proofErr w:type="spellEnd"/>
-      <w:r>
-        <w:rPr>
-          <w:rFonts w:ascii="Courier New" w:hAnsi="Courier New" w:cs="Courier New"/>
-          <w:iCs/>
-          <w:sz w:val="20"/>
-          <w:szCs w:val="20"/>
-          <w:lang w:val="en-US"/>
-        </w:rPr>
-        <w:t>;</w:t>
-      </w:r>
-    </w:p>
-    <w:p>
-      <w:pPr>
-        <w:tabs>
-          <w:tab w:val="left" w:pos="3216"/>
-        </w:tabs>
-        <w:spacing w:line="240" w:lineRule="auto"/>
-        <w:ind w:firstLine="0"/>
-        <w:rPr>
-          <w:rFonts w:ascii="Courier New" w:hAnsi="Courier New" w:cs="Courier New"/>
-          <w:iCs/>
-          <w:sz w:val="20"/>
-          <w:szCs w:val="20"/>
-          <w:lang w:val="en-US"/>
-        </w:rPr>
-      </w:pPr>
-      <w:r>
-        <w:rPr>
-          <w:rFonts w:ascii="Courier New" w:hAnsi="Courier New" w:cs="Courier New"/>
-          <w:iCs/>
-          <w:sz w:val="20"/>
-          <w:szCs w:val="20"/>
-          <w:lang w:val="en-US"/>
-        </w:rPr>
-        <w:t xml:space="preserve">                            }</w:t>
-      </w:r>
-    </w:p>
-    <w:p>
-      <w:pPr>
-        <w:tabs>
-          <w:tab w:val="left" w:pos="3216"/>
-        </w:tabs>
-        <w:spacing w:line="240" w:lineRule="auto"/>
-        <w:ind w:firstLine="0"/>
-        <w:rPr>
-          <w:rFonts w:ascii="Courier New" w:hAnsi="Courier New" w:cs="Courier New"/>
-          <w:iCs/>
-          <w:sz w:val="20"/>
-          <w:szCs w:val="20"/>
-          <w:lang w:val="en-US"/>
-        </w:rPr>
-      </w:pPr>
-      <w:r>
-        <w:rPr>
-          <w:rFonts w:ascii="Courier New" w:hAnsi="Courier New" w:cs="Courier New"/>
-          <w:iCs/>
-          <w:sz w:val="20"/>
-          <w:szCs w:val="20"/>
-          <w:lang w:val="en-US"/>
-        </w:rPr>
-        <w:t xml:space="preserve">                        }</w:t>
-      </w:r>
-    </w:p>
-    <w:p>
-      <w:pPr>
-        <w:tabs>
-          <w:tab w:val="left" w:pos="3216"/>
-        </w:tabs>
-        <w:spacing w:line="240" w:lineRule="auto"/>
-        <w:ind w:firstLine="0"/>
-        <w:rPr>
-          <w:rFonts w:ascii="Courier New" w:hAnsi="Courier New" w:cs="Courier New"/>
-          <w:iCs/>
-          <w:sz w:val="20"/>
-          <w:szCs w:val="20"/>
-          <w:lang w:val="en-US"/>
-        </w:rPr>
-      </w:pPr>
-      <w:r>
-        <w:rPr>
-          <w:rFonts w:ascii="Courier New" w:hAnsi="Courier New" w:cs="Courier New"/>
-          <w:iCs/>
-          <w:sz w:val="20"/>
-          <w:szCs w:val="20"/>
-          <w:lang w:val="en-US"/>
-        </w:rPr>
-        <w:t xml:space="preserve">                        else {</w:t>
-      </w:r>
-    </w:p>
-    <w:p>
-      <w:pPr>
-        <w:tabs>
-          <w:tab w:val="left" w:pos="3216"/>
-        </w:tabs>
-        <w:spacing w:line="240" w:lineRule="auto"/>
-        <w:ind w:firstLine="0"/>
-        <w:rPr>
-          <w:rFonts w:ascii="Courier New" w:hAnsi="Courier New" w:cs="Courier New"/>
-          <w:iCs/>
-          <w:sz w:val="20"/>
-          <w:szCs w:val="20"/>
-          <w:lang w:val="en-US"/>
-        </w:rPr>
-      </w:pPr>
-      <w:r>
-        <w:rPr>
-          <w:rFonts w:ascii="Courier New" w:hAnsi="Courier New" w:cs="Courier New"/>
-          <w:iCs/>
-          <w:sz w:val="20"/>
-          <w:szCs w:val="20"/>
-          <w:lang w:val="en-US"/>
-        </w:rPr>
-        <w:t xml:space="preserve">                            if (</w:t>
-      </w:r>
-      <w:proofErr w:type="spellStart"/>
-      <w:r>
-        <w:rPr>
-          <w:rFonts w:ascii="Courier New" w:hAnsi="Courier New" w:cs="Courier New"/>
-          <w:iCs/>
-          <w:sz w:val="20"/>
-          <w:szCs w:val="20"/>
-          <w:lang w:val="en-US"/>
-        </w:rPr>
-        <w:t>currentSplitting.size</w:t>
-      </w:r>
-      <w:proofErr w:type="spellEnd"/>
-      <w:r>
-        <w:rPr>
-          <w:rFonts w:ascii="Courier New" w:hAnsi="Courier New" w:cs="Courier New"/>
-          <w:iCs/>
-          <w:sz w:val="20"/>
-          <w:szCs w:val="20"/>
-          <w:lang w:val="en-US"/>
-        </w:rPr>
-        <w:t xml:space="preserve">() + 1 &lt; </w:t>
-      </w:r>
-      <w:proofErr w:type="spellStart"/>
-      <w:r>
-        <w:rPr>
-          <w:rFonts w:ascii="Courier New" w:hAnsi="Courier New" w:cs="Courier New"/>
-          <w:iCs/>
-          <w:sz w:val="20"/>
-          <w:szCs w:val="20"/>
-          <w:lang w:val="en-US"/>
-        </w:rPr>
-        <w:t>bestSplitting.size</w:t>
-      </w:r>
-      <w:proofErr w:type="spellEnd"/>
-      <w:r>
-        <w:rPr>
-          <w:rFonts w:ascii="Courier New" w:hAnsi="Courier New" w:cs="Courier New"/>
-          <w:iCs/>
-          <w:sz w:val="20"/>
-          <w:szCs w:val="20"/>
-          <w:lang w:val="en-US"/>
-        </w:rPr>
-        <w:t xml:space="preserve">() || </w:t>
-      </w:r>
-      <w:proofErr w:type="spellStart"/>
-      <w:r>
-        <w:rPr>
-          <w:rFonts w:ascii="Courier New" w:hAnsi="Courier New" w:cs="Courier New"/>
-          <w:iCs/>
-          <w:sz w:val="20"/>
-          <w:szCs w:val="20"/>
-          <w:lang w:val="en-US"/>
-        </w:rPr>
-        <w:t>bestSplitting.size</w:t>
-      </w:r>
-      <w:proofErr w:type="spellEnd"/>
-      <w:r>
-        <w:rPr>
-          <w:rFonts w:ascii="Courier New" w:hAnsi="Courier New" w:cs="Courier New"/>
-          <w:iCs/>
-          <w:sz w:val="20"/>
-          <w:szCs w:val="20"/>
-          <w:lang w:val="en-US"/>
-        </w:rPr>
-        <w:t>() == 0) {</w:t>
-      </w:r>
-    </w:p>
-    <w:p>
-      <w:pPr>
-        <w:tabs>
-          <w:tab w:val="left" w:pos="3216"/>
-        </w:tabs>
-        <w:spacing w:line="240" w:lineRule="auto"/>
-        <w:ind w:firstLine="0"/>
-        <w:rPr>
-          <w:rFonts w:ascii="Courier New" w:hAnsi="Courier New" w:cs="Courier New"/>
-          <w:iCs/>
-          <w:sz w:val="20"/>
-          <w:szCs w:val="20"/>
-          <w:lang w:val="en-US"/>
-        </w:rPr>
-      </w:pPr>
-      <w:r>
-        <w:rPr>
-          <w:rFonts w:ascii="Courier New" w:hAnsi="Courier New" w:cs="Courier New"/>
-          <w:iCs/>
-          <w:sz w:val="20"/>
-          <w:szCs w:val="20"/>
-          <w:lang w:val="en-US"/>
-        </w:rPr>
-        <w:t xml:space="preserve">                                </w:t>
-      </w:r>
-      <w:proofErr w:type="gramStart"/>
-      <w:r>
-        <w:rPr>
-          <w:rFonts w:ascii="Courier New" w:hAnsi="Courier New" w:cs="Courier New"/>
-          <w:iCs/>
-          <w:sz w:val="20"/>
-          <w:szCs w:val="20"/>
-          <w:lang w:val="en-US"/>
-        </w:rPr>
-        <w:t>backtracking(</w:t>
-      </w:r>
-      <w:proofErr w:type="gramEnd"/>
-      <w:r>
-        <w:rPr>
-          <w:rFonts w:ascii="Courier New" w:hAnsi="Courier New" w:cs="Courier New"/>
-          <w:iCs/>
-          <w:sz w:val="20"/>
-          <w:szCs w:val="20"/>
-          <w:lang w:val="en-US"/>
-        </w:rPr>
-        <w:t xml:space="preserve">x + s, y, </w:t>
-      </w:r>
-      <w:proofErr w:type="spellStart"/>
-      <w:r>
-        <w:rPr>
-          <w:rFonts w:ascii="Courier New" w:hAnsi="Courier New" w:cs="Courier New"/>
-          <w:iCs/>
-          <w:sz w:val="20"/>
-          <w:szCs w:val="20"/>
-          <w:lang w:val="en-US"/>
-        </w:rPr>
-        <w:t>filledPart</w:t>
-      </w:r>
-      <w:proofErr w:type="spellEnd"/>
-      <w:r>
-        <w:rPr>
-          <w:rFonts w:ascii="Courier New" w:hAnsi="Courier New" w:cs="Courier New"/>
-          <w:iCs/>
-          <w:sz w:val="20"/>
-          <w:szCs w:val="20"/>
-          <w:lang w:val="en-US"/>
-        </w:rPr>
-        <w:t xml:space="preserve"> + s * s);</w:t>
-      </w:r>
-    </w:p>
-    <w:p>
-      <w:pPr>
-        <w:tabs>
-          <w:tab w:val="left" w:pos="3216"/>
-        </w:tabs>
-        <w:spacing w:line="240" w:lineRule="auto"/>
-        <w:ind w:firstLine="0"/>
-        <w:rPr>
-          <w:rFonts w:ascii="Courier New" w:hAnsi="Courier New" w:cs="Courier New"/>
-          <w:iCs/>
-          <w:sz w:val="20"/>
-          <w:szCs w:val="20"/>
-          <w:lang w:val="en-US"/>
-        </w:rPr>
-      </w:pPr>
-      <w:r>
-        <w:rPr>
-          <w:rFonts w:ascii="Courier New" w:hAnsi="Courier New" w:cs="Courier New"/>
-          <w:iCs/>
-          <w:sz w:val="20"/>
-          <w:szCs w:val="20"/>
-          <w:lang w:val="en-US"/>
-        </w:rPr>
-        <w:t xml:space="preserve">                            }</w:t>
-      </w:r>
-    </w:p>
-    <w:p>
-      <w:pPr>
-        <w:tabs>
-          <w:tab w:val="left" w:pos="3216"/>
-        </w:tabs>
-        <w:spacing w:line="240" w:lineRule="auto"/>
-        <w:ind w:firstLine="0"/>
-        <w:rPr>
-          <w:rFonts w:ascii="Courier New" w:hAnsi="Courier New" w:cs="Courier New"/>
-          <w:iCs/>
-          <w:sz w:val="20"/>
-          <w:szCs w:val="20"/>
-          <w:lang w:val="en-US"/>
-        </w:rPr>
-      </w:pPr>
-      <w:r>
-        <w:rPr>
-          <w:rFonts w:ascii="Courier New" w:hAnsi="Courier New" w:cs="Courier New"/>
-          <w:iCs/>
-          <w:sz w:val="20"/>
-          <w:szCs w:val="20"/>
-          <w:lang w:val="en-US"/>
-        </w:rPr>
-        <w:t xml:space="preserve">                        }</w:t>
-      </w:r>
-    </w:p>
-    <w:p>
-      <w:pPr>
-        <w:tabs>
-          <w:tab w:val="left" w:pos="3216"/>
-        </w:tabs>
-        <w:spacing w:line="240" w:lineRule="auto"/>
-        <w:ind w:firstLine="0"/>
-        <w:rPr>
-          <w:rFonts w:ascii="Courier New" w:hAnsi="Courier New" w:cs="Courier New"/>
-          <w:iCs/>
-          <w:sz w:val="20"/>
-          <w:szCs w:val="20"/>
-          <w:lang w:val="en-US"/>
-        </w:rPr>
-      </w:pPr>
-      <w:r>
-        <w:rPr>
-          <w:rFonts w:ascii="Courier New" w:hAnsi="Courier New" w:cs="Courier New"/>
-          <w:iCs/>
-          <w:sz w:val="20"/>
-          <w:szCs w:val="20"/>
-          <w:lang w:val="en-US"/>
-        </w:rPr>
-        <w:t xml:space="preserve">                        </w:t>
-      </w:r>
-      <w:proofErr w:type="spellStart"/>
-      <w:r>
-        <w:rPr>
-          <w:rFonts w:ascii="Courier New" w:hAnsi="Courier New" w:cs="Courier New"/>
-          <w:iCs/>
-          <w:sz w:val="20"/>
-          <w:szCs w:val="20"/>
-          <w:lang w:val="en-US"/>
-        </w:rPr>
-        <w:t>currentSplitting.pop_</w:t>
-      </w:r>
-      <w:proofErr w:type="gramStart"/>
-      <w:r>
-        <w:rPr>
-          <w:rFonts w:ascii="Courier New" w:hAnsi="Courier New" w:cs="Courier New"/>
-          <w:iCs/>
-          <w:sz w:val="20"/>
-          <w:szCs w:val="20"/>
-          <w:lang w:val="en-US"/>
-        </w:rPr>
-        <w:t>back</w:t>
-      </w:r>
-      <w:proofErr w:type="spellEnd"/>
-      <w:r>
-        <w:rPr>
-          <w:rFonts w:ascii="Courier New" w:hAnsi="Courier New" w:cs="Courier New"/>
-          <w:iCs/>
-          <w:sz w:val="20"/>
-          <w:szCs w:val="20"/>
-          <w:lang w:val="en-US"/>
-        </w:rPr>
-        <w:t>(</w:t>
-      </w:r>
-      <w:proofErr w:type="gramEnd"/>
-      <w:r>
-        <w:rPr>
-          <w:rFonts w:ascii="Courier New" w:hAnsi="Courier New" w:cs="Courier New"/>
-          <w:iCs/>
-          <w:sz w:val="20"/>
-          <w:szCs w:val="20"/>
-          <w:lang w:val="en-US"/>
-        </w:rPr>
-        <w:t>);</w:t>
-      </w:r>
-    </w:p>
-    <w:p>
-      <w:pPr>
-        <w:tabs>
-          <w:tab w:val="left" w:pos="3216"/>
-        </w:tabs>
-        <w:spacing w:line="240" w:lineRule="auto"/>
-        <w:ind w:firstLine="0"/>
-        <w:rPr>
-          <w:rFonts w:ascii="Courier New" w:hAnsi="Courier New" w:cs="Courier New"/>
-          <w:iCs/>
-          <w:sz w:val="20"/>
-          <w:szCs w:val="20"/>
-          <w:lang w:val="en-US"/>
-        </w:rPr>
-      </w:pPr>
-      <w:r>
-        <w:rPr>
-          <w:rFonts w:ascii="Courier New" w:hAnsi="Courier New" w:cs="Courier New"/>
-          <w:iCs/>
-          <w:sz w:val="20"/>
-          <w:szCs w:val="20"/>
-          <w:lang w:val="en-US"/>
-        </w:rPr>
-        <w:t xml:space="preserve">                    }</w:t>
-      </w:r>
-    </w:p>
-    <w:p>
-      <w:pPr>
-        <w:tabs>
-          <w:tab w:val="left" w:pos="3216"/>
-        </w:tabs>
-        <w:spacing w:line="240" w:lineRule="auto"/>
-        <w:ind w:firstLine="0"/>
-        <w:rPr>
-          <w:rFonts w:ascii="Courier New" w:hAnsi="Courier New" w:cs="Courier New"/>
-          <w:iCs/>
-          <w:sz w:val="20"/>
-          <w:szCs w:val="20"/>
-          <w:lang w:val="en-US"/>
-        </w:rPr>
-      </w:pPr>
-      <w:r>
-        <w:rPr>
-          <w:rFonts w:ascii="Courier New" w:hAnsi="Courier New" w:cs="Courier New"/>
-          <w:iCs/>
-          <w:sz w:val="20"/>
-          <w:szCs w:val="20"/>
-          <w:lang w:val="en-US"/>
-        </w:rPr>
-        <w:t xml:space="preserve">                    return;</w:t>
-      </w:r>
-    </w:p>
-    <w:p>
-      <w:pPr>
-        <w:tabs>
-          <w:tab w:val="left" w:pos="3216"/>
-        </w:tabs>
-        <w:spacing w:line="240" w:lineRule="auto"/>
-        <w:ind w:firstLine="0"/>
-        <w:rPr>
-          <w:rFonts w:ascii="Courier New" w:hAnsi="Courier New" w:cs="Courier New"/>
-          <w:iCs/>
-          <w:sz w:val="20"/>
-          <w:szCs w:val="20"/>
-          <w:lang w:val="en-US"/>
-        </w:rPr>
-      </w:pPr>
-      <w:r>
-        <w:rPr>
-          <w:rFonts w:ascii="Courier New" w:hAnsi="Courier New" w:cs="Courier New"/>
-          <w:iCs/>
-          <w:sz w:val="20"/>
-          <w:szCs w:val="20"/>
-          <w:lang w:val="en-US"/>
-        </w:rPr>
-        <w:t xml:space="preserve">                }</w:t>
-      </w:r>
-    </w:p>
-    <w:p>
-      <w:pPr>
-        <w:tabs>
-          <w:tab w:val="left" w:pos="3216"/>
-        </w:tabs>
-        <w:spacing w:line="240" w:lineRule="auto"/>
-        <w:ind w:firstLine="0"/>
-        <w:rPr>
-          <w:rFonts w:ascii="Courier New" w:hAnsi="Courier New" w:cs="Courier New"/>
-          <w:iCs/>
-          <w:sz w:val="20"/>
-          <w:szCs w:val="20"/>
-          <w:lang w:val="en-US"/>
-        </w:rPr>
-      </w:pPr>
-      <w:r>
-        <w:rPr>
-          <w:rFonts w:ascii="Courier New" w:hAnsi="Courier New" w:cs="Courier New"/>
-          <w:iCs/>
-          <w:sz w:val="20"/>
-          <w:szCs w:val="20"/>
-          <w:lang w:val="en-US"/>
-        </w:rPr>
-        <w:t xml:space="preserve">            }</w:t>
-      </w:r>
-    </w:p>
-    <w:p>
-      <w:pPr>
-        <w:tabs>
-          <w:tab w:val="left" w:pos="3216"/>
-        </w:tabs>
-        <w:spacing w:line="240" w:lineRule="auto"/>
-        <w:ind w:firstLine="0"/>
-        <w:rPr>
-          <w:rFonts w:ascii="Courier New" w:hAnsi="Courier New" w:cs="Courier New"/>
-          <w:iCs/>
-          <w:sz w:val="20"/>
-          <w:szCs w:val="20"/>
-          <w:lang w:val="en-US"/>
-        </w:rPr>
-      </w:pPr>
-      <w:r>
-        <w:rPr>
-          <w:rFonts w:ascii="Courier New" w:hAnsi="Courier New" w:cs="Courier New"/>
-          <w:iCs/>
-          <w:sz w:val="20"/>
-          <w:szCs w:val="20"/>
-          <w:lang w:val="en-US"/>
-        </w:rPr>
-        <w:t xml:space="preserve">            column = (size + 1) / 2;</w:t>
-      </w:r>
-    </w:p>
-    <w:p>
-      <w:pPr>
-        <w:tabs>
-          <w:tab w:val="left" w:pos="3216"/>
-        </w:tabs>
-        <w:spacing w:line="240" w:lineRule="auto"/>
-        <w:ind w:firstLine="0"/>
-        <w:rPr>
-          <w:rFonts w:ascii="Courier New" w:hAnsi="Courier New" w:cs="Courier New"/>
-          <w:iCs/>
-          <w:sz w:val="20"/>
-          <w:szCs w:val="20"/>
-          <w:lang w:val="en-US"/>
-        </w:rPr>
-      </w:pPr>
-      <w:r>
-        <w:rPr>
-          <w:rFonts w:ascii="Courier New" w:hAnsi="Courier New" w:cs="Courier New"/>
-          <w:iCs/>
-          <w:sz w:val="20"/>
-          <w:szCs w:val="20"/>
-          <w:lang w:val="en-US"/>
-        </w:rPr>
-        <w:t xml:space="preserve">        }</w:t>
-      </w:r>
-    </w:p>
-    <w:p>
-      <w:pPr>
-        <w:tabs>
-          <w:tab w:val="left" w:pos="3216"/>
-        </w:tabs>
-        <w:spacing w:line="240" w:lineRule="auto"/>
-        <w:ind w:firstLine="0"/>
-        <w:rPr>
-          <w:rFonts w:ascii="Courier New" w:hAnsi="Courier New" w:cs="Courier New"/>
-          <w:iCs/>
-          <w:sz w:val="20"/>
-          <w:szCs w:val="20"/>
-          <w:lang w:val="en-US"/>
-        </w:rPr>
-      </w:pPr>
-      <w:r>
-        <w:rPr>
-          <w:rFonts w:ascii="Courier New" w:hAnsi="Courier New" w:cs="Courier New"/>
-          <w:iCs/>
-          <w:sz w:val="20"/>
-          <w:szCs w:val="20"/>
-          <w:lang w:val="en-US"/>
-        </w:rPr>
-        <w:t xml:space="preserve">    }</w:t>
-      </w:r>
-    </w:p>
-    <w:p>
-      <w:pPr>
-        <w:tabs>
-          <w:tab w:val="left" w:pos="3216"/>
-        </w:tabs>
-        <w:spacing w:line="240" w:lineRule="auto"/>
-        <w:ind w:firstLine="0"/>
-        <w:rPr>
-          <w:rFonts w:ascii="Courier New" w:hAnsi="Courier New" w:cs="Courier New"/>
-          <w:iCs/>
-          <w:sz w:val="20"/>
-          <w:szCs w:val="20"/>
-          <w:lang w:val="en-US"/>
-        </w:rPr>
-      </w:pPr>
-    </w:p>
-    <w:p>
-      <w:pPr>
-        <w:tabs>
-          <w:tab w:val="left" w:pos="3216"/>
-        </w:tabs>
-        <w:spacing w:line="240" w:lineRule="auto"/>
-        <w:ind w:firstLine="0"/>
-        <w:rPr>
-          <w:rFonts w:ascii="Courier New" w:hAnsi="Courier New" w:cs="Courier New"/>
-          <w:iCs/>
-          <w:sz w:val="20"/>
-          <w:szCs w:val="20"/>
-          <w:lang w:val="en-US"/>
-        </w:rPr>
-      </w:pPr>
-      <w:r>
-        <w:rPr>
-          <w:rFonts w:ascii="Courier New" w:hAnsi="Courier New" w:cs="Courier New"/>
-          <w:iCs/>
-          <w:sz w:val="20"/>
-          <w:szCs w:val="20"/>
-          <w:lang w:val="en-US"/>
-        </w:rPr>
-        <w:t xml:space="preserve">    void </w:t>
-      </w:r>
-      <w:proofErr w:type="gramStart"/>
-      <w:r>
-        <w:rPr>
-          <w:rFonts w:ascii="Courier New" w:hAnsi="Courier New" w:cs="Courier New"/>
-          <w:iCs/>
-          <w:sz w:val="20"/>
-          <w:szCs w:val="20"/>
-          <w:lang w:val="en-US"/>
-        </w:rPr>
-        <w:t>scaling(){</w:t>
-      </w:r>
-      <w:proofErr w:type="gramEnd"/>
-    </w:p>
-    <w:p>
-      <w:pPr>
-        <w:tabs>
-          <w:tab w:val="left" w:pos="3216"/>
-        </w:tabs>
-        <w:spacing w:line="240" w:lineRule="auto"/>
-        <w:ind w:firstLine="0"/>
-        <w:rPr>
-          <w:rFonts w:ascii="Courier New" w:hAnsi="Courier New" w:cs="Courier New"/>
-          <w:iCs/>
-          <w:sz w:val="20"/>
-          <w:szCs w:val="20"/>
-          <w:lang w:val="en-US"/>
-        </w:rPr>
-      </w:pPr>
-      <w:r>
-        <w:rPr>
-          <w:rFonts w:ascii="Courier New" w:hAnsi="Courier New" w:cs="Courier New"/>
-          <w:iCs/>
-          <w:sz w:val="20"/>
-          <w:szCs w:val="20"/>
-          <w:lang w:val="en-US"/>
-        </w:rPr>
-        <w:t xml:space="preserve">        for (Piece&amp; </w:t>
-      </w:r>
-      <w:proofErr w:type="gramStart"/>
-      <w:r>
-        <w:rPr>
-          <w:rFonts w:ascii="Courier New" w:hAnsi="Courier New" w:cs="Courier New"/>
-          <w:iCs/>
-          <w:sz w:val="20"/>
-          <w:szCs w:val="20"/>
-          <w:lang w:val="en-US"/>
-        </w:rPr>
-        <w:t>piece :</w:t>
-      </w:r>
-      <w:proofErr w:type="gramEnd"/>
-      <w:r>
-        <w:rPr>
-          <w:rFonts w:ascii="Courier New" w:hAnsi="Courier New" w:cs="Courier New"/>
-          <w:iCs/>
-          <w:sz w:val="20"/>
-          <w:szCs w:val="20"/>
-          <w:lang w:val="en-US"/>
-        </w:rPr>
-        <w:t xml:space="preserve"> </w:t>
-      </w:r>
-      <w:proofErr w:type="spellStart"/>
-      <w:proofErr w:type="gramStart"/>
-      <w:r>
-        <w:rPr>
-          <w:rFonts w:ascii="Courier New" w:hAnsi="Courier New" w:cs="Courier New"/>
-          <w:iCs/>
-          <w:sz w:val="20"/>
-          <w:szCs w:val="20"/>
-          <w:lang w:val="en-US"/>
-        </w:rPr>
-        <w:t>bestSplitting</w:t>
-      </w:r>
-      <w:proofErr w:type="spellEnd"/>
-      <w:r>
-        <w:rPr>
-          <w:rFonts w:ascii="Courier New" w:hAnsi="Courier New" w:cs="Courier New"/>
-          <w:iCs/>
-          <w:sz w:val="20"/>
-          <w:szCs w:val="20"/>
-          <w:lang w:val="en-US"/>
-        </w:rPr>
-        <w:t>){</w:t>
-      </w:r>
-      <w:proofErr w:type="gramEnd"/>
-    </w:p>
-    <w:p>
-      <w:pPr>
-        <w:tabs>
-          <w:tab w:val="left" w:pos="3216"/>
-        </w:tabs>
-        <w:spacing w:line="240" w:lineRule="auto"/>
-        <w:ind w:firstLine="0"/>
-        <w:rPr>
-          <w:rFonts w:ascii="Courier New" w:hAnsi="Courier New" w:cs="Courier New"/>
-          <w:iCs/>
-          <w:sz w:val="20"/>
-          <w:szCs w:val="20"/>
-          <w:lang w:val="en-US"/>
-        </w:rPr>
-      </w:pPr>
-      <w:r>
-        <w:rPr>
-          <w:rFonts w:ascii="Courier New" w:hAnsi="Courier New" w:cs="Courier New"/>
-          <w:iCs/>
-          <w:sz w:val="20"/>
-          <w:szCs w:val="20"/>
-          <w:lang w:val="en-US"/>
-        </w:rPr>
-        <w:t xml:space="preserve">            </w:t>
-      </w:r>
-      <w:proofErr w:type="spellStart"/>
-      <w:proofErr w:type="gramStart"/>
-      <w:r>
-        <w:rPr>
-          <w:rFonts w:ascii="Courier New" w:hAnsi="Courier New" w:cs="Courier New"/>
-          <w:iCs/>
-          <w:sz w:val="20"/>
-          <w:szCs w:val="20"/>
-          <w:lang w:val="en-US"/>
-        </w:rPr>
-        <w:t>piece.column</w:t>
-      </w:r>
-      <w:proofErr w:type="spellEnd"/>
-      <w:proofErr w:type="gramEnd"/>
-      <w:r>
-        <w:rPr>
-          <w:rFonts w:ascii="Courier New" w:hAnsi="Courier New" w:cs="Courier New"/>
-          <w:iCs/>
-          <w:sz w:val="20"/>
-          <w:szCs w:val="20"/>
-          <w:lang w:val="en-US"/>
-        </w:rPr>
-        <w:t xml:space="preserve"> = (</w:t>
-      </w:r>
-      <w:proofErr w:type="gramStart"/>
-      <w:r>
-        <w:rPr>
-          <w:rFonts w:ascii="Courier New" w:hAnsi="Courier New" w:cs="Courier New"/>
-          <w:iCs/>
-          <w:sz w:val="20"/>
-          <w:szCs w:val="20"/>
-          <w:lang w:val="en-US"/>
-        </w:rPr>
-        <w:t>piece.column</w:t>
-      </w:r>
-      <w:proofErr w:type="gramEnd"/>
-      <w:r>
-        <w:rPr>
-          <w:rFonts w:ascii="Courier New" w:hAnsi="Courier New" w:cs="Courier New"/>
-          <w:iCs/>
-          <w:sz w:val="20"/>
-          <w:szCs w:val="20"/>
-          <w:lang w:val="en-US"/>
-        </w:rPr>
-        <w:t>-1) * scale + 1;</w:t>
-      </w:r>
-    </w:p>
-    <w:p>
-      <w:pPr>
-        <w:tabs>
-          <w:tab w:val="left" w:pos="3216"/>
-        </w:tabs>
-        <w:spacing w:line="240" w:lineRule="auto"/>
-        <w:ind w:firstLine="0"/>
-        <w:rPr>
-          <w:rFonts w:ascii="Courier New" w:hAnsi="Courier New" w:cs="Courier New"/>
-          <w:iCs/>
-          <w:sz w:val="20"/>
-          <w:szCs w:val="20"/>
-          <w:lang w:val="en-US"/>
-        </w:rPr>
-      </w:pPr>
-      <w:r>
-        <w:rPr>
-          <w:rFonts w:ascii="Courier New" w:hAnsi="Courier New" w:cs="Courier New"/>
-          <w:iCs/>
-          <w:sz w:val="20"/>
-          <w:szCs w:val="20"/>
-          <w:lang w:val="en-US"/>
-        </w:rPr>
-        <w:t xml:space="preserve">            </w:t>
-      </w:r>
-      <w:proofErr w:type="spellStart"/>
-      <w:r>
-        <w:rPr>
-          <w:rFonts w:ascii="Courier New" w:hAnsi="Courier New" w:cs="Courier New"/>
-          <w:iCs/>
-          <w:sz w:val="20"/>
-          <w:szCs w:val="20"/>
-          <w:lang w:val="en-US"/>
-        </w:rPr>
-        <w:t>piece.row</w:t>
-      </w:r>
-      <w:proofErr w:type="spellEnd"/>
-      <w:r>
-        <w:rPr>
-          <w:rFonts w:ascii="Courier New" w:hAnsi="Courier New" w:cs="Courier New"/>
-          <w:iCs/>
-          <w:sz w:val="20"/>
-          <w:szCs w:val="20"/>
-          <w:lang w:val="en-US"/>
-        </w:rPr>
-        <w:t xml:space="preserve"> = (piece.row-1) * scale + 1;</w:t>
-      </w:r>
-    </w:p>
-    <w:p>
-      <w:pPr>
-        <w:tabs>
-          <w:tab w:val="left" w:pos="3216"/>
-        </w:tabs>
-        <w:spacing w:line="240" w:lineRule="auto"/>
-        <w:ind w:firstLine="0"/>
-        <w:rPr>
-          <w:rFonts w:ascii="Courier New" w:hAnsi="Courier New" w:cs="Courier New"/>
-          <w:iCs/>
-          <w:sz w:val="20"/>
-          <w:szCs w:val="20"/>
-          <w:lang w:val="en-US"/>
-        </w:rPr>
-      </w:pPr>
-      <w:r>
-        <w:rPr>
-          <w:rFonts w:ascii="Courier New" w:hAnsi="Courier New" w:cs="Courier New"/>
-          <w:iCs/>
-          <w:sz w:val="20"/>
-          <w:szCs w:val="20"/>
-          <w:lang w:val="en-US"/>
-        </w:rPr>
-        <w:t xml:space="preserve">            </w:t>
-      </w:r>
-      <w:proofErr w:type="spellStart"/>
-      <w:proofErr w:type="gramStart"/>
-      <w:r>
-        <w:rPr>
-          <w:rFonts w:ascii="Courier New" w:hAnsi="Courier New" w:cs="Courier New"/>
-          <w:iCs/>
-          <w:sz w:val="20"/>
-          <w:szCs w:val="20"/>
-          <w:lang w:val="en-US"/>
-        </w:rPr>
-        <w:t>piece.pieceSize</w:t>
-      </w:r>
-      <w:proofErr w:type="spellEnd"/>
-      <w:proofErr w:type="gramEnd"/>
-      <w:r>
-        <w:rPr>
-          <w:rFonts w:ascii="Courier New" w:hAnsi="Courier New" w:cs="Courier New"/>
-          <w:iCs/>
-          <w:sz w:val="20"/>
-          <w:szCs w:val="20"/>
-          <w:lang w:val="en-US"/>
-        </w:rPr>
-        <w:t xml:space="preserve"> = </w:t>
-      </w:r>
-      <w:proofErr w:type="spellStart"/>
-      <w:proofErr w:type="gramStart"/>
-      <w:r>
-        <w:rPr>
-          <w:rFonts w:ascii="Courier New" w:hAnsi="Courier New" w:cs="Courier New"/>
-          <w:iCs/>
-          <w:sz w:val="20"/>
-          <w:szCs w:val="20"/>
-          <w:lang w:val="en-US"/>
-        </w:rPr>
-        <w:t>piece.pieceSize</w:t>
-      </w:r>
-      <w:proofErr w:type="spellEnd"/>
-      <w:proofErr w:type="gramEnd"/>
-      <w:r>
-        <w:rPr>
-          <w:rFonts w:ascii="Courier New" w:hAnsi="Courier New" w:cs="Courier New"/>
-          <w:iCs/>
-          <w:sz w:val="20"/>
-          <w:szCs w:val="20"/>
-          <w:lang w:val="en-US"/>
-        </w:rPr>
-        <w:t xml:space="preserve"> * scale;</w:t>
-      </w:r>
-    </w:p>
-    <w:p>
-      <w:pPr>
-        <w:tabs>
-          <w:tab w:val="left" w:pos="3216"/>
-        </w:tabs>
-        <w:spacing w:line="240" w:lineRule="auto"/>
-        <w:ind w:firstLine="0"/>
-        <w:rPr>
-          <w:rFonts w:ascii="Courier New" w:hAnsi="Courier New" w:cs="Courier New"/>
-          <w:iCs/>
-          <w:sz w:val="20"/>
-          <w:szCs w:val="20"/>
-          <w:lang w:val="en-US"/>
-        </w:rPr>
-      </w:pPr>
-      <w:r>
-        <w:rPr>
-          <w:rFonts w:ascii="Courier New" w:hAnsi="Courier New" w:cs="Courier New"/>
-          <w:iCs/>
-          <w:sz w:val="20"/>
-          <w:szCs w:val="20"/>
-          <w:lang w:val="en-US"/>
-        </w:rPr>
-        <w:t xml:space="preserve">        }</w:t>
-      </w:r>
-    </w:p>
-    <w:p>
-      <w:pPr>
-        <w:tabs>
-          <w:tab w:val="left" w:pos="3216"/>
-        </w:tabs>
-        <w:spacing w:line="240" w:lineRule="auto"/>
-        <w:ind w:firstLine="0"/>
-        <w:rPr>
-          <w:rFonts w:ascii="Courier New" w:hAnsi="Courier New" w:cs="Courier New"/>
-          <w:iCs/>
-          <w:sz w:val="20"/>
-          <w:szCs w:val="20"/>
-          <w:lang w:val="en-US"/>
-        </w:rPr>
-      </w:pPr>
-      <w:r>
-        <w:rPr>
-          <w:rFonts w:ascii="Courier New" w:hAnsi="Courier New" w:cs="Courier New"/>
-          <w:iCs/>
-          <w:sz w:val="20"/>
-          <w:szCs w:val="20"/>
-          <w:lang w:val="en-US"/>
-        </w:rPr>
-        <w:t xml:space="preserve">    }</w:t>
-      </w:r>
-    </w:p>
-    <w:p>
-      <w:pPr>
-        <w:tabs>
-          <w:tab w:val="left" w:pos="3216"/>
-        </w:tabs>
-        <w:spacing w:line="240" w:lineRule="auto"/>
-        <w:ind w:firstLine="0"/>
-        <w:rPr>
-          <w:rFonts w:ascii="Courier New" w:hAnsi="Courier New" w:cs="Courier New"/>
-          <w:iCs/>
-          <w:sz w:val="20"/>
-          <w:szCs w:val="20"/>
-          <w:lang w:val="en-US"/>
-        </w:rPr>
-      </w:pPr>
-    </w:p>
-    <w:p>
-      <w:pPr>
-        <w:tabs>
-          <w:tab w:val="left" w:pos="3216"/>
-        </w:tabs>
-        <w:spacing w:line="240" w:lineRule="auto"/>
-        <w:ind w:firstLine="0"/>
-        <w:rPr>
-          <w:rFonts w:ascii="Courier New" w:hAnsi="Courier New" w:cs="Courier New"/>
-          <w:iCs/>
-          <w:sz w:val="20"/>
-          <w:szCs w:val="20"/>
-          <w:lang w:val="en-US"/>
-        </w:rPr>
-      </w:pPr>
-      <w:r>
-        <w:rPr>
-          <w:rFonts w:ascii="Courier New" w:hAnsi="Courier New" w:cs="Courier New"/>
-          <w:iCs/>
-          <w:sz w:val="20"/>
-          <w:szCs w:val="20"/>
-          <w:lang w:val="en-US"/>
-        </w:rPr>
-        <w:t>public:</w:t>
-      </w:r>
-    </w:p>
-    <w:p>
-      <w:pPr>
-        <w:tabs>
-          <w:tab w:val="left" w:pos="3216"/>
-        </w:tabs>
-        <w:spacing w:line="240" w:lineRule="auto"/>
-        <w:ind w:firstLine="0"/>
-        <w:rPr>
-          <w:rFonts w:ascii="Courier New" w:hAnsi="Courier New" w:cs="Courier New"/>
-          <w:iCs/>
-          <w:sz w:val="20"/>
-          <w:szCs w:val="20"/>
-          <w:lang w:val="en-US"/>
-        </w:rPr>
-      </w:pPr>
-      <w:r>
-        <w:rPr>
-          <w:rFonts w:ascii="Courier New" w:hAnsi="Courier New" w:cs="Courier New"/>
-          <w:iCs/>
-          <w:sz w:val="20"/>
-          <w:szCs w:val="20"/>
-          <w:lang w:val="en-US"/>
-        </w:rPr>
-        <w:t xml:space="preserve">    </w:t>
-      </w:r>
-      <w:proofErr w:type="gramStart"/>
-      <w:r>
-        <w:rPr>
-          <w:rFonts w:ascii="Courier New" w:hAnsi="Courier New" w:cs="Courier New"/>
-          <w:iCs/>
-          <w:sz w:val="20"/>
-          <w:szCs w:val="20"/>
-          <w:lang w:val="en-US"/>
-        </w:rPr>
-        <w:t>Table(</w:t>
-      </w:r>
-      <w:proofErr w:type="gramEnd"/>
-      <w:r>
-        <w:rPr>
-          <w:rFonts w:ascii="Courier New" w:hAnsi="Courier New" w:cs="Courier New"/>
-          <w:iCs/>
-          <w:sz w:val="20"/>
-          <w:szCs w:val="20"/>
-          <w:lang w:val="en-US"/>
-        </w:rPr>
-        <w:t xml:space="preserve">int </w:t>
-      </w:r>
-      <w:proofErr w:type="spellStart"/>
-      <w:r>
-        <w:rPr>
-          <w:rFonts w:ascii="Courier New" w:hAnsi="Courier New" w:cs="Courier New"/>
-          <w:iCs/>
-          <w:sz w:val="20"/>
-          <w:szCs w:val="20"/>
-          <w:lang w:val="en-US"/>
-        </w:rPr>
-        <w:t>tableSize</w:t>
-      </w:r>
-      <w:proofErr w:type="spellEnd"/>
-      <w:proofErr w:type="gramStart"/>
-      <w:r>
-        <w:rPr>
-          <w:rFonts w:ascii="Courier New" w:hAnsi="Courier New" w:cs="Courier New"/>
-          <w:iCs/>
-          <w:sz w:val="20"/>
-          <w:szCs w:val="20"/>
-          <w:lang w:val="en-US"/>
-        </w:rPr>
-        <w:t>):</w:t>
-      </w:r>
-      <w:proofErr w:type="spellStart"/>
-      <w:r>
-        <w:rPr>
-          <w:rFonts w:ascii="Courier New" w:hAnsi="Courier New" w:cs="Courier New"/>
-          <w:iCs/>
-          <w:sz w:val="20"/>
-          <w:szCs w:val="20"/>
-          <w:lang w:val="en-US"/>
-        </w:rPr>
-        <w:t>tableSize</w:t>
-      </w:r>
-      <w:proofErr w:type="spellEnd"/>
-      <w:proofErr w:type="gramEnd"/>
-      <w:r>
-        <w:rPr>
-          <w:rFonts w:ascii="Courier New" w:hAnsi="Courier New" w:cs="Courier New"/>
-          <w:iCs/>
-          <w:sz w:val="20"/>
-          <w:szCs w:val="20"/>
-          <w:lang w:val="en-US"/>
-        </w:rPr>
-        <w:t>(</w:t>
-      </w:r>
-      <w:proofErr w:type="spellStart"/>
-      <w:r>
-        <w:rPr>
-          <w:rFonts w:ascii="Courier New" w:hAnsi="Courier New" w:cs="Courier New"/>
-          <w:iCs/>
-          <w:sz w:val="20"/>
-          <w:szCs w:val="20"/>
-          <w:lang w:val="en-US"/>
-        </w:rPr>
-        <w:t>tableSize</w:t>
-      </w:r>
-      <w:proofErr w:type="spellEnd"/>
-      <w:r>
-        <w:rPr>
-          <w:rFonts w:ascii="Courier New" w:hAnsi="Courier New" w:cs="Courier New"/>
-          <w:iCs/>
-          <w:sz w:val="20"/>
-          <w:szCs w:val="20"/>
-          <w:lang w:val="en-US"/>
-        </w:rPr>
-        <w:t>), size(</w:t>
-      </w:r>
-      <w:proofErr w:type="spellStart"/>
-      <w:r>
-        <w:rPr>
-          <w:rFonts w:ascii="Courier New" w:hAnsi="Courier New" w:cs="Courier New"/>
-          <w:iCs/>
-          <w:sz w:val="20"/>
-          <w:szCs w:val="20"/>
-          <w:lang w:val="en-US"/>
-        </w:rPr>
-        <w:t>findMinDivisor</w:t>
-      </w:r>
-      <w:proofErr w:type="spellEnd"/>
-      <w:r>
-        <w:rPr>
-          <w:rFonts w:ascii="Courier New" w:hAnsi="Courier New" w:cs="Courier New"/>
-          <w:iCs/>
-          <w:sz w:val="20"/>
-          <w:szCs w:val="20"/>
-          <w:lang w:val="en-US"/>
-        </w:rPr>
-        <w:t>(</w:t>
-      </w:r>
-      <w:proofErr w:type="spellStart"/>
-      <w:r>
-        <w:rPr>
-          <w:rFonts w:ascii="Courier New" w:hAnsi="Courier New" w:cs="Courier New"/>
-          <w:iCs/>
-          <w:sz w:val="20"/>
-          <w:szCs w:val="20"/>
-          <w:lang w:val="en-US"/>
-        </w:rPr>
-        <w:t>tableSize</w:t>
-      </w:r>
-      <w:proofErr w:type="spellEnd"/>
-      <w:r>
-        <w:rPr>
-          <w:rFonts w:ascii="Courier New" w:hAnsi="Courier New" w:cs="Courier New"/>
-          <w:iCs/>
-          <w:sz w:val="20"/>
-          <w:szCs w:val="20"/>
-          <w:lang w:val="en-US"/>
-        </w:rPr>
-        <w:t>)), scale(</w:t>
-      </w:r>
-      <w:proofErr w:type="spellStart"/>
-      <w:r>
-        <w:rPr>
-          <w:rFonts w:ascii="Courier New" w:hAnsi="Courier New" w:cs="Courier New"/>
-          <w:iCs/>
-          <w:sz w:val="20"/>
-          <w:szCs w:val="20"/>
-          <w:lang w:val="en-US"/>
-        </w:rPr>
-        <w:t>tableSize</w:t>
-      </w:r>
-      <w:proofErr w:type="spellEnd"/>
-      <w:r>
-        <w:rPr>
-          <w:rFonts w:ascii="Courier New" w:hAnsi="Courier New" w:cs="Courier New"/>
-          <w:iCs/>
-          <w:sz w:val="20"/>
-          <w:szCs w:val="20"/>
-          <w:lang w:val="en-US"/>
-        </w:rPr>
-        <w:t>/</w:t>
-      </w:r>
-      <w:proofErr w:type="gramStart"/>
-      <w:r>
-        <w:rPr>
-          <w:rFonts w:ascii="Courier New" w:hAnsi="Courier New" w:cs="Courier New"/>
-          <w:iCs/>
-          <w:sz w:val="20"/>
-          <w:szCs w:val="20"/>
-          <w:lang w:val="en-US"/>
-        </w:rPr>
-        <w:t>size){</w:t>
-      </w:r>
-      <w:proofErr w:type="gramEnd"/>
-      <w:r>
-        <w:rPr>
-          <w:rFonts w:ascii="Courier New" w:hAnsi="Courier New" w:cs="Courier New"/>
-          <w:iCs/>
-          <w:sz w:val="20"/>
-          <w:szCs w:val="20"/>
-          <w:lang w:val="en-US"/>
-        </w:rPr>
-        <w:t>}</w:t>
-      </w:r>
-    </w:p>
-    <w:p>
-      <w:pPr>
-        <w:tabs>
-          <w:tab w:val="left" w:pos="3216"/>
-        </w:tabs>
-        <w:spacing w:line="240" w:lineRule="auto"/>
-        <w:ind w:firstLine="0"/>
-        <w:rPr>
-          <w:rFonts w:ascii="Courier New" w:hAnsi="Courier New" w:cs="Courier New"/>
-          <w:iCs/>
-          <w:sz w:val="20"/>
-          <w:szCs w:val="20"/>
-          <w:lang w:val="en-US"/>
-        </w:rPr>
-      </w:pPr>
-    </w:p>
-    <w:p>
-      <w:pPr>
-        <w:tabs>
-          <w:tab w:val="left" w:pos="3216"/>
-        </w:tabs>
-        <w:spacing w:line="240" w:lineRule="auto"/>
-        <w:ind w:firstLine="0"/>
-        <w:rPr>
-          <w:rFonts w:ascii="Courier New" w:hAnsi="Courier New" w:cs="Courier New"/>
-          <w:iCs/>
-          <w:sz w:val="20"/>
-          <w:szCs w:val="20"/>
-          <w:lang w:val="en-US"/>
-        </w:rPr>
-      </w:pPr>
-      <w:r>
-        <w:rPr>
-          <w:rFonts w:ascii="Courier New" w:hAnsi="Courier New" w:cs="Courier New"/>
-          <w:iCs/>
-          <w:sz w:val="20"/>
-          <w:szCs w:val="20"/>
-          <w:lang w:val="en-US"/>
-        </w:rPr>
-        <w:t xml:space="preserve">    friend </w:t>
-      </w:r>
-      <w:proofErr w:type="gramStart"/>
-      <w:r>
-        <w:rPr>
-          <w:rFonts w:ascii="Courier New" w:hAnsi="Courier New" w:cs="Courier New"/>
-          <w:iCs/>
-          <w:sz w:val="20"/>
-          <w:szCs w:val="20"/>
-          <w:lang w:val="en-US"/>
-        </w:rPr>
-        <w:t>std::</w:t>
-      </w:r>
-      <w:proofErr w:type="spellStart"/>
-      <w:proofErr w:type="gramEnd"/>
-      <w:r>
-        <w:rPr>
-          <w:rFonts w:ascii="Courier New" w:hAnsi="Courier New" w:cs="Courier New"/>
-          <w:iCs/>
-          <w:sz w:val="20"/>
-          <w:szCs w:val="20"/>
-          <w:lang w:val="en-US"/>
-        </w:rPr>
-        <w:t>ostream</w:t>
-      </w:r>
-      <w:proofErr w:type="spellEnd"/>
-      <w:r>
-        <w:rPr>
-          <w:rFonts w:ascii="Courier New" w:hAnsi="Courier New" w:cs="Courier New"/>
-          <w:iCs/>
-          <w:sz w:val="20"/>
-          <w:szCs w:val="20"/>
-          <w:lang w:val="en-US"/>
-        </w:rPr>
-        <w:t>&amp; operator &lt;&lt; (</w:t>
-      </w:r>
-      <w:proofErr w:type="gramStart"/>
-      <w:r>
-        <w:rPr>
-          <w:rFonts w:ascii="Courier New" w:hAnsi="Courier New" w:cs="Courier New"/>
-          <w:iCs/>
-          <w:sz w:val="20"/>
-          <w:szCs w:val="20"/>
-          <w:lang w:val="en-US"/>
-        </w:rPr>
-        <w:t>std::</w:t>
-      </w:r>
-      <w:proofErr w:type="spellStart"/>
-      <w:proofErr w:type="gramEnd"/>
-      <w:r>
-        <w:rPr>
-          <w:rFonts w:ascii="Courier New" w:hAnsi="Courier New" w:cs="Courier New"/>
-          <w:iCs/>
-          <w:sz w:val="20"/>
-          <w:szCs w:val="20"/>
-          <w:lang w:val="en-US"/>
-        </w:rPr>
-        <w:t>ostream</w:t>
-      </w:r>
-      <w:proofErr w:type="spellEnd"/>
-      <w:r>
-        <w:rPr>
-          <w:rFonts w:ascii="Courier New" w:hAnsi="Courier New" w:cs="Courier New"/>
-          <w:iCs/>
-          <w:sz w:val="20"/>
-          <w:szCs w:val="20"/>
-          <w:lang w:val="en-US"/>
-        </w:rPr>
-        <w:t xml:space="preserve">&amp; out, const Table&amp; </w:t>
-      </w:r>
-      <w:proofErr w:type="gramStart"/>
-      <w:r>
-        <w:rPr>
-          <w:rFonts w:ascii="Courier New" w:hAnsi="Courier New" w:cs="Courier New"/>
-          <w:iCs/>
-          <w:sz w:val="20"/>
-          <w:szCs w:val="20"/>
-          <w:lang w:val="en-US"/>
-        </w:rPr>
-        <w:t>table){</w:t>
-      </w:r>
-      <w:proofErr w:type="gramEnd"/>
-    </w:p>
-    <w:p>
-      <w:pPr>
-        <w:tabs>
-          <w:tab w:val="left" w:pos="3216"/>
-        </w:tabs>
-        <w:spacing w:line="240" w:lineRule="auto"/>
-        <w:ind w:firstLine="0"/>
-        <w:rPr>
-          <w:rFonts w:ascii="Courier New" w:hAnsi="Courier New" w:cs="Courier New"/>
-          <w:iCs/>
-          <w:sz w:val="20"/>
-          <w:szCs w:val="20"/>
-          <w:lang w:val="en-US"/>
-        </w:rPr>
-      </w:pPr>
-      <w:r>
-        <w:rPr>
-          <w:rFonts w:ascii="Courier New" w:hAnsi="Courier New" w:cs="Courier New"/>
-          <w:iCs/>
-          <w:sz w:val="20"/>
-          <w:szCs w:val="20"/>
-          <w:lang w:val="en-US"/>
-        </w:rPr>
-        <w:t xml:space="preserve">        out &lt;&lt; </w:t>
-      </w:r>
-      <w:proofErr w:type="spellStart"/>
-      <w:proofErr w:type="gramStart"/>
-      <w:r>
-        <w:rPr>
-          <w:rFonts w:ascii="Courier New" w:hAnsi="Courier New" w:cs="Courier New"/>
-          <w:iCs/>
-          <w:sz w:val="20"/>
-          <w:szCs w:val="20"/>
-          <w:lang w:val="en-US"/>
-        </w:rPr>
-        <w:t>table.bestSplitting.size</w:t>
-      </w:r>
-      <w:proofErr w:type="spellEnd"/>
-      <w:proofErr w:type="gramEnd"/>
-      <w:r>
-        <w:rPr>
-          <w:rFonts w:ascii="Courier New" w:hAnsi="Courier New" w:cs="Courier New"/>
-          <w:iCs/>
-          <w:sz w:val="20"/>
-          <w:szCs w:val="20"/>
-          <w:lang w:val="en-US"/>
-        </w:rPr>
-        <w:t>() &lt;&lt; "\n";</w:t>
-      </w:r>
-    </w:p>
-    <w:p>
-      <w:pPr>
-        <w:tabs>
-          <w:tab w:val="left" w:pos="3216"/>
-        </w:tabs>
-        <w:spacing w:line="240" w:lineRule="auto"/>
-        <w:ind w:firstLine="0"/>
-        <w:rPr>
-          <w:rFonts w:ascii="Courier New" w:hAnsi="Courier New" w:cs="Courier New"/>
-          <w:iCs/>
-          <w:sz w:val="20"/>
-          <w:szCs w:val="20"/>
-          <w:lang w:val="en-US"/>
-        </w:rPr>
-      </w:pPr>
-      <w:r>
-        <w:rPr>
-          <w:rFonts w:ascii="Courier New" w:hAnsi="Courier New" w:cs="Courier New"/>
-          <w:iCs/>
-          <w:sz w:val="20"/>
-          <w:szCs w:val="20"/>
-          <w:lang w:val="en-US"/>
-        </w:rPr>
-        <w:t xml:space="preserve">        </w:t>
-      </w:r>
-      <w:proofErr w:type="gramStart"/>
-      <w:r>
-        <w:rPr>
-          <w:rFonts w:ascii="Courier New" w:hAnsi="Courier New" w:cs="Courier New"/>
-          <w:iCs/>
-          <w:sz w:val="20"/>
-          <w:szCs w:val="20"/>
-          <w:lang w:val="en-US"/>
-        </w:rPr>
-        <w:t>for(</w:t>
-      </w:r>
-      <w:proofErr w:type="gramEnd"/>
-      <w:r>
-        <w:rPr>
-          <w:rFonts w:ascii="Courier New" w:hAnsi="Courier New" w:cs="Courier New"/>
-          <w:iCs/>
-          <w:sz w:val="20"/>
-          <w:szCs w:val="20"/>
-          <w:lang w:val="en-US"/>
-        </w:rPr>
-        <w:t xml:space="preserve">int </w:t>
-      </w:r>
-      <w:proofErr w:type="spellStart"/>
-      <w:proofErr w:type="gramStart"/>
-      <w:r>
-        <w:rPr>
-          <w:rFonts w:ascii="Courier New" w:hAnsi="Courier New" w:cs="Courier New"/>
-          <w:iCs/>
-          <w:sz w:val="20"/>
-          <w:szCs w:val="20"/>
-          <w:lang w:val="en-US"/>
-        </w:rPr>
-        <w:t>i</w:t>
-      </w:r>
-      <w:proofErr w:type="spellEnd"/>
-      <w:r>
-        <w:rPr>
-          <w:rFonts w:ascii="Courier New" w:hAnsi="Courier New" w:cs="Courier New"/>
-          <w:iCs/>
-          <w:sz w:val="20"/>
-          <w:szCs w:val="20"/>
-          <w:lang w:val="en-US"/>
-        </w:rPr>
-        <w:t>{</w:t>
-      </w:r>
-      <w:proofErr w:type="gramEnd"/>
-      <w:r>
-        <w:rPr>
-          <w:rFonts w:ascii="Courier New" w:hAnsi="Courier New" w:cs="Courier New"/>
-          <w:iCs/>
-          <w:sz w:val="20"/>
-          <w:szCs w:val="20"/>
-          <w:lang w:val="en-US"/>
-        </w:rPr>
-        <w:t xml:space="preserve">0}; </w:t>
-      </w:r>
-      <w:proofErr w:type="spellStart"/>
-      <w:r>
-        <w:rPr>
-          <w:rFonts w:ascii="Courier New" w:hAnsi="Courier New" w:cs="Courier New"/>
-          <w:iCs/>
-          <w:sz w:val="20"/>
-          <w:szCs w:val="20"/>
-          <w:lang w:val="en-US"/>
-        </w:rPr>
-        <w:t>i</w:t>
-      </w:r>
-      <w:proofErr w:type="spellEnd"/>
-      <w:r>
-        <w:rPr>
-          <w:rFonts w:ascii="Courier New" w:hAnsi="Courier New" w:cs="Courier New"/>
-          <w:iCs/>
-          <w:sz w:val="20"/>
-          <w:szCs w:val="20"/>
-          <w:lang w:val="en-US"/>
-        </w:rPr>
-        <w:t xml:space="preserve"> &lt; </w:t>
-      </w:r>
-      <w:proofErr w:type="spellStart"/>
-      <w:proofErr w:type="gramStart"/>
-      <w:r>
-        <w:rPr>
-          <w:rFonts w:ascii="Courier New" w:hAnsi="Courier New" w:cs="Courier New"/>
-          <w:iCs/>
-          <w:sz w:val="20"/>
-          <w:szCs w:val="20"/>
-          <w:lang w:val="en-US"/>
-        </w:rPr>
-        <w:t>table.bestSplitting.size</w:t>
-      </w:r>
-      <w:proofErr w:type="spellEnd"/>
-      <w:proofErr w:type="gramEnd"/>
-      <w:r>
-        <w:rPr>
-          <w:rFonts w:ascii="Courier New" w:hAnsi="Courier New" w:cs="Courier New"/>
-          <w:iCs/>
-          <w:sz w:val="20"/>
-          <w:szCs w:val="20"/>
-          <w:lang w:val="en-US"/>
-        </w:rPr>
-        <w:t>(); ++</w:t>
-      </w:r>
-      <w:proofErr w:type="spellStart"/>
-      <w:proofErr w:type="gramStart"/>
-      <w:r>
-        <w:rPr>
-          <w:rFonts w:ascii="Courier New" w:hAnsi="Courier New" w:cs="Courier New"/>
-          <w:iCs/>
-          <w:sz w:val="20"/>
-          <w:szCs w:val="20"/>
-          <w:lang w:val="en-US"/>
-        </w:rPr>
-        <w:t>i</w:t>
-      </w:r>
-      <w:proofErr w:type="spellEnd"/>
-      <w:r>
-        <w:rPr>
-          <w:rFonts w:ascii="Courier New" w:hAnsi="Courier New" w:cs="Courier New"/>
-          <w:iCs/>
-          <w:sz w:val="20"/>
-          <w:szCs w:val="20"/>
-          <w:lang w:val="en-US"/>
-        </w:rPr>
-        <w:t>){</w:t>
-      </w:r>
-      <w:proofErr w:type="gramEnd"/>
-    </w:p>
-    <w:p>
-      <w:pPr>
-        <w:tabs>
-          <w:tab w:val="left" w:pos="3216"/>
-        </w:tabs>
-        <w:spacing w:line="240" w:lineRule="auto"/>
-        <w:ind w:firstLine="0"/>
-        <w:rPr>
-          <w:rFonts w:ascii="Courier New" w:hAnsi="Courier New" w:cs="Courier New"/>
-          <w:iCs/>
-          <w:sz w:val="20"/>
-          <w:szCs w:val="20"/>
-          <w:lang w:val="en-US"/>
-        </w:rPr>
-      </w:pPr>
-      <w:r>
-        <w:rPr>
-          <w:rFonts w:ascii="Courier New" w:hAnsi="Courier New" w:cs="Courier New"/>
-          <w:iCs/>
-          <w:sz w:val="20"/>
-          <w:szCs w:val="20"/>
-          <w:lang w:val="en-US"/>
-        </w:rPr>
-        <w:t xml:space="preserve">            out &lt;&lt; </w:t>
-      </w:r>
-      <w:proofErr w:type="spellStart"/>
-      <w:proofErr w:type="gramStart"/>
-      <w:r>
-        <w:rPr>
-          <w:rFonts w:ascii="Courier New" w:hAnsi="Courier New" w:cs="Courier New"/>
-          <w:iCs/>
-          <w:sz w:val="20"/>
-          <w:szCs w:val="20"/>
-          <w:lang w:val="en-US"/>
-        </w:rPr>
-        <w:t>table.bestSplitting</w:t>
-      </w:r>
-      <w:proofErr w:type="spellEnd"/>
-      <w:proofErr w:type="gramEnd"/>
-      <w:r>
-        <w:rPr>
-          <w:rFonts w:ascii="Courier New" w:hAnsi="Courier New" w:cs="Courier New"/>
-          <w:iCs/>
-          <w:sz w:val="20"/>
-          <w:szCs w:val="20"/>
-          <w:lang w:val="en-US"/>
-        </w:rPr>
-        <w:t>[</w:t>
-      </w:r>
-      <w:proofErr w:type="spellStart"/>
-      <w:r>
-        <w:rPr>
-          <w:rFonts w:ascii="Courier New" w:hAnsi="Courier New" w:cs="Courier New"/>
-          <w:iCs/>
-          <w:sz w:val="20"/>
-          <w:szCs w:val="20"/>
-          <w:lang w:val="en-US"/>
-        </w:rPr>
-        <w:t>i</w:t>
-      </w:r>
-      <w:proofErr w:type="spellEnd"/>
-      <w:r>
-        <w:rPr>
-          <w:rFonts w:ascii="Courier New" w:hAnsi="Courier New" w:cs="Courier New"/>
-          <w:iCs/>
-          <w:sz w:val="20"/>
-          <w:szCs w:val="20"/>
-          <w:lang w:val="en-US"/>
-        </w:rPr>
-        <w:t>] &lt;&lt; "\n";</w:t>
-      </w:r>
-    </w:p>
-    <w:p>
-      <w:pPr>
-        <w:tabs>
-          <w:tab w:val="left" w:pos="3216"/>
-        </w:tabs>
-        <w:spacing w:line="240" w:lineRule="auto"/>
-        <w:ind w:firstLine="0"/>
-        <w:rPr>
-          <w:rFonts w:ascii="Courier New" w:hAnsi="Courier New" w:cs="Courier New"/>
-          <w:iCs/>
-          <w:sz w:val="20"/>
-          <w:szCs w:val="20"/>
-          <w:lang w:val="en-US"/>
-        </w:rPr>
-      </w:pPr>
-      <w:r>
-        <w:rPr>
-          <w:rFonts w:ascii="Courier New" w:hAnsi="Courier New" w:cs="Courier New"/>
-          <w:iCs/>
-          <w:sz w:val="20"/>
-          <w:szCs w:val="20"/>
-          <w:lang w:val="en-US"/>
-        </w:rPr>
-        <w:t xml:space="preserve">        }</w:t>
-      </w:r>
-    </w:p>
-    <w:p>
-      <w:pPr>
-        <w:tabs>
-          <w:tab w:val="left" w:pos="3216"/>
-        </w:tabs>
-        <w:spacing w:line="240" w:lineRule="auto"/>
-        <w:ind w:firstLine="0"/>
-        <w:rPr>
-          <w:rFonts w:ascii="Courier New" w:hAnsi="Courier New" w:cs="Courier New"/>
-          <w:iCs/>
-          <w:sz w:val="20"/>
-          <w:szCs w:val="20"/>
-          <w:lang w:val="en-US"/>
-        </w:rPr>
-      </w:pPr>
-      <w:r>
-        <w:rPr>
-          <w:rFonts w:ascii="Courier New" w:hAnsi="Courier New" w:cs="Courier New"/>
-          <w:iCs/>
-          <w:sz w:val="20"/>
-          <w:szCs w:val="20"/>
-          <w:lang w:val="en-US"/>
-        </w:rPr>
-        <w:t xml:space="preserve">        return out;</w:t>
-      </w:r>
-    </w:p>
-    <w:p>
-      <w:pPr>
-        <w:tabs>
-          <w:tab w:val="left" w:pos="3216"/>
-        </w:tabs>
-        <w:spacing w:line="240" w:lineRule="auto"/>
-        <w:ind w:firstLine="0"/>
-        <w:rPr>
-          <w:rFonts w:ascii="Courier New" w:hAnsi="Courier New" w:cs="Courier New"/>
-          <w:iCs/>
-          <w:sz w:val="20"/>
-          <w:szCs w:val="20"/>
-          <w:lang w:val="en-US"/>
-        </w:rPr>
-      </w:pPr>
-      <w:r>
-        <w:rPr>
-          <w:rFonts w:ascii="Courier New" w:hAnsi="Courier New" w:cs="Courier New"/>
-          <w:iCs/>
-          <w:sz w:val="20"/>
-          <w:szCs w:val="20"/>
-          <w:lang w:val="en-US"/>
-        </w:rPr>
-        <w:t xml:space="preserve">    }</w:t>
-      </w:r>
-    </w:p>
-    <w:p>
-      <w:pPr>
-        <w:tabs>
-          <w:tab w:val="left" w:pos="3216"/>
-        </w:tabs>
-        <w:spacing w:line="240" w:lineRule="auto"/>
-        <w:ind w:firstLine="0"/>
-        <w:rPr>
-          <w:rFonts w:ascii="Courier New" w:hAnsi="Courier New" w:cs="Courier New"/>
-          <w:iCs/>
-          <w:sz w:val="20"/>
-          <w:szCs w:val="20"/>
-          <w:lang w:val="en-US"/>
-        </w:rPr>
-      </w:pPr>
-    </w:p>
-    <w:p>
-      <w:pPr>
-        <w:tabs>
-          <w:tab w:val="left" w:pos="3216"/>
-        </w:tabs>
-        <w:spacing w:line="240" w:lineRule="auto"/>
-        <w:ind w:firstLine="0"/>
-        <w:rPr>
-          <w:rFonts w:ascii="Courier New" w:hAnsi="Courier New" w:cs="Courier New"/>
-          <w:iCs/>
-          <w:sz w:val="20"/>
-          <w:szCs w:val="20"/>
-          <w:lang w:val="en-US"/>
-        </w:rPr>
-      </w:pPr>
-      <w:r>
-        <w:rPr>
-          <w:rFonts w:ascii="Courier New" w:hAnsi="Courier New" w:cs="Courier New"/>
-          <w:iCs/>
-          <w:sz w:val="20"/>
-          <w:szCs w:val="20"/>
-          <w:lang w:val="en-US"/>
-        </w:rPr>
-        <w:t xml:space="preserve">    void </w:t>
-      </w:r>
-      <w:proofErr w:type="spellStart"/>
-      <w:proofErr w:type="gramStart"/>
-      <w:r>
-        <w:rPr>
-          <w:rFonts w:ascii="Courier New" w:hAnsi="Courier New" w:cs="Courier New"/>
-          <w:iCs/>
-          <w:sz w:val="20"/>
-          <w:szCs w:val="20"/>
-          <w:lang w:val="en-US"/>
-        </w:rPr>
-        <w:t>findBestSplitting</w:t>
-      </w:r>
-      <w:proofErr w:type="spellEnd"/>
-      <w:r>
-        <w:rPr>
-          <w:rFonts w:ascii="Courier New" w:hAnsi="Courier New" w:cs="Courier New"/>
-          <w:iCs/>
-          <w:sz w:val="20"/>
-          <w:szCs w:val="20"/>
-          <w:lang w:val="en-US"/>
-        </w:rPr>
-        <w:t>(){</w:t>
-      </w:r>
-      <w:proofErr w:type="gramEnd"/>
-    </w:p>
-    <w:p>
-      <w:pPr>
-        <w:tabs>
-          <w:tab w:val="left" w:pos="3216"/>
-        </w:tabs>
-        <w:spacing w:line="240" w:lineRule="auto"/>
-        <w:ind w:firstLine="0"/>
-        <w:rPr>
-          <w:rFonts w:ascii="Courier New" w:hAnsi="Courier New" w:cs="Courier New"/>
-          <w:iCs/>
-          <w:sz w:val="20"/>
-          <w:szCs w:val="20"/>
-          <w:lang w:val="en-US"/>
-        </w:rPr>
-      </w:pPr>
-      <w:r>
-        <w:rPr>
-          <w:rFonts w:ascii="Courier New" w:hAnsi="Courier New" w:cs="Courier New"/>
-          <w:iCs/>
-          <w:sz w:val="20"/>
-          <w:szCs w:val="20"/>
-          <w:lang w:val="en-US"/>
-        </w:rPr>
-        <w:t xml:space="preserve">        </w:t>
-      </w:r>
-      <w:proofErr w:type="gramStart"/>
-      <w:r>
-        <w:rPr>
-          <w:rFonts w:ascii="Courier New" w:hAnsi="Courier New" w:cs="Courier New"/>
-          <w:iCs/>
-          <w:sz w:val="20"/>
-          <w:szCs w:val="20"/>
-          <w:lang w:val="en-US"/>
-        </w:rPr>
-        <w:t>if(</w:t>
-      </w:r>
-      <w:proofErr w:type="spellStart"/>
-      <w:proofErr w:type="gramEnd"/>
-      <w:r>
-        <w:rPr>
-          <w:rFonts w:ascii="Courier New" w:hAnsi="Courier New" w:cs="Courier New"/>
-          <w:iCs/>
-          <w:sz w:val="20"/>
-          <w:szCs w:val="20"/>
-          <w:lang w:val="en-US"/>
-        </w:rPr>
-        <w:t>tableSize</w:t>
-      </w:r>
-      <w:proofErr w:type="spellEnd"/>
-      <w:r>
-        <w:rPr>
-          <w:rFonts w:ascii="Courier New" w:hAnsi="Courier New" w:cs="Courier New"/>
-          <w:iCs/>
-          <w:sz w:val="20"/>
-          <w:szCs w:val="20"/>
-          <w:lang w:val="en-US"/>
-        </w:rPr>
-        <w:t xml:space="preserve"> % 2 == </w:t>
-      </w:r>
-      <w:proofErr w:type="gramStart"/>
-      <w:r>
-        <w:rPr>
-          <w:rFonts w:ascii="Courier New" w:hAnsi="Courier New" w:cs="Courier New"/>
-          <w:iCs/>
-          <w:sz w:val="20"/>
-          <w:szCs w:val="20"/>
-          <w:lang w:val="en-US"/>
-        </w:rPr>
-        <w:t>0){</w:t>
-      </w:r>
-      <w:proofErr w:type="gramEnd"/>
-    </w:p>
-    <w:p>
-      <w:pPr>
-        <w:tabs>
-          <w:tab w:val="left" w:pos="3216"/>
-        </w:tabs>
-        <w:spacing w:line="240" w:lineRule="auto"/>
-        <w:ind w:firstLine="0"/>
-        <w:rPr>
-          <w:rFonts w:ascii="Courier New" w:hAnsi="Courier New" w:cs="Courier New"/>
-          <w:iCs/>
-          <w:sz w:val="20"/>
-          <w:szCs w:val="20"/>
-          <w:lang w:val="en-US"/>
-        </w:rPr>
-      </w:pPr>
-      <w:r>
-        <w:rPr>
-          <w:rFonts w:ascii="Courier New" w:hAnsi="Courier New" w:cs="Courier New"/>
-          <w:iCs/>
-          <w:sz w:val="20"/>
-          <w:szCs w:val="20"/>
-          <w:lang w:val="en-US"/>
-        </w:rPr>
-        <w:t xml:space="preserve">            </w:t>
-      </w:r>
-      <w:proofErr w:type="spellStart"/>
-      <w:r>
-        <w:rPr>
-          <w:rFonts w:ascii="Courier New" w:hAnsi="Courier New" w:cs="Courier New"/>
-          <w:iCs/>
-          <w:sz w:val="20"/>
-          <w:szCs w:val="20"/>
-          <w:lang w:val="en-US"/>
-        </w:rPr>
-        <w:t>bestSplitting.push_</w:t>
-      </w:r>
-      <w:proofErr w:type="gramStart"/>
-      <w:r>
-        <w:rPr>
-          <w:rFonts w:ascii="Courier New" w:hAnsi="Courier New" w:cs="Courier New"/>
-          <w:iCs/>
-          <w:sz w:val="20"/>
-          <w:szCs w:val="20"/>
-          <w:lang w:val="en-US"/>
-        </w:rPr>
-        <w:t>back</w:t>
-      </w:r>
-      <w:proofErr w:type="spellEnd"/>
-      <w:r>
-        <w:rPr>
-          <w:rFonts w:ascii="Courier New" w:hAnsi="Courier New" w:cs="Courier New"/>
-          <w:iCs/>
-          <w:sz w:val="20"/>
-          <w:szCs w:val="20"/>
-          <w:lang w:val="en-US"/>
-        </w:rPr>
-        <w:t>(Piece(</w:t>
-      </w:r>
-      <w:proofErr w:type="gramEnd"/>
-      <w:r>
-        <w:rPr>
-          <w:rFonts w:ascii="Courier New" w:hAnsi="Courier New" w:cs="Courier New"/>
-          <w:iCs/>
-          <w:sz w:val="20"/>
-          <w:szCs w:val="20"/>
-          <w:lang w:val="en-US"/>
-        </w:rPr>
-        <w:t xml:space="preserve">1, 1, </w:t>
-      </w:r>
-      <w:proofErr w:type="spellStart"/>
-      <w:r>
-        <w:rPr>
-          <w:rFonts w:ascii="Courier New" w:hAnsi="Courier New" w:cs="Courier New"/>
-          <w:iCs/>
-          <w:sz w:val="20"/>
-          <w:szCs w:val="20"/>
-          <w:lang w:val="en-US"/>
-        </w:rPr>
-        <w:t>tableSize</w:t>
-      </w:r>
-      <w:proofErr w:type="spellEnd"/>
-      <w:r>
-        <w:rPr>
-          <w:rFonts w:ascii="Courier New" w:hAnsi="Courier New" w:cs="Courier New"/>
-          <w:iCs/>
-          <w:sz w:val="20"/>
-          <w:szCs w:val="20"/>
-          <w:lang w:val="en-US"/>
-        </w:rPr>
-        <w:t>/2));</w:t>
-      </w:r>
-    </w:p>
-    <w:p>
-      <w:pPr>
-        <w:tabs>
-          <w:tab w:val="left" w:pos="3216"/>
-        </w:tabs>
-        <w:spacing w:line="240" w:lineRule="auto"/>
-        <w:ind w:firstLine="0"/>
-        <w:rPr>
-          <w:rFonts w:ascii="Courier New" w:hAnsi="Courier New" w:cs="Courier New"/>
-          <w:iCs/>
-          <w:sz w:val="20"/>
-          <w:szCs w:val="20"/>
-          <w:lang w:val="en-US"/>
-        </w:rPr>
-      </w:pPr>
-      <w:r>
-        <w:rPr>
-          <w:rFonts w:ascii="Courier New" w:hAnsi="Courier New" w:cs="Courier New"/>
-          <w:iCs/>
-          <w:sz w:val="20"/>
-          <w:szCs w:val="20"/>
-          <w:lang w:val="en-US"/>
-        </w:rPr>
-        <w:t xml:space="preserve">            </w:t>
-      </w:r>
-      <w:proofErr w:type="spellStart"/>
-      <w:r>
-        <w:rPr>
-          <w:rFonts w:ascii="Courier New" w:hAnsi="Courier New" w:cs="Courier New"/>
-          <w:iCs/>
-          <w:sz w:val="20"/>
-          <w:szCs w:val="20"/>
-          <w:lang w:val="en-US"/>
-        </w:rPr>
-        <w:t>bestSplitting.push_</w:t>
-      </w:r>
-      <w:proofErr w:type="gramStart"/>
-      <w:r>
-        <w:rPr>
-          <w:rFonts w:ascii="Courier New" w:hAnsi="Courier New" w:cs="Courier New"/>
-          <w:iCs/>
-          <w:sz w:val="20"/>
-          <w:szCs w:val="20"/>
-          <w:lang w:val="en-US"/>
-        </w:rPr>
-        <w:t>back</w:t>
-      </w:r>
-      <w:proofErr w:type="spellEnd"/>
-      <w:r>
-        <w:rPr>
-          <w:rFonts w:ascii="Courier New" w:hAnsi="Courier New" w:cs="Courier New"/>
-          <w:iCs/>
-          <w:sz w:val="20"/>
-          <w:szCs w:val="20"/>
-          <w:lang w:val="en-US"/>
-        </w:rPr>
-        <w:t>(Piece(</w:t>
-      </w:r>
-      <w:proofErr w:type="spellStart"/>
-      <w:proofErr w:type="gramEnd"/>
-      <w:r>
-        <w:rPr>
-          <w:rFonts w:ascii="Courier New" w:hAnsi="Courier New" w:cs="Courier New"/>
-          <w:iCs/>
-          <w:sz w:val="20"/>
-          <w:szCs w:val="20"/>
-          <w:lang w:val="en-US"/>
-        </w:rPr>
-        <w:t>tableSize</w:t>
-      </w:r>
-      <w:proofErr w:type="spellEnd"/>
-      <w:r>
-        <w:rPr>
-          <w:rFonts w:ascii="Courier New" w:hAnsi="Courier New" w:cs="Courier New"/>
-          <w:iCs/>
-          <w:sz w:val="20"/>
-          <w:szCs w:val="20"/>
-          <w:lang w:val="en-US"/>
-        </w:rPr>
-        <w:t xml:space="preserve">/2+1, 1, </w:t>
-      </w:r>
-      <w:proofErr w:type="spellStart"/>
-      <w:r>
-        <w:rPr>
-          <w:rFonts w:ascii="Courier New" w:hAnsi="Courier New" w:cs="Courier New"/>
-          <w:iCs/>
-          <w:sz w:val="20"/>
-          <w:szCs w:val="20"/>
-          <w:lang w:val="en-US"/>
-        </w:rPr>
-        <w:t>tableSize</w:t>
-      </w:r>
-      <w:proofErr w:type="spellEnd"/>
-      <w:r>
-        <w:rPr>
-          <w:rFonts w:ascii="Courier New" w:hAnsi="Courier New" w:cs="Courier New"/>
-          <w:iCs/>
-          <w:sz w:val="20"/>
-          <w:szCs w:val="20"/>
-          <w:lang w:val="en-US"/>
-        </w:rPr>
-        <w:t>/2));</w:t>
-      </w:r>
-    </w:p>
-    <w:p>
-      <w:pPr>
-        <w:tabs>
-          <w:tab w:val="left" w:pos="3216"/>
-        </w:tabs>
-        <w:spacing w:line="240" w:lineRule="auto"/>
-        <w:ind w:firstLine="0"/>
-        <w:rPr>
-          <w:rFonts w:ascii="Courier New" w:hAnsi="Courier New" w:cs="Courier New"/>
-          <w:iCs/>
-          <w:sz w:val="20"/>
-          <w:szCs w:val="20"/>
-          <w:lang w:val="en-US"/>
-        </w:rPr>
-      </w:pPr>
-      <w:r>
-        <w:rPr>
-          <w:rFonts w:ascii="Courier New" w:hAnsi="Courier New" w:cs="Courier New"/>
-          <w:iCs/>
-          <w:sz w:val="20"/>
-          <w:szCs w:val="20"/>
-          <w:lang w:val="en-US"/>
-        </w:rPr>
-        <w:t xml:space="preserve">            </w:t>
-      </w:r>
-      <w:proofErr w:type="spellStart"/>
-      <w:r>
-        <w:rPr>
-          <w:rFonts w:ascii="Courier New" w:hAnsi="Courier New" w:cs="Courier New"/>
-          <w:iCs/>
-          <w:sz w:val="20"/>
-          <w:szCs w:val="20"/>
-          <w:lang w:val="en-US"/>
-        </w:rPr>
-        <w:t>bestSplitting.push_</w:t>
-      </w:r>
-      <w:proofErr w:type="gramStart"/>
-      <w:r>
-        <w:rPr>
-          <w:rFonts w:ascii="Courier New" w:hAnsi="Courier New" w:cs="Courier New"/>
-          <w:iCs/>
-          <w:sz w:val="20"/>
-          <w:szCs w:val="20"/>
-          <w:lang w:val="en-US"/>
-        </w:rPr>
-        <w:t>back</w:t>
-      </w:r>
-      <w:proofErr w:type="spellEnd"/>
-      <w:r>
-        <w:rPr>
-          <w:rFonts w:ascii="Courier New" w:hAnsi="Courier New" w:cs="Courier New"/>
-          <w:iCs/>
-          <w:sz w:val="20"/>
-          <w:szCs w:val="20"/>
-          <w:lang w:val="en-US"/>
-        </w:rPr>
-        <w:t>(Piece(</w:t>
-      </w:r>
-      <w:proofErr w:type="gramEnd"/>
-      <w:r>
-        <w:rPr>
-          <w:rFonts w:ascii="Courier New" w:hAnsi="Courier New" w:cs="Courier New"/>
-          <w:iCs/>
-          <w:sz w:val="20"/>
-          <w:szCs w:val="20"/>
-          <w:lang w:val="en-US"/>
-        </w:rPr>
-        <w:t xml:space="preserve">1, </w:t>
-      </w:r>
-      <w:proofErr w:type="spellStart"/>
-      <w:r>
-        <w:rPr>
-          <w:rFonts w:ascii="Courier New" w:hAnsi="Courier New" w:cs="Courier New"/>
-          <w:iCs/>
-          <w:sz w:val="20"/>
-          <w:szCs w:val="20"/>
-          <w:lang w:val="en-US"/>
-        </w:rPr>
-        <w:t>tableSize</w:t>
-      </w:r>
-      <w:proofErr w:type="spellEnd"/>
-      <w:r>
-        <w:rPr>
-          <w:rFonts w:ascii="Courier New" w:hAnsi="Courier New" w:cs="Courier New"/>
-          <w:iCs/>
-          <w:sz w:val="20"/>
-          <w:szCs w:val="20"/>
-          <w:lang w:val="en-US"/>
-        </w:rPr>
-        <w:t xml:space="preserve">/2+1, </w:t>
-      </w:r>
-      <w:proofErr w:type="spellStart"/>
-      <w:r>
-        <w:rPr>
-          <w:rFonts w:ascii="Courier New" w:hAnsi="Courier New" w:cs="Courier New"/>
-          <w:iCs/>
-          <w:sz w:val="20"/>
-          <w:szCs w:val="20"/>
-          <w:lang w:val="en-US"/>
-        </w:rPr>
-        <w:t>tableSize</w:t>
-      </w:r>
-      <w:proofErr w:type="spellEnd"/>
-      <w:r>
-        <w:rPr>
-          <w:rFonts w:ascii="Courier New" w:hAnsi="Courier New" w:cs="Courier New"/>
-          <w:iCs/>
-          <w:sz w:val="20"/>
-          <w:szCs w:val="20"/>
-          <w:lang w:val="en-US"/>
-        </w:rPr>
-        <w:t>/2));</w:t>
-      </w:r>
-    </w:p>
-    <w:p>
-      <w:pPr>
-        <w:tabs>
-          <w:tab w:val="left" w:pos="3216"/>
-        </w:tabs>
-        <w:spacing w:line="240" w:lineRule="auto"/>
-        <w:ind w:firstLine="0"/>
-        <w:rPr>
-          <w:rFonts w:ascii="Courier New" w:hAnsi="Courier New" w:cs="Courier New"/>
-          <w:iCs/>
-          <w:sz w:val="20"/>
-          <w:szCs w:val="20"/>
-          <w:lang w:val="en-US"/>
-        </w:rPr>
-      </w:pPr>
-      <w:r>
-        <w:rPr>
-          <w:rFonts w:ascii="Courier New" w:hAnsi="Courier New" w:cs="Courier New"/>
-          <w:iCs/>
-          <w:sz w:val="20"/>
-          <w:szCs w:val="20"/>
-          <w:lang w:val="en-US"/>
-        </w:rPr>
-        <w:t xml:space="preserve">            </w:t>
-      </w:r>
-      <w:proofErr w:type="spellStart"/>
-      <w:r>
-        <w:rPr>
-          <w:rFonts w:ascii="Courier New" w:hAnsi="Courier New" w:cs="Courier New"/>
-          <w:iCs/>
-          <w:sz w:val="20"/>
-          <w:szCs w:val="20"/>
-          <w:lang w:val="en-US"/>
-        </w:rPr>
-        <w:t>bestSplitting.push_</w:t>
-      </w:r>
-      <w:proofErr w:type="gramStart"/>
-      <w:r>
-        <w:rPr>
-          <w:rFonts w:ascii="Courier New" w:hAnsi="Courier New" w:cs="Courier New"/>
-          <w:iCs/>
-          <w:sz w:val="20"/>
-          <w:szCs w:val="20"/>
-          <w:lang w:val="en-US"/>
-        </w:rPr>
-        <w:t>back</w:t>
-      </w:r>
-      <w:proofErr w:type="spellEnd"/>
-      <w:r>
-        <w:rPr>
-          <w:rFonts w:ascii="Courier New" w:hAnsi="Courier New" w:cs="Courier New"/>
-          <w:iCs/>
-          <w:sz w:val="20"/>
-          <w:szCs w:val="20"/>
-          <w:lang w:val="en-US"/>
-        </w:rPr>
-        <w:t>(Piece(</w:t>
-      </w:r>
-      <w:proofErr w:type="spellStart"/>
-      <w:proofErr w:type="gramEnd"/>
-      <w:r>
-        <w:rPr>
-          <w:rFonts w:ascii="Courier New" w:hAnsi="Courier New" w:cs="Courier New"/>
-          <w:iCs/>
-          <w:sz w:val="20"/>
-          <w:szCs w:val="20"/>
-          <w:lang w:val="en-US"/>
-        </w:rPr>
-        <w:t>tableSize</w:t>
-      </w:r>
-      <w:proofErr w:type="spellEnd"/>
-      <w:r>
-        <w:rPr>
-          <w:rFonts w:ascii="Courier New" w:hAnsi="Courier New" w:cs="Courier New"/>
-          <w:iCs/>
-          <w:sz w:val="20"/>
-          <w:szCs w:val="20"/>
-          <w:lang w:val="en-US"/>
-        </w:rPr>
-        <w:t xml:space="preserve">/2+1, </w:t>
-      </w:r>
-      <w:proofErr w:type="spellStart"/>
-      <w:r>
-        <w:rPr>
-          <w:rFonts w:ascii="Courier New" w:hAnsi="Courier New" w:cs="Courier New"/>
-          <w:iCs/>
-          <w:sz w:val="20"/>
-          <w:szCs w:val="20"/>
-          <w:lang w:val="en-US"/>
-        </w:rPr>
-        <w:t>tableSize</w:t>
-      </w:r>
-      <w:proofErr w:type="spellEnd"/>
-      <w:r>
-        <w:rPr>
-          <w:rFonts w:ascii="Courier New" w:hAnsi="Courier New" w:cs="Courier New"/>
-          <w:iCs/>
-          <w:sz w:val="20"/>
-          <w:szCs w:val="20"/>
-          <w:lang w:val="en-US"/>
-        </w:rPr>
-        <w:t xml:space="preserve">/2+1, </w:t>
-      </w:r>
-      <w:proofErr w:type="spellStart"/>
-      <w:r>
-        <w:rPr>
-          <w:rFonts w:ascii="Courier New" w:hAnsi="Courier New" w:cs="Courier New"/>
-          <w:iCs/>
-          <w:sz w:val="20"/>
-          <w:szCs w:val="20"/>
-          <w:lang w:val="en-US"/>
-        </w:rPr>
-        <w:t>tableSize</w:t>
-      </w:r>
-      <w:proofErr w:type="spellEnd"/>
-      <w:r>
-        <w:rPr>
-          <w:rFonts w:ascii="Courier New" w:hAnsi="Courier New" w:cs="Courier New"/>
-          <w:iCs/>
-          <w:sz w:val="20"/>
-          <w:szCs w:val="20"/>
-          <w:lang w:val="en-US"/>
-        </w:rPr>
-        <w:t>/2));</w:t>
-      </w:r>
-    </w:p>
-    <w:p>
-      <w:pPr>
-        <w:tabs>
-          <w:tab w:val="left" w:pos="3216"/>
-        </w:tabs>
-        <w:spacing w:line="240" w:lineRule="auto"/>
-        <w:ind w:firstLine="0"/>
-        <w:rPr>
-          <w:rFonts w:ascii="Courier New" w:hAnsi="Courier New" w:cs="Courier New"/>
-          <w:iCs/>
-          <w:sz w:val="20"/>
-          <w:szCs w:val="20"/>
-          <w:lang w:val="en-US"/>
-        </w:rPr>
-      </w:pPr>
-      <w:r>
-        <w:rPr>
-          <w:rFonts w:ascii="Courier New" w:hAnsi="Courier New" w:cs="Courier New"/>
-          <w:iCs/>
-          <w:sz w:val="20"/>
-          <w:szCs w:val="20"/>
-          <w:lang w:val="en-US"/>
-        </w:rPr>
-        <w:t xml:space="preserve">        }</w:t>
-      </w:r>
-    </w:p>
-    <w:p>
-      <w:pPr>
-        <w:tabs>
-          <w:tab w:val="left" w:pos="3216"/>
-        </w:tabs>
-        <w:spacing w:line="240" w:lineRule="auto"/>
-        <w:ind w:firstLine="0"/>
-        <w:rPr>
-          <w:rFonts w:ascii="Courier New" w:hAnsi="Courier New" w:cs="Courier New"/>
-          <w:iCs/>
-          <w:sz w:val="20"/>
-          <w:szCs w:val="20"/>
-          <w:lang w:val="en-US"/>
-        </w:rPr>
-      </w:pPr>
-      <w:r>
-        <w:rPr>
-          <w:rFonts w:ascii="Courier New" w:hAnsi="Courier New" w:cs="Courier New"/>
-          <w:iCs/>
-          <w:sz w:val="20"/>
-          <w:szCs w:val="20"/>
-          <w:lang w:val="en-US"/>
-        </w:rPr>
-        <w:t xml:space="preserve">        </w:t>
-      </w:r>
-      <w:proofErr w:type="gramStart"/>
-      <w:r>
-        <w:rPr>
-          <w:rFonts w:ascii="Courier New" w:hAnsi="Courier New" w:cs="Courier New"/>
-          <w:iCs/>
-          <w:sz w:val="20"/>
-          <w:szCs w:val="20"/>
-          <w:lang w:val="en-US"/>
-        </w:rPr>
-        <w:t>else{</w:t>
-      </w:r>
-      <w:proofErr w:type="gramEnd"/>
-    </w:p>
-    <w:p>
-      <w:pPr>
-        <w:tabs>
-          <w:tab w:val="left" w:pos="3216"/>
-        </w:tabs>
-        <w:spacing w:line="240" w:lineRule="auto"/>
-        <w:ind w:firstLine="0"/>
-        <w:rPr>
-          <w:rFonts w:ascii="Courier New" w:hAnsi="Courier New" w:cs="Courier New"/>
-          <w:iCs/>
-          <w:sz w:val="20"/>
-          <w:szCs w:val="20"/>
-          <w:lang w:val="en-US"/>
-        </w:rPr>
-      </w:pPr>
-      <w:r>
-        <w:rPr>
-          <w:rFonts w:ascii="Courier New" w:hAnsi="Courier New" w:cs="Courier New"/>
-          <w:iCs/>
-          <w:sz w:val="20"/>
-          <w:szCs w:val="20"/>
-          <w:lang w:val="en-US"/>
-        </w:rPr>
-        <w:t xml:space="preserve">            </w:t>
-      </w:r>
-      <w:proofErr w:type="spellStart"/>
-      <w:r>
-        <w:rPr>
-          <w:rFonts w:ascii="Courier New" w:hAnsi="Courier New" w:cs="Courier New"/>
-          <w:iCs/>
-          <w:sz w:val="20"/>
-          <w:szCs w:val="20"/>
-          <w:lang w:val="en-US"/>
-        </w:rPr>
-        <w:t>currentSplitting.push_</w:t>
-      </w:r>
-      <w:proofErr w:type="gramStart"/>
-      <w:r>
-        <w:rPr>
-          <w:rFonts w:ascii="Courier New" w:hAnsi="Courier New" w:cs="Courier New"/>
-          <w:iCs/>
-          <w:sz w:val="20"/>
-          <w:szCs w:val="20"/>
-          <w:lang w:val="en-US"/>
-        </w:rPr>
-        <w:t>back</w:t>
-      </w:r>
-      <w:proofErr w:type="spellEnd"/>
-      <w:r>
-        <w:rPr>
-          <w:rFonts w:ascii="Courier New" w:hAnsi="Courier New" w:cs="Courier New"/>
-          <w:iCs/>
-          <w:sz w:val="20"/>
-          <w:szCs w:val="20"/>
-          <w:lang w:val="en-US"/>
-        </w:rPr>
-        <w:t>(Piece(</w:t>
-      </w:r>
-      <w:proofErr w:type="gramEnd"/>
-      <w:r>
-        <w:rPr>
-          <w:rFonts w:ascii="Courier New" w:hAnsi="Courier New" w:cs="Courier New"/>
-          <w:iCs/>
-          <w:sz w:val="20"/>
-          <w:szCs w:val="20"/>
-          <w:lang w:val="en-US"/>
-        </w:rPr>
-        <w:t>1, 1, (size+1)/2));</w:t>
-      </w:r>
-    </w:p>
-    <w:p>
-      <w:pPr>
-        <w:tabs>
-          <w:tab w:val="left" w:pos="3216"/>
-        </w:tabs>
-        <w:spacing w:line="240" w:lineRule="auto"/>
-        <w:ind w:firstLine="0"/>
-        <w:rPr>
-          <w:rFonts w:ascii="Courier New" w:hAnsi="Courier New" w:cs="Courier New"/>
-          <w:iCs/>
-          <w:sz w:val="20"/>
-          <w:szCs w:val="20"/>
-          <w:lang w:val="en-US"/>
-        </w:rPr>
-      </w:pPr>
-      <w:r>
-        <w:rPr>
-          <w:rFonts w:ascii="Courier New" w:hAnsi="Courier New" w:cs="Courier New"/>
-          <w:iCs/>
-          <w:sz w:val="20"/>
-          <w:szCs w:val="20"/>
-          <w:lang w:val="en-US"/>
-        </w:rPr>
-        <w:t xml:space="preserve">            </w:t>
-      </w:r>
-      <w:proofErr w:type="spellStart"/>
-      <w:r>
-        <w:rPr>
-          <w:rFonts w:ascii="Courier New" w:hAnsi="Courier New" w:cs="Courier New"/>
-          <w:iCs/>
-          <w:sz w:val="20"/>
-          <w:szCs w:val="20"/>
-          <w:lang w:val="en-US"/>
-        </w:rPr>
-        <w:t>currentSplitting.push_</w:t>
-      </w:r>
-      <w:proofErr w:type="gramStart"/>
-      <w:r>
-        <w:rPr>
-          <w:rFonts w:ascii="Courier New" w:hAnsi="Courier New" w:cs="Courier New"/>
-          <w:iCs/>
-          <w:sz w:val="20"/>
-          <w:szCs w:val="20"/>
-          <w:lang w:val="en-US"/>
-        </w:rPr>
-        <w:t>back</w:t>
-      </w:r>
-      <w:proofErr w:type="spellEnd"/>
-      <w:r>
-        <w:rPr>
-          <w:rFonts w:ascii="Courier New" w:hAnsi="Courier New" w:cs="Courier New"/>
-          <w:iCs/>
-          <w:sz w:val="20"/>
-          <w:szCs w:val="20"/>
-          <w:lang w:val="en-US"/>
-        </w:rPr>
-        <w:t>(</w:t>
-      </w:r>
-      <w:proofErr w:type="gramEnd"/>
-      <w:r>
-        <w:rPr>
-          <w:rFonts w:ascii="Courier New" w:hAnsi="Courier New" w:cs="Courier New"/>
-          <w:iCs/>
-          <w:sz w:val="20"/>
-          <w:szCs w:val="20"/>
-          <w:lang w:val="en-US"/>
-        </w:rPr>
-        <w:t>Piece((size+1)/2+1, 1, (size-1)/2));</w:t>
-      </w:r>
-    </w:p>
-    <w:p>
-      <w:pPr>
-        <w:tabs>
-          <w:tab w:val="left" w:pos="3216"/>
-        </w:tabs>
-        <w:spacing w:line="240" w:lineRule="auto"/>
-        <w:ind w:firstLine="0"/>
-        <w:rPr>
-          <w:rFonts w:ascii="Courier New" w:hAnsi="Courier New" w:cs="Courier New"/>
-          <w:iCs/>
-          <w:sz w:val="20"/>
-          <w:szCs w:val="20"/>
-          <w:lang w:val="en-US"/>
-        </w:rPr>
-      </w:pPr>
-      <w:r>
-        <w:rPr>
-          <w:rFonts w:ascii="Courier New" w:hAnsi="Courier New" w:cs="Courier New"/>
-          <w:iCs/>
-          <w:sz w:val="20"/>
-          <w:szCs w:val="20"/>
-          <w:lang w:val="en-US"/>
-        </w:rPr>
-        <w:t xml:space="preserve">            </w:t>
-      </w:r>
-      <w:proofErr w:type="spellStart"/>
-      <w:r>
-        <w:rPr>
-          <w:rFonts w:ascii="Courier New" w:hAnsi="Courier New" w:cs="Courier New"/>
-          <w:iCs/>
-          <w:sz w:val="20"/>
-          <w:szCs w:val="20"/>
-          <w:lang w:val="en-US"/>
-        </w:rPr>
-        <w:t>currentSplitting.push_</w:t>
-      </w:r>
-      <w:proofErr w:type="gramStart"/>
-      <w:r>
-        <w:rPr>
-          <w:rFonts w:ascii="Courier New" w:hAnsi="Courier New" w:cs="Courier New"/>
-          <w:iCs/>
-          <w:sz w:val="20"/>
-          <w:szCs w:val="20"/>
-          <w:lang w:val="en-US"/>
-        </w:rPr>
-        <w:t>back</w:t>
-      </w:r>
-      <w:proofErr w:type="spellEnd"/>
-      <w:r>
-        <w:rPr>
-          <w:rFonts w:ascii="Courier New" w:hAnsi="Courier New" w:cs="Courier New"/>
-          <w:iCs/>
-          <w:sz w:val="20"/>
-          <w:szCs w:val="20"/>
-          <w:lang w:val="en-US"/>
-        </w:rPr>
-        <w:t>(Piece(</w:t>
-      </w:r>
-      <w:proofErr w:type="gramEnd"/>
-      <w:r>
-        <w:rPr>
-          <w:rFonts w:ascii="Courier New" w:hAnsi="Courier New" w:cs="Courier New"/>
-          <w:iCs/>
-          <w:sz w:val="20"/>
-          <w:szCs w:val="20"/>
-          <w:lang w:val="en-US"/>
-        </w:rPr>
-        <w:t>1, (size+1)/2+1, (size-1)/2));</w:t>
-      </w:r>
-    </w:p>
-    <w:p>
-      <w:pPr>
-        <w:tabs>
-          <w:tab w:val="left" w:pos="3216"/>
-        </w:tabs>
-        <w:spacing w:line="240" w:lineRule="auto"/>
-        <w:ind w:firstLine="0"/>
-        <w:rPr>
-          <w:rFonts w:ascii="Courier New" w:hAnsi="Courier New" w:cs="Courier New"/>
-          <w:iCs/>
-          <w:sz w:val="20"/>
-          <w:szCs w:val="20"/>
-          <w:lang w:val="en-US"/>
-        </w:rPr>
-      </w:pPr>
-      <w:r>
-        <w:rPr>
-          <w:rFonts w:ascii="Courier New" w:hAnsi="Courier New" w:cs="Courier New"/>
-          <w:iCs/>
-          <w:sz w:val="20"/>
-          <w:szCs w:val="20"/>
-          <w:lang w:val="en-US"/>
-        </w:rPr>
-        <w:t xml:space="preserve">            backtracking((size+1)/2, (size+1)/2, 0.25*(3*size*size-2*size+3));</w:t>
-      </w:r>
-    </w:p>
-    <w:p>
-      <w:pPr>
-        <w:tabs>
-          <w:tab w:val="left" w:pos="3216"/>
-        </w:tabs>
-        <w:spacing w:line="240" w:lineRule="auto"/>
-        <w:ind w:firstLine="0"/>
-        <w:rPr>
-          <w:rFonts w:ascii="Courier New" w:hAnsi="Courier New" w:cs="Courier New"/>
-          <w:iCs/>
-          <w:sz w:val="20"/>
-          <w:szCs w:val="20"/>
-          <w:lang w:val="en-US"/>
-        </w:rPr>
-      </w:pPr>
-      <w:r>
-        <w:rPr>
-          <w:rFonts w:ascii="Courier New" w:hAnsi="Courier New" w:cs="Courier New"/>
-          <w:iCs/>
-          <w:sz w:val="20"/>
-          <w:szCs w:val="20"/>
-          <w:lang w:val="en-US"/>
-        </w:rPr>
-        <w:t xml:space="preserve">            </w:t>
-      </w:r>
-      <w:proofErr w:type="gramStart"/>
-      <w:r>
-        <w:rPr>
-          <w:rFonts w:ascii="Courier New" w:hAnsi="Courier New" w:cs="Courier New"/>
-          <w:iCs/>
-          <w:sz w:val="20"/>
-          <w:szCs w:val="20"/>
-          <w:lang w:val="en-US"/>
-        </w:rPr>
-        <w:t>scaling(</w:t>
-      </w:r>
-      <w:proofErr w:type="gramEnd"/>
-      <w:r>
-        <w:rPr>
-          <w:rFonts w:ascii="Courier New" w:hAnsi="Courier New" w:cs="Courier New"/>
-          <w:iCs/>
-          <w:sz w:val="20"/>
-          <w:szCs w:val="20"/>
-          <w:lang w:val="en-US"/>
-        </w:rPr>
-        <w:t>);</w:t>
-      </w:r>
-    </w:p>
-    <w:p>
-      <w:pPr>
-        <w:tabs>
-          <w:tab w:val="left" w:pos="3216"/>
-        </w:tabs>
-        <w:spacing w:line="240" w:lineRule="auto"/>
-        <w:ind w:firstLine="0"/>
-        <w:rPr>
-          <w:rFonts w:ascii="Courier New" w:hAnsi="Courier New" w:cs="Courier New"/>
-          <w:iCs/>
-          <w:sz w:val="20"/>
-          <w:szCs w:val="20"/>
-          <w:lang w:val="en-US"/>
-        </w:rPr>
-      </w:pPr>
-      <w:r>
-        <w:rPr>
-          <w:rFonts w:ascii="Courier New" w:hAnsi="Courier New" w:cs="Courier New"/>
-          <w:iCs/>
-          <w:sz w:val="20"/>
-          <w:szCs w:val="20"/>
-          <w:lang w:val="en-US"/>
-        </w:rPr>
-        <w:t xml:space="preserve">        }</w:t>
-      </w:r>
-    </w:p>
-    <w:p>
-      <w:pPr>
-        <w:tabs>
-          <w:tab w:val="left" w:pos="3216"/>
-        </w:tabs>
-        <w:spacing w:line="240" w:lineRule="auto"/>
-        <w:ind w:firstLine="0"/>
-        <w:rPr>
-          <w:rFonts w:ascii="Courier New" w:hAnsi="Courier New" w:cs="Courier New"/>
-          <w:iCs/>
-          <w:sz w:val="20"/>
-          <w:szCs w:val="20"/>
-          <w:lang w:val="en-US"/>
-        </w:rPr>
-      </w:pPr>
-      <w:r>
-        <w:rPr>
-          <w:rFonts w:ascii="Courier New" w:hAnsi="Courier New" w:cs="Courier New"/>
-          <w:iCs/>
-          <w:sz w:val="20"/>
-          <w:szCs w:val="20"/>
-          <w:lang w:val="en-US"/>
-        </w:rPr>
-        <w:t xml:space="preserve">    }</w:t>
-      </w:r>
-    </w:p>
-    <w:p>
-      <w:pPr>
-        <w:tabs>
-          <w:tab w:val="left" w:pos="3216"/>
-        </w:tabs>
-        <w:spacing w:line="240" w:lineRule="auto"/>
-        <w:ind w:firstLine="0"/>
-        <w:rPr>
-          <w:rFonts w:ascii="Courier New" w:hAnsi="Courier New" w:cs="Courier New"/>
-          <w:iCs/>
-          <w:sz w:val="20"/>
-          <w:szCs w:val="20"/>
-          <w:lang w:val="en-US"/>
-        </w:rPr>
-      </w:pPr>
-    </w:p>
-    <w:p>
-      <w:pPr>
-        <w:tabs>
-          <w:tab w:val="left" w:pos="3216"/>
-        </w:tabs>
-        <w:spacing w:line="240" w:lineRule="auto"/>
-        <w:ind w:firstLine="0"/>
-        <w:rPr>
-          <w:rFonts w:ascii="Courier New" w:hAnsi="Courier New" w:cs="Courier New"/>
-          <w:iCs/>
-          <w:sz w:val="20"/>
-          <w:szCs w:val="20"/>
-          <w:lang w:val="en-US"/>
-        </w:rPr>
-      </w:pPr>
-      <w:r>
-        <w:rPr>
-          <w:rFonts w:ascii="Courier New" w:hAnsi="Courier New" w:cs="Courier New"/>
-          <w:iCs/>
-          <w:sz w:val="20"/>
-          <w:szCs w:val="20"/>
-          <w:lang w:val="en-US"/>
-        </w:rPr>
-        <w:t>};</w:t>
-      </w:r>
-    </w:p>
-    <w:p>
-      <w:pPr>
-        <w:tabs>
-          <w:tab w:val="left" w:pos="3216"/>
-        </w:tabs>
-        <w:spacing w:line="240" w:lineRule="auto"/>
-        <w:ind w:firstLine="0"/>
-        <w:rPr>
-          <w:rFonts w:ascii="Courier New" w:hAnsi="Courier New" w:cs="Courier New"/>
-          <w:iCs/>
-          <w:sz w:val="20"/>
-          <w:szCs w:val="20"/>
-          <w:lang w:val="en-US"/>
-        </w:rPr>
-      </w:pPr>
-    </w:p>
-    <w:p>
-      <w:pPr>
-        <w:tabs>
-          <w:tab w:val="left" w:pos="3216"/>
-        </w:tabs>
-        <w:spacing w:line="240" w:lineRule="auto"/>
-        <w:ind w:firstLine="0"/>
-        <w:rPr>
-          <w:rFonts w:ascii="Courier New" w:hAnsi="Courier New" w:cs="Courier New"/>
-          <w:iCs/>
-          <w:sz w:val="20"/>
-          <w:szCs w:val="20"/>
-          <w:lang w:val="en-US"/>
-        </w:rPr>
-      </w:pPr>
-    </w:p>
-    <w:p>
-      <w:pPr>
-        <w:tabs>
-          <w:tab w:val="left" w:pos="3216"/>
-        </w:tabs>
-        <w:spacing w:line="240" w:lineRule="auto"/>
-        <w:ind w:firstLine="0"/>
-        <w:rPr>
-          <w:rFonts w:ascii="Courier New" w:hAnsi="Courier New" w:cs="Courier New"/>
-          <w:iCs/>
-          <w:sz w:val="20"/>
-          <w:szCs w:val="20"/>
-          <w:lang w:val="en-US"/>
-        </w:rPr>
-      </w:pPr>
-      <w:r>
-        <w:rPr>
-          <w:rFonts w:ascii="Courier New" w:hAnsi="Courier New" w:cs="Courier New"/>
-          <w:iCs/>
-          <w:sz w:val="20"/>
-          <w:szCs w:val="20"/>
-          <w:lang w:val="en-US"/>
-        </w:rPr>
-        <w:t xml:space="preserve">int </w:t>
-      </w:r>
-      <w:proofErr w:type="gramStart"/>
-      <w:r>
-        <w:rPr>
-          <w:rFonts w:ascii="Courier New" w:hAnsi="Courier New" w:cs="Courier New"/>
-          <w:iCs/>
-          <w:sz w:val="20"/>
-          <w:szCs w:val="20"/>
-          <w:lang w:val="en-US"/>
-        </w:rPr>
-        <w:t>main(){</w:t>
-      </w:r>
-      <w:proofErr w:type="gramEnd"/>
-    </w:p>
-    <w:p>
-      <w:pPr>
-        <w:tabs>
-          <w:tab w:val="left" w:pos="3216"/>
-        </w:tabs>
-        <w:spacing w:line="240" w:lineRule="auto"/>
-        <w:ind w:firstLine="0"/>
-        <w:rPr>
-          <w:rFonts w:ascii="Courier New" w:hAnsi="Courier New" w:cs="Courier New"/>
-          <w:iCs/>
-          <w:sz w:val="20"/>
-          <w:szCs w:val="20"/>
-          <w:lang w:val="en-US"/>
-        </w:rPr>
-      </w:pPr>
-      <w:r>
-        <w:rPr>
-          <w:rFonts w:ascii="Courier New" w:hAnsi="Courier New" w:cs="Courier New"/>
-          <w:iCs/>
-          <w:sz w:val="20"/>
-          <w:szCs w:val="20"/>
-          <w:lang w:val="en-US"/>
-        </w:rPr>
-        <w:t xml:space="preserve">    int n;</w:t>
-      </w:r>
-    </w:p>
-    <w:p>
-      <w:pPr>
-        <w:tabs>
-          <w:tab w:val="left" w:pos="3216"/>
-        </w:tabs>
-        <w:spacing w:line="240" w:lineRule="auto"/>
-        <w:ind w:firstLine="0"/>
-        <w:rPr>
-          <w:rFonts w:ascii="Courier New" w:hAnsi="Courier New" w:cs="Courier New"/>
-          <w:iCs/>
-          <w:sz w:val="20"/>
-          <w:szCs w:val="20"/>
-          <w:lang w:val="en-US"/>
-        </w:rPr>
-      </w:pPr>
-      <w:r>
-        <w:rPr>
-          <w:rFonts w:ascii="Courier New" w:hAnsi="Courier New" w:cs="Courier New"/>
-          <w:iCs/>
-          <w:sz w:val="20"/>
-          <w:szCs w:val="20"/>
-          <w:lang w:val="en-US"/>
-        </w:rPr>
-        <w:t xml:space="preserve">    </w:t>
-      </w:r>
-      <w:proofErr w:type="gramStart"/>
-      <w:r>
-        <w:rPr>
-          <w:rFonts w:ascii="Courier New" w:hAnsi="Courier New" w:cs="Courier New"/>
-          <w:iCs/>
-          <w:sz w:val="20"/>
-          <w:szCs w:val="20"/>
-          <w:lang w:val="en-US"/>
-        </w:rPr>
-        <w:t>std::</w:t>
-      </w:r>
-      <w:proofErr w:type="spellStart"/>
-      <w:proofErr w:type="gramEnd"/>
-      <w:r>
-        <w:rPr>
-          <w:rFonts w:ascii="Courier New" w:hAnsi="Courier New" w:cs="Courier New"/>
-          <w:iCs/>
-          <w:sz w:val="20"/>
-          <w:szCs w:val="20"/>
-          <w:lang w:val="en-US"/>
-        </w:rPr>
-        <w:t>cin</w:t>
-      </w:r>
-      <w:proofErr w:type="spellEnd"/>
-      <w:r>
-        <w:rPr>
-          <w:rFonts w:ascii="Courier New" w:hAnsi="Courier New" w:cs="Courier New"/>
-          <w:iCs/>
-          <w:sz w:val="20"/>
-          <w:szCs w:val="20"/>
-          <w:lang w:val="en-US"/>
-        </w:rPr>
-        <w:t xml:space="preserve"> &gt;&gt; n;</w:t>
-      </w:r>
-    </w:p>
-    <w:p>
-      <w:pPr>
-        <w:tabs>
-          <w:tab w:val="left" w:pos="3216"/>
-        </w:tabs>
-        <w:spacing w:line="240" w:lineRule="auto"/>
-        <w:ind w:firstLine="0"/>
-        <w:rPr>
-          <w:rFonts w:ascii="Courier New" w:hAnsi="Courier New" w:cs="Courier New"/>
-          <w:iCs/>
-          <w:sz w:val="20"/>
-          <w:szCs w:val="20"/>
-          <w:lang w:val="en-US"/>
-        </w:rPr>
-      </w:pPr>
-      <w:r>
-        <w:rPr>
-          <w:rFonts w:ascii="Courier New" w:hAnsi="Courier New" w:cs="Courier New"/>
-          <w:iCs/>
-          <w:sz w:val="20"/>
-          <w:szCs w:val="20"/>
-          <w:lang w:val="en-US"/>
-        </w:rPr>
-        <w:t xml:space="preserve">    Table t(n);</w:t>
-      </w:r>
-    </w:p>
-    <w:p>
-      <w:pPr>
-        <w:tabs>
-          <w:tab w:val="left" w:pos="3216"/>
-        </w:tabs>
-        <w:spacing w:line="240" w:lineRule="auto"/>
-        <w:ind w:firstLine="0"/>
-        <w:rPr>
-          <w:rFonts w:ascii="Courier New" w:hAnsi="Courier New" w:cs="Courier New"/>
-          <w:iCs/>
-          <w:sz w:val="20"/>
-          <w:szCs w:val="20"/>
-          <w:lang w:val="en-US"/>
-        </w:rPr>
-      </w:pPr>
-      <w:r>
-        <w:rPr>
-          <w:rFonts w:ascii="Courier New" w:hAnsi="Courier New" w:cs="Courier New"/>
-          <w:iCs/>
-          <w:sz w:val="20"/>
-          <w:szCs w:val="20"/>
-          <w:lang w:val="en-US"/>
-        </w:rPr>
-        <w:lastRenderedPageBreak/>
-        <w:t xml:space="preserve">    </w:t>
-      </w:r>
-      <w:proofErr w:type="spellStart"/>
-      <w:proofErr w:type="gramStart"/>
-      <w:r>
-        <w:rPr>
-          <w:rFonts w:ascii="Courier New" w:hAnsi="Courier New" w:cs="Courier New"/>
-          <w:iCs/>
-          <w:sz w:val="20"/>
-          <w:szCs w:val="20"/>
-          <w:lang w:val="en-US"/>
-        </w:rPr>
-        <w:t>t.findBestSplitting</w:t>
-      </w:r>
-      <w:proofErr w:type="spellEnd"/>
-      <w:proofErr w:type="gramEnd"/>
-      <w:r>
-        <w:rPr>
-          <w:rFonts w:ascii="Courier New" w:hAnsi="Courier New" w:cs="Courier New"/>
-          <w:iCs/>
-          <w:sz w:val="20"/>
-          <w:szCs w:val="20"/>
-          <w:lang w:val="en-US"/>
-        </w:rPr>
-        <w:t>();</w:t>
-      </w:r>
-    </w:p>
-    <w:p>
-      <w:pPr>
-        <w:tabs>
-          <w:tab w:val="left" w:pos="3216"/>
-        </w:tabs>
-        <w:spacing w:line="240" w:lineRule="auto"/>
-        <w:ind w:firstLine="0"/>
-        <w:rPr>
-          <w:rFonts w:ascii="Courier New" w:hAnsi="Courier New" w:cs="Courier New"/>
-          <w:iCs/>
-          <w:sz w:val="20"/>
-          <w:szCs w:val="20"/>
-          <w:lang w:val="en-US"/>
-        </w:rPr>
-      </w:pPr>
-      <w:r>
-        <w:rPr>
-          <w:rFonts w:ascii="Courier New" w:hAnsi="Courier New" w:cs="Courier New"/>
-          <w:iCs/>
-          <w:sz w:val="20"/>
-          <w:szCs w:val="20"/>
-          <w:lang w:val="en-US"/>
-        </w:rPr>
-        <w:t xml:space="preserve">    </w:t>
-      </w:r>
-      <w:proofErr w:type="gramStart"/>
-      <w:r>
-        <w:rPr>
-          <w:rFonts w:ascii="Courier New" w:hAnsi="Courier New" w:cs="Courier New"/>
-          <w:iCs/>
-          <w:sz w:val="20"/>
-          <w:szCs w:val="20"/>
-          <w:lang w:val="en-US"/>
-        </w:rPr>
-        <w:t>std::</w:t>
-      </w:r>
-      <w:proofErr w:type="spellStart"/>
-      <w:proofErr w:type="gramEnd"/>
-      <w:r>
-        <w:rPr>
-          <w:rFonts w:ascii="Courier New" w:hAnsi="Courier New" w:cs="Courier New"/>
-          <w:iCs/>
-          <w:sz w:val="20"/>
-          <w:szCs w:val="20"/>
-          <w:lang w:val="en-US"/>
-        </w:rPr>
-        <w:t>cout</w:t>
-      </w:r>
-      <w:proofErr w:type="spellEnd"/>
-      <w:r>
-        <w:rPr>
-          <w:rFonts w:ascii="Courier New" w:hAnsi="Courier New" w:cs="Courier New"/>
-          <w:iCs/>
-          <w:sz w:val="20"/>
-          <w:szCs w:val="20"/>
-          <w:lang w:val="en-US"/>
-        </w:rPr>
-        <w:t xml:space="preserve"> &lt;&lt; t;</w:t>
-      </w:r>
-    </w:p>
-    <w:p>
-      <w:pPr>
-        <w:tabs>
-          <w:tab w:val="left" w:pos="3216"/>
-        </w:tabs>
-        <w:spacing w:line="240" w:lineRule="auto"/>
-        <w:ind w:firstLine="0"/>
-        <w:rPr>
-          <w:rFonts w:ascii="Courier New" w:hAnsi="Courier New" w:cs="Courier New"/>
-          <w:iCs/>
-          <w:sz w:val="20"/>
-          <w:szCs w:val="20"/>
-        </w:rPr>
-      </w:pPr>
-      <w:r>
-        <w:rPr>
-          <w:rFonts w:ascii="Courier New" w:hAnsi="Courier New" w:cs="Courier New"/>
-          <w:iCs/>
-          <w:sz w:val="20"/>
-          <w:szCs w:val="20"/>
-          <w:lang w:val="en-US"/>
-        </w:rPr>
-        <w:t xml:space="preserve">    </w:t>
-      </w:r>
-      <w:proofErr w:type="spellStart"/>
-      <w:r>
-        <w:rPr>
-          <w:rFonts w:ascii="Courier New" w:hAnsi="Courier New" w:cs="Courier New"/>
-          <w:iCs/>
-          <w:sz w:val="20"/>
-          <w:szCs w:val="20"/>
-        </w:rPr>
-        <w:t>return</w:t>
-      </w:r>
-      <w:proofErr w:type="spellEnd"/>
-      <w:r>
-        <w:rPr>
-          <w:rFonts w:ascii="Courier New" w:hAnsi="Courier New" w:cs="Courier New"/>
-          <w:iCs/>
-          <w:sz w:val="20"/>
-          <w:szCs w:val="20"/>
-        </w:rPr>
-        <w:t xml:space="preserve"> 0;</w:t>
+      <w:r>
+        <w:rPr>
+          <w:rFonts w:ascii="Courier New" w:hAnsi="Courier New" w:cs="Courier New"/>
+          <w:iCs/>
+          <w:sz w:val="20"/>
+          <w:szCs w:val="20"/>
+        </w:rPr>
+        <w:t>return 0;</w:t>
       </w:r>
     </w:p>
     <w:p>
@@ -15915,6 +12925,7 @@
   <w:style w:type="character" w:default="1" w:styleId="a0">
     <w:name w:val="Default Paragraph Font"/>
     <w:uiPriority w:val="1"/>
+    <w:semiHidden/>
     <w:unhideWhenUsed/>
   </w:style>
   <w:style w:type="table" w:default="1" w:styleId="a1">
